--- a/06-学生侧材料/讲义/6-有机化学/加成反应.docx
+++ b/06-学生侧材料/讲义/6-有机化学/加成反应.docx
@@ -19844,7 +19844,7 @@
         <w:t>典型例题</w:t>
       </w:r>
     </w:p>
-    <w:bookmarkStart w:id="43" w:name="例1-亲电加成与重排"/>
+    <w:bookmarkStart w:id="43" w:name="例1-亲电加成与重排进阶"/>
     <w:p>
       <w:pPr>
         <w:pStyle w:val="Heading3"/>
@@ -19872,13 +19872,25 @@
         <w:rPr>
           <w:rFonts w:hint="eastAsia" w:ascii="Times New Roman" w:hAnsi="Times New Roman" w:eastAsia="SimHei" w:cs="Times New Roman"/>
         </w:rPr>
-        <w:t xml:space="preserve">亲电加成与重排</w:t>
-      </w:r>
-      <w:r>
-        <w:rPr>
-          <w:rFonts w:ascii="Times New Roman" w:hAnsi="Times New Roman" w:eastAsia="Times New Roman" w:cs="Times New Roman"/>
-        </w:rPr>
-        <w:t xml:space="preserve"> ⭐⭐⭐</w:t>
+        <w:t>亲电加成与重排</w:t>
+      </w:r>
+      <w:r>
+        <w:rPr>
+          <w:rFonts w:hint="eastAsia" w:ascii="Times New Roman" w:hAnsi="Times New Roman" w:eastAsia="Times New Roman" w:cs="Times New Roman"/>
+        </w:rPr>
+        <w:t>（</w:t>
+      </w:r>
+      <w:r>
+        <w:rPr>
+          <w:rFonts w:hint="eastAsia" w:ascii="Times New Roman" w:hAnsi="Times New Roman" w:eastAsia="SimHei" w:cs="Times New Roman"/>
+        </w:rPr>
+        <w:t>进阶</w:t>
+      </w:r>
+      <w:r>
+        <w:rPr>
+          <w:rFonts w:hint="eastAsia" w:ascii="Times New Roman" w:hAnsi="Times New Roman" w:eastAsia="Times New Roman" w:cs="Times New Roman"/>
+        </w:rPr>
+        <w:t>）</w:t>
       </w:r>
     </w:p>
     <w:p>
@@ -20650,7 +20662,7 @@
       </w:r>
     </w:p>
     <w:bookmarkEnd w:id="43"/>
-    <w:bookmarkStart w:id="44" w:name="例2-立体化学br₂加成的反式特征"/>
+    <w:bookmarkStart w:id="44" w:name="例2-立体化学br₂加成的反式特征进阶"/>
     <w:p>
       <w:pPr>
         <w:pStyle w:val="Heading3"/>
@@ -20701,9 +20713,21 @@
       </w:r>
       <w:r>
         <w:rPr>
-          <w:rFonts w:ascii="Times New Roman" w:hAnsi="Times New Roman" w:eastAsia="Times New Roman" w:cs="Times New Roman"/>
-        </w:rPr>
-        <w:t xml:space="preserve"> ⭐⭐⭐</w:t>
+          <w:rFonts w:hint="eastAsia" w:ascii="Times New Roman" w:hAnsi="Times New Roman" w:eastAsia="Times New Roman" w:cs="Times New Roman"/>
+        </w:rPr>
+        <w:t>（</w:t>
+      </w:r>
+      <w:r>
+        <w:rPr>
+          <w:rFonts w:hint="eastAsia" w:ascii="Times New Roman" w:hAnsi="Times New Roman" w:eastAsia="SimHei" w:cs="Times New Roman"/>
+        </w:rPr>
+        <w:t>进阶</w:t>
+      </w:r>
+      <w:r>
+        <w:rPr>
+          <w:rFonts w:hint="eastAsia" w:ascii="Times New Roman" w:hAnsi="Times New Roman" w:eastAsia="Times New Roman" w:cs="Times New Roman"/>
+        </w:rPr>
+        <w:t>）</w:t>
       </w:r>
     </w:p>
     <w:p>
@@ -21367,7 +21391,7 @@
       </w:r>
     </w:p>
     <w:bookmarkEnd w:id="44"/>
-    <w:bookmarkStart w:id="45" w:name="例3-硼氢化与羟汞化的对比"/>
+    <w:bookmarkStart w:id="45" w:name="例3-硼氢化与羟汞化的对比进阶"/>
     <w:p>
       <w:pPr>
         <w:pStyle w:val="Heading3"/>
@@ -21395,13 +21419,25 @@
         <w:rPr>
           <w:rFonts w:hint="eastAsia" w:ascii="Times New Roman" w:hAnsi="Times New Roman" w:eastAsia="SimHei" w:cs="Times New Roman"/>
         </w:rPr>
-        <w:t xml:space="preserve">硼氢化与羟汞化的对比</w:t>
-      </w:r>
-      <w:r>
-        <w:rPr>
-          <w:rFonts w:ascii="Times New Roman" w:hAnsi="Times New Roman" w:eastAsia="Times New Roman" w:cs="Times New Roman"/>
-        </w:rPr>
-        <w:t xml:space="preserve"> ⭐⭐⭐</w:t>
+        <w:t>硼氢化与羟汞化的对比</w:t>
+      </w:r>
+      <w:r>
+        <w:rPr>
+          <w:rFonts w:hint="eastAsia" w:ascii="Times New Roman" w:hAnsi="Times New Roman" w:eastAsia="Times New Roman" w:cs="Times New Roman"/>
+        </w:rPr>
+        <w:t>（</w:t>
+      </w:r>
+      <w:r>
+        <w:rPr>
+          <w:rFonts w:hint="eastAsia" w:ascii="Times New Roman" w:hAnsi="Times New Roman" w:eastAsia="SimHei" w:cs="Times New Roman"/>
+        </w:rPr>
+        <w:t>进阶</w:t>
+      </w:r>
+      <w:r>
+        <w:rPr>
+          <w:rFonts w:hint="eastAsia" w:ascii="Times New Roman" w:hAnsi="Times New Roman" w:eastAsia="Times New Roman" w:cs="Times New Roman"/>
+        </w:rPr>
+        <w:t>）</w:t>
       </w:r>
     </w:p>
     <w:p>
@@ -22117,7 +22153,7 @@
       </w:r>
     </w:p>
     <w:bookmarkEnd w:id="45"/>
-    <w:bookmarkStart w:id="46" w:name="例4-共轭二烯的动力学热力学控制"/>
+    <w:bookmarkStart w:id="46" w:name="例4-共轭二烯的动力学热力学控制进阶"/>
     <w:p>
       <w:pPr>
         <w:pStyle w:val="Heading3"/>
@@ -22161,9 +22197,21 @@
       </w:r>
       <w:r>
         <w:rPr>
-          <w:rFonts w:ascii="Times New Roman" w:hAnsi="Times New Roman" w:eastAsia="Times New Roman" w:cs="Times New Roman"/>
-        </w:rPr>
-        <w:t xml:space="preserve"> ⭐⭐⭐</w:t>
+          <w:rFonts w:hint="eastAsia" w:ascii="Times New Roman" w:hAnsi="Times New Roman" w:eastAsia="Times New Roman" w:cs="Times New Roman"/>
+        </w:rPr>
+        <w:t>（</w:t>
+      </w:r>
+      <w:r>
+        <w:rPr>
+          <w:rFonts w:hint="eastAsia" w:ascii="Times New Roman" w:hAnsi="Times New Roman" w:eastAsia="SimHei" w:cs="Times New Roman"/>
+        </w:rPr>
+        <w:t>进阶</w:t>
+      </w:r>
+      <w:r>
+        <w:rPr>
+          <w:rFonts w:hint="eastAsia" w:ascii="Times New Roman" w:hAnsi="Times New Roman" w:eastAsia="Times New Roman" w:cs="Times New Roman"/>
+        </w:rPr>
+        <w:t>）</w:t>
       </w:r>
     </w:p>
     <w:p>
@@ -22939,7 +22987,7 @@
       </w:r>
     </w:p>
     <w:bookmarkEnd w:id="46"/>
-    <w:bookmarkStart w:id="47" w:name="例5-12--vs-14-亲核加成硬软试剂"/>
+    <w:bookmarkStart w:id="47" w:name="例5-12--vs-14-亲核加成硬软试剂挑战"/>
     <w:p>
       <w:pPr>
         <w:pStyle w:val="Heading3"/>
@@ -22989,9 +23037,21 @@
       </w:r>
       <w:r>
         <w:rPr>
-          <w:rFonts w:ascii="Times New Roman" w:hAnsi="Times New Roman" w:eastAsia="Times New Roman" w:cs="Times New Roman"/>
-        </w:rPr>
-        <w:t xml:space="preserve"> ⭐⭐⭐⭐</w:t>
+          <w:rFonts w:hint="eastAsia" w:ascii="Times New Roman" w:hAnsi="Times New Roman" w:eastAsia="Times New Roman" w:cs="Times New Roman"/>
+        </w:rPr>
+        <w:t>（</w:t>
+      </w:r>
+      <w:r>
+        <w:rPr>
+          <w:rFonts w:hint="eastAsia" w:ascii="Times New Roman" w:hAnsi="Times New Roman" w:eastAsia="SimHei" w:cs="Times New Roman"/>
+        </w:rPr>
+        <w:t>挑战</w:t>
+      </w:r>
+      <w:r>
+        <w:rPr>
+          <w:rFonts w:hint="eastAsia" w:ascii="Times New Roman" w:hAnsi="Times New Roman" w:eastAsia="Times New Roman" w:cs="Times New Roman"/>
+        </w:rPr>
+        <w:t>）</w:t>
       </w:r>
     </w:p>
     <w:p>
@@ -24014,7 +24074,7 @@
       </w:r>
     </w:p>
     <w:bookmarkEnd w:id="47"/>
-    <w:bookmarkStart w:id="48" w:name="例6-diels-alder反应的立体专一性"/>
+    <w:bookmarkStart w:id="48" w:name="例6-diels-alder反应的立体专一性挑战"/>
     <w:p>
       <w:pPr>
         <w:pStyle w:val="Heading3"/>
@@ -24052,9 +24112,21 @@
       </w:r>
       <w:r>
         <w:rPr>
-          <w:rFonts w:ascii="Times New Roman" w:hAnsi="Times New Roman" w:eastAsia="Times New Roman" w:cs="Times New Roman"/>
-        </w:rPr>
-        <w:t xml:space="preserve"> ⭐⭐⭐⭐</w:t>
+          <w:rFonts w:hint="eastAsia" w:ascii="Times New Roman" w:hAnsi="Times New Roman" w:eastAsia="Times New Roman" w:cs="Times New Roman"/>
+        </w:rPr>
+        <w:t>（</w:t>
+      </w:r>
+      <w:r>
+        <w:rPr>
+          <w:rFonts w:hint="eastAsia" w:ascii="Times New Roman" w:hAnsi="Times New Roman" w:eastAsia="SimHei" w:cs="Times New Roman"/>
+        </w:rPr>
+        <w:t>挑战</w:t>
+      </w:r>
+      <w:r>
+        <w:rPr>
+          <w:rFonts w:hint="eastAsia" w:ascii="Times New Roman" w:hAnsi="Times New Roman" w:eastAsia="Times New Roman" w:cs="Times New Roman"/>
+        </w:rPr>
+        <w:t>）</w:t>
       </w:r>
     </w:p>
     <w:p>
@@ -28810,13 +28882,7 @@
         <w:rPr>
           <w:rFonts w:hint="eastAsia" w:ascii="Times New Roman" w:hAnsi="Times New Roman" w:eastAsia="SimHei" w:cs="Times New Roman"/>
         </w:rPr>
-        <w:t>基础巩固</w:t>
-      </w:r>
-      <w:r>
-        <w:rPr>
-          <w:rFonts w:hint="eastAsia" w:ascii="Times New Roman" w:hAnsi="Times New Roman" w:eastAsia="Times New Roman" w:cs="Times New Roman"/>
-        </w:rPr>
-        <w:t>(⭐⭐)</w:t>
+        <w:t xml:space="preserve">基础巩固</w:t>
       </w:r>
     </w:p>
     <w:p>
@@ -29128,13 +29194,7 @@
         <w:rPr>
           <w:rFonts w:hint="eastAsia" w:ascii="Times New Roman" w:hAnsi="Times New Roman" w:eastAsia="SimHei" w:cs="Times New Roman"/>
         </w:rPr>
-        <w:t>提高训练</w:t>
-      </w:r>
-      <w:r>
-        <w:rPr>
-          <w:rFonts w:hint="eastAsia" w:ascii="Times New Roman" w:hAnsi="Times New Roman" w:eastAsia="Times New Roman" w:cs="Times New Roman"/>
-        </w:rPr>
-        <w:t>(⭐⭐⭐)</w:t>
+        <w:t xml:space="preserve">提高训练</w:t>
       </w:r>
     </w:p>
     <w:p>
@@ -29476,13 +29536,7 @@
         <w:rPr>
           <w:rFonts w:hint="eastAsia" w:ascii="Times New Roman" w:hAnsi="Times New Roman" w:eastAsia="SimHei" w:cs="Times New Roman"/>
         </w:rPr>
-        <w:t>综合挑战</w:t>
-      </w:r>
-      <w:r>
-        <w:rPr>
-          <w:rFonts w:hint="eastAsia" w:ascii="Times New Roman" w:hAnsi="Times New Roman" w:eastAsia="Times New Roman" w:cs="Times New Roman"/>
-        </w:rPr>
-        <w:t>(⭐⭐⭐⭐)</w:t>
+        <w:t xml:space="preserve">综合挑战</w:t>
       </w:r>
     </w:p>
     <w:p>

--- a/06-学生侧材料/讲义/6-有机化学/加成反应.docx
+++ b/06-学生侧材料/讲义/6-有机化学/加成反应.docx
@@ -2,7 +2,7 @@
 <file path=word/document.xml><?xml version="1.0" encoding="utf-8"?>
 <w:document xmlns:w="http://schemas.openxmlformats.org/wordprocessingml/2006/main" xmlns:m="http://schemas.openxmlformats.org/officeDocument/2006/math" xmlns:r="http://schemas.openxmlformats.org/officeDocument/2006/relationships" xmlns:o="urn:schemas-microsoft-com:office:office" xmlns:v="urn:schemas-microsoft-com:vml" xmlns:w10="urn:schemas-microsoft-com:office:word" xmlns:a="http://schemas.openxmlformats.org/drawingml/2006/main" xmlns:pic="http://schemas.openxmlformats.org/drawingml/2006/picture" xmlns:wp="http://schemas.openxmlformats.org/drawingml/2006/wordprocessingDrawing">
   <w:body>
-    <w:bookmarkStart w:id="66" w:name="加成反应提高班"/>
+    <w:bookmarkStart w:id="64" w:name="加成反应提高班"/>
     <w:p>
       <w:pPr>
         <w:pStyle w:val="Heading1"/>
@@ -2651,7 +2651,7 @@
     </w:tbl>
     <w:p>
       <w:pPr>
-        <w:pStyle w:val="BodyText"/>
+        <w:pStyle w:val="BlockText"/>
         <w:spacing w:before="120"/>
       </w:pPr>
       <w:r>
@@ -3904,7 +3904,7 @@
     </w:tbl>
     <w:p>
       <w:pPr>
-        <w:pStyle w:val="BodyText"/>
+        <w:pStyle w:val="BlockText"/>
         <w:spacing w:before="120"/>
       </w:pPr>
       <w:r>
@@ -3974,7 +3974,7 @@
     </w:p>
     <w:p>
       <w:pPr>
-        <w:pStyle w:val="BodyText"/>
+        <w:pStyle w:val="FirstParagraph"/>
       </w:pPr>
       <w:r>
         <w:rPr>
@@ -7041,7 +7041,7 @@
     </w:tbl>
     <w:p>
       <w:pPr>
-        <w:pStyle w:val="BodyText"/>
+        <w:pStyle w:val="BlockText"/>
         <w:spacing w:before="120"/>
       </w:pPr>
       <w:r>
@@ -9803,7 +9803,7 @@
     </w:tbl>
     <w:p>
       <w:pPr>
-        <w:pStyle w:val="BodyText"/>
+        <w:pStyle w:val="BlockText"/>
         <w:spacing w:before="120"/>
       </w:pPr>
       <w:r>
@@ -13538,7 +13538,7 @@
     </w:p>
     <w:p>
       <w:pPr>
-        <w:pStyle w:val="BodyText"/>
+        <w:pStyle w:val="BlockText"/>
       </w:pPr>
       <w:r>
         <w:rPr>
@@ -15671,7 +15671,7 @@
     </w:p>
     <w:p>
       <w:pPr>
-        <w:pStyle w:val="BodyText"/>
+        <w:pStyle w:val="BlockText"/>
       </w:pPr>
       <w:r>
         <w:rPr>
@@ -27823,7 +27823,7 @@
     </w:p>
     <w:bookmarkEnd w:id="52"/>
     <w:bookmarkEnd w:id="53"/>
-    <w:bookmarkStart w:id="60" w:name="十二核心速查卡"/>
+    <w:bookmarkStart w:id="58" w:name="十二核心速查卡"/>
     <w:p>
       <w:pPr>
         <w:pStyle w:val="Heading2"/>
@@ -28928,7 +28928,7 @@
       </w:tr>
     </w:tbl>
     <w:bookmarkEnd w:id="56"/>
-    <w:bookmarkStart w:id="59" w:name="环加成允许性"/>
+    <w:bookmarkStart w:id="57" w:name="环加成允许性"/>
     <w:p>
       <w:pPr>
         <w:pStyle w:val="Heading3"/>
@@ -29098,14 +29098,24 @@
               <w:pStyle w:val="Compact"/>
               <w:jc w:val="center"/>
             </w:pPr>
-            <w:hyperlink r:id="rId57">
-              <w:r>
-                <w:rPr>
-                  <w:rStyle w:val="Hyperlink"/>
-                </w:rPr>
-                <w:t xml:space="preserve">2+2</w:t>
-              </w:r>
-            </w:hyperlink>
+            <w:r>
+              <w:rPr>
+                <w:rFonts w:hint="eastAsia" w:ascii="Times New Roman" w:hAnsi="Times New Roman" w:eastAsia="Times New Roman" w:cs="Times New Roman"/>
+              </w:rPr>
+              <w:t>[2+2]（</w:t>
+            </w:r>
+            <w:r>
+              <w:rPr>
+                <w:rFonts w:hint="eastAsia" w:ascii="Times New Roman" w:hAnsi="Times New Roman" w:eastAsia="FangSong" w:cs="Times New Roman"/>
+              </w:rPr>
+              <w:t>普通</w:t>
+            </w:r>
+            <w:r>
+              <w:rPr>
+                <w:rFonts w:hint="eastAsia" w:ascii="Times New Roman" w:hAnsi="Times New Roman" w:eastAsia="Times New Roman" w:cs="Times New Roman"/>
+              </w:rPr>
+              <w:t>）</w:t>
+            </w:r>
           </w:p>
         </w:tc>
         <w:tc>
@@ -29156,14 +29166,24 @@
               <w:pStyle w:val="Compact"/>
               <w:jc w:val="center"/>
             </w:pPr>
-            <w:hyperlink r:id="rId58">
-              <w:r>
-                <w:rPr>
-                  <w:rStyle w:val="Hyperlink"/>
-                </w:rPr>
-                <w:t xml:space="preserve">2+2</w:t>
-              </w:r>
-            </w:hyperlink>
+            <w:r>
+              <w:rPr>
+                <w:rFonts w:hint="eastAsia" w:ascii="Times New Roman" w:hAnsi="Times New Roman" w:eastAsia="Times New Roman" w:cs="Times New Roman"/>
+              </w:rPr>
+              <w:t>[2+2]（</w:t>
+            </w:r>
+            <w:r>
+              <w:rPr>
+                <w:rFonts w:hint="eastAsia" w:ascii="Times New Roman" w:hAnsi="Times New Roman" w:eastAsia="FangSong" w:cs="Times New Roman"/>
+              </w:rPr>
+              <w:t>烯酮</w:t>
+            </w:r>
+            <w:r>
+              <w:rPr>
+                <w:rFonts w:hint="eastAsia" w:ascii="Times New Roman" w:hAnsi="Times New Roman" w:eastAsia="Times New Roman" w:cs="Times New Roman"/>
+              </w:rPr>
+              <w:t>）</w:t>
+            </w:r>
           </w:p>
         </w:tc>
         <w:tc>
@@ -29211,9 +29231,9 @@
         </w:pict>
       </w:r>
     </w:p>
-    <w:bookmarkEnd w:id="59"/>
-    <w:bookmarkEnd w:id="60"/>
-    <w:bookmarkStart w:id="64" w:name="十三练习题"/>
+    <w:bookmarkEnd w:id="57"/>
+    <w:bookmarkEnd w:id="58"/>
+    <w:bookmarkStart w:id="62" w:name="十三练习题"/>
     <w:p>
       <w:pPr>
         <w:pStyle w:val="Heading2"/>
@@ -29238,7 +29258,7 @@
         <w:t>练习题</w:t>
       </w:r>
     </w:p>
-    <w:bookmarkStart w:id="61" w:name="基础巩固"/>
+    <w:bookmarkStart w:id="59" w:name="基础巩固"/>
     <w:p>
       <w:pPr>
         <w:pStyle w:val="Heading3"/>
@@ -29549,8 +29569,8 @@
         <w:t>？</w:t>
       </w:r>
     </w:p>
-    <w:bookmarkEnd w:id="61"/>
-    <w:bookmarkStart w:id="62" w:name="提高训练"/>
+    <w:bookmarkEnd w:id="59"/>
+    <w:bookmarkStart w:id="60" w:name="提高训练"/>
     <w:p>
       <w:pPr>
         <w:pStyle w:val="Heading3"/>
@@ -29891,8 +29911,8 @@
         <w:t>。</w:t>
       </w:r>
     </w:p>
-    <w:bookmarkEnd w:id="62"/>
-    <w:bookmarkStart w:id="63" w:name="综合挑战"/>
+    <w:bookmarkEnd w:id="60"/>
+    <w:bookmarkStart w:id="61" w:name="综合挑战"/>
     <w:p>
       <w:pPr>
         <w:pStyle w:val="Heading3"/>
@@ -30638,9 +30658,9 @@
         </w:pict>
       </w:r>
     </w:p>
-    <w:bookmarkEnd w:id="63"/>
-    <w:bookmarkEnd w:id="64"/>
-    <w:bookmarkStart w:id="65" w:name="参考答案"/>
+    <w:bookmarkEnd w:id="61"/>
+    <w:bookmarkEnd w:id="62"/>
+    <w:bookmarkStart w:id="63" w:name="参考答案"/>
     <w:p>
       <w:pPr>
         <w:pStyle w:val="Heading2"/>
@@ -33510,8 +33530,8 @@
         <w:t>。</w:t>
       </w:r>
     </w:p>
-    <w:bookmarkEnd w:id="65"/>
-    <w:bookmarkEnd w:id="66"/>
+    <w:bookmarkEnd w:id="63"/>
+    <w:bookmarkEnd w:id="64"/>
     <w:sectPr>
       <w:footerReference w:type="default" r:id="rId9"/>
       <w:footnotePr>

--- a/06-学生侧材料/讲义/6-有机化学/加成反应.docx
+++ b/06-学生侧材料/讲义/6-有机化学/加成反应.docx
@@ -12722,7 +12722,7 @@
               <w:rPr>
                 <w:rFonts w:ascii="Times New Roman" w:hAnsi="Times New Roman" w:eastAsia="Times New Roman" w:cs="Times New Roman"/>
               </w:rPr>
-              <w:t xml:space="preserve">❌ </w:t>
+              <w:t xml:space="preserve">✗ </w:t>
             </w:r>
             <w:r>
               <w:rPr>
@@ -12802,7 +12802,7 @@
               <w:rPr>
                 <w:rFonts w:ascii="Times New Roman" w:hAnsi="Times New Roman" w:eastAsia="Times New Roman" w:cs="Times New Roman"/>
               </w:rPr>
-              <w:t xml:space="preserve">❌ </w:t>
+              <w:t xml:space="preserve">✗ </w:t>
             </w:r>
             <w:r>
               <w:rPr>
@@ -12908,7 +12908,7 @@
               <w:rPr>
                 <w:rFonts w:ascii="Times New Roman" w:hAnsi="Times New Roman" w:eastAsia="Times New Roman" w:cs="Times New Roman"/>
               </w:rPr>
-              <w:t xml:space="preserve">❌ </w:t>
+              <w:t xml:space="preserve">✗ </w:t>
             </w:r>
             <w:r>
               <w:rPr>
@@ -13185,7 +13185,7 @@
               <w:rPr>
                 <w:rFonts w:ascii="Times New Roman" w:hAnsi="Times New Roman" w:eastAsia="Times New Roman" w:cs="Times New Roman"/>
               </w:rPr>
-              <w:t xml:space="preserve">❌ </w:t>
+              <w:t xml:space="preserve">✗ </w:t>
             </w:r>
             <w:r>
               <w:rPr>
@@ -15101,7 +15101,7 @@
               <w:rPr>
                 <w:rFonts w:ascii="Times New Roman" w:hAnsi="Times New Roman" w:eastAsia="Times New Roman" w:cs="Times New Roman"/>
               </w:rPr>
-              <w:t xml:space="preserve">❌</w:t>
+              <w:t xml:space="preserve">✗</w:t>
             </w:r>
             <w:r>
               <w:rPr>
@@ -28121,7 +28121,7 @@
               <w:rPr>
                 <w:rFonts w:ascii="Times New Roman" w:hAnsi="Times New Roman" w:eastAsia="Times New Roman" w:cs="Times New Roman"/>
               </w:rPr>
-              <w:t xml:space="preserve">❌</w:t>
+              <w:t xml:space="preserve">✗</w:t>
             </w:r>
           </w:p>
         </w:tc>
@@ -28219,7 +28219,7 @@
               <w:rPr>
                 <w:rFonts w:ascii="Times New Roman" w:hAnsi="Times New Roman" w:eastAsia="Times New Roman" w:cs="Times New Roman"/>
               </w:rPr>
-              <w:t xml:space="preserve">❌</w:t>
+              <w:t xml:space="preserve">✗</w:t>
             </w:r>
           </w:p>
         </w:tc>
@@ -28430,7 +28430,7 @@
               <w:rPr>
                 <w:rFonts w:ascii="Times New Roman" w:hAnsi="Times New Roman" w:eastAsia="Times New Roman" w:cs="Times New Roman"/>
               </w:rPr>
-              <w:t xml:space="preserve">❌</w:t>
+              <w:t xml:space="preserve">✗</w:t>
             </w:r>
           </w:p>
         </w:tc>
@@ -28529,7 +28529,7 @@
               <w:rPr>
                 <w:rFonts w:ascii="Times New Roman" w:hAnsi="Times New Roman" w:eastAsia="Times New Roman" w:cs="Times New Roman"/>
               </w:rPr>
-              <w:t xml:space="preserve">❌</w:t>
+              <w:t xml:space="preserve">✗</w:t>
             </w:r>
           </w:p>
         </w:tc>
@@ -28615,7 +28615,7 @@
               <w:rPr>
                 <w:rFonts w:ascii="Times New Roman" w:hAnsi="Times New Roman" w:eastAsia="Times New Roman" w:cs="Times New Roman"/>
               </w:rPr>
-              <w:t xml:space="preserve">❌</w:t>
+              <w:t xml:space="preserve">✗</w:t>
             </w:r>
           </w:p>
         </w:tc>
@@ -29129,7 +29129,7 @@
               <w:rPr>
                 <w:rFonts w:ascii="Times New Roman" w:hAnsi="Times New Roman" w:eastAsia="Times New Roman" w:cs="Times New Roman"/>
               </w:rPr>
-              <w:t xml:space="preserve">❌</w:t>
+              <w:t xml:space="preserve">✗</w:t>
             </w:r>
           </w:p>
         </w:tc>

--- a/06-学生侧材料/讲义/6-有机化学/加成反应.docx
+++ b/06-学生侧材料/讲义/6-有机化学/加成反应.docx
@@ -3994,7 +3994,7 @@
         <w:rPr>
           <w:rFonts w:hint="eastAsia" w:ascii="Times New Roman" w:hAnsi="Times New Roman" w:eastAsia="FangSong" w:cs="Times New Roman"/>
         </w:rPr>
-        <w:t>大空阻烯烃的溴鎓离子已被</w:t>
+        <w:t>大位阻烯烃的溴鎓离子已被</w:t>
       </w:r>
       <w:r>
         <w:rPr>
@@ -5695,37 +5695,73 @@
         <w:rPr>
           <w:rFonts w:hint="eastAsia" w:ascii="Times New Roman" w:hAnsi="Times New Roman" w:eastAsia="Times New Roman" w:cs="Times New Roman"/>
         </w:rPr>
-        <w:t>(H-Cl</w:t>
-      </w:r>
-      <w:r>
-        <w:rPr>
-          <w:rFonts w:hint="eastAsia" w:ascii="Times New Roman" w:hAnsi="Times New Roman" w:eastAsia="FangSong" w:cs="Times New Roman"/>
-        </w:rPr>
-        <w:t>键太强无法均裂</w:t>
-      </w:r>
-      <w:r>
-        <w:rPr>
-          <w:rFonts w:hint="eastAsia" w:ascii="Times New Roman" w:hAnsi="Times New Roman" w:eastAsia="Times New Roman" w:cs="Times New Roman"/>
-        </w:rPr>
-        <w:t>，H-I</w:t>
-      </w:r>
-      <w:r>
-        <w:rPr>
-          <w:rFonts w:hint="eastAsia" w:ascii="Times New Roman" w:hAnsi="Times New Roman" w:eastAsia="FangSong" w:cs="Times New Roman"/>
-        </w:rPr>
-        <w:t>键太弱使</w:t>
-      </w:r>
-      <w:r>
-        <w:rPr>
-          <w:rFonts w:hint="eastAsia" w:ascii="Times New Roman" w:hAnsi="Times New Roman" w:eastAsia="Times New Roman" w:cs="Times New Roman"/>
-        </w:rPr>
-        <w:t>I·</w:t>
-      </w:r>
-      <w:r>
-        <w:rPr>
-          <w:rFonts w:hint="eastAsia" w:ascii="Times New Roman" w:hAnsi="Times New Roman" w:eastAsia="FangSong" w:cs="Times New Roman"/>
-        </w:rPr>
-        <w:t>不具进攻性</w:t>
+        <w:t>(</w:t>
+      </w:r>
+      <w:r>
+        <w:rPr>
+          <w:rFonts w:hint="eastAsia" w:ascii="Times New Roman" w:hAnsi="Times New Roman" w:eastAsia="FangSong" w:cs="Times New Roman"/>
+        </w:rPr>
+        <w:t>链增长步</w:t>
+      </w:r>
+      <w:r>
+        <w:rPr>
+          <w:rFonts w:hint="eastAsia" w:ascii="Times New Roman" w:hAnsi="Times New Roman" w:eastAsia="Times New Roman" w:cs="Times New Roman"/>
+        </w:rPr>
+        <w:t>R·</w:t>
+      </w:r>
+      <w:r>
+        <w:rPr>
+          <w:rFonts w:hint="eastAsia" w:ascii="Times New Roman" w:hAnsi="Times New Roman" w:eastAsia="FangSong" w:cs="Times New Roman"/>
+        </w:rPr>
+        <w:t>从</w:t>
+      </w:r>
+      <w:r>
+        <w:rPr>
+          <w:rFonts w:hint="eastAsia" w:ascii="Times New Roman" w:hAnsi="Times New Roman" w:eastAsia="Times New Roman" w:cs="Times New Roman"/>
+        </w:rPr>
+        <w:t>HCl</w:t>
+      </w:r>
+      <w:r>
+        <w:rPr>
+          <w:rFonts w:hint="eastAsia" w:ascii="Times New Roman" w:hAnsi="Times New Roman" w:eastAsia="FangSong" w:cs="Times New Roman"/>
+        </w:rPr>
+        <w:t>夺</w:t>
+      </w:r>
+      <w:r>
+        <w:rPr>
+          <w:rFonts w:hint="eastAsia" w:ascii="Times New Roman" w:hAnsi="Times New Roman" w:eastAsia="Times New Roman" w:cs="Times New Roman"/>
+        </w:rPr>
+        <w:t>H</w:t>
+      </w:r>
+      <w:r>
+        <w:rPr>
+          <w:rFonts w:hint="eastAsia" w:ascii="Times New Roman" w:hAnsi="Times New Roman" w:eastAsia="FangSong" w:cs="Times New Roman"/>
+        </w:rPr>
+        <w:t>是吸热步骤</w:t>
+      </w:r>
+      <w:r>
+        <w:rPr>
+          <w:rFonts w:hint="eastAsia" w:ascii="Times New Roman" w:hAnsi="Times New Roman" w:eastAsia="Times New Roman" w:cs="Times New Roman"/>
+        </w:rPr>
+        <w:t>；I·</w:t>
+      </w:r>
+      <w:r>
+        <w:rPr>
+          <w:rFonts w:hint="eastAsia" w:ascii="Times New Roman" w:hAnsi="Times New Roman" w:eastAsia="FangSong" w:cs="Times New Roman"/>
+        </w:rPr>
+        <w:t>与烯烃加成同样吸热</w:t>
+      </w:r>
+      <w:r>
+        <w:rPr>
+          <w:rFonts w:hint="eastAsia" w:ascii="Times New Roman" w:hAnsi="Times New Roman" w:eastAsia="Times New Roman" w:cs="Times New Roman"/>
+        </w:rPr>
+        <w:t>、</w:t>
+      </w:r>
+      <w:r>
+        <w:rPr>
+          <w:rFonts w:hint="eastAsia" w:ascii="Times New Roman" w:hAnsi="Times New Roman" w:eastAsia="FangSong" w:cs="Times New Roman"/>
+        </w:rPr>
+        <w:t>无法进行</w:t>
       </w:r>
       <w:r>
         <w:rPr>
@@ -13261,59 +13297,109 @@
         <w:rPr>
           <w:rFonts w:hint="eastAsia" w:ascii="Times New Roman" w:hAnsi="Times New Roman" w:eastAsia="FangSong" w:cs="Times New Roman"/>
         </w:rPr>
-        <w:t>手性羰基化合物的亲核加成</w:t>
-      </w:r>
-      <w:r>
-        <w:rPr>
-          <w:rFonts w:hint="eastAsia" w:ascii="Times New Roman" w:hAnsi="Times New Roman" w:eastAsia="Times New Roman" w:cs="Times New Roman"/>
-        </w:rPr>
-        <w:t>，</w:t>
-      </w:r>
-      <w:r>
-        <w:rPr>
-          <w:rFonts w:hint="eastAsia" w:ascii="Times New Roman" w:hAnsi="Times New Roman" w:eastAsia="FangSong" w:cs="Times New Roman"/>
-        </w:rPr>
-        <w:t>可用</w:t>
-      </w:r>
-      <w:r>
-        <w:rPr>
-          <w:rFonts w:hint="eastAsia" w:ascii="Times New Roman" w:hAnsi="Times New Roman" w:eastAsia="Times New Roman" w:cs="Times New Roman"/>
+        <w:t>手性羰基化合物</w:t>
+      </w:r>
+      <w:r>
+        <w:rPr>
+          <w:rFonts w:hint="eastAsia" w:ascii="Times New Roman" w:hAnsi="Times New Roman" w:eastAsia="Times New Roman" w:cs="Times New Roman"/>
+        </w:rPr>
+        <w:t>（</w:t>
+      </w:r>
+      <w:r>
+        <w:rPr>
+          <w:rFonts w:hint="eastAsia" w:ascii="Times New Roman" w:hAnsi="Times New Roman" w:eastAsia="FangSong" w:cs="Times New Roman"/>
+        </w:rPr>
+        <w:t>羰基旁的手性碳连大</w:t>
+      </w:r>
+      <w:r>
+        <w:rPr>
+          <w:rFonts w:hint="eastAsia" w:ascii="Times New Roman" w:hAnsi="Times New Roman" w:eastAsia="Times New Roman" w:cs="Times New Roman"/>
+        </w:rPr>
+        <w:t>/</w:t>
+      </w:r>
+      <w:r>
+        <w:rPr>
+          <w:rFonts w:hint="eastAsia" w:ascii="Times New Roman" w:hAnsi="Times New Roman" w:eastAsia="FangSong" w:cs="Times New Roman"/>
+        </w:rPr>
+        <w:t>中</w:t>
+      </w:r>
+      <w:r>
+        <w:rPr>
+          <w:rFonts w:hint="eastAsia" w:ascii="Times New Roman" w:hAnsi="Times New Roman" w:eastAsia="Times New Roman" w:cs="Times New Roman"/>
+        </w:rPr>
+        <w:t>/</w:t>
+      </w:r>
+      <w:r>
+        <w:rPr>
+          <w:rFonts w:hint="eastAsia" w:ascii="Times New Roman" w:hAnsi="Times New Roman" w:eastAsia="FangSong" w:cs="Times New Roman"/>
+        </w:rPr>
+        <w:t>小三个基团</w:t>
+      </w:r>
+      <w:r>
+        <w:rPr>
+          <w:rFonts w:ascii="Times New Roman" w:hAnsi="Times New Roman" w:eastAsia="Times New Roman" w:cs="Times New Roman"/>
+        </w:rPr>
+        <w:t xml:space="preserve"> </w:t>
+      </w:r>
+      <w:r>
+        <w:rPr>
+          <w:rFonts w:hint="eastAsia" w:ascii="Times New Roman" w:hAnsi="Times New Roman" w:eastAsia="Times New Roman" w:cs="Times New Roman"/>
+        </w:rPr>
+        <w:t>L/M/S）</w:t>
+      </w:r>
+      <w:r>
+        <w:rPr>
+          <w:rFonts w:hint="eastAsia" w:ascii="Times New Roman" w:hAnsi="Times New Roman" w:eastAsia="FangSong" w:cs="Times New Roman"/>
+        </w:rPr>
+        <w:t>的</w:t>
+      </w:r>
+      <w:r>
+        <w:rPr>
+          <w:rFonts w:hint="eastAsia" w:ascii="Times New Roman" w:hAnsi="Times New Roman" w:eastAsia="FangSong" w:cs="Times New Roman"/>
           <w:b/>
           <w:bCs/>
         </w:rPr>
-        <w:t>Cram</w:t>
-      </w:r>
-      <w:r>
-        <w:rPr>
-          <w:rFonts w:hint="eastAsia" w:ascii="Times New Roman" w:hAnsi="Times New Roman" w:eastAsia="FangSong" w:cs="Times New Roman"/>
+        <w:t xml:space="preserve">非螯合</w:t>
+      </w:r>
+      <w:r>
+        <w:rPr>
+          <w:rFonts w:hint="eastAsia" w:ascii="Times New Roman" w:hAnsi="Times New Roman" w:eastAsia="FangSong" w:cs="Times New Roman"/>
+        </w:rPr>
+        <w:t>亲核加成</w:t>
+      </w:r>
+      <w:r>
+        <w:rPr>
+          <w:rFonts w:hint="eastAsia" w:ascii="Times New Roman" w:hAnsi="Times New Roman" w:eastAsia="Times New Roman" w:cs="Times New Roman"/>
+        </w:rPr>
+        <w:t>，</w:t>
+      </w:r>
+      <w:r>
+        <w:rPr>
+          <w:rFonts w:hint="eastAsia" w:ascii="Times New Roman" w:hAnsi="Times New Roman" w:eastAsia="FangSong" w:cs="Times New Roman"/>
+        </w:rPr>
+        <w:t>可用</w:t>
+      </w:r>
+      <w:r>
+        <w:rPr>
+          <w:rFonts w:hint="eastAsia" w:ascii="Times New Roman" w:hAnsi="Times New Roman" w:eastAsia="Times New Roman" w:cs="Times New Roman"/>
           <w:b/>
           <w:bCs/>
         </w:rPr>
+        <w:t>Cram</w:t>
+      </w:r>
+      <w:r>
+        <w:rPr>
+          <w:rFonts w:hint="eastAsia" w:ascii="Times New Roman" w:hAnsi="Times New Roman" w:eastAsia="FangSong" w:cs="Times New Roman"/>
+          <w:b/>
+          <w:bCs/>
+        </w:rPr>
         <w:t>规则</w:t>
       </w:r>
       <w:r>
         <w:rPr>
-          <w:rFonts w:hint="eastAsia" w:ascii="Times New Roman" w:hAnsi="Times New Roman" w:eastAsia="Times New Roman" w:cs="Times New Roman"/>
-        </w:rPr>
-        <w:t>(Cheleation-control</w:t>
-      </w:r>
-      <w:r>
-        <w:rPr>
-          <w:rFonts w:hint="eastAsia" w:ascii="Times New Roman" w:hAnsi="Times New Roman" w:eastAsia="FangSong" w:cs="Times New Roman"/>
-        </w:rPr>
-        <w:t>模型未含时</w:t>
-      </w:r>
-      <w:r>
-        <w:rPr>
-          <w:rFonts w:hint="eastAsia" w:ascii="Times New Roman" w:hAnsi="Times New Roman" w:eastAsia="Times New Roman" w:cs="Times New Roman"/>
-        </w:rPr>
-        <w:t>)</w:t>
-      </w:r>
-      <w:r>
-        <w:rPr>
-          <w:rFonts w:hint="eastAsia" w:ascii="Times New Roman" w:hAnsi="Times New Roman" w:eastAsia="FangSong" w:cs="Times New Roman"/>
-        </w:rPr>
-        <w:t>预测</w:t>
+          <w:rFonts w:hint="eastAsia" w:ascii="Times New Roman" w:hAnsi="Times New Roman" w:eastAsia="FangSong" w:cs="Times New Roman"/>
+        </w:rPr>
+        <w:t>预测主产物</w:t>
       </w:r>
       <w:r>
         <w:rPr>
@@ -13346,7 +13432,19 @@
         <w:rPr>
           <w:rFonts w:hint="eastAsia" w:ascii="Times New Roman" w:hAnsi="Times New Roman" w:eastAsia="Times New Roman" w:cs="Times New Roman"/>
         </w:rPr>
-        <w:t xml:space="preserve">：</w:t>
+        <w:t>（</w:t>
+      </w:r>
+      <w:r>
+        <w:rPr>
+          <w:rFonts w:hint="eastAsia" w:ascii="Times New Roman" w:hAnsi="Times New Roman" w:eastAsia="FangSong" w:cs="Times New Roman"/>
+        </w:rPr>
+        <w:t>开链重叠式模型</w:t>
+      </w:r>
+      <w:r>
+        <w:rPr>
+          <w:rFonts w:hint="eastAsia" w:ascii="Times New Roman" w:hAnsi="Times New Roman" w:eastAsia="Times New Roman" w:cs="Times New Roman"/>
+        </w:rPr>
+        <w:t>）：</w:t>
       </w:r>
       <w:r>
         <w:rPr>
@@ -13364,7 +13462,37 @@
         <w:rPr>
           <w:rFonts w:hint="eastAsia" w:ascii="Times New Roman" w:hAnsi="Times New Roman" w:eastAsia="FangSong" w:cs="Times New Roman"/>
         </w:rPr>
-        <w:t xml:space="preserve">羰基氧旁的最大基团与羰基处于</w:t>
+        <w:t>优势构象</w:t>
+      </w:r>
+      <w:r>
+        <w:rPr>
+          <w:rFonts w:hint="eastAsia" w:ascii="Times New Roman" w:hAnsi="Times New Roman" w:eastAsia="Times New Roman" w:cs="Times New Roman"/>
+        </w:rPr>
+        <w:t>：C=O</w:t>
+      </w:r>
+      <w:r>
+        <w:rPr>
+          <w:rFonts w:ascii="Times New Roman" w:hAnsi="Times New Roman" w:eastAsia="Times New Roman" w:cs="Times New Roman"/>
+        </w:rPr>
+        <w:t xml:space="preserve"> </w:t>
+      </w:r>
+      <w:r>
+        <w:rPr>
+          <w:rFonts w:hint="eastAsia" w:ascii="Times New Roman" w:hAnsi="Times New Roman" w:eastAsia="FangSong" w:cs="Times New Roman"/>
+        </w:rPr>
+        <w:t xml:space="preserve">与最小基团</w:t>
+      </w:r>
+      <w:r>
+        <w:rPr>
+          <w:rFonts w:ascii="Times New Roman" w:hAnsi="Times New Roman" w:eastAsia="Times New Roman" w:cs="Times New Roman"/>
+        </w:rPr>
+        <w:t xml:space="preserve"> S </w:t>
+      </w:r>
+      <w:r>
+        <w:rPr>
+          <w:rFonts w:hint="eastAsia" w:ascii="Times New Roman" w:hAnsi="Times New Roman" w:eastAsia="FangSong" w:cs="Times New Roman"/>
+        </w:rPr>
+        <w:t xml:space="preserve">呈</w:t>
       </w:r>
       <w:r>
         <w:rPr>
@@ -13372,19 +13500,25 @@
           <w:b/>
           <w:bCs/>
         </w:rPr>
-        <w:t xml:space="preserve">对位交叉</w:t>
-      </w:r>
-      <w:r>
-        <w:rPr>
-          <w:rFonts w:hint="eastAsia" w:ascii="Times New Roman" w:hAnsi="Times New Roman" w:eastAsia="Times New Roman" w:cs="Times New Roman"/>
-        </w:rPr>
-        <w:t>(anti)</w:t>
-      </w:r>
-      <w:r>
-        <w:rPr>
-          <w:rFonts w:hint="eastAsia" w:ascii="Times New Roman" w:hAnsi="Times New Roman" w:eastAsia="FangSong" w:cs="Times New Roman"/>
-        </w:rPr>
-        <w:t>位置</w:t>
+        <w:t xml:space="preserve">重叠式</w:t>
+      </w:r>
+      <w:r>
+        <w:rPr>
+          <w:rFonts w:hint="eastAsia" w:ascii="Times New Roman" w:hAnsi="Times New Roman" w:eastAsia="Times New Roman" w:cs="Times New Roman"/>
+        </w:rPr>
+        <w:t xml:space="preserve">（eclipsed），L、M</w:t>
+      </w:r>
+      <w:r>
+        <w:rPr>
+          <w:rFonts w:ascii="Times New Roman" w:hAnsi="Times New Roman" w:eastAsia="Times New Roman" w:cs="Times New Roman"/>
+        </w:rPr>
+        <w:t xml:space="preserve"> </w:t>
+      </w:r>
+      <w:r>
+        <w:rPr>
+          <w:rFonts w:hint="eastAsia" w:ascii="Times New Roman" w:hAnsi="Times New Roman" w:eastAsia="FangSong" w:cs="Times New Roman"/>
+        </w:rPr>
+        <w:t xml:space="preserve">分列羰基两侧</w:t>
       </w:r>
       <w:r>
         <w:rPr>
@@ -13410,7 +13544,23 @@
           <w:b/>
           <w:bCs/>
         </w:rPr>
-        <w:t xml:space="preserve">位阻最小的一侧</w:t>
+        <w:t xml:space="preserve">最小基团</w:t>
+      </w:r>
+      <w:r>
+        <w:rPr>
+          <w:rFonts w:ascii="Times New Roman" w:hAnsi="Times New Roman" w:eastAsia="Times New Roman" w:cs="Times New Roman"/>
+          <w:b/>
+          <w:bCs/>
+        </w:rPr>
+        <w:t xml:space="preserve"> S </w:t>
+      </w:r>
+      <w:r>
+        <w:rPr>
+          <w:rFonts w:hint="eastAsia" w:ascii="Times New Roman" w:hAnsi="Times New Roman" w:eastAsia="FangSong" w:cs="Times New Roman"/>
+          <w:b/>
+          <w:bCs/>
+        </w:rPr>
+        <w:t xml:space="preserve">一侧</w:t>
       </w:r>
       <w:r>
         <w:rPr>
@@ -13422,19 +13572,19 @@
         <w:rPr>
           <w:rFonts w:hint="eastAsia" w:ascii="Times New Roman" w:hAnsi="Times New Roman" w:eastAsia="Times New Roman" w:cs="Times New Roman"/>
         </w:rPr>
-        <w:t>(</w:t>
-      </w:r>
-      <w:r>
-        <w:rPr>
-          <w:rFonts w:hint="eastAsia" w:ascii="Times New Roman" w:hAnsi="Times New Roman" w:eastAsia="FangSong" w:cs="Times New Roman"/>
-        </w:rPr>
-        <w:t>即从最小基团一侧</w:t>
-      </w:r>
-      <w:r>
-        <w:rPr>
-          <w:rFonts w:hint="eastAsia" w:ascii="Times New Roman" w:hAnsi="Times New Roman" w:eastAsia="Times New Roman" w:cs="Times New Roman"/>
-        </w:rPr>
-        <w:t>)</w:t>
+        <w:t>（</w:t>
+      </w:r>
+      <w:r>
+        <w:rPr>
+          <w:rFonts w:hint="eastAsia" w:ascii="Times New Roman" w:hAnsi="Times New Roman" w:eastAsia="FangSong" w:cs="Times New Roman"/>
+        </w:rPr>
+        <w:t>位阻最小的面</w:t>
+      </w:r>
+      <w:r>
+        <w:rPr>
+          <w:rFonts w:hint="eastAsia" w:ascii="Times New Roman" w:hAnsi="Times New Roman" w:eastAsia="Times New Roman" w:cs="Times New Roman"/>
+        </w:rPr>
+        <w:t>）</w:t>
       </w:r>
     </w:p>
     <w:p>
@@ -13491,13 +13641,37 @@
         <w:rPr>
           <w:rFonts w:hint="eastAsia" w:ascii="Times New Roman" w:hAnsi="Times New Roman" w:eastAsia="FangSong" w:cs="Times New Roman"/>
         </w:rPr>
-        <w:t>最大基团与</w:t>
-      </w:r>
-      <w:r>
-        <w:rPr>
-          <w:rFonts w:hint="eastAsia" w:ascii="Times New Roman" w:hAnsi="Times New Roman" w:eastAsia="Times New Roman" w:cs="Times New Roman"/>
-        </w:rPr>
-        <w:t>C=O</w:t>
+        <w:t xml:space="preserve">最小基团</w:t>
+      </w:r>
+      <w:r>
+        <w:rPr>
+          <w:rFonts w:ascii="Times New Roman" w:hAnsi="Times New Roman" w:eastAsia="Times New Roman" w:cs="Times New Roman"/>
+        </w:rPr>
+        <w:t xml:space="preserve"> </w:t>
+      </w:r>
+      <w:r>
+        <w:rPr>
+          <w:rFonts w:hint="eastAsia" w:ascii="Times New Roman" w:hAnsi="Times New Roman" w:eastAsia="Times New Roman" w:cs="Times New Roman"/>
+        </w:rPr>
+        <w:t xml:space="preserve">S（σ</w:t>
+      </w:r>
+      <w:r>
+        <w:rPr>
+          <w:rFonts w:ascii="Times New Roman" w:hAnsi="Times New Roman" w:eastAsia="Times New Roman" w:cs="Times New Roman"/>
+        </w:rPr>
+        <w:t xml:space="preserve"> </w:t>
+      </w:r>
+      <w:r>
+        <w:rPr>
+          <w:rFonts w:hint="eastAsia" w:ascii="Times New Roman" w:hAnsi="Times New Roman" w:eastAsia="FangSong" w:cs="Times New Roman"/>
+        </w:rPr>
+        <w:t>给电子最弱</w:t>
+      </w:r>
+      <w:r>
+        <w:rPr>
+          <w:rFonts w:hint="eastAsia" w:ascii="Times New Roman" w:hAnsi="Times New Roman" w:eastAsia="Times New Roman" w:cs="Times New Roman"/>
+        </w:rPr>
+        <w:t>）</w:t>
       </w:r>
       <w:r>
         <w:rPr>
@@ -13507,15 +13681,21 @@
       </w:r>
       <w:r>
         <w:rPr>
-          <w:rFonts w:hint="eastAsia" w:ascii="Times New Roman" w:hAnsi="Times New Roman" w:eastAsia="Times New Roman" w:cs="Times New Roman"/>
-        </w:rPr>
-        <w:t>C-C</w:t>
-      </w:r>
-      <w:r>
-        <w:rPr>
-          <w:rFonts w:hint="eastAsia" w:ascii="Times New Roman" w:hAnsi="Times New Roman" w:eastAsia="FangSong" w:cs="Times New Roman"/>
-        </w:rPr>
-        <w:t>键处于垂直位置</w:t>
+          <w:rFonts w:ascii="Times New Roman" w:hAnsi="Times New Roman" w:eastAsia="Times New Roman" w:cs="Times New Roman"/>
+        </w:rPr>
+        <w:t xml:space="preserve"> C–S </w:t>
+      </w:r>
+      <w:r>
+        <w:rPr>
+          <w:rFonts w:hint="eastAsia" w:ascii="Times New Roman" w:hAnsi="Times New Roman" w:eastAsia="FangSong" w:cs="Times New Roman"/>
+        </w:rPr>
+        <w:t xml:space="preserve">键与</w:t>
+      </w:r>
+      <w:r>
+        <w:rPr>
+          <w:rFonts w:ascii="Times New Roman" w:hAnsi="Times New Roman" w:eastAsia="Times New Roman" w:cs="Times New Roman"/>
+        </w:rPr>
+        <w:t xml:space="preserve"> C=O</w:t>
       </w:r>
       <w:r>
         <w:rPr>
@@ -13525,6 +13705,68 @@
       </w:r>
       <w:r>
         <w:rPr>
+          <w:rFonts w:hint="eastAsia" w:ascii="Times New Roman" w:hAnsi="Times New Roman" w:eastAsia="FangSong" w:cs="Times New Roman"/>
+          <w:b/>
+          <w:bCs/>
+        </w:rPr>
+        <w:t>垂直</w:t>
+      </w:r>
+      <w:r>
+        <w:rPr>
+          <w:rFonts w:hint="eastAsia" w:ascii="Times New Roman" w:hAnsi="Times New Roman" w:eastAsia="Times New Roman" w:cs="Times New Roman"/>
+          <w:b/>
+          <w:bCs/>
+        </w:rPr>
+        <w:t>（</w:t>
+      </w:r>
+      <w:r>
+        <w:rPr>
+          <w:rFonts w:hint="eastAsia" w:ascii="Times New Roman" w:hAnsi="Times New Roman" w:eastAsia="FangSong" w:cs="Times New Roman"/>
+          <w:b/>
+          <w:bCs/>
+        </w:rPr>
+        <w:t>正交</w:t>
+      </w:r>
+      <w:r>
+        <w:rPr>
+          <w:rFonts w:hint="eastAsia" w:ascii="Times New Roman" w:hAnsi="Times New Roman" w:eastAsia="Times New Roman" w:cs="Times New Roman"/>
+          <w:b/>
+          <w:bCs/>
+        </w:rPr>
+        <w:t>）</w:t>
+      </w:r>
+      <w:r>
+        <w:rPr>
+          <w:rFonts w:hint="eastAsia" w:ascii="Times New Roman" w:hAnsi="Times New Roman" w:eastAsia="Times New Roman" w:cs="Times New Roman"/>
+        </w:rPr>
+        <w:t>，</w:t>
+      </w:r>
+      <w:r>
+        <w:rPr>
+          <w:rFonts w:hint="eastAsia" w:ascii="Times New Roman" w:hAnsi="Times New Roman" w:eastAsia="FangSong" w:cs="Times New Roman"/>
+        </w:rPr>
+        <w:t>减弱</w:t>
+      </w:r>
+      <w:r>
+        <w:rPr>
+          <w:rFonts w:ascii="Times New Roman" w:hAnsi="Times New Roman" w:eastAsia="Times New Roman" w:cs="Times New Roman"/>
+        </w:rPr>
+        <w:t xml:space="preserve"> σ→π* </w:t>
+      </w:r>
+      <w:r>
+        <w:rPr>
+          <w:rFonts w:hint="eastAsia" w:ascii="Times New Roman" w:hAnsi="Times New Roman" w:eastAsia="FangSong" w:cs="Times New Roman"/>
+        </w:rPr>
+        <w:t xml:space="preserve">给电子作用</w:t>
+      </w:r>
+      <w:r>
+        <w:rPr>
+          <w:rFonts w:ascii="Times New Roman" w:hAnsi="Times New Roman" w:eastAsia="Times New Roman" w:cs="Times New Roman"/>
+        </w:rPr>
+        <w:t xml:space="preserve"> </w:t>
+      </w:r>
+      <w:r>
+        <w:rPr>
           <w:rFonts w:ascii="Times New Roman" w:hAnsi="Times New Roman" w:eastAsia="Times New Roman" w:cs="Times New Roman"/>
         </w:rPr>
         <w:t xml:space="preserve">- </w:t>
@@ -13533,7 +13775,55 @@
         <w:rPr>
           <w:rFonts w:hint="eastAsia" w:ascii="Times New Roman" w:hAnsi="Times New Roman" w:eastAsia="FangSong" w:cs="Times New Roman"/>
         </w:rPr>
-        <w:t xml:space="preserve">亲核试剂从偏离大基团的方向进攻</w:t>
+        <w:t xml:space="preserve">亲核试剂沿</w:t>
+      </w:r>
+      <w:r>
+        <w:rPr>
+          <w:rFonts w:ascii="Times New Roman" w:hAnsi="Times New Roman" w:eastAsia="Times New Roman" w:cs="Times New Roman"/>
+        </w:rPr>
+        <w:t xml:space="preserve"> Bürgi–Dunitz </w:t>
+      </w:r>
+      <w:r>
+        <w:rPr>
+          <w:rFonts w:hint="eastAsia" w:ascii="Times New Roman" w:hAnsi="Times New Roman" w:eastAsia="FangSong" w:cs="Times New Roman"/>
+        </w:rPr>
+        <w:t>方向</w:t>
+      </w:r>
+      <w:r>
+        <w:rPr>
+          <w:rFonts w:hint="eastAsia" w:ascii="Times New Roman" w:hAnsi="Times New Roman" w:eastAsia="Times New Roman" w:cs="Times New Roman"/>
+        </w:rPr>
+        <w:t>、</w:t>
+      </w:r>
+      <w:r>
+        <w:rPr>
+          <w:rFonts w:hint="eastAsia" w:ascii="Times New Roman" w:hAnsi="Times New Roman" w:eastAsia="FangSong" w:cs="Times New Roman"/>
+        </w:rPr>
+        <w:t>从偏离大基团</w:t>
+      </w:r>
+      <w:r>
+        <w:rPr>
+          <w:rFonts w:ascii="Times New Roman" w:hAnsi="Times New Roman" w:eastAsia="Times New Roman" w:cs="Times New Roman"/>
+        </w:rPr>
+        <w:t xml:space="preserve"> L </w:t>
+      </w:r>
+      <w:r>
+        <w:rPr>
+          <w:rFonts w:hint="eastAsia" w:ascii="Times New Roman" w:hAnsi="Times New Roman" w:eastAsia="FangSong" w:cs="Times New Roman"/>
+        </w:rPr>
+        <w:t xml:space="preserve">的</w:t>
+      </w:r>
+      <w:r>
+        <w:rPr>
+          <w:rFonts w:ascii="Times New Roman" w:hAnsi="Times New Roman" w:eastAsia="Times New Roman" w:cs="Times New Roman"/>
+        </w:rPr>
+        <w:t xml:space="preserve"> S </w:t>
+      </w:r>
+      <w:r>
+        <w:rPr>
+          <w:rFonts w:hint="eastAsia" w:ascii="Times New Roman" w:hAnsi="Times New Roman" w:eastAsia="FangSong" w:cs="Times New Roman"/>
+        </w:rPr>
+        <w:t xml:space="preserve">侧进攻</w:t>
       </w:r>
     </w:p>
     <w:p>
@@ -13610,6 +13900,12 @@
       </w:r>
       <w:r>
         <w:rPr>
+          <w:rFonts w:ascii="Times New Roman" w:hAnsi="Times New Roman" w:eastAsia="Times New Roman" w:cs="Times New Roman"/>
+        </w:rPr>
+        <w:t xml:space="preserve"> </w:t>
+      </w:r>
+      <w:r>
+        <w:rPr>
           <w:rFonts w:hint="eastAsia" w:ascii="Times New Roman" w:hAnsi="Times New Roman" w:eastAsia="Times New Roman" w:cs="Times New Roman"/>
         </w:rPr>
         <w:t>Chelation-control(</w:t>
@@ -13630,7 +13926,32 @@
         <w:rPr>
           <w:rFonts w:hint="eastAsia" w:ascii="Times New Roman" w:hAnsi="Times New Roman" w:eastAsia="FangSong" w:cs="Times New Roman"/>
         </w:rPr>
-        <w:t>适用于含配位杂原子的底物</w:t>
+        <w:t>适用于含可配位杂原子如</w:t>
+      </w:r>
+      <w:r>
+        <w:rPr>
+          <w:rFonts w:ascii="Times New Roman" w:hAnsi="Times New Roman" w:eastAsia="Times New Roman" w:cs="Times New Roman"/>
+        </w:rPr>
+        <w:t xml:space="preserve"> α-OR/α-NR</w:t>
+      </w:r>
+      <w:r>
+        <w:rPr>
+          <w:rFonts w:ascii="Times New Roman" w:hAnsi="Times New Roman" w:eastAsia="Times New Roman" w:cs="Times New Roman"/>
+          <w:vertAlign w:val="subscript"/>
+        </w:rPr>
+        <w:t>2</w:t>
+      </w:r>
+      <w:r>
+        <w:rPr>
+          <w:rFonts w:ascii="Times New Roman" w:hAnsi="Times New Roman" w:eastAsia="Times New Roman" w:cs="Times New Roman"/>
+        </w:rPr>
+        <w:t xml:space="preserve"> </w:t>
+      </w:r>
+      <w:r>
+        <w:rPr>
+          <w:rFonts w:hint="eastAsia" w:ascii="Times New Roman" w:hAnsi="Times New Roman" w:eastAsia="FangSong" w:cs="Times New Roman"/>
+        </w:rPr>
+        <w:t>的底物</w:t>
       </w:r>
       <w:r>
         <w:rPr>
@@ -13642,13 +13963,45 @@
         <w:rPr>
           <w:rFonts w:hint="eastAsia" w:ascii="Times New Roman" w:hAnsi="Times New Roman" w:eastAsia="FangSong" w:cs="Times New Roman"/>
         </w:rPr>
-        <w:t>与非螯合控制的差别</w:t>
-      </w:r>
-      <w:r>
-        <w:rPr>
-          <w:rFonts w:hint="eastAsia" w:ascii="Times New Roman" w:hAnsi="Times New Roman" w:eastAsia="Times New Roman" w:cs="Times New Roman"/>
-        </w:rPr>
-        <w:t>。</w:t>
+        <w:t>与非螯合控制</w:t>
+      </w:r>
+      <w:r>
+        <w:rPr>
+          <w:rFonts w:hint="eastAsia" w:ascii="Times New Roman" w:hAnsi="Times New Roman" w:eastAsia="Times New Roman" w:cs="Times New Roman"/>
+        </w:rPr>
+        <w:t>(Felkin-Anh)：</w:t>
+      </w:r>
+      <w:r>
+        <w:rPr>
+          <w:rFonts w:hint="eastAsia" w:ascii="Times New Roman" w:hAnsi="Times New Roman" w:eastAsia="FangSong" w:cs="Times New Roman"/>
+        </w:rPr>
+        <w:t>螯合控制由金属锁定五元环构象</w:t>
+      </w:r>
+      <w:r>
+        <w:rPr>
+          <w:rFonts w:hint="eastAsia" w:ascii="Times New Roman" w:hAnsi="Times New Roman" w:eastAsia="Times New Roman" w:cs="Times New Roman"/>
+        </w:rPr>
+        <w:t>，</w:t>
+      </w:r>
+      <w:r>
+        <w:rPr>
+          <w:rFonts w:hint="eastAsia" w:ascii="Times New Roman" w:hAnsi="Times New Roman" w:eastAsia="FangSong" w:cs="Times New Roman"/>
+        </w:rPr>
+        <w:t>产物构型与非螯合模型</w:t>
+      </w:r>
+      <w:r>
+        <w:rPr>
+          <w:rFonts w:hint="eastAsia" w:ascii="Times New Roman" w:hAnsi="Times New Roman" w:eastAsia="FangSong" w:cs="Times New Roman"/>
+          <w:b/>
+          <w:bCs/>
+        </w:rPr>
+        <w:t xml:space="preserve">相反</w:t>
+      </w:r>
+      <w:r>
+        <w:rPr>
+          <w:rFonts w:ascii="Times New Roman" w:hAnsi="Times New Roman" w:eastAsia="Times New Roman" w:cs="Times New Roman"/>
+        </w:rPr>
+        <w:t xml:space="preserve">。</w:t>
       </w:r>
     </w:p>
     <w:p>
@@ -25411,7 +25764,55 @@
         <w:rPr>
           <w:rFonts w:hint="eastAsia" w:ascii="Times New Roman" w:hAnsi="Times New Roman" w:eastAsia="Times New Roman" w:cs="Times New Roman"/>
         </w:rPr>
-        <w:t>：H-Cl</w:t>
+        <w:t>：</w:t>
+      </w:r>
+      <w:r>
+        <w:rPr>
+          <w:rFonts w:hint="eastAsia" w:ascii="Times New Roman" w:hAnsi="Times New Roman" w:eastAsia="FangSong" w:cs="Times New Roman"/>
+        </w:rPr>
+        <w:t>链增长步</w:t>
+      </w:r>
+      <w:r>
+        <w:rPr>
+          <w:rFonts w:hint="eastAsia" w:ascii="Times New Roman" w:hAnsi="Times New Roman" w:eastAsia="Times New Roman" w:cs="Times New Roman"/>
+        </w:rPr>
+        <w:t>R·</w:t>
+      </w:r>
+      <w:r>
+        <w:rPr>
+          <w:rFonts w:hint="eastAsia" w:ascii="Times New Roman" w:hAnsi="Times New Roman" w:eastAsia="FangSong" w:cs="Times New Roman"/>
+        </w:rPr>
+        <w:t>从</w:t>
+      </w:r>
+      <w:r>
+        <w:rPr>
+          <w:rFonts w:hint="eastAsia" w:ascii="Times New Roman" w:hAnsi="Times New Roman" w:eastAsia="Times New Roman" w:cs="Times New Roman"/>
+        </w:rPr>
+        <w:t>HCl</w:t>
+      </w:r>
+      <w:r>
+        <w:rPr>
+          <w:rFonts w:hint="eastAsia" w:ascii="Times New Roman" w:hAnsi="Times New Roman" w:eastAsia="FangSong" w:cs="Times New Roman"/>
+        </w:rPr>
+        <w:t>夺</w:t>
+      </w:r>
+      <w:r>
+        <w:rPr>
+          <w:rFonts w:hint="eastAsia" w:ascii="Times New Roman" w:hAnsi="Times New Roman" w:eastAsia="Times New Roman" w:cs="Times New Roman"/>
+        </w:rPr>
+        <w:t>H</w:t>
+      </w:r>
+      <w:r>
+        <w:rPr>
+          <w:rFonts w:hint="eastAsia" w:ascii="Times New Roman" w:hAnsi="Times New Roman" w:eastAsia="FangSong" w:cs="Times New Roman"/>
+        </w:rPr>
+        <w:t>是吸热步骤</w:t>
+      </w:r>
+      <w:r>
+        <w:rPr>
+          <w:rFonts w:hint="eastAsia" w:ascii="Times New Roman" w:hAnsi="Times New Roman" w:eastAsia="Times New Roman" w:cs="Times New Roman"/>
+        </w:rPr>
+        <w:t>(H–Cl</w:t>
       </w:r>
       <w:r>
         <w:rPr>
@@ -25423,25 +25824,25 @@
         <w:rPr>
           <w:rFonts w:hint="eastAsia" w:ascii="Times New Roman" w:hAnsi="Times New Roman" w:eastAsia="Times New Roman" w:cs="Times New Roman"/>
         </w:rPr>
-        <w:t>(</w:t>
-      </w:r>
-      <w:r>
-        <w:rPr>
-          <w:rFonts w:hint="eastAsia" w:ascii="Times New Roman" w:hAnsi="Times New Roman" w:eastAsia="FangSong" w:cs="Times New Roman"/>
-        </w:rPr>
-        <w:t>无法均裂引发链反应</w:t>
-      </w:r>
-      <w:r>
-        <w:rPr>
-          <w:rFonts w:hint="eastAsia" w:ascii="Times New Roman" w:hAnsi="Times New Roman" w:eastAsia="Times New Roman" w:cs="Times New Roman"/>
-        </w:rPr>
-        <w:t>)；H-I</w:t>
-      </w:r>
-      <w:r>
-        <w:rPr>
-          <w:rFonts w:hint="eastAsia" w:ascii="Times New Roman" w:hAnsi="Times New Roman" w:eastAsia="FangSong" w:cs="Times New Roman"/>
-        </w:rPr>
-        <w:t>键太弱</w:t>
+        <w:t>，</w:t>
+      </w:r>
+      <w:r>
+        <w:rPr>
+          <w:rFonts w:hint="eastAsia" w:ascii="Times New Roman" w:hAnsi="Times New Roman" w:eastAsia="FangSong" w:cs="Times New Roman"/>
+        </w:rPr>
+        <w:t>链无法传递</w:t>
+      </w:r>
+      <w:r>
+        <w:rPr>
+          <w:rFonts w:hint="eastAsia" w:ascii="Times New Roman" w:hAnsi="Times New Roman" w:eastAsia="Times New Roman" w:cs="Times New Roman"/>
+        </w:rPr>
+        <w:t>)；I·</w:t>
+      </w:r>
+      <w:r>
+        <w:rPr>
+          <w:rFonts w:hint="eastAsia" w:ascii="Times New Roman" w:hAnsi="Times New Roman" w:eastAsia="FangSong" w:cs="Times New Roman"/>
+        </w:rPr>
+        <w:t>与烯烃加成也吸热</w:t>
       </w:r>
       <w:r>
         <w:rPr>
@@ -26533,7 +26934,7 @@
         <w:rPr>
           <w:rFonts w:ascii="Times New Roman" w:hAnsi="Times New Roman" w:eastAsia="Times New Roman" w:cs="Times New Roman"/>
         </w:rPr>
-        <w:t xml:space="preserve">10.1 </w:t>
+        <w:t xml:space="preserve">11.1 </w:t>
       </w:r>
       <w:r>
         <w:rPr>
@@ -27475,7 +27876,7 @@
         <w:rPr>
           <w:rFonts w:ascii="Times New Roman" w:hAnsi="Times New Roman" w:eastAsia="Times New Roman" w:cs="Times New Roman"/>
         </w:rPr>
-        <w:t xml:space="preserve">10.2 </w:t>
+        <w:t xml:space="preserve">11.2 </w:t>
       </w:r>
       <w:r>
         <w:rPr>
@@ -29836,13 +30237,49 @@
         <w:rPr>
           <w:rFonts w:hint="eastAsia" w:ascii="Times New Roman" w:hAnsi="Times New Roman" w:eastAsia="Times New Roman" w:cs="Times New Roman"/>
         </w:rPr>
-        <w:t>1,3-</w:t>
-      </w:r>
-      <w:r>
-        <w:rPr>
-          <w:rFonts w:hint="eastAsia" w:ascii="Times New Roman" w:hAnsi="Times New Roman" w:eastAsia="FangSong" w:cs="Times New Roman"/>
-        </w:rPr>
-        <w:t>戊二烯与</w:t>
+        <w:t>2-</w:t>
+      </w:r>
+      <w:r>
+        <w:rPr>
+          <w:rFonts w:hint="eastAsia" w:ascii="Times New Roman" w:hAnsi="Times New Roman" w:eastAsia="FangSong" w:cs="Times New Roman"/>
+        </w:rPr>
+        <w:t>甲基</w:t>
+      </w:r>
+      <w:r>
+        <w:rPr>
+          <w:rFonts w:hint="eastAsia" w:ascii="Times New Roman" w:hAnsi="Times New Roman" w:eastAsia="Times New Roman" w:cs="Times New Roman"/>
+        </w:rPr>
+        <w:t>-1,3-</w:t>
+      </w:r>
+      <w:r>
+        <w:rPr>
+          <w:rFonts w:hint="eastAsia" w:ascii="Times New Roman" w:hAnsi="Times New Roman" w:eastAsia="FangSong" w:cs="Times New Roman"/>
+        </w:rPr>
+        <w:t>丁二烯</w:t>
+      </w:r>
+      <w:r>
+        <w:rPr>
+          <w:rFonts w:hint="eastAsia" w:ascii="Times New Roman" w:hAnsi="Times New Roman" w:eastAsia="Times New Roman" w:cs="Times New Roman"/>
+        </w:rPr>
+        <w:t>（</w:t>
+      </w:r>
+      <w:r>
+        <w:rPr>
+          <w:rFonts w:hint="eastAsia" w:ascii="Times New Roman" w:hAnsi="Times New Roman" w:eastAsia="FangSong" w:cs="Times New Roman"/>
+        </w:rPr>
+        <w:t>异戊二烯</w:t>
+      </w:r>
+      <w:r>
+        <w:rPr>
+          <w:rFonts w:hint="eastAsia" w:ascii="Times New Roman" w:hAnsi="Times New Roman" w:eastAsia="Times New Roman" w:cs="Times New Roman"/>
+        </w:rPr>
+        <w:t>）</w:t>
+      </w:r>
+      <w:r>
+        <w:rPr>
+          <w:rFonts w:hint="eastAsia" w:ascii="Times New Roman" w:hAnsi="Times New Roman" w:eastAsia="FangSong" w:cs="Times New Roman"/>
+        </w:rPr>
+        <w:t>与</w:t>
       </w:r>
       <w:r>
         <w:rPr>
@@ -30527,13 +30964,38 @@
         <w:rPr>
           <w:rFonts w:hint="eastAsia" w:ascii="Times New Roman" w:hAnsi="Times New Roman" w:eastAsia="Times New Roman" w:cs="Times New Roman"/>
         </w:rPr>
-        <w:t>：</w:t>
-      </w:r>
-      <w:r>
-        <w:rPr>
-          <w:rFonts w:hint="eastAsia" w:ascii="Times New Roman" w:hAnsi="Times New Roman" w:eastAsia="FangSong" w:cs="Times New Roman"/>
-        </w:rPr>
-        <w:t>为什么</w:t>
+        <w:t>：CH</w:t>
+      </w:r>
+      <w:r>
+        <w:rPr>
+          <w:rFonts w:hint="eastAsia" w:ascii="Times New Roman" w:hAnsi="Times New Roman" w:eastAsia="Times New Roman" w:cs="Times New Roman"/>
+          <w:vertAlign w:val="subscript"/>
+        </w:rPr>
+        <w:t>2</w:t>
+      </w:r>
+      <w:r>
+        <w:rPr>
+          <w:rFonts w:hint="eastAsia" w:ascii="Times New Roman" w:hAnsi="Times New Roman" w:eastAsia="Times New Roman" w:cs="Times New Roman"/>
+        </w:rPr>
+        <w:t>=CH–Cl(</w:t>
+      </w:r>
+      <w:r>
+        <w:rPr>
+          <w:rFonts w:hint="eastAsia" w:ascii="Times New Roman" w:hAnsi="Times New Roman" w:eastAsia="FangSong" w:cs="Times New Roman"/>
+        </w:rPr>
+        <w:t>氯乙烯</w:t>
+      </w:r>
+      <w:r>
+        <w:rPr>
+          <w:rFonts w:hint="eastAsia" w:ascii="Times New Roman" w:hAnsi="Times New Roman" w:eastAsia="Times New Roman" w:cs="Times New Roman"/>
+        </w:rPr>
+        <w:t>)</w:t>
+      </w:r>
+      <w:r>
+        <w:rPr>
+          <w:rFonts w:hint="eastAsia" w:ascii="Times New Roman" w:hAnsi="Times New Roman" w:eastAsia="FangSong" w:cs="Times New Roman"/>
+        </w:rPr>
+        <w:t>的亲电加成活性低于</w:t>
       </w:r>
       <w:r>
         <w:rPr>
@@ -30552,25 +31014,45 @@
         <w:rPr>
           <w:rFonts w:hint="eastAsia" w:ascii="Times New Roman" w:hAnsi="Times New Roman" w:eastAsia="Times New Roman" w:cs="Times New Roman"/>
         </w:rPr>
-        <w:t>=CH-Cl(</w:t>
-      </w:r>
-      <w:r>
-        <w:rPr>
-          <w:rFonts w:hint="eastAsia" w:ascii="Times New Roman" w:hAnsi="Times New Roman" w:eastAsia="FangSong" w:cs="Times New Roman"/>
-        </w:rPr>
-        <w:t>氯乙烯</w:t>
-      </w:r>
-      <w:r>
-        <w:rPr>
-          <w:rFonts w:hint="eastAsia" w:ascii="Times New Roman" w:hAnsi="Times New Roman" w:eastAsia="Times New Roman" w:cs="Times New Roman"/>
-        </w:rPr>
-        <w:t>)</w:t>
-      </w:r>
-      <w:r>
-        <w:rPr>
-          <w:rFonts w:hint="eastAsia" w:ascii="Times New Roman" w:hAnsi="Times New Roman" w:eastAsia="FangSong" w:cs="Times New Roman"/>
-        </w:rPr>
-        <w:t>的亲电加成反应活性低于</w:t>
+        <w:t>=CH</w:t>
+      </w:r>
+      <w:r>
+        <w:rPr>
+          <w:rFonts w:hint="eastAsia" w:ascii="Times New Roman" w:hAnsi="Times New Roman" w:eastAsia="Times New Roman" w:cs="Times New Roman"/>
+          <w:vertAlign w:val="subscript"/>
+        </w:rPr>
+        <w:t>2</w:t>
+      </w:r>
+      <w:r>
+        <w:rPr>
+          <w:rFonts w:hint="eastAsia" w:ascii="Times New Roman" w:hAnsi="Times New Roman" w:eastAsia="Times New Roman" w:cs="Times New Roman"/>
+        </w:rPr>
+        <w:t>，</w:t>
+      </w:r>
+      <w:r>
+        <w:rPr>
+          <w:rFonts w:hint="eastAsia" w:ascii="Times New Roman" w:hAnsi="Times New Roman" w:eastAsia="FangSong" w:cs="Times New Roman"/>
+        </w:rPr>
+        <w:t>但亲电试剂</w:t>
+      </w:r>
+      <w:r>
+        <w:rPr>
+          <w:rFonts w:hint="eastAsia" w:ascii="Times New Roman" w:hAnsi="Times New Roman" w:eastAsia="Times New Roman" w:cs="Times New Roman"/>
+        </w:rPr>
+        <w:t>E</w:t>
+      </w:r>
+      <w:r>
+        <w:rPr>
+          <w:rFonts w:hint="eastAsia" w:ascii="Times New Roman" w:hAnsi="Times New Roman" w:eastAsia="Times New Roman" w:cs="Times New Roman"/>
+          <w:vertAlign w:val="superscript"/>
+        </w:rPr>
+        <w:t>+</w:t>
+      </w:r>
+      <w:r>
+        <w:rPr>
+          <w:rFonts w:hint="eastAsia" w:ascii="Times New Roman" w:hAnsi="Times New Roman" w:eastAsia="FangSong" w:cs="Times New Roman"/>
+        </w:rPr>
+        <w:t>却优先加在</w:t>
       </w:r>
       <w:r>
         <w:rPr>
@@ -30587,65 +31069,27 @@
       </w:r>
       <w:r>
         <w:rPr>
-          <w:rFonts w:hint="eastAsia" w:ascii="Times New Roman" w:hAnsi="Times New Roman" w:eastAsia="Times New Roman" w:cs="Times New Roman"/>
-        </w:rPr>
-        <w:t>=CH</w:t>
-      </w:r>
-      <w:r>
-        <w:rPr>
-          <w:rFonts w:hint="eastAsia" w:ascii="Times New Roman" w:hAnsi="Times New Roman" w:eastAsia="Times New Roman" w:cs="Times New Roman"/>
-          <w:vertAlign w:val="subscript"/>
-        </w:rPr>
-        <w:t>2</w:t>
-      </w:r>
-      <w:r>
-        <w:rPr>
-          <w:rFonts w:hint="eastAsia" w:ascii="Times New Roman" w:hAnsi="Times New Roman" w:eastAsia="Times New Roman" w:cs="Times New Roman"/>
-        </w:rPr>
-        <w:t>，</w:t>
-      </w:r>
-      <w:r>
-        <w:rPr>
-          <w:rFonts w:hint="eastAsia" w:ascii="Times New Roman" w:hAnsi="Times New Roman" w:eastAsia="FangSong" w:cs="Times New Roman"/>
-        </w:rPr>
-        <w:t>但区域选择性却表现为反马氏</w:t>
-      </w:r>
-      <w:r>
-        <w:rPr>
-          <w:rFonts w:hint="eastAsia" w:ascii="Times New Roman" w:hAnsi="Times New Roman" w:eastAsia="Times New Roman" w:cs="Times New Roman"/>
-        </w:rPr>
-        <w:t>(Cl</w:t>
-      </w:r>
-      <w:r>
-        <w:rPr>
-          <w:rFonts w:hint="eastAsia" w:ascii="Times New Roman" w:hAnsi="Times New Roman" w:eastAsia="FangSong" w:cs="Times New Roman"/>
-        </w:rPr>
-        <w:t>加成在</w:t>
-      </w:r>
-      <w:r>
-        <w:rPr>
-          <w:rFonts w:hint="eastAsia" w:ascii="Times New Roman" w:hAnsi="Times New Roman" w:eastAsia="Times New Roman" w:cs="Times New Roman"/>
-        </w:rPr>
-        <w:t>CH</w:t>
-      </w:r>
-      <w:r>
-        <w:rPr>
-          <w:rFonts w:hint="eastAsia" w:ascii="Times New Roman" w:hAnsi="Times New Roman" w:eastAsia="Times New Roman" w:cs="Times New Roman"/>
-          <w:vertAlign w:val="subscript"/>
-        </w:rPr>
-        <w:t>2</w:t>
-      </w:r>
-      <w:r>
-        <w:rPr>
-          <w:rFonts w:hint="eastAsia" w:ascii="Times New Roman" w:hAnsi="Times New Roman" w:eastAsia="FangSong" w:cs="Times New Roman"/>
-        </w:rPr>
-        <w:t>一侧</w:t>
-      </w:r>
-      <w:r>
-        <w:rPr>
-          <w:rFonts w:hint="eastAsia" w:ascii="Times New Roman" w:hAnsi="Times New Roman" w:eastAsia="Times New Roman" w:cs="Times New Roman"/>
-        </w:rPr>
-        <w:t>)？</w:t>
+          <w:rFonts w:hint="eastAsia" w:ascii="Times New Roman" w:hAnsi="Times New Roman" w:eastAsia="FangSong" w:cs="Times New Roman"/>
+        </w:rPr>
+        <w:t>端</w:t>
+      </w:r>
+      <w:r>
+        <w:rPr>
+          <w:rFonts w:hint="eastAsia" w:ascii="Times New Roman" w:hAnsi="Times New Roman" w:eastAsia="Times New Roman" w:cs="Times New Roman"/>
+        </w:rPr>
+        <w:t>——</w:t>
+      </w:r>
+      <w:r>
+        <w:rPr>
+          <w:rFonts w:hint="eastAsia" w:ascii="Times New Roman" w:hAnsi="Times New Roman" w:eastAsia="FangSong" w:cs="Times New Roman"/>
+        </w:rPr>
+        <w:t>活性与区域选择性分别由哪种电子效应控制</w:t>
+      </w:r>
+      <w:r>
+        <w:rPr>
+          <w:rFonts w:hint="eastAsia" w:ascii="Times New Roman" w:hAnsi="Times New Roman" w:eastAsia="Times New Roman" w:cs="Times New Roman"/>
+        </w:rPr>
+        <w:t>？</w:t>
       </w:r>
     </w:p>
     <w:p>
@@ -30694,26 +31138,53 @@
       <w:r>
         <w:rPr>
           <w:rFonts w:hint="eastAsia" w:ascii="Times New Roman" w:hAnsi="Times New Roman" w:eastAsia="Times New Roman" w:cs="Times New Roman"/>
-        </w:rPr>
-        <w:t>1-</w:t>
-      </w:r>
-      <w:r>
-        <w:rPr>
-          <w:rFonts w:hint="eastAsia" w:ascii="Times New Roman" w:hAnsi="Times New Roman" w:eastAsia="FangSong" w:cs="Times New Roman"/>
-        </w:rPr>
-        <w:t>甲基</w:t>
-      </w:r>
-      <w:r>
-        <w:rPr>
-          <w:rFonts w:hint="eastAsia" w:ascii="Times New Roman" w:hAnsi="Times New Roman" w:eastAsia="Times New Roman" w:cs="Times New Roman"/>
-        </w:rPr>
-        <w:t>-1,2-</w:t>
-      </w:r>
-      <w:r>
-        <w:rPr>
-          <w:rFonts w:hint="eastAsia" w:ascii="Times New Roman" w:hAnsi="Times New Roman" w:eastAsia="FangSong" w:cs="Times New Roman"/>
-        </w:rPr>
-        <w:t>二溴环己烷</w:t>
+          <w:b/>
+          <w:bCs/>
+        </w:rPr>
+        <w:t>1,2-</w:t>
+      </w:r>
+      <w:r>
+        <w:rPr>
+          <w:rFonts w:hint="eastAsia" w:ascii="Times New Roman" w:hAnsi="Times New Roman" w:eastAsia="FangSong" w:cs="Times New Roman"/>
+          <w:b/>
+          <w:bCs/>
+        </w:rPr>
+        <w:t>二溴</w:t>
+      </w:r>
+      <w:r>
+        <w:rPr>
+          <w:rFonts w:hint="eastAsia" w:ascii="Times New Roman" w:hAnsi="Times New Roman" w:eastAsia="Times New Roman" w:cs="Times New Roman"/>
+          <w:b/>
+          <w:bCs/>
+        </w:rPr>
+        <w:t>-1-</w:t>
+      </w:r>
+      <w:r>
+        <w:rPr>
+          <w:rFonts w:hint="eastAsia" w:ascii="Times New Roman" w:hAnsi="Times New Roman" w:eastAsia="FangSong" w:cs="Times New Roman"/>
+          <w:b/>
+          <w:bCs/>
+        </w:rPr>
+        <w:t>甲基环己烷</w:t>
+      </w:r>
+      <w:r>
+        <w:rPr>
+          <w:rFonts w:hint="eastAsia" w:ascii="Times New Roman" w:hAnsi="Times New Roman" w:eastAsia="Times New Roman" w:cs="Times New Roman"/>
+        </w:rPr>
+        <w:t>：Br</w:t>
+      </w:r>
+      <w:r>
+        <w:rPr>
+          <w:rFonts w:hint="eastAsia" w:ascii="Times New Roman" w:hAnsi="Times New Roman" w:eastAsia="Times New Roman" w:cs="Times New Roman"/>
+          <w:vertAlign w:val="subscript"/>
+        </w:rPr>
+        <w:t>2</w:t>
+      </w:r>
+      <w:r>
+        <w:rPr>
+          <w:rFonts w:hint="eastAsia" w:ascii="Times New Roman" w:hAnsi="Times New Roman" w:eastAsia="FangSong" w:cs="Times New Roman"/>
+        </w:rPr>
+        <w:t>先形成溴鎓离子</w:t>
       </w:r>
       <w:r>
         <w:rPr>
@@ -30725,7 +31196,50 @@
         <w:rPr>
           <w:rFonts w:hint="eastAsia" w:ascii="Times New Roman" w:hAnsi="Times New Roman" w:eastAsia="FangSong" w:cs="Times New Roman"/>
         </w:rPr>
-        <w:t>反式加成</w:t>
+        <w:t>三元环</w:t>
+      </w:r>
+      <w:r>
+        <w:rPr>
+          <w:rFonts w:hint="eastAsia" w:ascii="Times New Roman" w:hAnsi="Times New Roman" w:eastAsia="Times New Roman" w:cs="Times New Roman"/>
+        </w:rPr>
+        <w:t>)，Br</w:t>
+      </w:r>
+      <w:r>
+        <w:rPr>
+          <w:rFonts w:hint="eastAsia" w:ascii="Times New Roman" w:hAnsi="Times New Roman" w:eastAsia="Times New Roman" w:cs="Times New Roman"/>
+          <w:vertAlign w:val="superscript"/>
+        </w:rPr>
+        <w:t>-</w:t>
+      </w:r>
+      <w:r>
+        <w:rPr>
+          <w:rFonts w:hint="eastAsia" w:ascii="Times New Roman" w:hAnsi="Times New Roman" w:eastAsia="FangSong" w:cs="Times New Roman"/>
+        </w:rPr>
+        <w:t>从背面</w:t>
+      </w:r>
+      <w:r>
+        <w:rPr>
+          <w:rFonts w:hint="eastAsia" w:ascii="Times New Roman" w:hAnsi="Times New Roman" w:eastAsia="Times New Roman" w:cs="Times New Roman"/>
+        </w:rPr>
+        <w:t>(</w:t>
+      </w:r>
+      <w:r>
+        <w:rPr>
+          <w:rFonts w:hint="eastAsia" w:ascii="Times New Roman" w:hAnsi="Times New Roman" w:eastAsia="FangSong" w:cs="Times New Roman"/>
+        </w:rPr>
+        <w:t>双键另一侧</w:t>
+      </w:r>
+      <w:r>
+        <w:rPr>
+          <w:rFonts w:hint="eastAsia" w:ascii="Times New Roman" w:hAnsi="Times New Roman" w:eastAsia="Times New Roman" w:cs="Times New Roman"/>
+        </w:rPr>
+        <w:t>)</w:t>
+      </w:r>
+      <w:r>
+        <w:rPr>
+          <w:rFonts w:hint="eastAsia" w:ascii="Times New Roman" w:hAnsi="Times New Roman" w:eastAsia="FangSong" w:cs="Times New Roman"/>
+        </w:rPr>
+        <w:t>开环</w:t>
       </w:r>
       <w:r>
         <w:rPr>
@@ -30749,7 +31263,27 @@
         <w:rPr>
           <w:rFonts w:hint="eastAsia" w:ascii="Times New Roman" w:hAnsi="Times New Roman" w:eastAsia="FangSong" w:cs="Times New Roman"/>
         </w:rPr>
-        <w:t>分别从双键两侧加入</w:t>
+        <w:t>加在双键两侧</w:t>
+      </w:r>
+      <w:r>
+        <w:rPr>
+          <w:rFonts w:hint="eastAsia" w:ascii="Times New Roman" w:hAnsi="Times New Roman" w:eastAsia="Times New Roman" w:cs="Times New Roman"/>
+        </w:rPr>
+        <w:t>(</w:t>
+      </w:r>
+      <w:r>
+        <w:rPr>
+          <w:rFonts w:ascii="Times New Roman" w:hAnsi="Times New Roman" w:eastAsia="Times New Roman" w:cs="Times New Roman"/>
+          <w:b/>
+          <w:bCs/>
+        </w:rPr>
+        <w:t xml:space="preserve">anti/trans</w:t>
+      </w:r>
+      <w:r>
+        <w:rPr>
+          <w:rFonts w:hint="eastAsia" w:ascii="Times New Roman" w:hAnsi="Times New Roman" w:eastAsia="FangSong" w:cs="Times New Roman"/>
+        </w:rPr>
+        <w:t>加成</w:t>
       </w:r>
       <w:r>
         <w:rPr>
@@ -30761,67 +31295,55 @@
         <w:rPr>
           <w:rFonts w:hint="eastAsia" w:ascii="Times New Roman" w:hAnsi="Times New Roman" w:eastAsia="FangSong" w:cs="Times New Roman"/>
         </w:rPr>
-        <w:t>由于环己烯的构象</w:t>
-      </w:r>
-      <w:r>
-        <w:rPr>
-          <w:rFonts w:hint="eastAsia" w:ascii="Times New Roman" w:hAnsi="Times New Roman" w:eastAsia="Times New Roman" w:cs="Times New Roman"/>
-        </w:rPr>
-        <w:t>，Br</w:t>
-      </w:r>
-      <w:r>
-        <w:rPr>
-          <w:rFonts w:hint="eastAsia" w:ascii="Times New Roman" w:hAnsi="Times New Roman" w:eastAsia="FangSong" w:cs="Times New Roman"/>
-        </w:rPr>
-        <w:t>从</w:t>
-      </w:r>
-      <w:r>
-        <w:rPr>
-          <w:rFonts w:hint="eastAsia" w:ascii="Times New Roman" w:hAnsi="Times New Roman" w:eastAsia="Times New Roman" w:cs="Times New Roman"/>
-        </w:rPr>
-        <w:t>a</w:t>
-      </w:r>
-      <w:r>
-        <w:rPr>
-          <w:rFonts w:hint="eastAsia" w:ascii="Times New Roman" w:hAnsi="Times New Roman" w:eastAsia="FangSong" w:cs="Times New Roman"/>
-        </w:rPr>
-        <w:t>键方向进攻</w:t>
-      </w:r>
-      <w:r>
-        <w:rPr>
-          <w:rFonts w:hint="eastAsia" w:ascii="Times New Roman" w:hAnsi="Times New Roman" w:eastAsia="Times New Roman" w:cs="Times New Roman"/>
-        </w:rPr>
-        <w:t>，</w:t>
-      </w:r>
-      <w:r>
-        <w:rPr>
-          <w:rFonts w:hint="eastAsia" w:ascii="Times New Roman" w:hAnsi="Times New Roman" w:eastAsia="FangSong" w:cs="Times New Roman"/>
-        </w:rPr>
-        <w:t>产物中两个</w:t>
-      </w:r>
-      <w:r>
-        <w:rPr>
-          <w:rFonts w:hint="eastAsia" w:ascii="Times New Roman" w:hAnsi="Times New Roman" w:eastAsia="Times New Roman" w:cs="Times New Roman"/>
-        </w:rPr>
-        <w:t>Br</w:t>
-      </w:r>
-      <w:r>
-        <w:rPr>
-          <w:rFonts w:hint="eastAsia" w:ascii="Times New Roman" w:hAnsi="Times New Roman" w:eastAsia="FangSong" w:cs="Times New Roman"/>
-        </w:rPr>
-        <w:t>为</w:t>
-      </w:r>
-      <w:r>
-        <w:rPr>
-          <w:rFonts w:hint="eastAsia" w:ascii="Times New Roman" w:hAnsi="Times New Roman" w:eastAsia="Times New Roman" w:cs="Times New Roman"/>
-        </w:rPr>
-        <w:t>trans-</w:t>
-      </w:r>
-      <w:r>
-        <w:rPr>
-          <w:rFonts w:hint="eastAsia" w:ascii="Times New Roman" w:hAnsi="Times New Roman" w:eastAsia="FangSong" w:cs="Times New Roman"/>
-        </w:rPr>
-        <w:t>二直立或一直立一平伏</w:t>
+        <w:t>产物含两个手性中心</w:t>
+      </w:r>
+      <w:r>
+        <w:rPr>
+          <w:rFonts w:hint="eastAsia" w:ascii="Times New Roman" w:hAnsi="Times New Roman" w:eastAsia="Times New Roman" w:cs="Times New Roman"/>
+        </w:rPr>
+        <w:t>(C1、C2)，</w:t>
+      </w:r>
+      <w:r>
+        <w:rPr>
+          <w:rFonts w:hint="eastAsia" w:ascii="Times New Roman" w:hAnsi="Times New Roman" w:eastAsia="FangSong" w:cs="Times New Roman"/>
+        </w:rPr>
+        <w:t>得一对对映体</w:t>
+      </w:r>
+      <w:r>
+        <w:rPr>
+          <w:rFonts w:hint="eastAsia" w:ascii="Times New Roman" w:hAnsi="Times New Roman" w:eastAsia="Times New Roman" w:cs="Times New Roman"/>
+        </w:rPr>
+        <w:t>；trans-1,2-</w:t>
+      </w:r>
+      <w:r>
+        <w:rPr>
+          <w:rFonts w:hint="eastAsia" w:ascii="Times New Roman" w:hAnsi="Times New Roman" w:eastAsia="FangSong" w:cs="Times New Roman"/>
+        </w:rPr>
+        <w:t>二溴在椅式构象中可取二平伏</w:t>
+      </w:r>
+      <w:r>
+        <w:rPr>
+          <w:rFonts w:hint="eastAsia" w:ascii="Times New Roman" w:hAnsi="Times New Roman" w:eastAsia="Times New Roman" w:cs="Times New Roman"/>
+        </w:rPr>
+        <w:t>(e,e)</w:t>
+      </w:r>
+      <w:r>
+        <w:rPr>
+          <w:rFonts w:hint="eastAsia" w:ascii="Times New Roman" w:hAnsi="Times New Roman" w:eastAsia="FangSong" w:cs="Times New Roman"/>
+        </w:rPr>
+        <w:t>或二直立</w:t>
+      </w:r>
+      <w:r>
+        <w:rPr>
+          <w:rFonts w:hint="eastAsia" w:ascii="Times New Roman" w:hAnsi="Times New Roman" w:eastAsia="Times New Roman" w:cs="Times New Roman"/>
+        </w:rPr>
+        <w:t>(a,a)，</w:t>
+      </w:r>
+      <w:r>
+        <w:rPr>
+          <w:rFonts w:hint="eastAsia" w:ascii="Times New Roman" w:hAnsi="Times New Roman" w:eastAsia="FangSong" w:cs="Times New Roman"/>
+        </w:rPr>
+        <w:t>以二平伏为主</w:t>
       </w:r>
       <w:r>
         <w:rPr>
@@ -30852,7 +31374,7 @@
         <w:rPr>
           <w:rFonts w:ascii="Times New Roman" w:hAnsi="Times New Roman" w:eastAsia="Times New Roman" w:cs="Times New Roman"/>
         </w:rPr>
-        <w:t>D(C) &gt; C(CF</w:t>
+        <w:t>D(HCHO) &gt; C(CF</w:t>
       </w:r>
       <w:r>
         <w:rPr>
@@ -31056,50 +31578,167 @@
       </w:r>
       <w:r>
         <w:rPr>
-          <w:rFonts w:hint="eastAsia" w:ascii="Times New Roman" w:hAnsi="Times New Roman" w:eastAsia="Times New Roman" w:cs="Times New Roman"/>
-        </w:rPr>
-        <w:t>Lindlar(H</w:t>
-      </w:r>
-      <w:r>
-        <w:rPr>
-          <w:rFonts w:hint="eastAsia" w:ascii="Times New Roman" w:hAnsi="Times New Roman" w:eastAsia="Times New Roman" w:cs="Times New Roman"/>
-          <w:vertAlign w:val="subscript"/>
-        </w:rPr>
-        <w:t>2</w:t>
-      </w:r>
-      <w:r>
-        <w:rPr>
-          <w:rFonts w:hint="eastAsia" w:ascii="Times New Roman" w:hAnsi="Times New Roman" w:eastAsia="Times New Roman" w:cs="Times New Roman"/>
-        </w:rPr>
-        <w:t>/Pd/</w:t>
-      </w:r>
-      <w:r>
-        <w:rPr>
-          <w:rFonts w:hint="eastAsia" w:ascii="Times New Roman" w:hAnsi="Times New Roman" w:eastAsia="FangSong" w:cs="Times New Roman"/>
-        </w:rPr>
-        <w:t>喹啉</w:t>
-      </w:r>
-      <w:r>
-        <w:rPr>
-          <w:rFonts w:hint="eastAsia" w:ascii="Times New Roman" w:hAnsi="Times New Roman" w:eastAsia="Times New Roman" w:cs="Times New Roman"/>
-        </w:rPr>
-        <w:t>)：</w:t>
-      </w:r>
-      <w:r>
-        <w:rPr>
-          <w:rFonts w:hint="eastAsia" w:ascii="Times New Roman" w:hAnsi="Times New Roman" w:eastAsia="FangSong" w:cs="Times New Roman"/>
+          <w:rFonts w:hint="eastAsia" w:ascii="Times New Roman" w:hAnsi="Times New Roman" w:eastAsia="FangSong" w:cs="Times New Roman"/>
+        </w:rPr>
+        <w:t xml:space="preserve">两者均得</w:t>
+      </w:r>
+      <w:r>
+        <w:rPr>
+          <w:rFonts w:hint="eastAsia" w:ascii="Times New Roman" w:hAnsi="Times New Roman" w:eastAsia="Times New Roman" w:cs="Times New Roman"/>
           <w:b/>
           <w:bCs/>
         </w:rPr>
-        <w:t>顺</w:t>
-      </w:r>
-      <w:r>
-        <w:rPr>
-          <w:rFonts w:hint="eastAsia" w:ascii="Times New Roman" w:hAnsi="Times New Roman" w:eastAsia="Times New Roman" w:cs="Times New Roman"/>
+        <w:t>1-</w:t>
+      </w:r>
+      <w:r>
+        <w:rPr>
+          <w:rFonts w:hint="eastAsia" w:ascii="Times New Roman" w:hAnsi="Times New Roman" w:eastAsia="FangSong" w:cs="Times New Roman"/>
           <w:b/>
           <w:bCs/>
         </w:rPr>
-        <w:t>-1-</w:t>
+        <w:t>丁烯</w:t>
+      </w:r>
+      <w:r>
+        <w:rPr>
+          <w:rFonts w:hint="eastAsia" w:ascii="Times New Roman" w:hAnsi="Times New Roman" w:eastAsia="Times New Roman" w:cs="Times New Roman"/>
+        </w:rPr>
+        <w:t>(CH</w:t>
+      </w:r>
+      <w:r>
+        <w:rPr>
+          <w:rFonts w:hint="eastAsia" w:ascii="Times New Roman" w:hAnsi="Times New Roman" w:eastAsia="Times New Roman" w:cs="Times New Roman"/>
+          <w:vertAlign w:val="subscript"/>
+        </w:rPr>
+        <w:t>2</w:t>
+      </w:r>
+      <w:r>
+        <w:rPr>
+          <w:rFonts w:hint="eastAsia" w:ascii="Times New Roman" w:hAnsi="Times New Roman" w:eastAsia="Times New Roman" w:cs="Times New Roman"/>
+        </w:rPr>
+        <w:t>=CH–CH</w:t>
+      </w:r>
+      <w:r>
+        <w:rPr>
+          <w:rFonts w:hint="eastAsia" w:ascii="Times New Roman" w:hAnsi="Times New Roman" w:eastAsia="Times New Roman" w:cs="Times New Roman"/>
+          <w:vertAlign w:val="subscript"/>
+        </w:rPr>
+        <w:t>2</w:t>
+      </w:r>
+      <w:r>
+        <w:rPr>
+          <w:rFonts w:hint="eastAsia" w:ascii="Times New Roman" w:hAnsi="Times New Roman" w:eastAsia="Times New Roman" w:cs="Times New Roman"/>
+        </w:rPr>
+        <w:t>–CH</w:t>
+      </w:r>
+      <w:r>
+        <w:rPr>
+          <w:rFonts w:hint="eastAsia" w:ascii="Times New Roman" w:hAnsi="Times New Roman" w:eastAsia="Times New Roman" w:cs="Times New Roman"/>
+          <w:vertAlign w:val="subscript"/>
+        </w:rPr>
+        <w:t>3</w:t>
+      </w:r>
+      <w:r>
+        <w:rPr>
+          <w:rFonts w:hint="eastAsia" w:ascii="Times New Roman" w:hAnsi="Times New Roman" w:eastAsia="Times New Roman" w:cs="Times New Roman"/>
+        </w:rPr>
+        <w:t>)：</w:t>
+      </w:r>
+      <w:r>
+        <w:rPr>
+          <w:rFonts w:hint="eastAsia" w:ascii="Times New Roman" w:hAnsi="Times New Roman" w:eastAsia="FangSong" w:cs="Times New Roman"/>
+        </w:rPr>
+        <w:t>端炔部分氢化只停在烯烃一步</w:t>
+      </w:r>
+      <w:r>
+        <w:rPr>
+          <w:rFonts w:hint="eastAsia" w:ascii="Times New Roman" w:hAnsi="Times New Roman" w:eastAsia="Times New Roman" w:cs="Times New Roman"/>
+        </w:rPr>
+        <w:t>，</w:t>
+      </w:r>
+      <w:r>
+        <w:rPr>
+          <w:rFonts w:hint="eastAsia" w:ascii="Times New Roman" w:hAnsi="Times New Roman" w:eastAsia="FangSong" w:cs="Times New Roman"/>
+        </w:rPr>
+        <w:t>但端烯无顺反异构可谈</w:t>
+      </w:r>
+      <w:r>
+        <w:rPr>
+          <w:rFonts w:hint="eastAsia" w:ascii="Times New Roman" w:hAnsi="Times New Roman" w:eastAsia="Times New Roman" w:cs="Times New Roman"/>
+        </w:rPr>
+        <w:t>。</w:t>
+      </w:r>
+      <w:r>
+        <w:rPr>
+          <w:rFonts w:hint="eastAsia" w:ascii="Times New Roman" w:hAnsi="Times New Roman" w:eastAsia="FangSong" w:cs="Times New Roman"/>
+        </w:rPr>
+        <w:t>顺</w:t>
+      </w:r>
+      <w:r>
+        <w:rPr>
+          <w:rFonts w:hint="eastAsia" w:ascii="Times New Roman" w:hAnsi="Times New Roman" w:eastAsia="Times New Roman" w:cs="Times New Roman"/>
+        </w:rPr>
+        <w:t>/</w:t>
+      </w:r>
+      <w:r>
+        <w:rPr>
+          <w:rFonts w:hint="eastAsia" w:ascii="Times New Roman" w:hAnsi="Times New Roman" w:eastAsia="FangSong" w:cs="Times New Roman"/>
+        </w:rPr>
+        <w:t>反选择性只对内炔有意义</w:t>
+      </w:r>
+      <w:r>
+        <w:rPr>
+          <w:rFonts w:hint="eastAsia" w:ascii="Times New Roman" w:hAnsi="Times New Roman" w:eastAsia="Times New Roman" w:cs="Times New Roman"/>
+        </w:rPr>
+        <w:t>——</w:t>
+      </w:r>
+      <w:r>
+        <w:rPr>
+          <w:rFonts w:hint="eastAsia" w:ascii="Times New Roman" w:hAnsi="Times New Roman" w:eastAsia="FangSong" w:cs="Times New Roman"/>
+        </w:rPr>
+        <w:t>如</w:t>
+      </w:r>
+      <w:r>
+        <w:rPr>
+          <w:rFonts w:hint="eastAsia" w:ascii="Times New Roman" w:hAnsi="Times New Roman" w:eastAsia="Times New Roman" w:cs="Times New Roman"/>
+        </w:rPr>
+        <w:t>2-</w:t>
+      </w:r>
+      <w:r>
+        <w:rPr>
+          <w:rFonts w:hint="eastAsia" w:ascii="Times New Roman" w:hAnsi="Times New Roman" w:eastAsia="FangSong" w:cs="Times New Roman"/>
+        </w:rPr>
+        <w:t>丁炔</w:t>
+      </w:r>
+      <w:r>
+        <w:rPr>
+          <w:rFonts w:hint="eastAsia" w:ascii="Times New Roman" w:hAnsi="Times New Roman" w:eastAsia="Times New Roman" w:cs="Times New Roman"/>
+        </w:rPr>
+        <w:t>：Lindlar(H</w:t>
+      </w:r>
+      <w:r>
+        <w:rPr>
+          <w:rFonts w:hint="eastAsia" w:ascii="Times New Roman" w:hAnsi="Times New Roman" w:eastAsia="Times New Roman" w:cs="Times New Roman"/>
+          <w:vertAlign w:val="subscript"/>
+        </w:rPr>
+        <w:t>2</w:t>
+      </w:r>
+      <w:r>
+        <w:rPr>
+          <w:rFonts w:hint="eastAsia" w:ascii="Times New Roman" w:hAnsi="Times New Roman" w:eastAsia="Times New Roman" w:cs="Times New Roman"/>
+        </w:rPr>
+        <w:t>/Pd/</w:t>
+      </w:r>
+      <w:r>
+        <w:rPr>
+          <w:rFonts w:hint="eastAsia" w:ascii="Times New Roman" w:hAnsi="Times New Roman" w:eastAsia="FangSong" w:cs="Times New Roman"/>
+        </w:rPr>
+        <w:t>喹啉</w:t>
+      </w:r>
+      <w:r>
+        <w:rPr>
+          <w:rFonts w:hint="eastAsia" w:ascii="Times New Roman" w:hAnsi="Times New Roman" w:eastAsia="Times New Roman" w:cs="Times New Roman"/>
+        </w:rPr>
+        <w:t>)→</w:t>
       </w:r>
       <w:r>
         <w:rPr>
@@ -31107,54 +31746,54 @@
           <w:b/>
           <w:bCs/>
         </w:rPr>
-        <w:t>丁烯</w:t>
-      </w:r>
-      <w:r>
-        <w:rPr>
-          <w:rFonts w:hint="eastAsia" w:ascii="Times New Roman" w:hAnsi="Times New Roman" w:eastAsia="Times New Roman" w:cs="Times New Roman"/>
-        </w:rPr>
-        <w:t>(</w:t>
-      </w:r>
-      <w:r>
-        <w:rPr>
-          <w:rFonts w:hint="eastAsia" w:ascii="Times New Roman" w:hAnsi="Times New Roman" w:eastAsia="FangSong" w:cs="Times New Roman"/>
-        </w:rPr>
-        <w:t>顺式加成</w:t>
-      </w:r>
-      <w:r>
-        <w:rPr>
-          <w:rFonts w:hint="eastAsia" w:ascii="Times New Roman" w:hAnsi="Times New Roman" w:eastAsia="Times New Roman" w:cs="Times New Roman"/>
-        </w:rPr>
-        <w:t>)；Na/NH</w:t>
-      </w:r>
-      <w:r>
-        <w:rPr>
-          <w:rFonts w:hint="eastAsia" w:ascii="Times New Roman" w:hAnsi="Times New Roman" w:eastAsia="Times New Roman" w:cs="Times New Roman"/>
-          <w:vertAlign w:val="subscript"/>
-        </w:rPr>
-        <w:t>3</w:t>
-      </w:r>
-      <w:r>
-        <w:rPr>
-          <w:rFonts w:hint="eastAsia" w:ascii="Times New Roman" w:hAnsi="Times New Roman" w:eastAsia="Times New Roman" w:cs="Times New Roman"/>
-        </w:rPr>
-        <w:t>(l)：</w:t>
-      </w:r>
-      <w:r>
-        <w:rPr>
-          <w:rFonts w:hint="eastAsia" w:ascii="Times New Roman" w:hAnsi="Times New Roman" w:eastAsia="FangSong" w:cs="Times New Roman"/>
+        <w:t>顺</w:t>
+      </w:r>
+      <w:r>
+        <w:rPr>
+          <w:rFonts w:hint="eastAsia" w:ascii="Times New Roman" w:hAnsi="Times New Roman" w:eastAsia="Times New Roman" w:cs="Times New Roman"/>
           <w:b/>
           <w:bCs/>
         </w:rPr>
-        <w:t>反</w:t>
-      </w:r>
-      <w:r>
-        <w:rPr>
-          <w:rFonts w:hint="eastAsia" w:ascii="Times New Roman" w:hAnsi="Times New Roman" w:eastAsia="Times New Roman" w:cs="Times New Roman"/>
+        <w:t>-2-</w:t>
+      </w:r>
+      <w:r>
+        <w:rPr>
+          <w:rFonts w:hint="eastAsia" w:ascii="Times New Roman" w:hAnsi="Times New Roman" w:eastAsia="FangSong" w:cs="Times New Roman"/>
           <w:b/>
           <w:bCs/>
         </w:rPr>
-        <w:t>-1-</w:t>
+        <w:t>丁烯</w:t>
+      </w:r>
+      <w:r>
+        <w:rPr>
+          <w:rFonts w:hint="eastAsia" w:ascii="Times New Roman" w:hAnsi="Times New Roman" w:eastAsia="Times New Roman" w:cs="Times New Roman"/>
+        </w:rPr>
+        <w:t>(syn</w:t>
+      </w:r>
+      <w:r>
+        <w:rPr>
+          <w:rFonts w:hint="eastAsia" w:ascii="Times New Roman" w:hAnsi="Times New Roman" w:eastAsia="FangSong" w:cs="Times New Roman"/>
+        </w:rPr>
+        <w:t>加成</w:t>
+      </w:r>
+      <w:r>
+        <w:rPr>
+          <w:rFonts w:hint="eastAsia" w:ascii="Times New Roman" w:hAnsi="Times New Roman" w:eastAsia="Times New Roman" w:cs="Times New Roman"/>
+        </w:rPr>
+        <w:t>)；Na/NH</w:t>
+      </w:r>
+      <w:r>
+        <w:rPr>
+          <w:rFonts w:hint="eastAsia" w:ascii="Times New Roman" w:hAnsi="Times New Roman" w:eastAsia="Times New Roman" w:cs="Times New Roman"/>
+          <w:vertAlign w:val="subscript"/>
+        </w:rPr>
+        <w:t>3</w:t>
+      </w:r>
+      <w:r>
+        <w:rPr>
+          <w:rFonts w:hint="eastAsia" w:ascii="Times New Roman" w:hAnsi="Times New Roman" w:eastAsia="Times New Roman" w:cs="Times New Roman"/>
+        </w:rPr>
+        <w:t>(l)→</w:t>
       </w:r>
       <w:r>
         <w:rPr>
@@ -31162,6 +31801,22 @@
           <w:b/>
           <w:bCs/>
         </w:rPr>
+        <w:t>反</w:t>
+      </w:r>
+      <w:r>
+        <w:rPr>
+          <w:rFonts w:hint="eastAsia" w:ascii="Times New Roman" w:hAnsi="Times New Roman" w:eastAsia="Times New Roman" w:cs="Times New Roman"/>
+          <w:b/>
+          <w:bCs/>
+        </w:rPr>
+        <w:t>-2-</w:t>
+      </w:r>
+      <w:r>
+        <w:rPr>
+          <w:rFonts w:hint="eastAsia" w:ascii="Times New Roman" w:hAnsi="Times New Roman" w:eastAsia="FangSong" w:cs="Times New Roman"/>
+          <w:b/>
+          <w:bCs/>
+        </w:rPr>
         <w:t>丁烯</w:t>
       </w:r>
       <w:r>
@@ -31180,19 +31835,7 @@
         <w:rPr>
           <w:rFonts w:hint="eastAsia" w:ascii="Times New Roman" w:hAnsi="Times New Roman" w:eastAsia="Times New Roman" w:cs="Times New Roman"/>
         </w:rPr>
-        <w:t>，</w:t>
-      </w:r>
-      <w:r>
-        <w:rPr>
-          <w:rFonts w:hint="eastAsia" w:ascii="Times New Roman" w:hAnsi="Times New Roman" w:eastAsia="FangSong" w:cs="Times New Roman"/>
-        </w:rPr>
-        <w:t>反式加成</w:t>
-      </w:r>
-      <w:r>
-        <w:rPr>
-          <w:rFonts w:hint="eastAsia" w:ascii="Times New Roman" w:hAnsi="Times New Roman" w:eastAsia="Times New Roman" w:cs="Times New Roman"/>
-        </w:rPr>
-        <w:t>)。</w:t>
+        <w:t>，anti)。</w:t>
       </w:r>
     </w:p>
     <w:p>
@@ -31891,15 +32534,9 @@
       </w:r>
       <w:r>
         <w:rPr>
-          <w:rFonts w:hint="eastAsia" w:ascii="Times New Roman" w:hAnsi="Times New Roman" w:eastAsia="FangSong" w:cs="Times New Roman"/>
-        </w:rPr>
-        <w:t>中间体</w:t>
-      </w:r>
-      <w:r>
-        <w:rPr>
-          <w:rFonts w:hint="eastAsia" w:ascii="Times New Roman" w:hAnsi="Times New Roman" w:eastAsia="Times New Roman" w:cs="Times New Roman"/>
-        </w:rPr>
-        <w:t>：H</w:t>
+          <w:rFonts w:hint="eastAsia" w:ascii="Times New Roman" w:hAnsi="Times New Roman" w:eastAsia="Times New Roman" w:cs="Times New Roman"/>
+        </w:rPr>
+        <w:t>H</w:t>
       </w:r>
       <w:r>
         <w:rPr>
@@ -31912,7 +32549,7 @@
         <w:rPr>
           <w:rFonts w:hint="eastAsia" w:ascii="Times New Roman" w:hAnsi="Times New Roman" w:eastAsia="FangSong" w:cs="Times New Roman"/>
         </w:rPr>
-        <w:t>攻</w:t>
+        <w:t>优先加</w:t>
       </w:r>
       <w:r>
         <w:rPr>
@@ -31924,153 +32561,355 @@
         <w:rPr>
           <w:rFonts w:hint="eastAsia" w:ascii="Times New Roman" w:hAnsi="Times New Roman" w:eastAsia="FangSong" w:cs="Times New Roman"/>
         </w:rPr>
-        <w:t>或</w:t>
-      </w:r>
-      <w:r>
-        <w:rPr>
-          <w:rFonts w:hint="eastAsia" w:ascii="Times New Roman" w:hAnsi="Times New Roman" w:eastAsia="Times New Roman" w:cs="Times New Roman"/>
-        </w:rPr>
-        <w:t>C3)</w:t>
-      </w:r>
-      <w:r>
-        <w:rPr>
-          <w:rFonts w:hint="eastAsia" w:ascii="Times New Roman" w:hAnsi="Times New Roman" w:eastAsia="FangSong" w:cs="Times New Roman"/>
-        </w:rPr>
-        <w:t>得烯丙基碳正离子</w:t>
-      </w:r>
-      <w:r>
-        <w:rPr>
-          <w:rFonts w:hint="eastAsia" w:ascii="Times New Roman" w:hAnsi="Times New Roman" w:eastAsia="Times New Roman" w:cs="Times New Roman"/>
-        </w:rPr>
-        <w:t>(</w:t>
-      </w:r>
-      <w:r>
-        <w:rPr>
-          <w:rFonts w:hint="eastAsia" w:ascii="Times New Roman" w:hAnsi="Times New Roman" w:eastAsia="FangSong" w:cs="Times New Roman"/>
-        </w:rPr>
-        <w:t>正电荷在</w:t>
-      </w:r>
-      <w:r>
-        <w:rPr>
-          <w:rFonts w:hint="eastAsia" w:ascii="Times New Roman" w:hAnsi="Times New Roman" w:eastAsia="Times New Roman" w:cs="Times New Roman"/>
-        </w:rPr>
-        <w:t>C1,C3</w:t>
-      </w:r>
-      <w:r>
-        <w:rPr>
-          <w:rFonts w:hint="eastAsia" w:ascii="Times New Roman" w:hAnsi="Times New Roman" w:eastAsia="FangSong" w:cs="Times New Roman"/>
-        </w:rPr>
-        <w:t>离域</w:t>
-      </w:r>
-      <w:r>
-        <w:rPr>
-          <w:rFonts w:hint="eastAsia" w:ascii="Times New Roman" w:hAnsi="Times New Roman" w:eastAsia="Times New Roman" w:cs="Times New Roman"/>
-        </w:rPr>
-        <w:t>)。-80°C：</w:t>
-      </w:r>
-      <w:r>
-        <w:rPr>
-          <w:rFonts w:hint="eastAsia" w:ascii="Times New Roman" w:hAnsi="Times New Roman" w:eastAsia="FangSong" w:cs="Times New Roman"/>
-        </w:rPr>
-        <w:t>动力学控制</w:t>
-      </w:r>
-      <w:r>
-        <w:rPr>
-          <w:rFonts w:hint="eastAsia" w:ascii="Times New Roman" w:hAnsi="Times New Roman" w:eastAsia="Times New Roman" w:cs="Times New Roman"/>
-        </w:rPr>
-        <w:t>→</w:t>
-      </w:r>
-      <w:r>
-        <w:rPr>
-          <w:rFonts w:hint="eastAsia" w:ascii="Times New Roman" w:hAnsi="Times New Roman" w:eastAsia="Times New Roman" w:cs="Times New Roman"/>
+        <w:t>端位</w:t>
+      </w:r>
+      <w:r>
+        <w:rPr>
+          <w:rFonts w:hint="eastAsia" w:ascii="Times New Roman" w:hAnsi="Times New Roman" w:eastAsia="Times New Roman" w:cs="Times New Roman"/>
+        </w:rPr>
+        <w:t>)</w:t>
+      </w:r>
+      <w:r>
+        <w:rPr>
+          <w:rFonts w:hint="eastAsia" w:ascii="Times New Roman" w:hAnsi="Times New Roman" w:eastAsia="FangSong" w:cs="Times New Roman"/>
+        </w:rPr>
+        <w:t>得</w:t>
+      </w:r>
+      <w:r>
+        <w:rPr>
+          <w:rFonts w:hint="eastAsia" w:ascii="Times New Roman" w:hAnsi="Times New Roman" w:eastAsia="FangSong" w:cs="Times New Roman"/>
           <w:b/>
           <w:bCs/>
         </w:rPr>
-        <w:t>1,2-</w:t>
-      </w:r>
-      <w:r>
-        <w:rPr>
-          <w:rFonts w:hint="eastAsia" w:ascii="Times New Roman" w:hAnsi="Times New Roman" w:eastAsia="FangSong" w:cs="Times New Roman"/>
+        <w:t xml:space="preserve">叔烯丙基碳正离子</w:t>
+      </w:r>
+      <w:r>
+        <w:rPr>
+          <w:rFonts w:hint="eastAsia" w:ascii="Times New Roman" w:hAnsi="Times New Roman" w:eastAsia="Times New Roman" w:cs="Times New Roman"/>
+        </w:rPr>
+        <w:t>：(CH</w:t>
+      </w:r>
+      <w:r>
+        <w:rPr>
+          <w:rFonts w:hint="eastAsia" w:ascii="Times New Roman" w:hAnsi="Times New Roman" w:eastAsia="Times New Roman" w:cs="Times New Roman"/>
+          <w:vertAlign w:val="subscript"/>
+        </w:rPr>
+        <w:t>3</w:t>
+      </w:r>
+      <w:r>
+        <w:rPr>
+          <w:rFonts w:hint="eastAsia" w:ascii="Times New Roman" w:hAnsi="Times New Roman" w:eastAsia="Times New Roman" w:cs="Times New Roman"/>
+        </w:rPr>
+        <w:t>)</w:t>
+      </w:r>
+      <w:r>
+        <w:rPr>
+          <w:rFonts w:hint="eastAsia" w:ascii="Times New Roman" w:hAnsi="Times New Roman" w:eastAsia="Times New Roman" w:cs="Times New Roman"/>
+          <w:vertAlign w:val="subscript"/>
+        </w:rPr>
+        <w:t>2</w:t>
+      </w:r>
+      <w:r>
+        <w:rPr>
+          <w:rFonts w:hint="eastAsia" w:ascii="Times New Roman" w:hAnsi="Times New Roman" w:eastAsia="Times New Roman" w:cs="Times New Roman"/>
+        </w:rPr>
+        <w:t>C</w:t>
+      </w:r>
+      <w:r>
+        <w:rPr>
+          <w:rFonts w:hint="eastAsia" w:ascii="Times New Roman" w:hAnsi="Times New Roman" w:eastAsia="Times New Roman" w:cs="Times New Roman"/>
+          <w:vertAlign w:val="superscript"/>
+        </w:rPr>
+        <w:t>+</w:t>
+      </w:r>
+      <w:r>
+        <w:rPr>
+          <w:rFonts w:hint="eastAsia" w:ascii="Times New Roman" w:hAnsi="Times New Roman" w:eastAsia="Times New Roman" w:cs="Times New Roman"/>
+        </w:rPr>
+        <w:t>–CH=CH</w:t>
+      </w:r>
+      <w:r>
+        <w:rPr>
+          <w:rFonts w:hint="eastAsia" w:ascii="Times New Roman" w:hAnsi="Times New Roman" w:eastAsia="Times New Roman" w:cs="Times New Roman"/>
+          <w:vertAlign w:val="subscript"/>
+        </w:rPr>
+        <w:t>2</w:t>
+      </w:r>
+      <w:r>
+        <w:rPr>
+          <w:rFonts w:ascii="Times New Roman" w:hAnsi="Times New Roman" w:eastAsia="Times New Roman" w:cs="Times New Roman"/>
+        </w:rPr>
+        <w:t xml:space="preserve"> ↔ </w:t>
+      </w:r>
+      <w:r>
+        <w:rPr>
+          <w:rFonts w:hint="eastAsia" w:ascii="Times New Roman" w:hAnsi="Times New Roman" w:eastAsia="Times New Roman" w:cs="Times New Roman"/>
+        </w:rPr>
+        <w:t>(CH</w:t>
+      </w:r>
+      <w:r>
+        <w:rPr>
+          <w:rFonts w:hint="eastAsia" w:ascii="Times New Roman" w:hAnsi="Times New Roman" w:eastAsia="Times New Roman" w:cs="Times New Roman"/>
+          <w:vertAlign w:val="subscript"/>
+        </w:rPr>
+        <w:t>3</w:t>
+      </w:r>
+      <w:r>
+        <w:rPr>
+          <w:rFonts w:hint="eastAsia" w:ascii="Times New Roman" w:hAnsi="Times New Roman" w:eastAsia="Times New Roman" w:cs="Times New Roman"/>
+        </w:rPr>
+        <w:t>)</w:t>
+      </w:r>
+      <w:r>
+        <w:rPr>
+          <w:rFonts w:hint="eastAsia" w:ascii="Times New Roman" w:hAnsi="Times New Roman" w:eastAsia="Times New Roman" w:cs="Times New Roman"/>
+          <w:vertAlign w:val="subscript"/>
+        </w:rPr>
+        <w:t>2</w:t>
+      </w:r>
+      <w:r>
+        <w:rPr>
+          <w:rFonts w:hint="eastAsia" w:ascii="Times New Roman" w:hAnsi="Times New Roman" w:eastAsia="Times New Roman" w:cs="Times New Roman"/>
+        </w:rPr>
+        <w:t>C=CH–CH</w:t>
+      </w:r>
+      <w:r>
+        <w:rPr>
+          <w:rFonts w:hint="eastAsia" w:ascii="Times New Roman" w:hAnsi="Times New Roman" w:eastAsia="Times New Roman" w:cs="Times New Roman"/>
+          <w:vertAlign w:val="subscript"/>
+        </w:rPr>
+        <w:t>2</w:t>
+      </w:r>
+      <w:r>
+        <w:rPr>
+          <w:rFonts w:hint="eastAsia" w:ascii="Times New Roman" w:hAnsi="Times New Roman" w:eastAsia="Times New Roman" w:cs="Times New Roman"/>
+          <w:vertAlign w:val="superscript"/>
+        </w:rPr>
+        <w:t>+</w:t>
+      </w:r>
+      <w:r>
+        <w:rPr>
+          <w:rFonts w:hint="eastAsia" w:ascii="Times New Roman" w:hAnsi="Times New Roman" w:eastAsia="Times New Roman" w:cs="Times New Roman"/>
+        </w:rPr>
+        <w:t>(</w:t>
+      </w:r>
+      <w:r>
+        <w:rPr>
+          <w:rFonts w:hint="eastAsia" w:ascii="Times New Roman" w:hAnsi="Times New Roman" w:eastAsia="FangSong" w:cs="Times New Roman"/>
+        </w:rPr>
+        <w:t>共振离域</w:t>
+      </w:r>
+      <w:r>
+        <w:rPr>
+          <w:rFonts w:hint="eastAsia" w:ascii="Times New Roman" w:hAnsi="Times New Roman" w:eastAsia="Times New Roman" w:cs="Times New Roman"/>
+        </w:rPr>
+        <w:t>；</w:t>
+      </w:r>
+      <w:r>
+        <w:rPr>
+          <w:rFonts w:hint="eastAsia" w:ascii="Times New Roman" w:hAnsi="Times New Roman" w:eastAsia="FangSong" w:cs="Times New Roman"/>
+        </w:rPr>
+        <w:t>若</w:t>
+      </w:r>
+      <w:r>
+        <w:rPr>
+          <w:rFonts w:hint="eastAsia" w:ascii="Times New Roman" w:hAnsi="Times New Roman" w:eastAsia="Times New Roman" w:cs="Times New Roman"/>
+        </w:rPr>
+        <w:t>H</w:t>
+      </w:r>
+      <w:r>
+        <w:rPr>
+          <w:rFonts w:hint="eastAsia" w:ascii="Times New Roman" w:hAnsi="Times New Roman" w:eastAsia="FangSong" w:cs="Times New Roman"/>
+        </w:rPr>
+        <w:t>攻</w:t>
+      </w:r>
+      <w:r>
+        <w:rPr>
+          <w:rFonts w:hint="eastAsia" w:ascii="Times New Roman" w:hAnsi="Times New Roman" w:eastAsia="Times New Roman" w:cs="Times New Roman"/>
+        </w:rPr>
+        <w:t>C4</w:t>
+      </w:r>
+      <w:r>
+        <w:rPr>
+          <w:rFonts w:hint="eastAsia" w:ascii="Times New Roman" w:hAnsi="Times New Roman" w:eastAsia="FangSong" w:cs="Times New Roman"/>
+        </w:rPr>
+        <w:t>则中间体含伯碳共振式</w:t>
+      </w:r>
+      <w:r>
+        <w:rPr>
+          <w:rFonts w:hint="eastAsia" w:ascii="Times New Roman" w:hAnsi="Times New Roman" w:eastAsia="Times New Roman" w:cs="Times New Roman"/>
+        </w:rPr>
+        <w:t>，</w:t>
+      </w:r>
+      <w:r>
+        <w:rPr>
+          <w:rFonts w:hint="eastAsia" w:ascii="Times New Roman" w:hAnsi="Times New Roman" w:eastAsia="FangSong" w:cs="Times New Roman"/>
+        </w:rPr>
+        <w:t>不利</w:t>
+      </w:r>
+      <w:r>
+        <w:rPr>
+          <w:rFonts w:hint="eastAsia" w:ascii="Times New Roman" w:hAnsi="Times New Roman" w:eastAsia="Times New Roman" w:cs="Times New Roman"/>
+        </w:rPr>
+        <w:t>)。-80°C：</w:t>
+      </w:r>
+      <w:r>
+        <w:rPr>
+          <w:rFonts w:hint="eastAsia" w:ascii="Times New Roman" w:hAnsi="Times New Roman" w:eastAsia="FangSong" w:cs="Times New Roman"/>
+        </w:rPr>
+        <w:t>动力学控制</w:t>
+      </w:r>
+      <w:r>
+        <w:rPr>
+          <w:rFonts w:hint="eastAsia" w:ascii="Times New Roman" w:hAnsi="Times New Roman" w:eastAsia="Times New Roman" w:cs="Times New Roman"/>
+        </w:rPr>
+        <w:t>→</w:t>
+      </w:r>
+      <w:r>
+        <w:rPr>
+          <w:rFonts w:hint="eastAsia" w:ascii="Times New Roman" w:hAnsi="Times New Roman" w:eastAsia="Times New Roman" w:cs="Times New Roman"/>
           <w:b/>
           <w:bCs/>
         </w:rPr>
-        <w:t>加成</w:t>
-      </w:r>
-      <w:r>
-        <w:rPr>
-          <w:rFonts w:hint="eastAsia" w:ascii="Times New Roman" w:hAnsi="Times New Roman" w:eastAsia="Times New Roman" w:cs="Times New Roman"/>
-        </w:rPr>
-        <w:t>(Br</w:t>
-      </w:r>
-      <w:r>
-        <w:rPr>
-          <w:rFonts w:hint="eastAsia" w:ascii="Times New Roman" w:hAnsi="Times New Roman" w:eastAsia="Times New Roman" w:cs="Times New Roman"/>
-          <w:vertAlign w:val="superscript"/>
-        </w:rPr>
-        <w:t>-</w:t>
-      </w:r>
-      <w:r>
-        <w:rPr>
-          <w:rFonts w:hint="eastAsia" w:ascii="Times New Roman" w:hAnsi="Times New Roman" w:eastAsia="FangSong" w:cs="Times New Roman"/>
-        </w:rPr>
-        <w:t>攻</w:t>
-      </w:r>
-      <w:r>
-        <w:rPr>
-          <w:rFonts w:hint="eastAsia" w:ascii="Times New Roman" w:hAnsi="Times New Roman" w:eastAsia="Times New Roman" w:cs="Times New Roman"/>
-        </w:rPr>
-        <w:t>C2)→3-</w:t>
-      </w:r>
-      <w:r>
-        <w:rPr>
-          <w:rFonts w:hint="eastAsia" w:ascii="Times New Roman" w:hAnsi="Times New Roman" w:eastAsia="FangSong" w:cs="Times New Roman"/>
-        </w:rPr>
-        <w:t>溴</w:t>
-      </w:r>
-      <w:r>
-        <w:rPr>
-          <w:rFonts w:hint="eastAsia" w:ascii="Times New Roman" w:hAnsi="Times New Roman" w:eastAsia="Times New Roman" w:cs="Times New Roman"/>
-        </w:rPr>
-        <w:t>-1-</w:t>
-      </w:r>
-      <w:r>
-        <w:rPr>
-          <w:rFonts w:hint="eastAsia" w:ascii="Times New Roman" w:hAnsi="Times New Roman" w:eastAsia="FangSong" w:cs="Times New Roman"/>
-        </w:rPr>
-        <w:t>戊烯</w:t>
-      </w:r>
-      <w:r>
-        <w:rPr>
-          <w:rFonts w:hint="eastAsia" w:ascii="Times New Roman" w:hAnsi="Times New Roman" w:eastAsia="Times New Roman" w:cs="Times New Roman"/>
-        </w:rPr>
-        <w:t>；40°C：</w:t>
-      </w:r>
-      <w:r>
-        <w:rPr>
-          <w:rFonts w:hint="eastAsia" w:ascii="Times New Roman" w:hAnsi="Times New Roman" w:eastAsia="FangSong" w:cs="Times New Roman"/>
-        </w:rPr>
-        <w:t>热力学控制</w:t>
-      </w:r>
-      <w:r>
-        <w:rPr>
-          <w:rFonts w:hint="eastAsia" w:ascii="Times New Roman" w:hAnsi="Times New Roman" w:eastAsia="Times New Roman" w:cs="Times New Roman"/>
-        </w:rPr>
-        <w:t>→</w:t>
-      </w:r>
-      <w:r>
-        <w:rPr>
-          <w:rFonts w:hint="eastAsia" w:ascii="Times New Roman" w:hAnsi="Times New Roman" w:eastAsia="Times New Roman" w:cs="Times New Roman"/>
+        <w:t>1,2-</w:t>
+      </w:r>
+      <w:r>
+        <w:rPr>
+          <w:rFonts w:hint="eastAsia" w:ascii="Times New Roman" w:hAnsi="Times New Roman" w:eastAsia="FangSong" w:cs="Times New Roman"/>
           <w:b/>
           <w:bCs/>
         </w:rPr>
-        <w:t>1,4-</w:t>
-      </w:r>
-      <w:r>
-        <w:rPr>
-          <w:rFonts w:hint="eastAsia" w:ascii="Times New Roman" w:hAnsi="Times New Roman" w:eastAsia="FangSong" w:cs="Times New Roman"/>
+        <w:t>加成</w:t>
+      </w:r>
+      <w:r>
+        <w:rPr>
+          <w:rFonts w:hint="eastAsia" w:ascii="Times New Roman" w:hAnsi="Times New Roman" w:eastAsia="Times New Roman" w:cs="Times New Roman"/>
+        </w:rPr>
+        <w:t>(Br</w:t>
+      </w:r>
+      <w:r>
+        <w:rPr>
+          <w:rFonts w:hint="eastAsia" w:ascii="Times New Roman" w:hAnsi="Times New Roman" w:eastAsia="Times New Roman" w:cs="Times New Roman"/>
+          <w:vertAlign w:val="superscript"/>
+        </w:rPr>
+        <w:t>-</w:t>
+      </w:r>
+      <w:r>
+        <w:rPr>
+          <w:rFonts w:hint="eastAsia" w:ascii="Times New Roman" w:hAnsi="Times New Roman" w:eastAsia="FangSong" w:cs="Times New Roman"/>
+        </w:rPr>
+        <w:t>攻</w:t>
+      </w:r>
+      <w:r>
+        <w:rPr>
+          <w:rFonts w:hint="eastAsia" w:ascii="Times New Roman" w:hAnsi="Times New Roman" w:eastAsia="Times New Roman" w:cs="Times New Roman"/>
+        </w:rPr>
+        <w:t>C2，</w:t>
+      </w:r>
+      <w:r>
+        <w:rPr>
+          <w:rFonts w:hint="eastAsia" w:ascii="Times New Roman" w:hAnsi="Times New Roman" w:eastAsia="FangSong" w:cs="Times New Roman"/>
+        </w:rPr>
+        <w:t>叔碳位电荷密度大</w:t>
+      </w:r>
+      <w:r>
+        <w:rPr>
+          <w:rFonts w:hint="eastAsia" w:ascii="Times New Roman" w:hAnsi="Times New Roman" w:eastAsia="Times New Roman" w:cs="Times New Roman"/>
+        </w:rPr>
+        <w:t>)→</w:t>
+      </w:r>
+      <w:r>
+        <w:rPr>
+          <w:rFonts w:hint="eastAsia" w:ascii="Times New Roman" w:hAnsi="Times New Roman" w:eastAsia="Times New Roman" w:cs="Times New Roman"/>
           <w:b/>
           <w:bCs/>
         </w:rPr>
+        <w:t>3-</w:t>
+      </w:r>
+      <w:r>
+        <w:rPr>
+          <w:rFonts w:hint="eastAsia" w:ascii="Times New Roman" w:hAnsi="Times New Roman" w:eastAsia="FangSong" w:cs="Times New Roman"/>
+          <w:b/>
+          <w:bCs/>
+        </w:rPr>
+        <w:t>溴</w:t>
+      </w:r>
+      <w:r>
+        <w:rPr>
+          <w:rFonts w:hint="eastAsia" w:ascii="Times New Roman" w:hAnsi="Times New Roman" w:eastAsia="Times New Roman" w:cs="Times New Roman"/>
+          <w:b/>
+          <w:bCs/>
+        </w:rPr>
+        <w:t>-3-</w:t>
+      </w:r>
+      <w:r>
+        <w:rPr>
+          <w:rFonts w:hint="eastAsia" w:ascii="Times New Roman" w:hAnsi="Times New Roman" w:eastAsia="FangSong" w:cs="Times New Roman"/>
+          <w:b/>
+          <w:bCs/>
+        </w:rPr>
+        <w:t>甲基</w:t>
+      </w:r>
+      <w:r>
+        <w:rPr>
+          <w:rFonts w:hint="eastAsia" w:ascii="Times New Roman" w:hAnsi="Times New Roman" w:eastAsia="Times New Roman" w:cs="Times New Roman"/>
+          <w:b/>
+          <w:bCs/>
+        </w:rPr>
+        <w:t>-1-</w:t>
+      </w:r>
+      <w:r>
+        <w:rPr>
+          <w:rFonts w:hint="eastAsia" w:ascii="Times New Roman" w:hAnsi="Times New Roman" w:eastAsia="FangSong" w:cs="Times New Roman"/>
+          <w:b/>
+          <w:bCs/>
+        </w:rPr>
+        <w:t>丁烯</w:t>
+      </w:r>
+      <w:r>
+        <w:rPr>
+          <w:rFonts w:hint="eastAsia" w:ascii="Times New Roman" w:hAnsi="Times New Roman" w:eastAsia="Times New Roman" w:cs="Times New Roman"/>
+        </w:rPr>
+        <w:t>(</w:t>
+      </w:r>
+      <w:r>
+        <w:rPr>
+          <w:rFonts w:hint="eastAsia" w:ascii="Times New Roman" w:hAnsi="Times New Roman" w:eastAsia="FangSong" w:cs="Times New Roman"/>
+        </w:rPr>
+        <w:t>端烯</w:t>
+      </w:r>
+      <w:r>
+        <w:rPr>
+          <w:rFonts w:hint="eastAsia" w:ascii="Times New Roman" w:hAnsi="Times New Roman" w:eastAsia="Times New Roman" w:cs="Times New Roman"/>
+        </w:rPr>
+        <w:t>)；40°C：</w:t>
+      </w:r>
+      <w:r>
+        <w:rPr>
+          <w:rFonts w:hint="eastAsia" w:ascii="Times New Roman" w:hAnsi="Times New Roman" w:eastAsia="FangSong" w:cs="Times New Roman"/>
+        </w:rPr>
+        <w:t>热力学控制</w:t>
+      </w:r>
+      <w:r>
+        <w:rPr>
+          <w:rFonts w:hint="eastAsia" w:ascii="Times New Roman" w:hAnsi="Times New Roman" w:eastAsia="Times New Roman" w:cs="Times New Roman"/>
+        </w:rPr>
+        <w:t>→</w:t>
+      </w:r>
+      <w:r>
+        <w:rPr>
+          <w:rFonts w:hint="eastAsia" w:ascii="Times New Roman" w:hAnsi="Times New Roman" w:eastAsia="Times New Roman" w:cs="Times New Roman"/>
+          <w:b/>
+          <w:bCs/>
+        </w:rPr>
+        <w:t>1,4-</w:t>
+      </w:r>
+      <w:r>
+        <w:rPr>
+          <w:rFonts w:hint="eastAsia" w:ascii="Times New Roman" w:hAnsi="Times New Roman" w:eastAsia="FangSong" w:cs="Times New Roman"/>
+          <w:b/>
+          <w:bCs/>
+        </w:rPr>
         <w:t>加成</w:t>
       </w:r>
       <w:r>
@@ -32096,25 +32935,55 @@
         <w:rPr>
           <w:rFonts w:hint="eastAsia" w:ascii="Times New Roman" w:hAnsi="Times New Roman" w:eastAsia="Times New Roman" w:cs="Times New Roman"/>
         </w:rPr>
-        <w:t>C4)→1-</w:t>
-      </w:r>
-      <w:r>
-        <w:rPr>
-          <w:rFonts w:hint="eastAsia" w:ascii="Times New Roman" w:hAnsi="Times New Roman" w:eastAsia="FangSong" w:cs="Times New Roman"/>
+        <w:t>C4)→</w:t>
+      </w:r>
+      <w:r>
+        <w:rPr>
+          <w:rFonts w:hint="eastAsia" w:ascii="Times New Roman" w:hAnsi="Times New Roman" w:eastAsia="Times New Roman" w:cs="Times New Roman"/>
+          <w:b/>
+          <w:bCs/>
+        </w:rPr>
+        <w:t>1-</w:t>
+      </w:r>
+      <w:r>
+        <w:rPr>
+          <w:rFonts w:hint="eastAsia" w:ascii="Times New Roman" w:hAnsi="Times New Roman" w:eastAsia="FangSong" w:cs="Times New Roman"/>
+          <w:b/>
+          <w:bCs/>
         </w:rPr>
         <w:t>溴</w:t>
       </w:r>
       <w:r>
         <w:rPr>
           <w:rFonts w:hint="eastAsia" w:ascii="Times New Roman" w:hAnsi="Times New Roman" w:eastAsia="Times New Roman" w:cs="Times New Roman"/>
+          <w:b/>
+          <w:bCs/>
+        </w:rPr>
+        <w:t>-3-</w:t>
+      </w:r>
+      <w:r>
+        <w:rPr>
+          <w:rFonts w:hint="eastAsia" w:ascii="Times New Roman" w:hAnsi="Times New Roman" w:eastAsia="FangSong" w:cs="Times New Roman"/>
+          <w:b/>
+          <w:bCs/>
+        </w:rPr>
+        <w:t>甲基</w:t>
+      </w:r>
+      <w:r>
+        <w:rPr>
+          <w:rFonts w:hint="eastAsia" w:ascii="Times New Roman" w:hAnsi="Times New Roman" w:eastAsia="Times New Roman" w:cs="Times New Roman"/>
+          <w:b/>
+          <w:bCs/>
         </w:rPr>
         <w:t>-2-</w:t>
       </w:r>
       <w:r>
         <w:rPr>
           <w:rFonts w:hint="eastAsia" w:ascii="Times New Roman" w:hAnsi="Times New Roman" w:eastAsia="FangSong" w:cs="Times New Roman"/>
-        </w:rPr>
-        <w:t>戊烯</w:t>
+          <w:b/>
+          <w:bCs/>
+        </w:rPr>
+        <w:t>丁烯</w:t>
       </w:r>
       <w:r>
         <w:rPr>
@@ -32126,7 +32995,19 @@
         <w:rPr>
           <w:rFonts w:hint="eastAsia" w:ascii="Times New Roman" w:hAnsi="Times New Roman" w:eastAsia="FangSong" w:cs="Times New Roman"/>
         </w:rPr>
-        <w:t>双键更取代</w:t>
+        <w:t>双键三取代</w:t>
+      </w:r>
+      <w:r>
+        <w:rPr>
+          <w:rFonts w:hint="eastAsia" w:ascii="Times New Roman" w:hAnsi="Times New Roman" w:eastAsia="Times New Roman" w:cs="Times New Roman"/>
+        </w:rPr>
+        <w:t>，</w:t>
+      </w:r>
+      <w:r>
+        <w:rPr>
+          <w:rFonts w:hint="eastAsia" w:ascii="Times New Roman" w:hAnsi="Times New Roman" w:eastAsia="FangSong" w:cs="Times New Roman"/>
+        </w:rPr>
+        <w:t>更稳定</w:t>
       </w:r>
       <w:r>
         <w:rPr>
@@ -33174,7 +34055,7 @@
         <w:rPr>
           <w:rFonts w:hint="eastAsia" w:ascii="Times New Roman" w:hAnsi="Times New Roman" w:eastAsia="FangSong" w:cs="Times New Roman"/>
         </w:rPr>
-        <w:t>亲电加成时</w:t>
+        <w:t>若</w:t>
       </w:r>
       <w:r>
         <w:rPr>
@@ -33193,7 +34074,322 @@
         <w:rPr>
           <w:rFonts w:hint="eastAsia" w:ascii="Times New Roman" w:hAnsi="Times New Roman" w:eastAsia="FangSong" w:cs="Times New Roman"/>
         </w:rPr>
-        <w:t>先进攻</w:t>
+        <w:t>加在</w:t>
+      </w:r>
+      <w:r>
+        <w:rPr>
+          <w:rFonts w:hint="eastAsia" w:ascii="Times New Roman" w:hAnsi="Times New Roman" w:eastAsia="Times New Roman" w:cs="Times New Roman"/>
+        </w:rPr>
+        <w:t>CH</w:t>
+      </w:r>
+      <w:r>
+        <w:rPr>
+          <w:rFonts w:hint="eastAsia" w:ascii="Times New Roman" w:hAnsi="Times New Roman" w:eastAsia="Times New Roman" w:cs="Times New Roman"/>
+          <w:vertAlign w:val="subscript"/>
+        </w:rPr>
+        <w:t>2</w:t>
+      </w:r>
+      <w:r>
+        <w:rPr>
+          <w:rFonts w:hint="eastAsia" w:ascii="Times New Roman" w:hAnsi="Times New Roman" w:eastAsia="FangSong" w:cs="Times New Roman"/>
+        </w:rPr>
+        <w:t>端</w:t>
+      </w:r>
+      <w:r>
+        <w:rPr>
+          <w:rFonts w:hint="eastAsia" w:ascii="Times New Roman" w:hAnsi="Times New Roman" w:eastAsia="Times New Roman" w:cs="Times New Roman"/>
+        </w:rPr>
+        <w:t>→</w:t>
+      </w:r>
+      <w:r>
+        <w:rPr>
+          <w:rFonts w:hint="eastAsia" w:ascii="Times New Roman" w:hAnsi="Times New Roman" w:eastAsia="FangSong" w:cs="Times New Roman"/>
+        </w:rPr>
+        <w:t>形成</w:t>
+      </w:r>
+      <w:r>
+        <w:rPr>
+          <w:rFonts w:hint="eastAsia" w:ascii="Times New Roman" w:hAnsi="Times New Roman" w:eastAsia="Times New Roman" w:cs="Times New Roman"/>
+          <w:vertAlign w:val="superscript"/>
+        </w:rPr>
+        <w:t>+</w:t>
+      </w:r>
+      <w:r>
+        <w:rPr>
+          <w:rFonts w:hint="eastAsia" w:ascii="Times New Roman" w:hAnsi="Times New Roman" w:eastAsia="Times New Roman" w:cs="Times New Roman"/>
+        </w:rPr>
+        <w:t>CH(Cl)–CH</w:t>
+      </w:r>
+      <w:r>
+        <w:rPr>
+          <w:rFonts w:hint="eastAsia" w:ascii="Times New Roman" w:hAnsi="Times New Roman" w:eastAsia="Times New Roman" w:cs="Times New Roman"/>
+          <w:vertAlign w:val="subscript"/>
+        </w:rPr>
+        <w:t>2</w:t>
+      </w:r>
+      <w:r>
+        <w:rPr>
+          <w:rFonts w:hint="eastAsia" w:ascii="Times New Roman" w:hAnsi="Times New Roman" w:eastAsia="Times New Roman" w:cs="Times New Roman"/>
+        </w:rPr>
+        <w:t>E，</w:t>
+      </w:r>
+      <w:r>
+        <w:rPr>
+          <w:rFonts w:hint="eastAsia" w:ascii="Times New Roman" w:hAnsi="Times New Roman" w:eastAsia="FangSong" w:cs="Times New Roman"/>
+        </w:rPr>
+        <w:t>正电荷落在连</w:t>
+      </w:r>
+      <w:r>
+        <w:rPr>
+          <w:rFonts w:hint="eastAsia" w:ascii="Times New Roman" w:hAnsi="Times New Roman" w:eastAsia="Times New Roman" w:cs="Times New Roman"/>
+        </w:rPr>
+        <w:t>Cl</w:t>
+      </w:r>
+      <w:r>
+        <w:rPr>
+          <w:rFonts w:hint="eastAsia" w:ascii="Times New Roman" w:hAnsi="Times New Roman" w:eastAsia="FangSong" w:cs="Times New Roman"/>
+        </w:rPr>
+        <w:t>的碳上</w:t>
+      </w:r>
+      <w:r>
+        <w:rPr>
+          <w:rFonts w:hint="eastAsia" w:ascii="Times New Roman" w:hAnsi="Times New Roman" w:eastAsia="Times New Roman" w:cs="Times New Roman"/>
+        </w:rPr>
+        <w:t>，Cl</w:t>
+      </w:r>
+      <w:r>
+        <w:rPr>
+          <w:rFonts w:hint="eastAsia" w:ascii="Times New Roman" w:hAnsi="Times New Roman" w:eastAsia="FangSong" w:cs="Times New Roman"/>
+        </w:rPr>
+        <w:t>的</w:t>
+      </w:r>
+      <w:r>
+        <w:rPr>
+          <w:rFonts w:hint="eastAsia" w:ascii="Times New Roman" w:hAnsi="Times New Roman" w:eastAsia="Times New Roman" w:cs="Times New Roman"/>
+        </w:rPr>
+        <w:t>+C(p-π</w:t>
+      </w:r>
+      <w:r>
+        <w:rPr>
+          <w:rFonts w:hint="eastAsia" w:ascii="Times New Roman" w:hAnsi="Times New Roman" w:eastAsia="FangSong" w:cs="Times New Roman"/>
+        </w:rPr>
+        <w:t>共轭</w:t>
+      </w:r>
+      <w:r>
+        <w:rPr>
+          <w:rFonts w:hint="eastAsia" w:ascii="Times New Roman" w:hAnsi="Times New Roman" w:eastAsia="Times New Roman" w:cs="Times New Roman"/>
+        </w:rPr>
+        <w:t>)</w:t>
+      </w:r>
+      <w:r>
+        <w:rPr>
+          <w:rFonts w:hint="eastAsia" w:ascii="Times New Roman" w:hAnsi="Times New Roman" w:eastAsia="FangSong" w:cs="Times New Roman"/>
+        </w:rPr>
+        <w:t>可使其稳定</w:t>
+      </w:r>
+      <w:r>
+        <w:rPr>
+          <w:rFonts w:hint="eastAsia" w:ascii="Times New Roman" w:hAnsi="Times New Roman" w:eastAsia="Times New Roman" w:cs="Times New Roman"/>
+        </w:rPr>
+        <w:t>(+</w:t>
+      </w:r>
+      <w:r>
+        <w:rPr>
+          <w:rFonts w:hint="eastAsia" w:ascii="Times New Roman" w:hAnsi="Times New Roman" w:eastAsia="FangSong" w:cs="Times New Roman"/>
+        </w:rPr>
+        <w:t>电荷可分散到</w:t>
+      </w:r>
+      <w:r>
+        <w:rPr>
+          <w:rFonts w:hint="eastAsia" w:ascii="Times New Roman" w:hAnsi="Times New Roman" w:eastAsia="Times New Roman" w:cs="Times New Roman"/>
+        </w:rPr>
+        <w:t>Cl</w:t>
+      </w:r>
+      <w:r>
+        <w:rPr>
+          <w:rFonts w:hint="eastAsia" w:ascii="Times New Roman" w:hAnsi="Times New Roman" w:eastAsia="FangSong" w:cs="Times New Roman"/>
+        </w:rPr>
+        <w:t>上</w:t>
+      </w:r>
+      <w:r>
+        <w:rPr>
+          <w:rFonts w:hint="eastAsia" w:ascii="Times New Roman" w:hAnsi="Times New Roman" w:eastAsia="Times New Roman" w:cs="Times New Roman"/>
+        </w:rPr>
+        <w:t>)；</w:t>
+      </w:r>
+      <w:r>
+        <w:rPr>
+          <w:rFonts w:hint="eastAsia" w:ascii="Times New Roman" w:hAnsi="Times New Roman" w:eastAsia="FangSong" w:cs="Times New Roman"/>
+        </w:rPr>
+        <w:t>若</w:t>
+      </w:r>
+      <w:r>
+        <w:rPr>
+          <w:rFonts w:hint="eastAsia" w:ascii="Times New Roman" w:hAnsi="Times New Roman" w:eastAsia="Times New Roman" w:cs="Times New Roman"/>
+        </w:rPr>
+        <w:t>E</w:t>
+      </w:r>
+      <w:r>
+        <w:rPr>
+          <w:rFonts w:hint="eastAsia" w:ascii="Times New Roman" w:hAnsi="Times New Roman" w:eastAsia="Times New Roman" w:cs="Times New Roman"/>
+          <w:vertAlign w:val="superscript"/>
+        </w:rPr>
+        <w:t>+</w:t>
+      </w:r>
+      <w:r>
+        <w:rPr>
+          <w:rFonts w:hint="eastAsia" w:ascii="Times New Roman" w:hAnsi="Times New Roman" w:eastAsia="FangSong" w:cs="Times New Roman"/>
+        </w:rPr>
+        <w:t>加在</w:t>
+      </w:r>
+      <w:r>
+        <w:rPr>
+          <w:rFonts w:hint="eastAsia" w:ascii="Times New Roman" w:hAnsi="Times New Roman" w:eastAsia="Times New Roman" w:cs="Times New Roman"/>
+        </w:rPr>
+        <w:t>CHCl</w:t>
+      </w:r>
+      <w:r>
+        <w:rPr>
+          <w:rFonts w:hint="eastAsia" w:ascii="Times New Roman" w:hAnsi="Times New Roman" w:eastAsia="FangSong" w:cs="Times New Roman"/>
+        </w:rPr>
+        <w:t>端</w:t>
+      </w:r>
+      <w:r>
+        <w:rPr>
+          <w:rFonts w:hint="eastAsia" w:ascii="Times New Roman" w:hAnsi="Times New Roman" w:eastAsia="Times New Roman" w:cs="Times New Roman"/>
+        </w:rPr>
+        <w:t>→</w:t>
+      </w:r>
+      <w:r>
+        <w:rPr>
+          <w:rFonts w:hint="eastAsia" w:ascii="Times New Roman" w:hAnsi="Times New Roman" w:eastAsia="FangSong" w:cs="Times New Roman"/>
+        </w:rPr>
+        <w:t>形成</w:t>
+      </w:r>
+      <w:r>
+        <w:rPr>
+          <w:rFonts w:hint="eastAsia" w:ascii="Times New Roman" w:hAnsi="Times New Roman" w:eastAsia="Times New Roman" w:cs="Times New Roman"/>
+          <w:vertAlign w:val="superscript"/>
+        </w:rPr>
+        <w:t>+</w:t>
+      </w:r>
+      <w:r>
+        <w:rPr>
+          <w:rFonts w:hint="eastAsia" w:ascii="Times New Roman" w:hAnsi="Times New Roman" w:eastAsia="Times New Roman" w:cs="Times New Roman"/>
+        </w:rPr>
+        <w:t>CH</w:t>
+      </w:r>
+      <w:r>
+        <w:rPr>
+          <w:rFonts w:hint="eastAsia" w:ascii="Times New Roman" w:hAnsi="Times New Roman" w:eastAsia="Times New Roman" w:cs="Times New Roman"/>
+          <w:vertAlign w:val="subscript"/>
+        </w:rPr>
+        <w:t>2</w:t>
+      </w:r>
+      <w:r>
+        <w:rPr>
+          <w:rFonts w:hint="eastAsia" w:ascii="Times New Roman" w:hAnsi="Times New Roman" w:eastAsia="Times New Roman" w:cs="Times New Roman"/>
+        </w:rPr>
+        <w:t>–CH(Cl)–E，</w:t>
+      </w:r>
+      <w:r>
+        <w:rPr>
+          <w:rFonts w:hint="eastAsia" w:ascii="Times New Roman" w:hAnsi="Times New Roman" w:eastAsia="FangSong" w:cs="Times New Roman"/>
+        </w:rPr>
+        <w:t>正电荷在</w:t>
+      </w:r>
+      <w:r>
+        <w:rPr>
+          <w:rFonts w:hint="eastAsia" w:ascii="Times New Roman" w:hAnsi="Times New Roman" w:eastAsia="Times New Roman" w:cs="Times New Roman"/>
+        </w:rPr>
+        <w:t>CH</w:t>
+      </w:r>
+      <w:r>
+        <w:rPr>
+          <w:rFonts w:hint="eastAsia" w:ascii="Times New Roman" w:hAnsi="Times New Roman" w:eastAsia="Times New Roman" w:cs="Times New Roman"/>
+          <w:vertAlign w:val="subscript"/>
+        </w:rPr>
+        <w:t>2</w:t>
+      </w:r>
+      <w:r>
+        <w:rPr>
+          <w:rFonts w:hint="eastAsia" w:ascii="Times New Roman" w:hAnsi="Times New Roman" w:eastAsia="FangSong" w:cs="Times New Roman"/>
+        </w:rPr>
+        <w:t>上无共轭稳定</w:t>
+      </w:r>
+      <w:r>
+        <w:rPr>
+          <w:rFonts w:hint="eastAsia" w:ascii="Times New Roman" w:hAnsi="Times New Roman" w:eastAsia="Times New Roman" w:cs="Times New Roman"/>
+        </w:rPr>
+        <w:t>。</w:t>
+      </w:r>
+      <w:r>
+        <w:rPr>
+          <w:rFonts w:hint="eastAsia" w:ascii="Times New Roman" w:hAnsi="Times New Roman" w:eastAsia="FangSong" w:cs="Times New Roman"/>
+        </w:rPr>
+        <w:t>因此</w:t>
+      </w:r>
+      <w:r>
+        <w:rPr>
+          <w:rFonts w:hint="eastAsia" w:ascii="Times New Roman" w:hAnsi="Times New Roman" w:eastAsia="Times New Roman" w:cs="Times New Roman"/>
+        </w:rPr>
+        <w:t>E</w:t>
+      </w:r>
+      <w:r>
+        <w:rPr>
+          <w:rFonts w:hint="eastAsia" w:ascii="Times New Roman" w:hAnsi="Times New Roman" w:eastAsia="Times New Roman" w:cs="Times New Roman"/>
+          <w:vertAlign w:val="superscript"/>
+        </w:rPr>
+        <w:t>+</w:t>
+      </w:r>
+      <w:r>
+        <w:rPr>
+          <w:rFonts w:hint="eastAsia" w:ascii="Times New Roman" w:hAnsi="Times New Roman" w:eastAsia="FangSong" w:cs="Times New Roman"/>
+        </w:rPr>
+        <w:t>优先加在</w:t>
+      </w:r>
+      <w:r>
+        <w:rPr>
+          <w:rFonts w:hint="eastAsia" w:ascii="Times New Roman" w:hAnsi="Times New Roman" w:eastAsia="Times New Roman" w:cs="Times New Roman"/>
+        </w:rPr>
+        <w:t>CH</w:t>
+      </w:r>
+      <w:r>
+        <w:rPr>
+          <w:rFonts w:hint="eastAsia" w:ascii="Times New Roman" w:hAnsi="Times New Roman" w:eastAsia="Times New Roman" w:cs="Times New Roman"/>
+          <w:vertAlign w:val="subscript"/>
+        </w:rPr>
+        <w:t>2</w:t>
+      </w:r>
+      <w:r>
+        <w:rPr>
+          <w:rFonts w:hint="eastAsia" w:ascii="Times New Roman" w:hAnsi="Times New Roman" w:eastAsia="FangSong" w:cs="Times New Roman"/>
+        </w:rPr>
+        <w:t>端</w:t>
+      </w:r>
+      <w:r>
+        <w:rPr>
+          <w:rFonts w:hint="eastAsia" w:ascii="Times New Roman" w:hAnsi="Times New Roman" w:eastAsia="Times New Roman" w:cs="Times New Roman"/>
+        </w:rPr>
+        <w:t>——</w:t>
+      </w:r>
+      <w:r>
+        <w:rPr>
+          <w:rFonts w:hint="eastAsia" w:ascii="Times New Roman" w:hAnsi="Times New Roman" w:eastAsia="FangSong" w:cs="Times New Roman"/>
+        </w:rPr>
+        <w:t>活性由</w:t>
+      </w:r>
+      <w:r>
+        <w:rPr>
+          <w:rFonts w:hint="eastAsia" w:ascii="Times New Roman" w:hAnsi="Times New Roman" w:eastAsia="Times New Roman" w:cs="Times New Roman"/>
+        </w:rPr>
+        <w:t>-I</w:t>
+      </w:r>
+      <w:r>
+        <w:rPr>
+          <w:rFonts w:hint="eastAsia" w:ascii="Times New Roman" w:hAnsi="Times New Roman" w:eastAsia="FangSong" w:cs="Times New Roman"/>
+        </w:rPr>
+        <w:t>决定</w:t>
       </w:r>
       <w:r>
         <w:rPr>
@@ -33205,323 +34401,19 @@
         <w:rPr>
           <w:rFonts w:hint="eastAsia" w:ascii="Times New Roman" w:hAnsi="Times New Roman" w:eastAsia="FangSong" w:cs="Times New Roman"/>
         </w:rPr>
-        <w:t>若</w:t>
-      </w:r>
-      <w:r>
-        <w:rPr>
-          <w:rFonts w:hint="eastAsia" w:ascii="Times New Roman" w:hAnsi="Times New Roman" w:eastAsia="Times New Roman" w:cs="Times New Roman"/>
-        </w:rPr>
-        <w:t>E</w:t>
-      </w:r>
-      <w:r>
-        <w:rPr>
-          <w:rFonts w:hint="eastAsia" w:ascii="Times New Roman" w:hAnsi="Times New Roman" w:eastAsia="Times New Roman" w:cs="Times New Roman"/>
-          <w:vertAlign w:val="superscript"/>
-        </w:rPr>
-        <w:t>+</w:t>
-      </w:r>
-      <w:r>
-        <w:rPr>
-          <w:rFonts w:hint="eastAsia" w:ascii="Times New Roman" w:hAnsi="Times New Roman" w:eastAsia="FangSong" w:cs="Times New Roman"/>
-        </w:rPr>
-        <w:t>加在</w:t>
-      </w:r>
-      <w:r>
-        <w:rPr>
-          <w:rFonts w:hint="eastAsia" w:ascii="Times New Roman" w:hAnsi="Times New Roman" w:eastAsia="Times New Roman" w:cs="Times New Roman"/>
-        </w:rPr>
-        <w:t>CH</w:t>
-      </w:r>
-      <w:r>
-        <w:rPr>
-          <w:rFonts w:hint="eastAsia" w:ascii="Times New Roman" w:hAnsi="Times New Roman" w:eastAsia="Times New Roman" w:cs="Times New Roman"/>
-          <w:vertAlign w:val="subscript"/>
-        </w:rPr>
-        <w:t>2</w:t>
-      </w:r>
-      <w:r>
-        <w:rPr>
-          <w:rFonts w:hint="eastAsia" w:ascii="Times New Roman" w:hAnsi="Times New Roman" w:eastAsia="Times New Roman" w:cs="Times New Roman"/>
-        </w:rPr>
-        <w:t>C</w:t>
-      </w:r>
-      <w:r>
-        <w:rPr>
-          <w:rFonts w:hint="eastAsia" w:ascii="Times New Roman" w:hAnsi="Times New Roman" w:eastAsia="FangSong" w:cs="Times New Roman"/>
-        </w:rPr>
-        <w:t>上</w:t>
-      </w:r>
-      <w:r>
-        <w:rPr>
-          <w:rFonts w:hint="eastAsia" w:ascii="Times New Roman" w:hAnsi="Times New Roman" w:eastAsia="Times New Roman" w:cs="Times New Roman"/>
-        </w:rPr>
-        <w:t>→</w:t>
-      </w:r>
-      <w:r>
-        <w:rPr>
-          <w:rFonts w:hint="eastAsia" w:ascii="Times New Roman" w:hAnsi="Times New Roman" w:eastAsia="FangSong" w:cs="Times New Roman"/>
-        </w:rPr>
-        <w:t>形成</w:t>
-      </w:r>
-      <w:r>
-        <w:rPr>
-          <w:rFonts w:hint="eastAsia" w:ascii="Times New Roman" w:hAnsi="Times New Roman" w:eastAsia="Times New Roman" w:cs="Times New Roman"/>
-        </w:rPr>
-        <w:t>CH</w:t>
-      </w:r>
-      <w:r>
-        <w:rPr>
-          <w:rFonts w:hint="eastAsia" w:ascii="Times New Roman" w:hAnsi="Times New Roman" w:eastAsia="Times New Roman" w:cs="Times New Roman"/>
-          <w:vertAlign w:val="superscript"/>
-        </w:rPr>
-        <w:t>+</w:t>
-      </w:r>
-      <w:r>
-        <w:rPr>
-          <w:rFonts w:hint="eastAsia" w:ascii="Times New Roman" w:hAnsi="Times New Roman" w:eastAsia="Times New Roman" w:cs="Times New Roman"/>
-        </w:rPr>
-        <w:t>Cl-CH</w:t>
-      </w:r>
-      <w:r>
-        <w:rPr>
-          <w:rFonts w:hint="eastAsia" w:ascii="Times New Roman" w:hAnsi="Times New Roman" w:eastAsia="Times New Roman" w:cs="Times New Roman"/>
-          <w:vertAlign w:val="subscript"/>
-        </w:rPr>
-        <w:t>2</w:t>
-      </w:r>
-      <w:r>
-        <w:rPr>
-          <w:rFonts w:hint="eastAsia" w:ascii="Times New Roman" w:hAnsi="Times New Roman" w:eastAsia="Times New Roman" w:cs="Times New Roman"/>
-        </w:rPr>
-        <w:t>E，Cl</w:t>
-      </w:r>
-      <w:r>
-        <w:rPr>
-          <w:rFonts w:hint="eastAsia" w:ascii="Times New Roman" w:hAnsi="Times New Roman" w:eastAsia="FangSong" w:cs="Times New Roman"/>
-        </w:rPr>
-        <w:t>的</w:t>
-      </w:r>
-      <w:r>
-        <w:rPr>
-          <w:rFonts w:hint="eastAsia" w:ascii="Times New Roman" w:hAnsi="Times New Roman" w:eastAsia="Times New Roman" w:cs="Times New Roman"/>
-        </w:rPr>
-        <w:t>+C(p-π</w:t>
-      </w:r>
-      <w:r>
-        <w:rPr>
-          <w:rFonts w:hint="eastAsia" w:ascii="Times New Roman" w:hAnsi="Times New Roman" w:eastAsia="FangSong" w:cs="Times New Roman"/>
-        </w:rPr>
-        <w:t>共轭</w:t>
-      </w:r>
-      <w:r>
-        <w:rPr>
-          <w:rFonts w:hint="eastAsia" w:ascii="Times New Roman" w:hAnsi="Times New Roman" w:eastAsia="Times New Roman" w:cs="Times New Roman"/>
-        </w:rPr>
-        <w:t>)</w:t>
-      </w:r>
-      <w:r>
-        <w:rPr>
-          <w:rFonts w:hint="eastAsia" w:ascii="Times New Roman" w:hAnsi="Times New Roman" w:eastAsia="FangSong" w:cs="Times New Roman"/>
-        </w:rPr>
-        <w:t>可稳定碳正离子</w:t>
-      </w:r>
-      <w:r>
-        <w:rPr>
-          <w:rFonts w:hint="eastAsia" w:ascii="Times New Roman" w:hAnsi="Times New Roman" w:eastAsia="Times New Roman" w:cs="Times New Roman"/>
-        </w:rPr>
-        <w:t>(+</w:t>
-      </w:r>
-      <w:r>
-        <w:rPr>
-          <w:rFonts w:hint="eastAsia" w:ascii="Times New Roman" w:hAnsi="Times New Roman" w:eastAsia="FangSong" w:cs="Times New Roman"/>
-        </w:rPr>
-        <w:t>电荷可分散到</w:t>
-      </w:r>
-      <w:r>
-        <w:rPr>
-          <w:rFonts w:hint="eastAsia" w:ascii="Times New Roman" w:hAnsi="Times New Roman" w:eastAsia="Times New Roman" w:cs="Times New Roman"/>
-        </w:rPr>
-        <w:t>Cl</w:t>
-      </w:r>
-      <w:r>
-        <w:rPr>
-          <w:rFonts w:hint="eastAsia" w:ascii="Times New Roman" w:hAnsi="Times New Roman" w:eastAsia="FangSong" w:cs="Times New Roman"/>
-        </w:rPr>
-        <w:t>上</w:t>
-      </w:r>
-      <w:r>
-        <w:rPr>
-          <w:rFonts w:hint="eastAsia" w:ascii="Times New Roman" w:hAnsi="Times New Roman" w:eastAsia="Times New Roman" w:cs="Times New Roman"/>
-        </w:rPr>
-        <w:t>)；</w:t>
-      </w:r>
-      <w:r>
-        <w:rPr>
-          <w:rFonts w:hint="eastAsia" w:ascii="Times New Roman" w:hAnsi="Times New Roman" w:eastAsia="FangSong" w:cs="Times New Roman"/>
-        </w:rPr>
-        <w:t>若</w:t>
-      </w:r>
-      <w:r>
-        <w:rPr>
-          <w:rFonts w:hint="eastAsia" w:ascii="Times New Roman" w:hAnsi="Times New Roman" w:eastAsia="Times New Roman" w:cs="Times New Roman"/>
-        </w:rPr>
-        <w:t>E</w:t>
-      </w:r>
-      <w:r>
-        <w:rPr>
-          <w:rFonts w:hint="eastAsia" w:ascii="Times New Roman" w:hAnsi="Times New Roman" w:eastAsia="Times New Roman" w:cs="Times New Roman"/>
-          <w:vertAlign w:val="superscript"/>
-        </w:rPr>
-        <w:t>+</w:t>
-      </w:r>
-      <w:r>
-        <w:rPr>
-          <w:rFonts w:hint="eastAsia" w:ascii="Times New Roman" w:hAnsi="Times New Roman" w:eastAsia="FangSong" w:cs="Times New Roman"/>
-        </w:rPr>
-        <w:t>加在</w:t>
-      </w:r>
-      <w:r>
-        <w:rPr>
-          <w:rFonts w:hint="eastAsia" w:ascii="Times New Roman" w:hAnsi="Times New Roman" w:eastAsia="Times New Roman" w:cs="Times New Roman"/>
-        </w:rPr>
-        <w:t>CHCl</w:t>
-      </w:r>
-      <w:r>
-        <w:rPr>
-          <w:rFonts w:hint="eastAsia" w:ascii="Times New Roman" w:hAnsi="Times New Roman" w:eastAsia="FangSong" w:cs="Times New Roman"/>
-        </w:rPr>
-        <w:t>上</w:t>
-      </w:r>
-      <w:r>
-        <w:rPr>
-          <w:rFonts w:hint="eastAsia" w:ascii="Times New Roman" w:hAnsi="Times New Roman" w:eastAsia="Times New Roman" w:cs="Times New Roman"/>
-        </w:rPr>
-        <w:t>→</w:t>
-      </w:r>
-      <w:r>
-        <w:rPr>
-          <w:rFonts w:hint="eastAsia" w:ascii="Times New Roman" w:hAnsi="Times New Roman" w:eastAsia="FangSong" w:cs="Times New Roman"/>
-        </w:rPr>
-        <w:t>形成</w:t>
-      </w:r>
-      <w:r>
-        <w:rPr>
-          <w:rFonts w:hint="eastAsia" w:ascii="Times New Roman" w:hAnsi="Times New Roman" w:eastAsia="Times New Roman" w:cs="Times New Roman"/>
-        </w:rPr>
-        <w:t>CH</w:t>
-      </w:r>
-      <w:r>
-        <w:rPr>
-          <w:rFonts w:hint="eastAsia" w:ascii="Times New Roman" w:hAnsi="Times New Roman" w:eastAsia="Times New Roman" w:cs="Times New Roman"/>
-          <w:vertAlign w:val="subscript"/>
-        </w:rPr>
-        <w:t>2</w:t>
-      </w:r>
-      <w:r>
-        <w:rPr>
-          <w:rFonts w:hint="eastAsia" w:ascii="Times New Roman" w:hAnsi="Times New Roman" w:eastAsia="Times New Roman" w:cs="Times New Roman"/>
-        </w:rPr>
-        <w:t>-CH</w:t>
-      </w:r>
-      <w:r>
-        <w:rPr>
-          <w:rFonts w:hint="eastAsia" w:ascii="Times New Roman" w:hAnsi="Times New Roman" w:eastAsia="Times New Roman" w:cs="Times New Roman"/>
-          <w:vertAlign w:val="superscript"/>
-        </w:rPr>
-        <w:t>+</w:t>
-      </w:r>
-      <w:r>
-        <w:rPr>
-          <w:rFonts w:hint="eastAsia" w:ascii="Times New Roman" w:hAnsi="Times New Roman" w:eastAsia="Times New Roman" w:cs="Times New Roman"/>
-        </w:rPr>
-        <w:t>ClE，</w:t>
-      </w:r>
-      <w:r>
-        <w:rPr>
-          <w:rFonts w:hint="eastAsia" w:ascii="Times New Roman" w:hAnsi="Times New Roman" w:eastAsia="FangSong" w:cs="Times New Roman"/>
-        </w:rPr>
-        <w:t>正电荷在</w:t>
-      </w:r>
-      <w:r>
-        <w:rPr>
-          <w:rFonts w:hint="eastAsia" w:ascii="Times New Roman" w:hAnsi="Times New Roman" w:eastAsia="Times New Roman" w:cs="Times New Roman"/>
-        </w:rPr>
-        <w:t>CH</w:t>
-      </w:r>
-      <w:r>
-        <w:rPr>
-          <w:rFonts w:hint="eastAsia" w:ascii="Times New Roman" w:hAnsi="Times New Roman" w:eastAsia="Times New Roman" w:cs="Times New Roman"/>
-          <w:vertAlign w:val="subscript"/>
-        </w:rPr>
-        <w:t>2</w:t>
-      </w:r>
-      <w:r>
-        <w:rPr>
-          <w:rFonts w:hint="eastAsia" w:ascii="Times New Roman" w:hAnsi="Times New Roman" w:eastAsia="FangSong" w:cs="Times New Roman"/>
-        </w:rPr>
-        <w:t>上无共轭稳定</w:t>
-      </w:r>
-      <w:r>
-        <w:rPr>
-          <w:rFonts w:hint="eastAsia" w:ascii="Times New Roman" w:hAnsi="Times New Roman" w:eastAsia="Times New Roman" w:cs="Times New Roman"/>
-        </w:rPr>
-        <w:t>。</w:t>
-      </w:r>
-      <w:r>
-        <w:rPr>
-          <w:rFonts w:hint="eastAsia" w:ascii="Times New Roman" w:hAnsi="Times New Roman" w:eastAsia="FangSong" w:cs="Times New Roman"/>
-        </w:rPr>
-        <w:t>因此</w:t>
-      </w:r>
-      <w:r>
-        <w:rPr>
-          <w:rFonts w:hint="eastAsia" w:ascii="Times New Roman" w:hAnsi="Times New Roman" w:eastAsia="Times New Roman" w:cs="Times New Roman"/>
-        </w:rPr>
-        <w:t>E</w:t>
-      </w:r>
-      <w:r>
-        <w:rPr>
-          <w:rFonts w:hint="eastAsia" w:ascii="Times New Roman" w:hAnsi="Times New Roman" w:eastAsia="Times New Roman" w:cs="Times New Roman"/>
-          <w:vertAlign w:val="superscript"/>
-        </w:rPr>
-        <w:t>+</w:t>
-      </w:r>
-      <w:r>
-        <w:rPr>
-          <w:rFonts w:hint="eastAsia" w:ascii="Times New Roman" w:hAnsi="Times New Roman" w:eastAsia="FangSong" w:cs="Times New Roman"/>
-        </w:rPr>
-        <w:t>优先加在</w:t>
-      </w:r>
-      <w:r>
-        <w:rPr>
-          <w:rFonts w:hint="eastAsia" w:ascii="Times New Roman" w:hAnsi="Times New Roman" w:eastAsia="Times New Roman" w:cs="Times New Roman"/>
-        </w:rPr>
-        <w:t>CH</w:t>
-      </w:r>
-      <w:r>
-        <w:rPr>
-          <w:rFonts w:hint="eastAsia" w:ascii="Times New Roman" w:hAnsi="Times New Roman" w:eastAsia="Times New Roman" w:cs="Times New Roman"/>
-          <w:vertAlign w:val="subscript"/>
-        </w:rPr>
-        <w:t>2</w:t>
-      </w:r>
-      <w:r>
-        <w:rPr>
-          <w:rFonts w:hint="eastAsia" w:ascii="Times New Roman" w:hAnsi="Times New Roman" w:eastAsia="FangSong" w:cs="Times New Roman"/>
-        </w:rPr>
-        <w:t>上</w:t>
-      </w:r>
-      <w:r>
-        <w:rPr>
-          <w:rFonts w:hint="eastAsia" w:ascii="Times New Roman" w:hAnsi="Times New Roman" w:eastAsia="Times New Roman" w:cs="Times New Roman"/>
-        </w:rPr>
-        <w:t>→</w:t>
-      </w:r>
-      <w:r>
-        <w:rPr>
-          <w:rFonts w:hint="eastAsia" w:ascii="Times New Roman" w:hAnsi="Times New Roman" w:eastAsia="FangSong" w:cs="Times New Roman"/>
-        </w:rPr>
-        <w:t>反马氏表现</w:t>
+        <w:t>区域选择性由</w:t>
+      </w:r>
+      <w:r>
+        <w:rPr>
+          <w:rFonts w:hint="eastAsia" w:ascii="Times New Roman" w:hAnsi="Times New Roman" w:eastAsia="Times New Roman" w:cs="Times New Roman"/>
+        </w:rPr>
+        <w:t>+C</w:t>
+      </w:r>
+      <w:r>
+        <w:rPr>
+          <w:rFonts w:hint="eastAsia" w:ascii="Times New Roman" w:hAnsi="Times New Roman" w:eastAsia="FangSong" w:cs="Times New Roman"/>
+        </w:rPr>
+        <w:t>决定</w:t>
       </w:r>
       <w:r>
         <w:rPr>

--- a/06-学生侧材料/讲义/6-有机化学/加成反应.docx
+++ b/06-学生侧材料/讲义/6-有机化学/加成反应.docx
@@ -5270,30 +5270,72 @@
             <w:r>
               <w:rPr>
                 <w:rFonts w:hint="eastAsia" w:ascii="Times New Roman" w:hAnsi="Times New Roman" w:eastAsia="Times New Roman" w:cs="Times New Roman"/>
+                <w:b/>
+                <w:bCs/>
               </w:rPr>
               <w:t>Br·</w:t>
             </w:r>
             <w:r>
               <w:rPr>
                 <w:rFonts w:hint="eastAsia" w:ascii="Times New Roman" w:hAnsi="Times New Roman" w:eastAsia="FangSong" w:cs="Times New Roman"/>
+                <w:b/>
+                <w:bCs/>
               </w:rPr>
               <w:t>加</w:t>
             </w:r>
             <w:r>
               <w:rPr>
                 <w:rFonts w:hint="eastAsia" w:ascii="Times New Roman" w:hAnsi="Times New Roman" w:eastAsia="Times New Roman" w:cs="Times New Roman"/>
+                <w:b/>
+                <w:bCs/>
               </w:rPr>
               <w:t>H</w:t>
             </w:r>
             <w:r>
               <w:rPr>
                 <w:rFonts w:hint="eastAsia" w:ascii="Times New Roman" w:hAnsi="Times New Roman" w:eastAsia="FangSong" w:cs="Times New Roman"/>
-              </w:rPr>
-              <w:t>少的</w:t>
+                <w:b/>
+                <w:bCs/>
+              </w:rPr>
+              <w:t>多</w:t>
             </w:r>
             <w:r>
               <w:rPr>
                 <w:rFonts w:hint="eastAsia" w:ascii="Times New Roman" w:hAnsi="Times New Roman" w:eastAsia="Times New Roman" w:cs="Times New Roman"/>
+                <w:b/>
+                <w:bCs/>
+              </w:rPr>
+              <w:t>（</w:t>
+            </w:r>
+            <w:r>
+              <w:rPr>
+                <w:rFonts w:hint="eastAsia" w:ascii="Times New Roman" w:hAnsi="Times New Roman" w:eastAsia="FangSong" w:cs="Times New Roman"/>
+                <w:b/>
+                <w:bCs/>
+              </w:rPr>
+              <w:t>取代少</w:t>
+            </w:r>
+            <w:r>
+              <w:rPr>
+                <w:rFonts w:hint="eastAsia" w:ascii="Times New Roman" w:hAnsi="Times New Roman" w:eastAsia="Times New Roman" w:cs="Times New Roman"/>
+                <w:b/>
+                <w:bCs/>
+              </w:rPr>
+              <w:t>）</w:t>
+            </w:r>
+            <w:r>
+              <w:rPr>
+                <w:rFonts w:hint="eastAsia" w:ascii="Times New Roman" w:hAnsi="Times New Roman" w:eastAsia="FangSong" w:cs="Times New Roman"/>
+                <w:b/>
+                <w:bCs/>
+              </w:rPr>
+              <w:t>的</w:t>
+            </w:r>
+            <w:r>
+              <w:rPr>
+                <w:rFonts w:hint="eastAsia" w:ascii="Times New Roman" w:hAnsi="Times New Roman" w:eastAsia="Times New Roman" w:cs="Times New Roman"/>
+                <w:b/>
+                <w:bCs/>
               </w:rPr>
               <w:t>C</w:t>
             </w:r>
@@ -5309,12 +5351,16 @@
             <w:r>
               <w:rPr>
                 <w:rFonts w:hint="eastAsia" w:ascii="Times New Roman" w:hAnsi="Times New Roman" w:eastAsia="Times New Roman" w:cs="Times New Roman"/>
+                <w:b/>
+                <w:bCs/>
               </w:rPr>
               <w:t>BH</w:t>
             </w:r>
             <w:r>
               <w:rPr>
                 <w:rFonts w:hint="eastAsia" w:ascii="Times New Roman" w:hAnsi="Times New Roman" w:eastAsia="Times New Roman" w:cs="Times New Roman"/>
+                <w:b/>
+                <w:bCs/>
                 <w:vertAlign w:val="subscript"/>
               </w:rPr>
               <w:t>2</w:t>
@@ -5322,24 +5368,64 @@
             <w:r>
               <w:rPr>
                 <w:rFonts w:hint="eastAsia" w:ascii="Times New Roman" w:hAnsi="Times New Roman" w:eastAsia="FangSong" w:cs="Times New Roman"/>
+                <w:b/>
+                <w:bCs/>
               </w:rPr>
               <w:t>加</w:t>
             </w:r>
             <w:r>
               <w:rPr>
                 <w:rFonts w:hint="eastAsia" w:ascii="Times New Roman" w:hAnsi="Times New Roman" w:eastAsia="Times New Roman" w:cs="Times New Roman"/>
+                <w:b/>
+                <w:bCs/>
               </w:rPr>
               <w:t>H</w:t>
             </w:r>
             <w:r>
               <w:rPr>
                 <w:rFonts w:hint="eastAsia" w:ascii="Times New Roman" w:hAnsi="Times New Roman" w:eastAsia="FangSong" w:cs="Times New Roman"/>
-              </w:rPr>
-              <w:t>少的</w:t>
+                <w:b/>
+                <w:bCs/>
+              </w:rPr>
+              <w:t>多</w:t>
             </w:r>
             <w:r>
               <w:rPr>
                 <w:rFonts w:hint="eastAsia" w:ascii="Times New Roman" w:hAnsi="Times New Roman" w:eastAsia="Times New Roman" w:cs="Times New Roman"/>
+                <w:b/>
+                <w:bCs/>
+              </w:rPr>
+              <w:t>（</w:t>
+            </w:r>
+            <w:r>
+              <w:rPr>
+                <w:rFonts w:hint="eastAsia" w:ascii="Times New Roman" w:hAnsi="Times New Roman" w:eastAsia="FangSong" w:cs="Times New Roman"/>
+                <w:b/>
+                <w:bCs/>
+              </w:rPr>
+              <w:t>取代少</w:t>
+            </w:r>
+            <w:r>
+              <w:rPr>
+                <w:rFonts w:hint="eastAsia" w:ascii="Times New Roman" w:hAnsi="Times New Roman" w:eastAsia="Times New Roman" w:cs="Times New Roman"/>
+                <w:b/>
+                <w:bCs/>
+              </w:rPr>
+              <w:t>）</w:t>
+            </w:r>
+            <w:r>
+              <w:rPr>
+                <w:rFonts w:hint="eastAsia" w:ascii="Times New Roman" w:hAnsi="Times New Roman" w:eastAsia="FangSong" w:cs="Times New Roman"/>
+                <w:b/>
+                <w:bCs/>
+              </w:rPr>
+              <w:t>的</w:t>
+            </w:r>
+            <w:r>
+              <w:rPr>
+                <w:rFonts w:hint="eastAsia" w:ascii="Times New Roman" w:hAnsi="Times New Roman" w:eastAsia="Times New Roman" w:cs="Times New Roman"/>
+                <w:b/>
+                <w:bCs/>
               </w:rPr>
               <w:t>C</w:t>
             </w:r>
@@ -5622,6 +5708,253 @@
       <w:pPr>
         <w:pStyle w:val="BodyText"/>
         <w:spacing w:before="120"/>
+      </w:pPr>
+      <w:r>
+        <w:rPr>
+          <w:rFonts w:hint="eastAsia" w:ascii="Times New Roman" w:hAnsi="Times New Roman" w:eastAsia="FangSong" w:cs="Times New Roman"/>
+          <w:b/>
+          <w:bCs/>
+        </w:rPr>
+        <w:t xml:space="preserve">统一判据</w:t>
+      </w:r>
+      <w:r>
+        <w:rPr>
+          <w:rFonts w:hint="eastAsia" w:ascii="Times New Roman" w:hAnsi="Times New Roman" w:eastAsia="Times New Roman" w:cs="Times New Roman"/>
+        </w:rPr>
+        <w:t>：</w:t>
+      </w:r>
+      <w:r>
+        <w:rPr>
+          <w:rFonts w:hint="eastAsia" w:ascii="Times New Roman" w:hAnsi="Times New Roman" w:eastAsia="FangSong" w:cs="Times New Roman"/>
+        </w:rPr>
+        <w:t>三条路径的</w:t>
+      </w:r>
+      <w:r>
+        <w:rPr>
+          <w:rFonts w:hint="eastAsia" w:ascii="Times New Roman" w:hAnsi="Times New Roman" w:eastAsia="FangSong" w:cs="Times New Roman"/>
+          <w:b/>
+          <w:bCs/>
+        </w:rPr>
+        <w:t xml:space="preserve">第一步都落在含</w:t>
+      </w:r>
+      <w:r>
+        <w:rPr>
+          <w:rFonts w:ascii="Times New Roman" w:hAnsi="Times New Roman" w:eastAsia="Times New Roman" w:cs="Times New Roman"/>
+          <w:b/>
+          <w:bCs/>
+        </w:rPr>
+        <w:t xml:space="preserve"> H </w:t>
+      </w:r>
+      <w:r>
+        <w:rPr>
+          <w:rFonts w:hint="eastAsia" w:ascii="Times New Roman" w:hAnsi="Times New Roman" w:eastAsia="FangSong" w:cs="Times New Roman"/>
+          <w:b/>
+          <w:bCs/>
+        </w:rPr>
+        <w:t>多</w:t>
+      </w:r>
+      <w:r>
+        <w:rPr>
+          <w:rFonts w:hint="eastAsia" w:ascii="Times New Roman" w:hAnsi="Times New Roman" w:eastAsia="Times New Roman" w:cs="Times New Roman"/>
+          <w:b/>
+          <w:bCs/>
+        </w:rPr>
+        <w:t>（</w:t>
+      </w:r>
+      <w:r>
+        <w:rPr>
+          <w:rFonts w:hint="eastAsia" w:ascii="Times New Roman" w:hAnsi="Times New Roman" w:eastAsia="FangSong" w:cs="Times New Roman"/>
+          <w:b/>
+          <w:bCs/>
+        </w:rPr>
+        <w:t>取代少</w:t>
+      </w:r>
+      <w:r>
+        <w:rPr>
+          <w:rFonts w:hint="eastAsia" w:ascii="Times New Roman" w:hAnsi="Times New Roman" w:eastAsia="Times New Roman" w:cs="Times New Roman"/>
+          <w:b/>
+          <w:bCs/>
+        </w:rPr>
+        <w:t>）</w:t>
+      </w:r>
+      <w:r>
+        <w:rPr>
+          <w:rFonts w:hint="eastAsia" w:ascii="Times New Roman" w:hAnsi="Times New Roman" w:eastAsia="FangSong" w:cs="Times New Roman"/>
+          <w:b/>
+          <w:bCs/>
+        </w:rPr>
+        <w:t>的碳</w:t>
+      </w:r>
+      <w:r>
+        <w:rPr>
+          <w:rFonts w:ascii="Times New Roman" w:hAnsi="Times New Roman" w:eastAsia="Times New Roman" w:cs="Times New Roman"/>
+        </w:rPr>
+        <w:t>——H</w:t>
+      </w:r>
+      <w:r>
+        <w:rPr>
+          <w:rFonts w:ascii="Times New Roman" w:hAnsi="Times New Roman" w:eastAsia="Times New Roman" w:cs="Times New Roman"/>
+          <w:vertAlign w:val="superscript"/>
+        </w:rPr>
+        <w:t>+</w:t>
+      </w:r>
+      <w:r>
+        <w:rPr>
+          <w:rFonts w:ascii="Times New Roman" w:hAnsi="Times New Roman" w:eastAsia="Times New Roman" w:cs="Times New Roman"/>
+        </w:rPr>
+        <w:t xml:space="preserve"> </w:t>
+      </w:r>
+      <w:r>
+        <w:rPr>
+          <w:rFonts w:hint="eastAsia" w:ascii="Times New Roman" w:hAnsi="Times New Roman" w:eastAsia="FangSong" w:cs="Times New Roman"/>
+        </w:rPr>
+        <w:t>为把正电荷留在取代多的一端</w:t>
+      </w:r>
+      <w:r>
+        <w:rPr>
+          <w:rFonts w:hint="eastAsia" w:ascii="Times New Roman" w:hAnsi="Times New Roman" w:eastAsia="Times New Roman" w:cs="Times New Roman"/>
+        </w:rPr>
+        <w:t>（</w:t>
+      </w:r>
+      <w:r>
+        <w:rPr>
+          <w:rFonts w:hint="eastAsia" w:ascii="Times New Roman" w:hAnsi="Times New Roman" w:eastAsia="FangSong" w:cs="Times New Roman"/>
+        </w:rPr>
+        <w:t>碳正离子更稳定</w:t>
+      </w:r>
+      <w:r>
+        <w:rPr>
+          <w:rFonts w:hint="eastAsia" w:ascii="Times New Roman" w:hAnsi="Times New Roman" w:eastAsia="Times New Roman" w:cs="Times New Roman"/>
+        </w:rPr>
+        <w:t>），Br·</w:t>
+      </w:r>
+      <w:r>
+        <w:rPr>
+          <w:rFonts w:ascii="Times New Roman" w:hAnsi="Times New Roman" w:eastAsia="Times New Roman" w:cs="Times New Roman"/>
+        </w:rPr>
+        <w:t xml:space="preserve"> </w:t>
+      </w:r>
+      <w:r>
+        <w:rPr>
+          <w:rFonts w:hint="eastAsia" w:ascii="Times New Roman" w:hAnsi="Times New Roman" w:eastAsia="FangSong" w:cs="Times New Roman"/>
+        </w:rPr>
+        <w:t>为把自由基留在取代多的一端</w:t>
+      </w:r>
+      <w:r>
+        <w:rPr>
+          <w:rFonts w:hint="eastAsia" w:ascii="Times New Roman" w:hAnsi="Times New Roman" w:eastAsia="Times New Roman" w:cs="Times New Roman"/>
+        </w:rPr>
+        <w:t>（</w:t>
+      </w:r>
+      <w:r>
+        <w:rPr>
+          <w:rFonts w:hint="eastAsia" w:ascii="Times New Roman" w:hAnsi="Times New Roman" w:eastAsia="FangSong" w:cs="Times New Roman"/>
+        </w:rPr>
+        <w:t>自由基更稳定</w:t>
+      </w:r>
+      <w:r>
+        <w:rPr>
+          <w:rFonts w:hint="eastAsia" w:ascii="Times New Roman" w:hAnsi="Times New Roman" w:eastAsia="Times New Roman" w:cs="Times New Roman"/>
+        </w:rPr>
+        <w:t>），BH</w:t>
+      </w:r>
+      <w:r>
+        <w:rPr>
+          <w:rFonts w:hint="eastAsia" w:ascii="Times New Roman" w:hAnsi="Times New Roman" w:eastAsia="Times New Roman" w:cs="Times New Roman"/>
+          <w:vertAlign w:val="subscript"/>
+        </w:rPr>
+        <w:t>2</w:t>
+      </w:r>
+      <w:r>
+        <w:rPr>
+          <w:rFonts w:ascii="Times New Roman" w:hAnsi="Times New Roman" w:eastAsia="Times New Roman" w:cs="Times New Roman"/>
+        </w:rPr>
+        <w:t xml:space="preserve"> </w:t>
+      </w:r>
+      <w:r>
+        <w:rPr>
+          <w:rFonts w:hint="eastAsia" w:ascii="Times New Roman" w:hAnsi="Times New Roman" w:eastAsia="FangSong" w:cs="Times New Roman"/>
+        </w:rPr>
+        <w:t>由位阻与电子共同控制</w:t>
+      </w:r>
+      <w:r>
+        <w:rPr>
+          <w:rFonts w:hint="eastAsia" w:ascii="Times New Roman" w:hAnsi="Times New Roman" w:eastAsia="Times New Roman" w:cs="Times New Roman"/>
+        </w:rPr>
+        <w:t>；</w:t>
+      </w:r>
+      <w:r>
+        <w:rPr>
+          <w:rFonts w:hint="eastAsia" w:ascii="Times New Roman" w:hAnsi="Times New Roman" w:eastAsia="FangSong" w:cs="Times New Roman"/>
+          <w:b/>
+          <w:bCs/>
+        </w:rPr>
+        <w:t xml:space="preserve">区别只在中间体</w:t>
+      </w:r>
+      <w:r>
+        <w:rPr>
+          <w:rFonts w:hint="eastAsia" w:ascii="Times New Roman" w:hAnsi="Times New Roman" w:eastAsia="Times New Roman" w:cs="Times New Roman"/>
+        </w:rPr>
+        <w:t>（</w:t>
+      </w:r>
+      <w:r>
+        <w:rPr>
+          <w:rFonts w:hint="eastAsia" w:ascii="Times New Roman" w:hAnsi="Times New Roman" w:eastAsia="FangSong" w:cs="Times New Roman"/>
+        </w:rPr>
+        <w:t>碳正离子</w:t>
+      </w:r>
+      <w:r>
+        <w:rPr>
+          <w:rFonts w:ascii="Times New Roman" w:hAnsi="Times New Roman" w:eastAsia="Times New Roman" w:cs="Times New Roman"/>
+        </w:rPr>
+        <w:t xml:space="preserve"> / </w:t>
+      </w:r>
+      <w:r>
+        <w:rPr>
+          <w:rFonts w:hint="eastAsia" w:ascii="Times New Roman" w:hAnsi="Times New Roman" w:eastAsia="FangSong" w:cs="Times New Roman"/>
+        </w:rPr>
+        <w:t xml:space="preserve">自由基</w:t>
+      </w:r>
+      <w:r>
+        <w:rPr>
+          <w:rFonts w:ascii="Times New Roman" w:hAnsi="Times New Roman" w:eastAsia="Times New Roman" w:cs="Times New Roman"/>
+        </w:rPr>
+        <w:t xml:space="preserve"> / </w:t>
+      </w:r>
+      <w:r>
+        <w:rPr>
+          <w:rFonts w:hint="eastAsia" w:ascii="Times New Roman" w:hAnsi="Times New Roman" w:eastAsia="FangSong" w:cs="Times New Roman"/>
+        </w:rPr>
+        <w:t xml:space="preserve">四中心</w:t>
+      </w:r>
+      <w:r>
+        <w:rPr>
+          <w:rFonts w:ascii="Times New Roman" w:hAnsi="Times New Roman" w:eastAsia="Times New Roman" w:cs="Times New Roman"/>
+        </w:rPr>
+        <w:t xml:space="preserve"> </w:t>
+      </w:r>
+      <w:r>
+        <w:rPr>
+          <w:rFonts w:hint="eastAsia" w:ascii="Times New Roman" w:hAnsi="Times New Roman" w:eastAsia="Times New Roman" w:cs="Times New Roman"/>
+        </w:rPr>
+        <w:t>TS），</w:t>
+      </w:r>
+      <w:r>
+        <w:rPr>
+          <w:rFonts w:hint="eastAsia" w:ascii="Times New Roman" w:hAnsi="Times New Roman" w:eastAsia="FangSong" w:cs="Times New Roman"/>
+        </w:rPr>
+        <w:t>它决定取代基的最终落点与立体化学</w:t>
+      </w:r>
+      <w:r>
+        <w:rPr>
+          <w:rFonts w:hint="eastAsia" w:ascii="Times New Roman" w:hAnsi="Times New Roman" w:eastAsia="Times New Roman" w:cs="Times New Roman"/>
+        </w:rPr>
+        <w:t>。</w:t>
+      </w:r>
+    </w:p>
+    <w:p>
+      <w:pPr>
+        <w:pStyle w:val="BodyText"/>
       </w:pPr>
       <w:r>
         <w:rPr>
@@ -12599,14 +12932,15 @@
     <w:tbl>
       <w:tblPr>
         <w:tblStyle w:val="Table"/>
-        <w:tblW w:type="auto" w:w="0"/>
+        <w:tblW w:type="pct" w:w="5000"/>
+        <w:tblLayout w:type="fixed"/>
         <w:tblLook w:firstRow="1" w:lastRow="0" w:firstColumn="0" w:lastColumn="0" w:noHBand="0" w:noVBand="0" w:val="0020"/>
       </w:tblPr>
       <w:tblGrid>
-        <w:gridCol w:w="1980"/>
-        <w:gridCol w:w="1980"/>
-        <w:gridCol w:w="1980"/>
-        <w:gridCol w:w="1980"/>
+        <w:gridCol w:w="1863"/>
+        <w:gridCol w:w="1863"/>
+        <w:gridCol w:w="1863"/>
+        <w:gridCol w:w="2329"/>
       </w:tblGrid>
       <w:tr>
         <w:trPr>
@@ -12823,7 +13157,62 @@
               <w:rPr>
                 <w:rFonts w:hint="eastAsia" w:ascii="Times New Roman" w:hAnsi="Times New Roman" w:eastAsia="FangSong" w:cs="Times New Roman"/>
               </w:rPr>
-              <w:t xml:space="preserve">叔醇</w:t>
+              <w:t>醇</w:t>
+            </w:r>
+            <w:r>
+              <w:rPr>
+                <w:rFonts w:hint="eastAsia" w:ascii="Times New Roman" w:hAnsi="Times New Roman" w:eastAsia="Times New Roman" w:cs="Times New Roman"/>
+              </w:rPr>
+              <w:t>（</w:t>
+            </w:r>
+            <w:r>
+              <w:rPr>
+                <w:rFonts w:hint="eastAsia" w:ascii="Times New Roman" w:hAnsi="Times New Roman" w:eastAsia="FangSong" w:cs="Times New Roman"/>
+              </w:rPr>
+              <w:t>与</w:t>
+            </w:r>
+            <w:r>
+              <w:rPr>
+                <w:rFonts w:ascii="Times New Roman" w:hAnsi="Times New Roman" w:eastAsia="Times New Roman" w:cs="Times New Roman"/>
+              </w:rPr>
+              <w:t xml:space="preserve"> Grignard </w:t>
+            </w:r>
+            <w:r>
+              <w:rPr>
+                <w:rFonts w:hint="eastAsia" w:ascii="Times New Roman" w:hAnsi="Times New Roman" w:eastAsia="FangSong" w:cs="Times New Roman"/>
+              </w:rPr>
+              <w:t>同</w:t>
+            </w:r>
+            <w:r>
+              <w:rPr>
+                <w:rFonts w:hint="eastAsia" w:ascii="Times New Roman" w:hAnsi="Times New Roman" w:eastAsia="Times New Roman" w:cs="Times New Roman"/>
+              </w:rPr>
+              <w:t>，</w:t>
+            </w:r>
+            <w:r>
+              <w:rPr>
+                <w:rFonts w:hint="eastAsia" w:ascii="Times New Roman" w:hAnsi="Times New Roman" w:eastAsia="FangSong" w:cs="Times New Roman"/>
+              </w:rPr>
+              <w:t>取决于底物</w:t>
+            </w:r>
+            <w:r>
+              <w:rPr>
+                <w:rFonts w:hint="eastAsia" w:ascii="Times New Roman" w:hAnsi="Times New Roman" w:eastAsia="Times New Roman" w:cs="Times New Roman"/>
+              </w:rPr>
+              <w:t>：HCHO→1°、RCHO→2°、R</w:t>
+            </w:r>
+            <w:r>
+              <w:rPr>
+                <w:rFonts w:hint="eastAsia" w:ascii="Times New Roman" w:hAnsi="Times New Roman" w:eastAsia="Times New Roman" w:cs="Times New Roman"/>
+                <w:vertAlign w:val="subscript"/>
+              </w:rPr>
+              <w:t>2</w:t>
+            </w:r>
+            <w:r>
+              <w:rPr>
+                <w:rFonts w:hint="eastAsia" w:ascii="Times New Roman" w:hAnsi="Times New Roman" w:eastAsia="Times New Roman" w:cs="Times New Roman"/>
+              </w:rPr>
+              <w:t>CO→3°）</w:t>
             </w:r>
           </w:p>
         </w:tc>
@@ -13987,7 +14376,7 @@
         <w:rPr>
           <w:rFonts w:hint="eastAsia" w:ascii="Times New Roman" w:hAnsi="Times New Roman" w:eastAsia="FangSong" w:cs="Times New Roman"/>
         </w:rPr>
-        <w:t>产物构型与非螯合模型</w:t>
+        <w:t>产物构型</w:t>
       </w:r>
       <w:r>
         <w:rPr>
@@ -13995,13 +14384,95 @@
           <w:b/>
           <w:bCs/>
         </w:rPr>
-        <w:t xml:space="preserve">相反</w:t>
-      </w:r>
-      <w:r>
-        <w:rPr>
-          <w:rFonts w:ascii="Times New Roman" w:hAnsi="Times New Roman" w:eastAsia="Times New Roman" w:cs="Times New Roman"/>
-        </w:rPr>
-        <w:t xml:space="preserve">。</w:t>
+        <w:t xml:space="preserve">不能套用</w:t>
+      </w:r>
+      <w:r>
+        <w:rPr>
+          <w:rFonts w:ascii="Times New Roman" w:hAnsi="Times New Roman" w:eastAsia="Times New Roman" w:cs="Times New Roman"/>
+          <w:b/>
+          <w:bCs/>
+        </w:rPr>
+        <w:t xml:space="preserve"> Felkin-Anh </w:t>
+      </w:r>
+      <w:r>
+        <w:rPr>
+          <w:rFonts w:hint="eastAsia" w:ascii="Times New Roman" w:hAnsi="Times New Roman" w:eastAsia="FangSong" w:cs="Times New Roman"/>
+          <w:b/>
+          <w:bCs/>
+        </w:rPr>
+        <w:t xml:space="preserve">直接判读</w:t>
+      </w:r>
+      <w:r>
+        <w:rPr>
+          <w:rFonts w:hint="eastAsia" w:ascii="Times New Roman" w:hAnsi="Times New Roman" w:eastAsia="Times New Roman" w:cs="Times New Roman"/>
+        </w:rPr>
+        <w:t>，</w:t>
+      </w:r>
+      <w:r>
+        <w:rPr>
+          <w:rFonts w:hint="eastAsia" w:ascii="Times New Roman" w:hAnsi="Times New Roman" w:eastAsia="FangSong" w:cs="Times New Roman"/>
+        </w:rPr>
+        <w:t>须按螯合锁定的五元环构象重新用</w:t>
+      </w:r>
+      <w:r>
+        <w:rPr>
+          <w:rFonts w:ascii="Times New Roman" w:hAnsi="Times New Roman" w:eastAsia="Times New Roman" w:cs="Times New Roman"/>
+        </w:rPr>
+        <w:t xml:space="preserve"> Newman </w:t>
+      </w:r>
+      <w:r>
+        <w:rPr>
+          <w:rFonts w:hint="eastAsia" w:ascii="Times New Roman" w:hAnsi="Times New Roman" w:eastAsia="FangSong" w:cs="Times New Roman"/>
+        </w:rPr>
+        <w:t>投影推</w:t>
+      </w:r>
+      <w:r>
+        <w:rPr>
+          <w:rFonts w:hint="eastAsia" w:ascii="Times New Roman" w:hAnsi="Times New Roman" w:eastAsia="Times New Roman" w:cs="Times New Roman"/>
+        </w:rPr>
+        <w:t>（</w:t>
+      </w:r>
+      <w:r>
+        <w:rPr>
+          <w:rFonts w:hint="eastAsia" w:ascii="Times New Roman" w:hAnsi="Times New Roman" w:eastAsia="FangSong" w:cs="Times New Roman"/>
+        </w:rPr>
+        <w:t>新基团</w:t>
+      </w:r>
+      <w:r>
+        <w:rPr>
+          <w:rFonts w:ascii="Times New Roman" w:hAnsi="Times New Roman" w:eastAsia="Times New Roman" w:cs="Times New Roman"/>
+        </w:rPr>
+        <w:t xml:space="preserve"> CIP </w:t>
+      </w:r>
+      <w:r>
+        <w:rPr>
+          <w:rFonts w:hint="eastAsia" w:ascii="Times New Roman" w:hAnsi="Times New Roman" w:eastAsia="FangSong" w:cs="Times New Roman"/>
+        </w:rPr>
+        <w:t>优先级位置不同</w:t>
+      </w:r>
+      <w:r>
+        <w:rPr>
+          <w:rFonts w:hint="eastAsia" w:ascii="Times New Roman" w:hAnsi="Times New Roman" w:eastAsia="Times New Roman" w:cs="Times New Roman"/>
+        </w:rPr>
+        <w:t>，R/S</w:t>
+      </w:r>
+      <w:r>
+        <w:rPr>
+          <w:rFonts w:ascii="Times New Roman" w:hAnsi="Times New Roman" w:eastAsia="Times New Roman" w:cs="Times New Roman"/>
+        </w:rPr>
+        <w:t xml:space="preserve"> </w:t>
+      </w:r>
+      <w:r>
+        <w:rPr>
+          <w:rFonts w:hint="eastAsia" w:ascii="Times New Roman" w:hAnsi="Times New Roman" w:eastAsia="FangSong" w:cs="Times New Roman"/>
+        </w:rPr>
+        <w:t>标记可能相反也可能相同</w:t>
+      </w:r>
+      <w:r>
+        <w:rPr>
+          <w:rFonts w:hint="eastAsia" w:ascii="Times New Roman" w:hAnsi="Times New Roman" w:eastAsia="Times New Roman" w:cs="Times New Roman"/>
+        </w:rPr>
+        <w:t>）。</w:t>
       </w:r>
     </w:p>
     <w:p>
@@ -19204,7 +19675,7 @@
         <w:rPr>
           <w:rFonts w:hint="eastAsia" w:ascii="Times New Roman" w:hAnsi="Times New Roman" w:eastAsia="FangSong" w:cs="Times New Roman"/>
         </w:rPr>
-        <w:t>环氧化物可视为</w:t>
+        <w:t>环氧化物是</w:t>
       </w:r>
       <w:r>
         <w:rPr>
@@ -19212,7 +19683,61 @@
           <w:b/>
           <w:bCs/>
         </w:rPr>
-        <w:t xml:space="preserve">氧鎓离子的稳定型</w:t>
+        <w:t>中性</w:t>
+      </w:r>
+      <w:r>
+        <w:rPr>
+          <w:rFonts w:hint="eastAsia" w:ascii="Times New Roman" w:hAnsi="Times New Roman" w:eastAsia="Times New Roman" w:cs="Times New Roman"/>
+          <w:b/>
+          <w:bCs/>
+        </w:rPr>
+        <w:t>、</w:t>
+      </w:r>
+      <w:r>
+        <w:rPr>
+          <w:rFonts w:hint="eastAsia" w:ascii="Times New Roman" w:hAnsi="Times New Roman" w:eastAsia="FangSong" w:cs="Times New Roman"/>
+          <w:b/>
+          <w:bCs/>
+        </w:rPr>
+        <w:t>可分离的三元环醚</w:t>
+      </w:r>
+      <w:r>
+        <w:rPr>
+          <w:rFonts w:hint="eastAsia" w:ascii="Times New Roman" w:hAnsi="Times New Roman" w:eastAsia="Times New Roman" w:cs="Times New Roman"/>
+        </w:rPr>
+        <w:t>，</w:t>
+      </w:r>
+      <w:r>
+        <w:rPr>
+          <w:rFonts w:hint="eastAsia" w:ascii="Times New Roman" w:hAnsi="Times New Roman" w:eastAsia="FangSong" w:cs="Times New Roman"/>
+        </w:rPr>
+        <w:t>与带正电的溴鎓离子并不同类</w:t>
+      </w:r>
+      <w:r>
+        <w:rPr>
+          <w:rFonts w:hint="eastAsia" w:ascii="Times New Roman" w:hAnsi="Times New Roman" w:eastAsia="Times New Roman" w:cs="Times New Roman"/>
+        </w:rPr>
+        <w:t>；</w:t>
+      </w:r>
+      <w:r>
+        <w:rPr>
+          <w:rFonts w:hint="eastAsia" w:ascii="Times New Roman" w:hAnsi="Times New Roman" w:eastAsia="FangSong" w:cs="Times New Roman"/>
+        </w:rPr>
+        <w:t>只有</w:t>
+      </w:r>
+      <w:r>
+        <w:rPr>
+          <w:rFonts w:hint="eastAsia" w:ascii="Times New Roman" w:hAnsi="Times New Roman" w:eastAsia="FangSong" w:cs="Times New Roman"/>
+          <w:b/>
+          <w:bCs/>
+        </w:rPr>
+        <w:t xml:space="preserve">质子化之后</w:t>
+      </w:r>
+      <w:r>
+        <w:rPr>
+          <w:rFonts w:hint="eastAsia" w:ascii="Times New Roman" w:hAnsi="Times New Roman" w:eastAsia="FangSong" w:cs="Times New Roman"/>
+        </w:rPr>
+        <w:t>才表现出氧鎓性质</w:t>
       </w:r>
       <w:r>
         <w:rPr>
@@ -19224,13 +19749,25 @@
         <w:rPr>
           <w:rFonts w:hint="eastAsia" w:ascii="Times New Roman" w:hAnsi="Times New Roman" w:eastAsia="FangSong" w:cs="Times New Roman"/>
         </w:rPr>
-        <w:t>与溴鎓对应但可分离</w:t>
+        <w:t>开环时具部分碳正离子性</w:t>
       </w:r>
       <w:r>
         <w:rPr>
           <w:rFonts w:hint="eastAsia" w:ascii="Times New Roman" w:hAnsi="Times New Roman" w:eastAsia="Times New Roman" w:cs="Times New Roman"/>
         </w:rPr>
         <w:t>），</w:t>
+      </w:r>
+      <w:r>
+        <w:rPr>
+          <w:rFonts w:hint="eastAsia" w:ascii="Times New Roman" w:hAnsi="Times New Roman" w:eastAsia="FangSong" w:cs="Times New Roman"/>
+        </w:rPr>
+        <w:t>这才解释酸催化下的进攻取向</w:t>
+      </w:r>
+      <w:r>
+        <w:rPr>
+          <w:rFonts w:hint="eastAsia" w:ascii="Times New Roman" w:hAnsi="Times New Roman" w:eastAsia="Times New Roman" w:cs="Times New Roman"/>
+        </w:rPr>
+        <w:t>，</w:t>
       </w:r>
       <w:r>
         <w:rPr>

--- a/06-学生侧材料/讲义/6-有机化学/加成反应.docx
+++ b/06-学生侧材料/讲义/6-有机化学/加成反应.docx
@@ -12147,12 +12147,18 @@
           </m:ctrlPr>
         </m:oMathParaPr>
         <m:oMath>
-          <m:r>
-            <m:t>R</m:t>
-          </m:r>
-          <m:r>
-            <m:t>2</m:t>
-          </m:r>
+          <m:sSub>
+            <m:e>
+              <m:r>
+                <m:t>R</m:t>
+              </m:r>
+            </m:e>
+            <m:sub>
+              <m:r>
+                <m:t>2</m:t>
+              </m:r>
+            </m:sub>
+          </m:sSub>
           <m:sSup>
             <m:e>
               <m:r>
@@ -18046,12 +18052,18 @@
                 </m:rPr>
                 <m:t>/</m:t>
               </m:r>
-              <m:r>
-                <m:t>H</m:t>
-              </m:r>
-              <m:r>
-                <m:t>2</m:t>
-              </m:r>
+              <m:sSub>
+                <m:e>
+                  <m:r>
+                    <m:t>H</m:t>
+                  </m:r>
+                </m:e>
+                <m:sub>
+                  <m:r>
+                    <m:t>2</m:t>
+                  </m:r>
+                </m:sub>
+              </m:sSub>
               <m:r>
                 <m:t>O</m:t>
               </m:r>

--- a/06-学生侧材料/讲义/6-有机化学/加成反应.docx
+++ b/06-学生侧材料/讲义/6-有机化学/加成反应.docx
@@ -2,7 +2,7 @@
 <file path=word/document.xml><?xml version="1.0" encoding="utf-8"?>
 <w:document xmlns:w="http://schemas.openxmlformats.org/wordprocessingml/2006/main" xmlns:m="http://schemas.openxmlformats.org/officeDocument/2006/math" xmlns:r="http://schemas.openxmlformats.org/officeDocument/2006/relationships" xmlns:o="urn:schemas-microsoft-com:office:office" xmlns:v="urn:schemas-microsoft-com:vml" xmlns:w10="urn:schemas-microsoft-com:office:word" xmlns:a="http://schemas.openxmlformats.org/drawingml/2006/main" xmlns:pic="http://schemas.openxmlformats.org/drawingml/2006/picture" xmlns:wp="http://schemas.openxmlformats.org/drawingml/2006/wordprocessingDrawing">
   <w:body>
-    <w:bookmarkStart w:id="64" w:name="加成反应提高班"/>
+    <w:bookmarkStart w:id="79" w:name="加成反应提高班"/>
     <w:p>
       <w:pPr>
         <w:pStyle w:val="Heading1"/>
@@ -36,1084 +36,62 @@
     </w:p>
     <w:p>
       <w:pPr>
-        <w:pStyle w:val="BlockText"/>
-      </w:pPr>
-      <w:r>
-        <w:rPr>
-          <w:rFonts w:hint="eastAsia" w:ascii="Times New Roman" w:hAnsi="Times New Roman" w:eastAsia="FangSong" w:cs="Times New Roman"/>
-        </w:rPr>
-        <w:t>本讲核心目标</w:t>
-      </w:r>
-      <w:r>
-        <w:rPr>
-          <w:rFonts w:hint="eastAsia" w:ascii="Times New Roman" w:hAnsi="Times New Roman" w:eastAsia="Times New Roman" w:cs="Times New Roman"/>
-        </w:rPr>
-        <w:t>：</w:t>
-      </w:r>
-      <w:r>
-        <w:rPr>
-          <w:rFonts w:hint="eastAsia" w:ascii="Times New Roman" w:hAnsi="Times New Roman" w:eastAsia="FangSong" w:cs="Times New Roman"/>
-        </w:rPr>
-        <w:t>把加成反应从</w:t>
-      </w:r>
-      <w:r>
-        <w:rPr>
-          <w:rFonts w:hint="eastAsia" w:ascii="Times New Roman" w:hAnsi="Times New Roman" w:eastAsia="Times New Roman" w:cs="Times New Roman"/>
-        </w:rPr>
-        <w:t>”</w:t>
-      </w:r>
-      <w:r>
-        <w:rPr>
-          <w:rFonts w:hint="eastAsia" w:ascii="Times New Roman" w:hAnsi="Times New Roman" w:eastAsia="FangSong" w:cs="Times New Roman"/>
-        </w:rPr>
-        <w:t>背规则</w:t>
-      </w:r>
-      <w:r>
-        <w:rPr>
-          <w:rFonts w:hint="eastAsia" w:ascii="Times New Roman" w:hAnsi="Times New Roman" w:eastAsia="Times New Roman" w:cs="Times New Roman"/>
-        </w:rPr>
-        <w:t>”</w:t>
-      </w:r>
-      <w:r>
-        <w:rPr>
-          <w:rFonts w:hint="eastAsia" w:ascii="Times New Roman" w:hAnsi="Times New Roman" w:eastAsia="FangSong" w:cs="Times New Roman"/>
-        </w:rPr>
-        <w:t>升级为由</w:t>
-      </w:r>
-      <w:r>
-        <w:rPr>
-          <w:rFonts w:hint="eastAsia" w:ascii="Times New Roman" w:hAnsi="Times New Roman" w:eastAsia="FangSong" w:cs="Times New Roman"/>
-          <w:b/>
-          <w:bCs/>
-        </w:rPr>
-        <w:t xml:space="preserve">底物类型</w:t>
-      </w:r>
-      <w:r>
-        <w:rPr>
-          <w:rFonts w:ascii="Times New Roman" w:hAnsi="Times New Roman" w:eastAsia="Times New Roman" w:cs="Times New Roman"/>
-          <w:b/>
-          <w:bCs/>
-        </w:rPr>
-        <w:t xml:space="preserve"> + </w:t>
-      </w:r>
-      <w:r>
-        <w:rPr>
-          <w:rFonts w:hint="eastAsia" w:ascii="Times New Roman" w:hAnsi="Times New Roman" w:eastAsia="FangSong" w:cs="Times New Roman"/>
-          <w:b/>
-          <w:bCs/>
-        </w:rPr>
-        <w:t xml:space="preserve">试剂类型</w:t>
-      </w:r>
-      <w:r>
-        <w:rPr>
-          <w:rFonts w:ascii="Times New Roman" w:hAnsi="Times New Roman" w:eastAsia="Times New Roman" w:cs="Times New Roman"/>
-          <w:b/>
-          <w:bCs/>
-        </w:rPr>
-        <w:t xml:space="preserve"> + </w:t>
-      </w:r>
-      <w:r>
-        <w:rPr>
-          <w:rFonts w:hint="eastAsia" w:ascii="Times New Roman" w:hAnsi="Times New Roman" w:eastAsia="FangSong" w:cs="Times New Roman"/>
-          <w:b/>
-          <w:bCs/>
-        </w:rPr>
-        <w:t>中间体</w:t>
-      </w:r>
-      <w:r>
-        <w:rPr>
-          <w:rFonts w:hint="eastAsia" w:ascii="Times New Roman" w:hAnsi="Times New Roman" w:eastAsia="Times New Roman" w:cs="Times New Roman"/>
-          <w:b/>
-          <w:bCs/>
-        </w:rPr>
-        <w:t>/</w:t>
-      </w:r>
-      <w:r>
-        <w:rPr>
-          <w:rFonts w:hint="eastAsia" w:ascii="Times New Roman" w:hAnsi="Times New Roman" w:eastAsia="FangSong" w:cs="Times New Roman"/>
-          <w:b/>
-          <w:bCs/>
-        </w:rPr>
-        <w:t>过渡态</w:t>
-      </w:r>
-      <w:r>
-        <w:rPr>
-          <w:rFonts w:hint="eastAsia" w:ascii="Times New Roman" w:hAnsi="Times New Roman" w:eastAsia="FangSong" w:cs="Times New Roman"/>
-        </w:rPr>
-        <w:t>共同决定的判断系统</w:t>
-      </w:r>
-      <w:r>
-        <w:rPr>
-          <w:rFonts w:hint="eastAsia" w:ascii="Times New Roman" w:hAnsi="Times New Roman" w:eastAsia="Times New Roman" w:cs="Times New Roman"/>
-        </w:rPr>
-        <w:t>。</w:t>
-      </w:r>
-      <w:r>
-        <w:rPr>
-          <w:rFonts w:hint="eastAsia" w:ascii="Times New Roman" w:hAnsi="Times New Roman" w:eastAsia="FangSong" w:cs="Times New Roman"/>
-        </w:rPr>
-        <w:t>你将在第三轮建立</w:t>
-      </w:r>
-      <w:r>
-        <w:rPr>
-          <w:rFonts w:hint="eastAsia" w:ascii="Times New Roman" w:hAnsi="Times New Roman" w:eastAsia="Times New Roman" w:cs="Times New Roman"/>
-        </w:rPr>
-        <w:t>”</w:t>
-      </w:r>
-      <w:r>
-        <w:rPr>
-          <w:rFonts w:hint="eastAsia" w:ascii="Times New Roman" w:hAnsi="Times New Roman" w:eastAsia="FangSong" w:cs="Times New Roman"/>
-        </w:rPr>
-        <w:t>亲电加成</w:t>
-      </w:r>
-      <w:r>
-        <w:rPr>
-          <w:rFonts w:hint="eastAsia" w:ascii="Times New Roman" w:hAnsi="Times New Roman" w:eastAsia="Times New Roman" w:cs="Times New Roman"/>
-        </w:rPr>
-        <w:t>、</w:t>
-      </w:r>
-      <w:r>
-        <w:rPr>
-          <w:rFonts w:hint="eastAsia" w:ascii="Times New Roman" w:hAnsi="Times New Roman" w:eastAsia="FangSong" w:cs="Times New Roman"/>
-        </w:rPr>
-        <w:t>亲核加成</w:t>
-      </w:r>
-      <w:r>
-        <w:rPr>
-          <w:rFonts w:hint="eastAsia" w:ascii="Times New Roman" w:hAnsi="Times New Roman" w:eastAsia="Times New Roman" w:cs="Times New Roman"/>
-        </w:rPr>
-        <w:t>、</w:t>
-      </w:r>
-      <w:r>
-        <w:rPr>
-          <w:rFonts w:hint="eastAsia" w:ascii="Times New Roman" w:hAnsi="Times New Roman" w:eastAsia="FangSong" w:cs="Times New Roman"/>
-        </w:rPr>
-        <w:t>共轭加成</w:t>
-      </w:r>
-      <w:r>
-        <w:rPr>
-          <w:rFonts w:hint="eastAsia" w:ascii="Times New Roman" w:hAnsi="Times New Roman" w:eastAsia="Times New Roman" w:cs="Times New Roman"/>
-        </w:rPr>
-        <w:t>、</w:t>
-      </w:r>
-      <w:r>
-        <w:rPr>
-          <w:rFonts w:hint="eastAsia" w:ascii="Times New Roman" w:hAnsi="Times New Roman" w:eastAsia="FangSong" w:cs="Times New Roman"/>
-        </w:rPr>
-        <w:t>环加成</w:t>
-      </w:r>
-      <w:r>
-        <w:rPr>
-          <w:rFonts w:hint="eastAsia" w:ascii="Times New Roman" w:hAnsi="Times New Roman" w:eastAsia="Times New Roman" w:cs="Times New Roman"/>
-        </w:rPr>
-        <w:t>”</w:t>
-      </w:r>
-      <w:r>
-        <w:rPr>
-          <w:rFonts w:hint="eastAsia" w:ascii="Times New Roman" w:hAnsi="Times New Roman" w:eastAsia="FangSong" w:cs="Times New Roman"/>
-        </w:rPr>
-        <w:t>四站式判断框架</w:t>
-      </w:r>
-      <w:r>
-        <w:rPr>
-          <w:rFonts w:hint="eastAsia" w:ascii="Times New Roman" w:hAnsi="Times New Roman" w:eastAsia="Times New Roman" w:cs="Times New Roman"/>
-        </w:rPr>
-        <w:t>。</w:t>
-      </w:r>
-    </w:p>
-    <w:p>
-      <w:pPr>
-        <w:spacing w:before="160" w:after="80"/>
-      </w:pPr>
-      <w:r>
-        <w:pict>
-          <v:rect style="width:0;height:1.5pt" o:hralign="center" o:hrstd="t" o:hr="t"/>
-        </w:pict>
-      </w:r>
-    </w:p>
-    <w:bookmarkStart w:id="9" w:name="学习目标"/>
-    <w:p>
-      <w:pPr>
-        <w:pStyle w:val="Heading2"/>
-        <w:spacing w:before="280" w:after="120"/>
-      </w:pPr>
-      <w:r>
-        <w:rPr>
-          <w:rFonts w:hint="eastAsia" w:ascii="Times New Roman" w:hAnsi="Times New Roman" w:eastAsia="SimHei" w:cs="Times New Roman"/>
-        </w:rPr>
-        <w:t xml:space="preserve">学习目标</w:t>
-      </w:r>
-    </w:p>
-    <w:p>
-      <w:pPr>
-        <w:pStyle w:val="BlockText"/>
-        <w:spacing w:after="80"/>
-      </w:pPr>
-      <w:r>
-        <w:rPr>
-          <w:rFonts w:hint="eastAsia" w:ascii="Times New Roman" w:hAnsi="Times New Roman" w:eastAsia="FangSong" w:cs="Times New Roman"/>
-        </w:rPr>
-        <w:t>对齐考纲</w:t>
-      </w:r>
-      <w:r>
-        <w:rPr>
-          <w:rFonts w:hint="eastAsia" w:ascii="Times New Roman" w:hAnsi="Times New Roman" w:eastAsia="Times New Roman" w:cs="Times New Roman"/>
-        </w:rPr>
-        <w:t>：§37</w:t>
-      </w:r>
-      <w:r>
-        <w:rPr>
-          <w:rFonts w:ascii="Times New Roman" w:hAnsi="Times New Roman" w:eastAsia="Times New Roman" w:cs="Times New Roman"/>
-        </w:rPr>
-        <w:t xml:space="preserve"> </w:t>
-      </w:r>
-      <w:r>
-        <w:rPr>
-          <w:rFonts w:hint="eastAsia" w:ascii="Times New Roman" w:hAnsi="Times New Roman" w:eastAsia="FangSong" w:cs="Times New Roman"/>
-        </w:rPr>
-        <w:t xml:space="preserve">加成反应</w:t>
-      </w:r>
-      <w:r>
-        <w:rPr>
-          <w:rFonts w:ascii="Times New Roman" w:hAnsi="Times New Roman" w:eastAsia="Times New Roman" w:cs="Times New Roman"/>
-        </w:rPr>
-        <w:t xml:space="preserve"> · §43 </w:t>
-      </w:r>
-      <w:r>
-        <w:rPr>
-          <w:rFonts w:hint="eastAsia" w:ascii="Times New Roman" w:hAnsi="Times New Roman" w:eastAsia="FangSong" w:cs="Times New Roman"/>
-        </w:rPr>
-        <w:t xml:space="preserve">亲电加成反应</w:t>
-      </w:r>
-      <w:r>
-        <w:rPr>
-          <w:rFonts w:ascii="Times New Roman" w:hAnsi="Times New Roman" w:eastAsia="Times New Roman" w:cs="Times New Roman"/>
-        </w:rPr>
-        <w:t xml:space="preserve"> · §45 </w:t>
-      </w:r>
-      <w:r>
-        <w:rPr>
-          <w:rFonts w:hint="eastAsia" w:ascii="Times New Roman" w:hAnsi="Times New Roman" w:eastAsia="FangSong" w:cs="Times New Roman"/>
-        </w:rPr>
-        <w:t xml:space="preserve">亲核加成反应</w:t>
-      </w:r>
-      <w:r>
-        <w:rPr>
-          <w:rFonts w:ascii="Times New Roman" w:hAnsi="Times New Roman" w:eastAsia="Times New Roman" w:cs="Times New Roman"/>
-        </w:rPr>
-        <w:t xml:space="preserve"> · §49 </w:t>
-      </w:r>
-      <w:r>
-        <w:rPr>
-          <w:rFonts w:hint="eastAsia" w:ascii="Times New Roman" w:hAnsi="Times New Roman" w:eastAsia="FangSong" w:cs="Times New Roman"/>
-        </w:rPr>
-        <w:t xml:space="preserve">周环反应</w:t>
-      </w:r>
-    </w:p>
-    <w:tbl>
-      <w:tblPr>
-        <w:tblStyle w:val="Table"/>
-        <w:tblW w:type="pct" w:w="5000"/>
-        <w:tblLayout w:type="fixed"/>
-        <w:tblLook w:firstRow="1" w:lastRow="0" w:firstColumn="0" w:lastColumn="0" w:noHBand="0" w:noVBand="0" w:val="0020"/>
-      </w:tblPr>
-      <w:tblGrid>
-        <w:gridCol w:w="3960"/>
-        <w:gridCol w:w="3960"/>
-      </w:tblGrid>
-      <w:tr>
-        <w:trPr>
-          <w:tblHeader w:val="on"/>
-        </w:trPr>
-        <w:tc>
-          <w:tcPr/>
-          <w:p>
-            <w:pPr>
-              <w:pStyle w:val="Compact"/>
-              <w:jc w:val="center"/>
-            </w:pPr>
-            <w:r>
-              <w:rPr>
-                <w:rFonts w:hint="eastAsia" w:ascii="Times New Roman" w:hAnsi="Times New Roman" w:eastAsia="SimHei" w:cs="Times New Roman"/>
-                <w:b/>
-              </w:rPr>
-              <w:t xml:space="preserve">考纲条目</w:t>
-            </w:r>
-          </w:p>
-        </w:tc>
-        <w:tc>
-          <w:tcPr/>
-          <w:p>
-            <w:pPr>
-              <w:pStyle w:val="Compact"/>
-              <w:jc w:val="center"/>
-            </w:pPr>
-            <w:r>
-              <w:rPr>
-                <w:rFonts w:hint="eastAsia" w:ascii="Times New Roman" w:hAnsi="Times New Roman" w:eastAsia="SimHei" w:cs="Times New Roman"/>
-                <w:b/>
-              </w:rPr>
-              <w:t xml:space="preserve">学完本讲你应能</w:t>
-            </w:r>
-          </w:p>
-        </w:tc>
-      </w:tr>
-      <w:tr>
-        <w:tc>
-          <w:tcPr/>
-          <w:p>
-            <w:pPr>
-              <w:pStyle w:val="Compact"/>
-              <w:jc w:val="center"/>
-            </w:pPr>
-            <w:r>
-              <w:rPr>
-                <w:rFonts w:ascii="Times New Roman" w:hAnsi="Times New Roman" w:eastAsia="Times New Roman" w:cs="Times New Roman"/>
-              </w:rPr>
-              <w:t xml:space="preserve">§37 </w:t>
-            </w:r>
-            <w:r>
-              <w:rPr>
-                <w:rFonts w:hint="eastAsia" w:ascii="Times New Roman" w:hAnsi="Times New Roman" w:eastAsia="FangSong" w:cs="Times New Roman"/>
-              </w:rPr>
-              <w:t xml:space="preserve">加成反应</w:t>
-            </w:r>
-            <w:r>
-              <w:rPr>
-                <w:rFonts w:ascii="Times New Roman" w:hAnsi="Times New Roman" w:eastAsia="Times New Roman" w:cs="Times New Roman"/>
-              </w:rPr>
-              <w:t xml:space="preserve"> · </w:t>
-            </w:r>
-            <w:r>
-              <w:rPr>
-                <w:rFonts w:hint="eastAsia" w:ascii="Times New Roman" w:hAnsi="Times New Roman" w:eastAsia="FangSong" w:cs="Times New Roman"/>
-              </w:rPr>
-              <w:t xml:space="preserve">加成框架总览</w:t>
-            </w:r>
-          </w:p>
-        </w:tc>
-        <w:tc>
-          <w:tcPr/>
-          <w:p>
-            <w:pPr>
-              <w:pStyle w:val="Compact"/>
-              <w:jc w:val="center"/>
-            </w:pPr>
-            <w:r>
-              <w:rPr>
-                <w:rFonts w:hint="eastAsia" w:ascii="Times New Roman" w:hAnsi="Times New Roman" w:eastAsia="FangSong" w:cs="Times New Roman"/>
-              </w:rPr>
-              <w:t>能先按底物类型区分烯烃</w:t>
-            </w:r>
-            <w:r>
-              <w:rPr>
-                <w:rFonts w:hint="eastAsia" w:ascii="Times New Roman" w:hAnsi="Times New Roman" w:eastAsia="Times New Roman" w:cs="Times New Roman"/>
-              </w:rPr>
-              <w:t>/</w:t>
-            </w:r>
-            <w:r>
-              <w:rPr>
-                <w:rFonts w:hint="eastAsia" w:ascii="Times New Roman" w:hAnsi="Times New Roman" w:eastAsia="FangSong" w:cs="Times New Roman"/>
-              </w:rPr>
-              <w:t>炔烃</w:t>
-            </w:r>
-            <w:r>
-              <w:rPr>
-                <w:rFonts w:hint="eastAsia" w:ascii="Times New Roman" w:hAnsi="Times New Roman" w:eastAsia="Times New Roman" w:cs="Times New Roman"/>
-              </w:rPr>
-              <w:t>/</w:t>
-            </w:r>
-            <w:r>
-              <w:rPr>
-                <w:rFonts w:hint="eastAsia" w:ascii="Times New Roman" w:hAnsi="Times New Roman" w:eastAsia="FangSong" w:cs="Times New Roman"/>
-              </w:rPr>
-              <w:t>羰基</w:t>
-            </w:r>
-            <w:r>
-              <w:rPr>
-                <w:rFonts w:hint="eastAsia" w:ascii="Times New Roman" w:hAnsi="Times New Roman" w:eastAsia="Times New Roman" w:cs="Times New Roman"/>
-              </w:rPr>
-              <w:t>/</w:t>
-            </w:r>
-            <w:r>
-              <w:rPr>
-                <w:rFonts w:hint="eastAsia" w:ascii="Times New Roman" w:hAnsi="Times New Roman" w:eastAsia="FangSong" w:cs="Times New Roman"/>
-              </w:rPr>
-              <w:t>共轭体系</w:t>
-            </w:r>
-            <w:r>
-              <w:rPr>
-                <w:rFonts w:hint="eastAsia" w:ascii="Times New Roman" w:hAnsi="Times New Roman" w:eastAsia="Times New Roman" w:cs="Times New Roman"/>
-              </w:rPr>
-              <w:t>，</w:t>
-            </w:r>
-            <w:r>
-              <w:rPr>
-                <w:rFonts w:hint="eastAsia" w:ascii="Times New Roman" w:hAnsi="Times New Roman" w:eastAsia="FangSong" w:cs="Times New Roman"/>
-              </w:rPr>
-              <w:t>再选择对应的加成框架</w:t>
-            </w:r>
-          </w:p>
-        </w:tc>
-      </w:tr>
-      <w:tr>
-        <w:tc>
-          <w:tcPr/>
-          <w:p>
-            <w:pPr>
-              <w:pStyle w:val="Compact"/>
-              <w:jc w:val="center"/>
-            </w:pPr>
-            <w:r>
-              <w:rPr>
-                <w:rFonts w:ascii="Times New Roman" w:hAnsi="Times New Roman" w:eastAsia="Times New Roman" w:cs="Times New Roman"/>
-              </w:rPr>
-              <w:t xml:space="preserve">§37 </w:t>
-            </w:r>
-            <w:r>
-              <w:rPr>
-                <w:rFonts w:hint="eastAsia" w:ascii="Times New Roman" w:hAnsi="Times New Roman" w:eastAsia="FangSong" w:cs="Times New Roman"/>
-              </w:rPr>
-              <w:t xml:space="preserve">加成反应</w:t>
-            </w:r>
-            <w:r>
-              <w:rPr>
-                <w:rFonts w:ascii="Times New Roman" w:hAnsi="Times New Roman" w:eastAsia="Times New Roman" w:cs="Times New Roman"/>
-              </w:rPr>
-              <w:t xml:space="preserve"> · </w:t>
-            </w:r>
-            <w:r>
-              <w:rPr>
-                <w:rFonts w:hint="eastAsia" w:ascii="Times New Roman" w:hAnsi="Times New Roman" w:eastAsia="FangSong" w:cs="Times New Roman"/>
-              </w:rPr>
-              <w:t xml:space="preserve">加成与后处理的联动思考</w:t>
-            </w:r>
-          </w:p>
-        </w:tc>
-        <w:tc>
-          <w:tcPr/>
-          <w:p>
-            <w:pPr>
-              <w:pStyle w:val="Compact"/>
-              <w:jc w:val="center"/>
-            </w:pPr>
-            <w:r>
-              <w:rPr>
-                <w:rFonts w:hint="eastAsia" w:ascii="Times New Roman" w:hAnsi="Times New Roman" w:eastAsia="FangSong" w:cs="Times New Roman"/>
-              </w:rPr>
-              <w:t>能把</w:t>
-            </w:r>
-            <w:r>
-              <w:rPr>
-                <w:rFonts w:hint="eastAsia" w:ascii="Times New Roman" w:hAnsi="Times New Roman" w:eastAsia="Times New Roman" w:cs="Times New Roman"/>
-              </w:rPr>
-              <w:t>”</w:t>
-            </w:r>
-            <w:r>
-              <w:rPr>
-                <w:rFonts w:hint="eastAsia" w:ascii="Times New Roman" w:hAnsi="Times New Roman" w:eastAsia="FangSong" w:cs="Times New Roman"/>
-              </w:rPr>
-              <w:t>加成结果</w:t>
-            </w:r>
-            <w:r>
-              <w:rPr>
-                <w:rFonts w:hint="eastAsia" w:ascii="Times New Roman" w:hAnsi="Times New Roman" w:eastAsia="Times New Roman" w:cs="Times New Roman"/>
-              </w:rPr>
-              <w:t>”</w:t>
-            </w:r>
-            <w:r>
-              <w:rPr>
-                <w:rFonts w:hint="eastAsia" w:ascii="Times New Roman" w:hAnsi="Times New Roman" w:eastAsia="FangSong" w:cs="Times New Roman"/>
-              </w:rPr>
-              <w:t>与</w:t>
-            </w:r>
-            <w:r>
-              <w:rPr>
-                <w:rFonts w:hint="eastAsia" w:ascii="Times New Roman" w:hAnsi="Times New Roman" w:eastAsia="Times New Roman" w:cs="Times New Roman"/>
-              </w:rPr>
-              <w:t>”</w:t>
-            </w:r>
-            <w:r>
-              <w:rPr>
-                <w:rFonts w:hint="eastAsia" w:ascii="Times New Roman" w:hAnsi="Times New Roman" w:eastAsia="FangSong" w:cs="Times New Roman"/>
-              </w:rPr>
-              <w:t>后处理</w:t>
-            </w:r>
-            <w:r>
-              <w:rPr>
-                <w:rFonts w:hint="eastAsia" w:ascii="Times New Roman" w:hAnsi="Times New Roman" w:eastAsia="Times New Roman" w:cs="Times New Roman"/>
-              </w:rPr>
-              <w:t>/</w:t>
-            </w:r>
-            <w:r>
-              <w:rPr>
-                <w:rFonts w:hint="eastAsia" w:ascii="Times New Roman" w:hAnsi="Times New Roman" w:eastAsia="FangSong" w:cs="Times New Roman"/>
-              </w:rPr>
-              <w:t>继续加成</w:t>
-            </w:r>
-            <w:r>
-              <w:rPr>
-                <w:rFonts w:hint="eastAsia" w:ascii="Times New Roman" w:hAnsi="Times New Roman" w:eastAsia="Times New Roman" w:cs="Times New Roman"/>
-              </w:rPr>
-              <w:t>/</w:t>
-            </w:r>
-            <w:r>
-              <w:rPr>
-                <w:rFonts w:hint="eastAsia" w:ascii="Times New Roman" w:hAnsi="Times New Roman" w:eastAsia="FangSong" w:cs="Times New Roman"/>
-              </w:rPr>
-              <w:t>重排可能</w:t>
-            </w:r>
-            <w:r>
-              <w:rPr>
-                <w:rFonts w:hint="eastAsia" w:ascii="Times New Roman" w:hAnsi="Times New Roman" w:eastAsia="Times New Roman" w:cs="Times New Roman"/>
-              </w:rPr>
-              <w:t>”</w:t>
-            </w:r>
-            <w:r>
-              <w:rPr>
-                <w:rFonts w:hint="eastAsia" w:ascii="Times New Roman" w:hAnsi="Times New Roman" w:eastAsia="FangSong" w:cs="Times New Roman"/>
-              </w:rPr>
-              <w:t>分开思考</w:t>
-            </w:r>
-          </w:p>
-        </w:tc>
-      </w:tr>
-      <w:tr>
-        <w:tc>
-          <w:tcPr/>
-          <w:p>
-            <w:pPr>
-              <w:pStyle w:val="Compact"/>
-              <w:jc w:val="center"/>
-            </w:pPr>
-            <w:r>
-              <w:rPr>
-                <w:rFonts w:ascii="Times New Roman" w:hAnsi="Times New Roman" w:eastAsia="Times New Roman" w:cs="Times New Roman"/>
-              </w:rPr>
-              <w:t xml:space="preserve">§43 </w:t>
-            </w:r>
-            <w:r>
-              <w:rPr>
-                <w:rFonts w:hint="eastAsia" w:ascii="Times New Roman" w:hAnsi="Times New Roman" w:eastAsia="FangSong" w:cs="Times New Roman"/>
-              </w:rPr>
-              <w:t xml:space="preserve">亲电加成反应</w:t>
-            </w:r>
-            <w:r>
-              <w:rPr>
-                <w:rFonts w:ascii="Times New Roman" w:hAnsi="Times New Roman" w:eastAsia="Times New Roman" w:cs="Times New Roman"/>
-              </w:rPr>
-              <w:t xml:space="preserve"> · </w:t>
-            </w:r>
-            <w:r>
-              <w:rPr>
-                <w:rFonts w:hint="eastAsia" w:ascii="Times New Roman" w:hAnsi="Times New Roman" w:eastAsia="FangSong" w:cs="Times New Roman"/>
-              </w:rPr>
-              <w:t xml:space="preserve">机理与马氏规则</w:t>
-            </w:r>
-          </w:p>
-        </w:tc>
-        <w:tc>
-          <w:tcPr/>
-          <w:p>
-            <w:pPr>
-              <w:pStyle w:val="Compact"/>
-              <w:jc w:val="center"/>
-            </w:pPr>
-            <w:r>
-              <w:rPr>
-                <w:rFonts w:hint="eastAsia" w:ascii="Times New Roman" w:hAnsi="Times New Roman" w:eastAsia="FangSong" w:cs="Times New Roman"/>
-              </w:rPr>
-              <w:t>能用碳正离子稳定性解释马氏规则</w:t>
-            </w:r>
-            <w:r>
-              <w:rPr>
-                <w:rFonts w:hint="eastAsia" w:ascii="Times New Roman" w:hAnsi="Times New Roman" w:eastAsia="Times New Roman" w:cs="Times New Roman"/>
-              </w:rPr>
-              <w:t>，</w:t>
-            </w:r>
-            <w:r>
-              <w:rPr>
-                <w:rFonts w:hint="eastAsia" w:ascii="Times New Roman" w:hAnsi="Times New Roman" w:eastAsia="FangSong" w:cs="Times New Roman"/>
-              </w:rPr>
-              <w:t>用鎓离子机理解释反式加成</w:t>
-            </w:r>
-            <w:r>
-              <w:rPr>
-                <w:rFonts w:hint="eastAsia" w:ascii="Times New Roman" w:hAnsi="Times New Roman" w:eastAsia="Times New Roman" w:cs="Times New Roman"/>
-              </w:rPr>
-              <w:t>，</w:t>
-            </w:r>
-            <w:r>
-              <w:rPr>
-                <w:rFonts w:hint="eastAsia" w:ascii="Times New Roman" w:hAnsi="Times New Roman" w:eastAsia="FangSong" w:cs="Times New Roman"/>
-              </w:rPr>
-              <w:t>用四中心过渡态解释硼氢化反马氏</w:t>
-            </w:r>
-            <w:r>
-              <w:rPr>
-                <w:rFonts w:hint="eastAsia" w:ascii="Times New Roman" w:hAnsi="Times New Roman" w:eastAsia="Times New Roman" w:cs="Times New Roman"/>
-              </w:rPr>
-              <w:t>+syn</w:t>
-            </w:r>
-          </w:p>
-        </w:tc>
-      </w:tr>
-      <w:tr>
-        <w:tc>
-          <w:tcPr/>
-          <w:p>
-            <w:pPr>
-              <w:pStyle w:val="Compact"/>
-              <w:jc w:val="center"/>
-            </w:pPr>
-            <w:r>
-              <w:rPr>
-                <w:rFonts w:ascii="Times New Roman" w:hAnsi="Times New Roman" w:eastAsia="Times New Roman" w:cs="Times New Roman"/>
-              </w:rPr>
-              <w:t xml:space="preserve">§43 </w:t>
-            </w:r>
-            <w:r>
-              <w:rPr>
-                <w:rFonts w:hint="eastAsia" w:ascii="Times New Roman" w:hAnsi="Times New Roman" w:eastAsia="FangSong" w:cs="Times New Roman"/>
-              </w:rPr>
-              <w:t xml:space="preserve">亲电加成反应</w:t>
-            </w:r>
-            <w:r>
-              <w:rPr>
-                <w:rFonts w:ascii="Times New Roman" w:hAnsi="Times New Roman" w:eastAsia="Times New Roman" w:cs="Times New Roman"/>
-              </w:rPr>
-              <w:t xml:space="preserve"> · </w:t>
-            </w:r>
-            <w:r>
-              <w:rPr>
-                <w:rFonts w:hint="eastAsia" w:ascii="Times New Roman" w:hAnsi="Times New Roman" w:eastAsia="FangSong" w:cs="Times New Roman"/>
-              </w:rPr>
-              <w:t xml:space="preserve">典型加成的立体区域结果</w:t>
-            </w:r>
-          </w:p>
-        </w:tc>
-        <w:tc>
-          <w:tcPr/>
-          <w:p>
-            <w:pPr>
-              <w:pStyle w:val="Compact"/>
-              <w:jc w:val="center"/>
-            </w:pPr>
-            <w:r>
-              <w:rPr>
-                <w:rFonts w:hint="eastAsia" w:ascii="Times New Roman" w:hAnsi="Times New Roman" w:eastAsia="FangSong" w:cs="Times New Roman"/>
-              </w:rPr>
-              <w:t>能判断</w:t>
-            </w:r>
-            <w:r>
-              <w:rPr>
-                <w:rFonts w:hint="eastAsia" w:ascii="Times New Roman" w:hAnsi="Times New Roman" w:eastAsia="Times New Roman" w:cs="Times New Roman"/>
-              </w:rPr>
-              <w:t>Br</w:t>
-            </w:r>
-            <w:r>
-              <w:rPr>
-                <w:rFonts w:hint="eastAsia" w:ascii="Times New Roman" w:hAnsi="Times New Roman" w:eastAsia="Times New Roman" w:cs="Times New Roman"/>
-                <w:vertAlign w:val="subscript"/>
-              </w:rPr>
-              <w:t>2</w:t>
-            </w:r>
-            <w:r>
-              <w:rPr>
-                <w:rFonts w:hint="eastAsia" w:ascii="Times New Roman" w:hAnsi="Times New Roman" w:eastAsia="Times New Roman" w:cs="Times New Roman"/>
-              </w:rPr>
-              <w:t>、</w:t>
-            </w:r>
-            <w:r>
-              <w:rPr>
-                <w:rFonts w:hint="eastAsia" w:ascii="Times New Roman" w:hAnsi="Times New Roman" w:eastAsia="FangSong" w:cs="Times New Roman"/>
-              </w:rPr>
-              <w:t>硼氢化</w:t>
-            </w:r>
-            <w:r>
-              <w:rPr>
-                <w:rFonts w:hint="eastAsia" w:ascii="Times New Roman" w:hAnsi="Times New Roman" w:eastAsia="Times New Roman" w:cs="Times New Roman"/>
-              </w:rPr>
-              <w:t>-</w:t>
-            </w:r>
-            <w:r>
-              <w:rPr>
-                <w:rFonts w:hint="eastAsia" w:ascii="Times New Roman" w:hAnsi="Times New Roman" w:eastAsia="FangSong" w:cs="Times New Roman"/>
-              </w:rPr>
-              <w:t>氧化</w:t>
-            </w:r>
-            <w:r>
-              <w:rPr>
-                <w:rFonts w:hint="eastAsia" w:ascii="Times New Roman" w:hAnsi="Times New Roman" w:eastAsia="Times New Roman" w:cs="Times New Roman"/>
-              </w:rPr>
-              <w:t>、</w:t>
-            </w:r>
-            <w:r>
-              <w:rPr>
-                <w:rFonts w:hint="eastAsia" w:ascii="Times New Roman" w:hAnsi="Times New Roman" w:eastAsia="FangSong" w:cs="Times New Roman"/>
-              </w:rPr>
-              <w:t>共轭二烯加成的立体与区域结果</w:t>
-            </w:r>
-          </w:p>
-        </w:tc>
-      </w:tr>
-      <w:tr>
-        <w:tc>
-          <w:tcPr/>
-          <w:p>
-            <w:pPr>
-              <w:pStyle w:val="Compact"/>
-              <w:jc w:val="center"/>
-            </w:pPr>
-            <w:r>
-              <w:rPr>
-                <w:rFonts w:ascii="Times New Roman" w:hAnsi="Times New Roman" w:eastAsia="Times New Roman" w:cs="Times New Roman"/>
-              </w:rPr>
-              <w:t xml:space="preserve">§43 </w:t>
-            </w:r>
-            <w:r>
-              <w:rPr>
-                <w:rFonts w:hint="eastAsia" w:ascii="Times New Roman" w:hAnsi="Times New Roman" w:eastAsia="FangSong" w:cs="Times New Roman"/>
-              </w:rPr>
-              <w:t xml:space="preserve">亲电加成反应</w:t>
-            </w:r>
-            <w:r>
-              <w:rPr>
-                <w:rFonts w:ascii="Times New Roman" w:hAnsi="Times New Roman" w:eastAsia="Times New Roman" w:cs="Times New Roman"/>
-              </w:rPr>
-              <w:t xml:space="preserve"> · </w:t>
-            </w:r>
-            <w:r>
-              <w:rPr>
-                <w:rFonts w:hint="eastAsia" w:ascii="Times New Roman" w:hAnsi="Times New Roman" w:eastAsia="FangSong" w:cs="Times New Roman"/>
-              </w:rPr>
-              <w:t xml:space="preserve">烯烃氧化加成三件套</w:t>
-            </w:r>
-          </w:p>
-        </w:tc>
-        <w:tc>
-          <w:tcPr/>
-          <w:p>
-            <w:pPr>
-              <w:pStyle w:val="Compact"/>
-              <w:jc w:val="center"/>
-            </w:pPr>
-            <w:r>
-              <w:rPr>
-                <w:rFonts w:hint="eastAsia" w:ascii="Times New Roman" w:hAnsi="Times New Roman" w:eastAsia="FangSong" w:cs="Times New Roman"/>
-              </w:rPr>
-              <w:t>能用臭氧化</w:t>
-            </w:r>
-            <w:r>
-              <w:rPr>
-                <w:rFonts w:hint="eastAsia" w:ascii="Times New Roman" w:hAnsi="Times New Roman" w:eastAsia="Times New Roman" w:cs="Times New Roman"/>
-              </w:rPr>
-              <w:t>/</w:t>
-            </w:r>
-            <w:r>
-              <w:rPr>
-                <w:rFonts w:hint="eastAsia" w:ascii="Times New Roman" w:hAnsi="Times New Roman" w:eastAsia="FangSong" w:cs="Times New Roman"/>
-              </w:rPr>
-              <w:t>环氧化</w:t>
-            </w:r>
-            <w:r>
-              <w:rPr>
-                <w:rFonts w:hint="eastAsia" w:ascii="Times New Roman" w:hAnsi="Times New Roman" w:eastAsia="Times New Roman" w:cs="Times New Roman"/>
-              </w:rPr>
-              <w:t>/</w:t>
-            </w:r>
-            <w:r>
-              <w:rPr>
-                <w:rFonts w:hint="eastAsia" w:ascii="Times New Roman" w:hAnsi="Times New Roman" w:eastAsia="FangSong" w:cs="Times New Roman"/>
-              </w:rPr>
-              <w:t>双羟基化三件套推断烯烃结构</w:t>
-            </w:r>
-            <w:r>
-              <w:rPr>
-                <w:rFonts w:hint="eastAsia" w:ascii="Times New Roman" w:hAnsi="Times New Roman" w:eastAsia="Times New Roman" w:cs="Times New Roman"/>
-              </w:rPr>
-              <w:t>，</w:t>
-            </w:r>
-            <w:r>
-              <w:rPr>
-                <w:rFonts w:hint="eastAsia" w:ascii="Times New Roman" w:hAnsi="Times New Roman" w:eastAsia="FangSong" w:cs="Times New Roman"/>
-              </w:rPr>
-              <w:t>区分还原</w:t>
-            </w:r>
-            <w:r>
-              <w:rPr>
-                <w:rFonts w:ascii="Times New Roman" w:hAnsi="Times New Roman" w:eastAsia="Times New Roman" w:cs="Times New Roman"/>
-              </w:rPr>
-              <w:t xml:space="preserve"> vs </w:t>
-            </w:r>
-            <w:r>
-              <w:rPr>
-                <w:rFonts w:hint="eastAsia" w:ascii="Times New Roman" w:hAnsi="Times New Roman" w:eastAsia="FangSong" w:cs="Times New Roman"/>
-              </w:rPr>
-              <w:t xml:space="preserve">氧化后处理</w:t>
-            </w:r>
-          </w:p>
-        </w:tc>
-      </w:tr>
-      <w:tr>
-        <w:tc>
-          <w:tcPr/>
-          <w:p>
-            <w:pPr>
-              <w:pStyle w:val="Compact"/>
-              <w:jc w:val="center"/>
-            </w:pPr>
-            <w:r>
-              <w:rPr>
-                <w:rFonts w:ascii="Times New Roman" w:hAnsi="Times New Roman" w:eastAsia="Times New Roman" w:cs="Times New Roman"/>
-              </w:rPr>
-              <w:t xml:space="preserve">§45 </w:t>
-            </w:r>
-            <w:r>
-              <w:rPr>
-                <w:rFonts w:hint="eastAsia" w:ascii="Times New Roman" w:hAnsi="Times New Roman" w:eastAsia="FangSong" w:cs="Times New Roman"/>
-              </w:rPr>
-              <w:t xml:space="preserve">亲核加成反应</w:t>
-            </w:r>
-            <w:r>
-              <w:rPr>
-                <w:rFonts w:ascii="Times New Roman" w:hAnsi="Times New Roman" w:eastAsia="Times New Roman" w:cs="Times New Roman"/>
-              </w:rPr>
-              <w:t xml:space="preserve"> · 1,2- </w:t>
-            </w:r>
-            <w:r>
-              <w:rPr>
-                <w:rFonts w:hint="eastAsia" w:ascii="Times New Roman" w:hAnsi="Times New Roman" w:eastAsia="FangSong" w:cs="Times New Roman"/>
-              </w:rPr>
-              <w:t xml:space="preserve">与</w:t>
-            </w:r>
-            <w:r>
-              <w:rPr>
-                <w:rFonts w:ascii="Times New Roman" w:hAnsi="Times New Roman" w:eastAsia="Times New Roman" w:cs="Times New Roman"/>
-              </w:rPr>
-              <w:t xml:space="preserve"> 1,4- </w:t>
-            </w:r>
-            <w:r>
-              <w:rPr>
-                <w:rFonts w:hint="eastAsia" w:ascii="Times New Roman" w:hAnsi="Times New Roman" w:eastAsia="FangSong" w:cs="Times New Roman"/>
-              </w:rPr>
-              <w:t xml:space="preserve">路径</w:t>
-            </w:r>
-          </w:p>
-        </w:tc>
-        <w:tc>
-          <w:tcPr/>
-          <w:p>
-            <w:pPr>
-              <w:pStyle w:val="Compact"/>
-              <w:jc w:val="center"/>
-            </w:pPr>
-            <w:r>
-              <w:rPr>
-                <w:rFonts w:hint="eastAsia" w:ascii="Times New Roman" w:hAnsi="Times New Roman" w:eastAsia="FangSong" w:cs="Times New Roman"/>
-              </w:rPr>
-              <w:t>能区分羰基亲核加成的</w:t>
-            </w:r>
-            <w:r>
-              <w:rPr>
-                <w:rFonts w:hint="eastAsia" w:ascii="Times New Roman" w:hAnsi="Times New Roman" w:eastAsia="Times New Roman" w:cs="Times New Roman"/>
-              </w:rPr>
-              <w:t>1,2-</w:t>
-            </w:r>
-            <w:r>
-              <w:rPr>
-                <w:rFonts w:hint="eastAsia" w:ascii="Times New Roman" w:hAnsi="Times New Roman" w:eastAsia="FangSong" w:cs="Times New Roman"/>
-              </w:rPr>
-              <w:t>与</w:t>
-            </w:r>
-            <w:r>
-              <w:rPr>
-                <w:rFonts w:hint="eastAsia" w:ascii="Times New Roman" w:hAnsi="Times New Roman" w:eastAsia="Times New Roman" w:cs="Times New Roman"/>
-              </w:rPr>
-              <w:t>1,4-</w:t>
-            </w:r>
-            <w:r>
-              <w:rPr>
-                <w:rFonts w:hint="eastAsia" w:ascii="Times New Roman" w:hAnsi="Times New Roman" w:eastAsia="FangSong" w:cs="Times New Roman"/>
-              </w:rPr>
-              <w:t>路径</w:t>
-            </w:r>
-            <w:r>
-              <w:rPr>
-                <w:rFonts w:hint="eastAsia" w:ascii="Times New Roman" w:hAnsi="Times New Roman" w:eastAsia="Times New Roman" w:cs="Times New Roman"/>
-              </w:rPr>
-              <w:t>，</w:t>
-            </w:r>
-            <w:r>
-              <w:rPr>
-                <w:rFonts w:hint="eastAsia" w:ascii="Times New Roman" w:hAnsi="Times New Roman" w:eastAsia="FangSong" w:cs="Times New Roman"/>
-              </w:rPr>
-              <w:t>并与硬软亲核试剂关联</w:t>
-            </w:r>
-          </w:p>
-        </w:tc>
-      </w:tr>
-      <w:tr>
-        <w:tc>
-          <w:tcPr/>
-          <w:p>
-            <w:pPr>
-              <w:pStyle w:val="Compact"/>
-              <w:jc w:val="center"/>
-            </w:pPr>
-            <w:r>
-              <w:rPr>
-                <w:rFonts w:ascii="Times New Roman" w:hAnsi="Times New Roman" w:eastAsia="Times New Roman" w:cs="Times New Roman"/>
-              </w:rPr>
-              <w:t xml:space="preserve">§49 </w:t>
-            </w:r>
-            <w:r>
-              <w:rPr>
-                <w:rFonts w:hint="eastAsia" w:ascii="Times New Roman" w:hAnsi="Times New Roman" w:eastAsia="FangSong" w:cs="Times New Roman"/>
-              </w:rPr>
-              <w:t xml:space="preserve">周环反应</w:t>
-            </w:r>
-            <w:r>
-              <w:rPr>
-                <w:rFonts w:ascii="Times New Roman" w:hAnsi="Times New Roman" w:eastAsia="Times New Roman" w:cs="Times New Roman"/>
-              </w:rPr>
-              <w:t xml:space="preserve"> · </w:t>
-            </w:r>
-            <w:r>
-              <w:rPr>
-                <w:rFonts w:hint="eastAsia" w:ascii="Times New Roman" w:hAnsi="Times New Roman" w:eastAsia="FangSong" w:cs="Times New Roman"/>
-              </w:rPr>
-              <w:t xml:space="preserve">环加成允许性差异</w:t>
-            </w:r>
-          </w:p>
-        </w:tc>
-        <w:tc>
-          <w:tcPr/>
-          <w:p>
-            <w:pPr>
-              <w:pStyle w:val="Compact"/>
-              <w:jc w:val="center"/>
-            </w:pPr>
-            <w:r>
-              <w:rPr>
-                <w:rFonts w:hint="eastAsia" w:ascii="Times New Roman" w:hAnsi="Times New Roman" w:eastAsia="FangSong" w:cs="Times New Roman"/>
-              </w:rPr>
-              <w:t>能画出</w:t>
-            </w:r>
-            <w:r>
-              <w:rPr>
-                <w:rFonts w:hint="eastAsia" w:ascii="Times New Roman" w:hAnsi="Times New Roman" w:eastAsia="Times New Roman" w:cs="Times New Roman"/>
-              </w:rPr>
-              <w:t>Diels-Alder</w:t>
-            </w:r>
-            <w:r>
-              <w:rPr>
-                <w:rFonts w:hint="eastAsia" w:ascii="Times New Roman" w:hAnsi="Times New Roman" w:eastAsia="FangSong" w:cs="Times New Roman"/>
-              </w:rPr>
-              <w:t>反应的立体化学</w:t>
-            </w:r>
-            <w:r>
-              <w:rPr>
-                <w:rFonts w:hint="eastAsia" w:ascii="Times New Roman" w:hAnsi="Times New Roman" w:eastAsia="Times New Roman" w:cs="Times New Roman"/>
-              </w:rPr>
-              <w:t>，</w:t>
-            </w:r>
-            <w:r>
-              <w:rPr>
-                <w:rFonts w:hint="eastAsia" w:ascii="Times New Roman" w:hAnsi="Times New Roman" w:eastAsia="FangSong" w:cs="Times New Roman"/>
-              </w:rPr>
-              <w:t>识别</w:t>
-            </w:r>
-            <w:r>
-              <w:rPr>
-                <w:rFonts w:hint="eastAsia" w:ascii="Times New Roman" w:hAnsi="Times New Roman" w:eastAsia="Times New Roman" w:cs="Times New Roman"/>
-              </w:rPr>
-              <w:t>[2+2]</w:t>
-            </w:r>
-            <w:r>
-              <w:rPr>
-                <w:rFonts w:hint="eastAsia" w:ascii="Times New Roman" w:hAnsi="Times New Roman" w:eastAsia="FangSong" w:cs="Times New Roman"/>
-              </w:rPr>
-              <w:t>与</w:t>
-            </w:r>
-            <w:r>
-              <w:rPr>
-                <w:rFonts w:hint="eastAsia" w:ascii="Times New Roman" w:hAnsi="Times New Roman" w:eastAsia="Times New Roman" w:cs="Times New Roman"/>
-              </w:rPr>
-              <w:t>[4+2]</w:t>
-            </w:r>
-            <w:r>
-              <w:rPr>
-                <w:rFonts w:hint="eastAsia" w:ascii="Times New Roman" w:hAnsi="Times New Roman" w:eastAsia="FangSong" w:cs="Times New Roman"/>
-              </w:rPr>
-              <w:t>的允许性差异</w:t>
-            </w:r>
-          </w:p>
-        </w:tc>
-      </w:tr>
-    </w:tbl>
-    <w:p>
-      <w:pPr>
-        <w:spacing w:before="160" w:after="80"/>
-      </w:pPr>
-      <w:r>
-        <w:pict>
-          <v:rect style="width:0;height:1.5pt" o:hralign="center" o:hrstd="t" o:hr="t"/>
-        </w:pict>
-      </w:r>
-    </w:p>
-    <w:bookmarkEnd w:id="9"/>
-    <w:bookmarkStart w:id="15" w:name="一加成反应总框架"/>
-    <w:p>
-      <w:pPr>
-        <w:pStyle w:val="Heading2"/>
-        <w:spacing w:before="280" w:after="120"/>
-      </w:pPr>
-      <w:r>
-        <w:rPr>
-          <w:rFonts w:hint="eastAsia" w:ascii="Times New Roman" w:hAnsi="Times New Roman" w:eastAsia="SimHei" w:cs="Times New Roman"/>
-        </w:rPr>
-        <w:t>一</w:t>
-      </w:r>
-      <w:r>
-        <w:rPr>
-          <w:rFonts w:hint="eastAsia" w:ascii="Times New Roman" w:hAnsi="Times New Roman" w:eastAsia="Times New Roman" w:cs="Times New Roman"/>
-        </w:rPr>
-        <w:t>、</w:t>
-      </w:r>
-      <w:r>
-        <w:rPr>
-          <w:rFonts w:hint="eastAsia" w:ascii="Times New Roman" w:hAnsi="Times New Roman" w:eastAsia="SimHei" w:cs="Times New Roman"/>
-        </w:rPr>
-        <w:t>加成反应总框架</w:t>
-      </w:r>
-    </w:p>
-    <w:p>
-      <w:pPr>
-        <w:pStyle w:val="CaptionedFigure"/>
+        <w:pStyle w:val="FirstParagraph"/>
         <w:spacing w:before="160" w:after="80"/>
         <w:jc w:val="center"/>
       </w:pPr>
       <w:r>
         <w:rPr>
+          <w:rFonts w:hint="eastAsia" w:ascii="Times New Roman" w:hAnsi="Times New Roman" w:eastAsia="FangSong" w:cs="Times New Roman"/>
+          <w:b/>
+          <w:bCs/>
+        </w:rPr>
+        <w:t xml:space="preserve">教材图引入</w:t>
+      </w:r>
+      <w:r>
+        <w:rPr>
+          <w:rFonts w:ascii="Times New Roman" w:hAnsi="Times New Roman" w:eastAsia="Times New Roman" w:cs="Times New Roman"/>
+        </w:rPr>
+        <w:t xml:space="preserve"> </w:t>
+      </w:r>
+      <w:r>
+        <w:rPr>
+          <w:rFonts w:ascii="Times New Roman" w:hAnsi="Times New Roman" w:eastAsia="Times New Roman" w:cs="Times New Roman"/>
+        </w:rPr>
+        <w:t xml:space="preserve">&gt; </w:t>
+      </w:r>
+      <w:r>
+        <w:rPr>
+          <w:rFonts w:hint="eastAsia" w:ascii="Times New Roman" w:hAnsi="Times New Roman" w:eastAsia="FangSong" w:cs="Times New Roman"/>
+        </w:rPr>
+        <w:t>溴鎓离子三元环中间体</w:t>
+      </w:r>
+      <w:r>
+        <w:rPr>
+          <w:rFonts w:hint="eastAsia" w:ascii="Times New Roman" w:hAnsi="Times New Roman" w:eastAsia="Times New Roman" w:cs="Times New Roman"/>
+        </w:rPr>
+        <w:t>：</w:t>
+      </w:r>
+      <w:r>
+        <w:rPr>
           <w:rFonts w:ascii="Times New Roman" w:hAnsi="Times New Roman" w:eastAsia="Times New Roman" w:cs="Times New Roman"/>
         </w:rPr>
         <w:drawing>
           <wp:inline>
-            <wp:extent cx="3240000" cy="2860676"/>
+            <wp:extent cx="2667000" cy="471815"/>
             <wp:effectExtent b="0" l="0" r="0" t="0"/>
-            <wp:docPr descr="反应坐标图——亲电加成的能垒与过渡态示意" title="" id="11" name="Picture"/>
+            <wp:docPr descr="" title="" id="10" name="Picture"/>
             <a:graphic>
               <a:graphicData uri="http://schemas.openxmlformats.org/drawingml/2006/picture">
                 <pic:pic>
                   <pic:nvPicPr>
-                    <pic:cNvPr descr="b65ca80cb864871feb5ed80b7804c174484dc908169866d06e07008e3be7a0d6.jpg" id="12" name="Picture"/>
+                    <pic:cNvPr descr="0788b0f866603245fd186eb3f68c4f17db6db055e0ce5083f8a004f4cca42d3e.jpg" id="11" name="Picture"/>
                     <pic:cNvPicPr>
                       <a:picLocks noChangeArrowheads="1" noChangeAspect="1"/>
                     </pic:cNvPicPr>
                   </pic:nvPicPr>
                   <pic:blipFill>
-                    <a:blip r:embed="rId10"/>
+                    <a:blip r:embed="rId9"/>
                     <a:stretch>
                       <a:fillRect/>
                     </a:stretch>
@@ -1121,7 +99,7 @@
                   <pic:spPr bwMode="auto">
                     <a:xfrm>
                       <a:off x="0" y="0"/>
-                      <a:ext cx="3240000" cy="2860676"/>
+                      <a:ext cx="2667000" cy="471815"/>
                     </a:xfrm>
                     <a:prstGeom prst="rect">
                       <a:avLst/>
@@ -1139,10 +117,2040 @@
           </wp:inline>
         </w:drawing>
       </w:r>
+      <w:r>
+        <w:rPr>
+          <w:rFonts w:ascii="Times New Roman" w:hAnsi="Times New Roman" w:eastAsia="Times New Roman" w:cs="Times New Roman"/>
+        </w:rPr>
+        <w:t xml:space="preserve"> </w:t>
+      </w:r>
+      <w:r>
+        <w:rPr>
+          <w:rFonts w:ascii="Times New Roman" w:hAnsi="Times New Roman" w:eastAsia="Times New Roman" w:cs="Times New Roman"/>
+        </w:rPr>
+        <w:t xml:space="preserve">&gt;</w:t>
+      </w:r>
+      <w:r>
+        <w:rPr>
+          <w:rFonts w:ascii="Times New Roman" w:hAnsi="Times New Roman" w:eastAsia="Times New Roman" w:cs="Times New Roman"/>
+        </w:rPr>
+        <w:t xml:space="preserve"> </w:t>
+      </w:r>
+      <w:r>
+        <w:rPr>
+          <w:rFonts w:hint="eastAsia" w:ascii="Times New Roman" w:hAnsi="Times New Roman" w:eastAsia="FangSong" w:cs="Times New Roman"/>
+          <w:i/>
+          <w:iCs/>
+        </w:rPr>
+        <w:t xml:space="preserve">图</w:t>
+      </w:r>
+      <w:r>
+        <w:rPr>
+          <w:rFonts w:ascii="Times New Roman" w:hAnsi="Times New Roman" w:eastAsia="Times New Roman" w:cs="Times New Roman"/>
+          <w:i/>
+          <w:iCs/>
+        </w:rPr>
+        <w:t xml:space="preserve"> </w:t>
+      </w:r>
+      <w:r>
+        <w:rPr>
+          <w:rFonts w:hint="eastAsia" w:ascii="Times New Roman" w:hAnsi="Times New Roman" w:eastAsia="FangSong" w:cs="Times New Roman"/>
+          <w:i/>
+          <w:iCs/>
+        </w:rPr>
+        <w:t>溴鎓离子</w:t>
+      </w:r>
+      <w:r>
+        <w:rPr>
+          <w:rFonts w:hint="eastAsia" w:ascii="Times New Roman" w:hAnsi="Times New Roman" w:eastAsia="Times New Roman" w:cs="Times New Roman"/>
+          <w:i/>
+          <w:iCs/>
+        </w:rPr>
+        <w:t>（</w:t>
+      </w:r>
+      <w:r>
+        <w:rPr>
+          <w:rFonts w:hint="eastAsia" w:ascii="Times New Roman" w:hAnsi="Times New Roman" w:eastAsia="FangSong" w:cs="Times New Roman"/>
+          <w:i/>
+          <w:iCs/>
+        </w:rPr>
+        <w:t>三元环</w:t>
+      </w:r>
+      <w:r>
+        <w:rPr>
+          <w:rFonts w:hint="eastAsia" w:ascii="Times New Roman" w:hAnsi="Times New Roman" w:eastAsia="Times New Roman" w:cs="Times New Roman"/>
+          <w:i/>
+          <w:iCs/>
+        </w:rPr>
+        <w:t>）</w:t>
+      </w:r>
+      <w:r>
+        <w:rPr>
+          <w:rFonts w:hint="eastAsia" w:ascii="Times New Roman" w:hAnsi="Times New Roman" w:eastAsia="FangSong" w:cs="Times New Roman"/>
+          <w:i/>
+          <w:iCs/>
+        </w:rPr>
+        <w:t>中间体</w:t>
+      </w:r>
+      <w:r>
+        <w:rPr>
+          <w:rFonts w:hint="eastAsia" w:ascii="Times New Roman" w:hAnsi="Times New Roman" w:eastAsia="Times New Roman" w:cs="Times New Roman"/>
+          <w:i/>
+          <w:iCs/>
+        </w:rPr>
+        <w:t>（</w:t>
+      </w:r>
+      <w:r>
+        <w:rPr>
+          <w:rFonts w:hint="eastAsia" w:ascii="Times New Roman" w:hAnsi="Times New Roman" w:eastAsia="FangSong" w:cs="Times New Roman"/>
+          <w:i/>
+          <w:iCs/>
+        </w:rPr>
+        <w:t>源自</w:t>
+      </w:r>
+      <w:r>
+        <w:rPr>
+          <w:rFonts w:ascii="Times New Roman" w:hAnsi="Times New Roman" w:eastAsia="Times New Roman" w:cs="Times New Roman"/>
+          <w:i/>
+          <w:iCs/>
+        </w:rPr>
+        <w:t xml:space="preserve"> Clayden </w:t>
+      </w:r>
+      <w:r>
+        <w:rPr>
+          <w:rFonts w:hint="eastAsia" w:ascii="Times New Roman" w:hAnsi="Times New Roman" w:eastAsia="FangSong" w:cs="Times New Roman"/>
+          <w:i/>
+          <w:iCs/>
+        </w:rPr>
+        <w:t>中文版第</w:t>
+      </w:r>
+      <w:r>
+        <w:rPr>
+          <w:rFonts w:hint="eastAsia" w:ascii="Times New Roman" w:hAnsi="Times New Roman" w:eastAsia="Times New Roman" w:cs="Times New Roman"/>
+          <w:i/>
+          <w:iCs/>
+        </w:rPr>
+        <w:t>19</w:t>
+      </w:r>
+      <w:r>
+        <w:rPr>
+          <w:rFonts w:hint="eastAsia" w:ascii="Times New Roman" w:hAnsi="Times New Roman" w:eastAsia="FangSong" w:cs="Times New Roman"/>
+          <w:i/>
+          <w:iCs/>
+        </w:rPr>
+        <w:t>章</w:t>
+      </w:r>
+      <w:r>
+        <w:rPr>
+          <w:rFonts w:hint="eastAsia" w:ascii="Times New Roman" w:hAnsi="Times New Roman" w:eastAsia="Times New Roman" w:cs="Times New Roman"/>
+          <w:i/>
+          <w:iCs/>
+        </w:rPr>
+        <w:t>）</w:t>
+      </w:r>
+      <w:r>
+        <w:rPr>
+          <w:rFonts w:ascii="Times New Roman" w:hAnsi="Times New Roman" w:eastAsia="Times New Roman" w:cs="Times New Roman"/>
+        </w:rPr>
+        <w:t xml:space="preserve"> </w:t>
+      </w:r>
+      <w:r>
+        <w:rPr>
+          <w:rFonts w:ascii="Times New Roman" w:hAnsi="Times New Roman" w:eastAsia="Times New Roman" w:cs="Times New Roman"/>
+        </w:rPr>
+        <w:t xml:space="preserve">&gt; </w:t>
+      </w:r>
+      <w:r>
+        <w:rPr>
+          <w:rFonts w:hint="eastAsia" w:ascii="Times New Roman" w:hAnsi="Times New Roman" w:eastAsia="FangSong" w:cs="Times New Roman"/>
+        </w:rPr>
+        <w:t xml:space="preserve">溴鎓</w:t>
+      </w:r>
+      <w:r>
+        <w:rPr>
+          <w:rFonts w:ascii="Times New Roman" w:hAnsi="Times New Roman" w:eastAsia="Times New Roman" w:cs="Times New Roman"/>
+        </w:rPr>
+        <w:t xml:space="preserve"> anti </w:t>
+      </w:r>
+      <w:r>
+        <w:rPr>
+          <w:rFonts w:hint="eastAsia" w:ascii="Times New Roman" w:hAnsi="Times New Roman" w:eastAsia="FangSong" w:cs="Times New Roman"/>
+        </w:rPr>
+        <w:t>开环</w:t>
+      </w:r>
+      <w:r>
+        <w:rPr>
+          <w:rFonts w:hint="eastAsia" w:ascii="Times New Roman" w:hAnsi="Times New Roman" w:eastAsia="Times New Roman" w:cs="Times New Roman"/>
+        </w:rPr>
+        <w:t>：</w:t>
+      </w:r>
+      <w:r>
+        <w:rPr>
+          <w:rFonts w:ascii="Times New Roman" w:hAnsi="Times New Roman" w:eastAsia="Times New Roman" w:cs="Times New Roman"/>
+        </w:rPr>
+        <w:drawing>
+          <wp:inline>
+            <wp:extent cx="2667000" cy="605989"/>
+            <wp:effectExtent b="0" l="0" r="0" t="0"/>
+            <wp:docPr descr="" title="" id="13" name="Picture"/>
+            <a:graphic>
+              <a:graphicData uri="http://schemas.openxmlformats.org/drawingml/2006/picture">
+                <pic:pic>
+                  <pic:nvPicPr>
+                    <pic:cNvPr descr="373d8aba788d199c91a7c93eba37dd5bebb45a4761f5a02c09af46a00d68fc1d.jpg" id="14" name="Picture"/>
+                    <pic:cNvPicPr>
+                      <a:picLocks noChangeArrowheads="1" noChangeAspect="1"/>
+                    </pic:cNvPicPr>
+                  </pic:nvPicPr>
+                  <pic:blipFill>
+                    <a:blip r:embed="rId12"/>
+                    <a:stretch>
+                      <a:fillRect/>
+                    </a:stretch>
+                  </pic:blipFill>
+                  <pic:spPr bwMode="auto">
+                    <a:xfrm>
+                      <a:off x="0" y="0"/>
+                      <a:ext cx="2667000" cy="605989"/>
+                    </a:xfrm>
+                    <a:prstGeom prst="rect">
+                      <a:avLst/>
+                    </a:prstGeom>
+                    <a:noFill/>
+                    <a:ln w="9525">
+                      <a:noFill/>
+                      <a:headEnd/>
+                      <a:tailEnd/>
+                    </a:ln>
+                  </pic:spPr>
+                </pic:pic>
+              </a:graphicData>
+            </a:graphic>
+          </wp:inline>
+        </w:drawing>
+      </w:r>
+      <w:r>
+        <w:rPr>
+          <w:rFonts w:ascii="Times New Roman" w:hAnsi="Times New Roman" w:eastAsia="Times New Roman" w:cs="Times New Roman"/>
+        </w:rPr>
+        <w:t xml:space="preserve"> </w:t>
+      </w:r>
+      <w:r>
+        <w:rPr>
+          <w:rFonts w:ascii="Times New Roman" w:hAnsi="Times New Roman" w:eastAsia="Times New Roman" w:cs="Times New Roman"/>
+        </w:rPr>
+        <w:t xml:space="preserve">&gt;</w:t>
+      </w:r>
+      <w:r>
+        <w:rPr>
+          <w:rFonts w:ascii="Times New Roman" w:hAnsi="Times New Roman" w:eastAsia="Times New Roman" w:cs="Times New Roman"/>
+        </w:rPr>
+        <w:t xml:space="preserve"> </w:t>
+      </w:r>
+      <w:r>
+        <w:rPr>
+          <w:rFonts w:hint="eastAsia" w:ascii="Times New Roman" w:hAnsi="Times New Roman" w:eastAsia="FangSong" w:cs="Times New Roman"/>
+          <w:i/>
+          <w:iCs/>
+        </w:rPr>
+        <w:t xml:space="preserve">图</w:t>
+      </w:r>
+      <w:r>
+        <w:rPr>
+          <w:rFonts w:ascii="Times New Roman" w:hAnsi="Times New Roman" w:eastAsia="Times New Roman" w:cs="Times New Roman"/>
+          <w:i/>
+          <w:iCs/>
+        </w:rPr>
+        <w:t xml:space="preserve"> </w:t>
+      </w:r>
+      <w:r>
+        <w:rPr>
+          <w:rFonts w:hint="eastAsia" w:ascii="Times New Roman" w:hAnsi="Times New Roman" w:eastAsia="FangSong" w:cs="Times New Roman"/>
+          <w:i/>
+          <w:iCs/>
+        </w:rPr>
+        <w:t xml:space="preserve">溴鎓离子经</w:t>
+      </w:r>
+      <w:r>
+        <w:rPr>
+          <w:rFonts w:ascii="Times New Roman" w:hAnsi="Times New Roman" w:eastAsia="Times New Roman" w:cs="Times New Roman"/>
+          <w:i/>
+          <w:iCs/>
+        </w:rPr>
+        <w:t xml:space="preserve"> SN2 </w:t>
+      </w:r>
+      <w:r>
+        <w:rPr>
+          <w:rFonts w:hint="eastAsia" w:ascii="Times New Roman" w:hAnsi="Times New Roman" w:eastAsia="FangSong" w:cs="Times New Roman"/>
+          <w:i/>
+          <w:iCs/>
+        </w:rPr>
+        <w:t>反式</w:t>
+      </w:r>
+      <w:r>
+        <w:rPr>
+          <w:rFonts w:hint="eastAsia" w:ascii="Times New Roman" w:hAnsi="Times New Roman" w:eastAsia="Times New Roman" w:cs="Times New Roman"/>
+          <w:i/>
+          <w:iCs/>
+        </w:rPr>
+        <w:t>（anti）</w:t>
+      </w:r>
+      <w:r>
+        <w:rPr>
+          <w:rFonts w:hint="eastAsia" w:ascii="Times New Roman" w:hAnsi="Times New Roman" w:eastAsia="FangSong" w:cs="Times New Roman"/>
+          <w:i/>
+          <w:iCs/>
+        </w:rPr>
+        <w:t>开环</w:t>
+      </w:r>
+      <w:r>
+        <w:rPr>
+          <w:rFonts w:hint="eastAsia" w:ascii="Times New Roman" w:hAnsi="Times New Roman" w:eastAsia="Times New Roman" w:cs="Times New Roman"/>
+          <w:i/>
+          <w:iCs/>
+        </w:rPr>
+        <w:t>（</w:t>
+      </w:r>
+      <w:r>
+        <w:rPr>
+          <w:rFonts w:hint="eastAsia" w:ascii="Times New Roman" w:hAnsi="Times New Roman" w:eastAsia="FangSong" w:cs="Times New Roman"/>
+          <w:i/>
+          <w:iCs/>
+        </w:rPr>
+        <w:t>源自</w:t>
+      </w:r>
+      <w:r>
+        <w:rPr>
+          <w:rFonts w:ascii="Times New Roman" w:hAnsi="Times New Roman" w:eastAsia="Times New Roman" w:cs="Times New Roman"/>
+          <w:i/>
+          <w:iCs/>
+        </w:rPr>
+        <w:t xml:space="preserve"> Clayden </w:t>
+      </w:r>
+      <w:r>
+        <w:rPr>
+          <w:rFonts w:hint="eastAsia" w:ascii="Times New Roman" w:hAnsi="Times New Roman" w:eastAsia="FangSong" w:cs="Times New Roman"/>
+          <w:i/>
+          <w:iCs/>
+        </w:rPr>
+        <w:t>中文版第</w:t>
+      </w:r>
+      <w:r>
+        <w:rPr>
+          <w:rFonts w:hint="eastAsia" w:ascii="Times New Roman" w:hAnsi="Times New Roman" w:eastAsia="Times New Roman" w:cs="Times New Roman"/>
+          <w:i/>
+          <w:iCs/>
+        </w:rPr>
+        <w:t>19</w:t>
+      </w:r>
+      <w:r>
+        <w:rPr>
+          <w:rFonts w:hint="eastAsia" w:ascii="Times New Roman" w:hAnsi="Times New Roman" w:eastAsia="FangSong" w:cs="Times New Roman"/>
+          <w:i/>
+          <w:iCs/>
+        </w:rPr>
+        <w:t>章</w:t>
+      </w:r>
+      <w:r>
+        <w:rPr>
+          <w:rFonts w:hint="eastAsia" w:ascii="Times New Roman" w:hAnsi="Times New Roman" w:eastAsia="Times New Roman" w:cs="Times New Roman"/>
+          <w:i/>
+          <w:iCs/>
+        </w:rPr>
+        <w:t>）</w:t>
+      </w:r>
+      <w:r>
+        <w:rPr>
+          <w:rFonts w:ascii="Times New Roman" w:hAnsi="Times New Roman" w:eastAsia="Times New Roman" w:cs="Times New Roman"/>
+        </w:rPr>
+        <w:t xml:space="preserve"> </w:t>
+      </w:r>
+      <w:r>
+        <w:rPr>
+          <w:rFonts w:ascii="Times New Roman" w:hAnsi="Times New Roman" w:eastAsia="Times New Roman" w:cs="Times New Roman"/>
+        </w:rPr>
+        <w:t xml:space="preserve">&gt; </w:t>
+      </w:r>
+      <w:r>
+        <w:rPr>
+          <w:rFonts w:hint="eastAsia" w:ascii="Times New Roman" w:hAnsi="Times New Roman" w:eastAsia="FangSong" w:cs="Times New Roman"/>
+        </w:rPr>
+        <w:t>硼氢化四中心过渡态</w:t>
+      </w:r>
+      <w:r>
+        <w:rPr>
+          <w:rFonts w:hint="eastAsia" w:ascii="Times New Roman" w:hAnsi="Times New Roman" w:eastAsia="Times New Roman" w:cs="Times New Roman"/>
+        </w:rPr>
+        <w:t>（B</w:t>
+      </w:r>
+      <w:r>
+        <w:rPr>
+          <w:rFonts w:ascii="Times New Roman" w:hAnsi="Times New Roman" w:eastAsia="Times New Roman" w:cs="Times New Roman"/>
+        </w:rPr>
+        <w:t xml:space="preserve"> δ</w:t>
+      </w:r>
+      <w:r>
+        <w:rPr>
+          <w:rFonts w:ascii="Times New Roman" w:hAnsi="Times New Roman" w:eastAsia="Times New Roman" w:cs="Times New Roman"/>
+          <w:vertAlign w:val="superscript"/>
+        </w:rPr>
+        <w:t>+</w:t>
+      </w:r>
+      <w:r>
+        <w:rPr>
+          <w:rFonts w:ascii="Times New Roman" w:hAnsi="Times New Roman" w:eastAsia="Times New Roman" w:cs="Times New Roman"/>
+        </w:rPr>
+        <w:t xml:space="preserve">/H </w:t>
+      </w:r>
+      <w:r>
+        <w:rPr>
+          <w:rFonts w:hint="eastAsia" w:ascii="Times New Roman" w:hAnsi="Times New Roman" w:eastAsia="Times New Roman" w:cs="Times New Roman"/>
+        </w:rPr>
+        <w:t>δ</w:t>
+      </w:r>
+      <w:r>
+        <w:rPr>
+          <w:rFonts w:hint="eastAsia" w:ascii="Times New Roman" w:hAnsi="Times New Roman" w:eastAsia="Times New Roman" w:cs="Times New Roman"/>
+          <w:vertAlign w:val="superscript"/>
+        </w:rPr>
+        <w:t>-</w:t>
+      </w:r>
+      <w:r>
+        <w:rPr>
+          <w:rFonts w:hint="eastAsia" w:ascii="Times New Roman" w:hAnsi="Times New Roman" w:eastAsia="Times New Roman" w:cs="Times New Roman"/>
+        </w:rPr>
+        <w:t>）：</w:t>
+      </w:r>
+      <w:r>
+        <w:rPr>
+          <w:rFonts w:ascii="Times New Roman" w:hAnsi="Times New Roman" w:eastAsia="Times New Roman" w:cs="Times New Roman"/>
+        </w:rPr>
+        <w:drawing>
+          <wp:inline>
+            <wp:extent cx="2667000" cy="634809"/>
+            <wp:effectExtent b="0" l="0" r="0" t="0"/>
+            <wp:docPr descr="" title="" id="16" name="Picture"/>
+            <a:graphic>
+              <a:graphicData uri="http://schemas.openxmlformats.org/drawingml/2006/picture">
+                <pic:pic>
+                  <pic:nvPicPr>
+                    <pic:cNvPr descr="7bca838c6fa496e6e0abc939b860933c68ec43aecfe9d51ef9fb005fe4baf013.jpg" id="17" name="Picture"/>
+                    <pic:cNvPicPr>
+                      <a:picLocks noChangeArrowheads="1" noChangeAspect="1"/>
+                    </pic:cNvPicPr>
+                  </pic:nvPicPr>
+                  <pic:blipFill>
+                    <a:blip r:embed="rId15"/>
+                    <a:stretch>
+                      <a:fillRect/>
+                    </a:stretch>
+                  </pic:blipFill>
+                  <pic:spPr bwMode="auto">
+                    <a:xfrm>
+                      <a:off x="0" y="0"/>
+                      <a:ext cx="2667000" cy="634809"/>
+                    </a:xfrm>
+                    <a:prstGeom prst="rect">
+                      <a:avLst/>
+                    </a:prstGeom>
+                    <a:noFill/>
+                    <a:ln w="9525">
+                      <a:noFill/>
+                      <a:headEnd/>
+                      <a:tailEnd/>
+                    </a:ln>
+                  </pic:spPr>
+                </pic:pic>
+              </a:graphicData>
+            </a:graphic>
+          </wp:inline>
+        </w:drawing>
+      </w:r>
+      <w:r>
+        <w:rPr>
+          <w:rFonts w:ascii="Times New Roman" w:hAnsi="Times New Roman" w:eastAsia="Times New Roman" w:cs="Times New Roman"/>
+        </w:rPr>
+        <w:t xml:space="preserve"> </w:t>
+      </w:r>
+      <w:r>
+        <w:rPr>
+          <w:rFonts w:ascii="Times New Roman" w:hAnsi="Times New Roman" w:eastAsia="Times New Roman" w:cs="Times New Roman"/>
+        </w:rPr>
+        <w:t xml:space="preserve">&gt;</w:t>
+      </w:r>
+      <w:r>
+        <w:rPr>
+          <w:rFonts w:ascii="Times New Roman" w:hAnsi="Times New Roman" w:eastAsia="Times New Roman" w:cs="Times New Roman"/>
+        </w:rPr>
+        <w:t xml:space="preserve"> </w:t>
+      </w:r>
+      <w:r>
+        <w:rPr>
+          <w:rFonts w:hint="eastAsia" w:ascii="Times New Roman" w:hAnsi="Times New Roman" w:eastAsia="FangSong" w:cs="Times New Roman"/>
+          <w:i/>
+          <w:iCs/>
+        </w:rPr>
+        <w:t xml:space="preserve">图</w:t>
+      </w:r>
+      <w:r>
+        <w:rPr>
+          <w:rFonts w:ascii="Times New Roman" w:hAnsi="Times New Roman" w:eastAsia="Times New Roman" w:cs="Times New Roman"/>
+          <w:i/>
+          <w:iCs/>
+        </w:rPr>
+        <w:t xml:space="preserve"> </w:t>
+      </w:r>
+      <w:r>
+        <w:rPr>
+          <w:rFonts w:hint="eastAsia" w:ascii="Times New Roman" w:hAnsi="Times New Roman" w:eastAsia="FangSong" w:cs="Times New Roman"/>
+          <w:i/>
+          <w:iCs/>
+        </w:rPr>
+        <w:t>硼氢化反应的四中心协同过渡态</w:t>
+      </w:r>
+      <w:r>
+        <w:rPr>
+          <w:rFonts w:hint="eastAsia" w:ascii="Times New Roman" w:hAnsi="Times New Roman" w:eastAsia="Times New Roman" w:cs="Times New Roman"/>
+          <w:i/>
+          <w:iCs/>
+        </w:rPr>
+        <w:t>（</w:t>
+      </w:r>
+      <w:r>
+        <w:rPr>
+          <w:rFonts w:hint="eastAsia" w:ascii="Times New Roman" w:hAnsi="Times New Roman" w:eastAsia="FangSong" w:cs="Times New Roman"/>
+          <w:i/>
+          <w:iCs/>
+        </w:rPr>
+        <w:t>源自</w:t>
+      </w:r>
+      <w:r>
+        <w:rPr>
+          <w:rFonts w:ascii="Times New Roman" w:hAnsi="Times New Roman" w:eastAsia="Times New Roman" w:cs="Times New Roman"/>
+          <w:i/>
+          <w:iCs/>
+        </w:rPr>
+        <w:t xml:space="preserve"> Clayden </w:t>
+      </w:r>
+      <w:r>
+        <w:rPr>
+          <w:rFonts w:hint="eastAsia" w:ascii="Times New Roman" w:hAnsi="Times New Roman" w:eastAsia="FangSong" w:cs="Times New Roman"/>
+          <w:i/>
+          <w:iCs/>
+        </w:rPr>
+        <w:t>中文版第</w:t>
+      </w:r>
+      <w:r>
+        <w:rPr>
+          <w:rFonts w:hint="eastAsia" w:ascii="Times New Roman" w:hAnsi="Times New Roman" w:eastAsia="Times New Roman" w:cs="Times New Roman"/>
+          <w:i/>
+          <w:iCs/>
+        </w:rPr>
+        <w:t>19</w:t>
+      </w:r>
+      <w:r>
+        <w:rPr>
+          <w:rFonts w:hint="eastAsia" w:ascii="Times New Roman" w:hAnsi="Times New Roman" w:eastAsia="FangSong" w:cs="Times New Roman"/>
+          <w:i/>
+          <w:iCs/>
+        </w:rPr>
+        <w:t>章</w:t>
+      </w:r>
+      <w:r>
+        <w:rPr>
+          <w:rFonts w:hint="eastAsia" w:ascii="Times New Roman" w:hAnsi="Times New Roman" w:eastAsia="Times New Roman" w:cs="Times New Roman"/>
+          <w:i/>
+          <w:iCs/>
+        </w:rPr>
+        <w:t>）</w:t>
+      </w:r>
+      <w:r>
+        <w:rPr>
+          <w:rFonts w:ascii="Times New Roman" w:hAnsi="Times New Roman" w:eastAsia="Times New Roman" w:cs="Times New Roman"/>
+        </w:rPr>
+        <w:t xml:space="preserve"> </w:t>
+      </w:r>
+      <w:r>
+        <w:rPr>
+          <w:rFonts w:ascii="Times New Roman" w:hAnsi="Times New Roman" w:eastAsia="Times New Roman" w:cs="Times New Roman"/>
+        </w:rPr>
+        <w:t xml:space="preserve">&gt; </w:t>
+      </w:r>
+      <w:r>
+        <w:rPr>
+          <w:rFonts w:hint="eastAsia" w:ascii="Times New Roman" w:hAnsi="Times New Roman" w:eastAsia="FangSong" w:cs="Times New Roman"/>
+        </w:rPr>
+        <w:t xml:space="preserve">共轭二烯</w:t>
+      </w:r>
+      <w:r>
+        <w:rPr>
+          <w:rFonts w:ascii="Times New Roman" w:hAnsi="Times New Roman" w:eastAsia="Times New Roman" w:cs="Times New Roman"/>
+        </w:rPr>
+        <w:t xml:space="preserve"> </w:t>
+      </w:r>
+      <w:r>
+        <w:rPr>
+          <w:rFonts w:hint="eastAsia" w:ascii="Times New Roman" w:hAnsi="Times New Roman" w:eastAsia="Times New Roman" w:cs="Times New Roman"/>
+        </w:rPr>
+        <w:t>1,2-/1,4-</w:t>
+      </w:r>
+      <w:r>
+        <w:rPr>
+          <w:rFonts w:hint="eastAsia" w:ascii="Times New Roman" w:hAnsi="Times New Roman" w:eastAsia="FangSong" w:cs="Times New Roman"/>
+        </w:rPr>
+        <w:t>烯丙基碳正离子共振式</w:t>
+      </w:r>
+      <w:r>
+        <w:rPr>
+          <w:rFonts w:hint="eastAsia" w:ascii="Times New Roman" w:hAnsi="Times New Roman" w:eastAsia="Times New Roman" w:cs="Times New Roman"/>
+        </w:rPr>
+        <w:t>：</w:t>
+      </w:r>
+      <w:r>
+        <w:rPr>
+          <w:rFonts w:ascii="Times New Roman" w:hAnsi="Times New Roman" w:eastAsia="Times New Roman" w:cs="Times New Roman"/>
+        </w:rPr>
+        <w:drawing>
+          <wp:inline>
+            <wp:extent cx="2667000" cy="466774"/>
+            <wp:effectExtent b="0" l="0" r="0" t="0"/>
+            <wp:docPr descr="" title="" id="19" name="Picture"/>
+            <a:graphic>
+              <a:graphicData uri="http://schemas.openxmlformats.org/drawingml/2006/picture">
+                <pic:pic>
+                  <pic:nvPicPr>
+                    <pic:cNvPr descr="b146808d7bd232dec8c1231118f8698ba5c4c229cd4d55e008358d73f276d645.jpg" id="20" name="Picture"/>
+                    <pic:cNvPicPr>
+                      <a:picLocks noChangeArrowheads="1" noChangeAspect="1"/>
+                    </pic:cNvPicPr>
+                  </pic:nvPicPr>
+                  <pic:blipFill>
+                    <a:blip r:embed="rId18"/>
+                    <a:stretch>
+                      <a:fillRect/>
+                    </a:stretch>
+                  </pic:blipFill>
+                  <pic:spPr bwMode="auto">
+                    <a:xfrm>
+                      <a:off x="0" y="0"/>
+                      <a:ext cx="2667000" cy="466774"/>
+                    </a:xfrm>
+                    <a:prstGeom prst="rect">
+                      <a:avLst/>
+                    </a:prstGeom>
+                    <a:noFill/>
+                    <a:ln w="9525">
+                      <a:noFill/>
+                      <a:headEnd/>
+                      <a:tailEnd/>
+                    </a:ln>
+                  </pic:spPr>
+                </pic:pic>
+              </a:graphicData>
+            </a:graphic>
+          </wp:inline>
+        </w:drawing>
+      </w:r>
+      <w:r>
+        <w:rPr>
+          <w:rFonts w:ascii="Times New Roman" w:hAnsi="Times New Roman" w:eastAsia="Times New Roman" w:cs="Times New Roman"/>
+        </w:rPr>
+        <w:t xml:space="preserve"> </w:t>
+      </w:r>
+      <w:r>
+        <w:rPr>
+          <w:rFonts w:ascii="Times New Roman" w:hAnsi="Times New Roman" w:eastAsia="Times New Roman" w:cs="Times New Roman"/>
+        </w:rPr>
+        <w:t xml:space="preserve">· 1,2- vs </w:t>
+      </w:r>
+      <w:r>
+        <w:rPr>
+          <w:rFonts w:hint="eastAsia" w:ascii="Times New Roman" w:hAnsi="Times New Roman" w:eastAsia="Times New Roman" w:cs="Times New Roman"/>
+        </w:rPr>
+        <w:t>1,4-</w:t>
+      </w:r>
+      <w:r>
+        <w:rPr>
+          <w:rFonts w:hint="eastAsia" w:ascii="Times New Roman" w:hAnsi="Times New Roman" w:eastAsia="FangSong" w:cs="Times New Roman"/>
+        </w:rPr>
+        <w:t>二溴化物产物</w:t>
+      </w:r>
+      <w:r>
+        <w:rPr>
+          <w:rFonts w:hint="eastAsia" w:ascii="Times New Roman" w:hAnsi="Times New Roman" w:eastAsia="Times New Roman" w:cs="Times New Roman"/>
+        </w:rPr>
+        <w:t>：</w:t>
+      </w:r>
+      <w:r>
+        <w:rPr>
+          <w:rFonts w:ascii="Times New Roman" w:hAnsi="Times New Roman" w:eastAsia="Times New Roman" w:cs="Times New Roman"/>
+        </w:rPr>
+        <w:drawing>
+          <wp:inline>
+            <wp:extent cx="2667000" cy="554667"/>
+            <wp:effectExtent b="0" l="0" r="0" t="0"/>
+            <wp:docPr descr="" title="" id="22" name="Picture"/>
+            <a:graphic>
+              <a:graphicData uri="http://schemas.openxmlformats.org/drawingml/2006/picture">
+                <pic:pic>
+                  <pic:nvPicPr>
+                    <pic:cNvPr descr="b3ddf18ba5d84068cc550a7d003da2e4ec37de3a49ce002d1f9c07af6d6cdc52.jpg" id="23" name="Picture"/>
+                    <pic:cNvPicPr>
+                      <a:picLocks noChangeArrowheads="1" noChangeAspect="1"/>
+                    </pic:cNvPicPr>
+                  </pic:nvPicPr>
+                  <pic:blipFill>
+                    <a:blip r:embed="rId21"/>
+                    <a:stretch>
+                      <a:fillRect/>
+                    </a:stretch>
+                  </pic:blipFill>
+                  <pic:spPr bwMode="auto">
+                    <a:xfrm>
+                      <a:off x="0" y="0"/>
+                      <a:ext cx="2667000" cy="554667"/>
+                    </a:xfrm>
+                    <a:prstGeom prst="rect">
+                      <a:avLst/>
+                    </a:prstGeom>
+                    <a:noFill/>
+                    <a:ln w="9525">
+                      <a:noFill/>
+                      <a:headEnd/>
+                      <a:tailEnd/>
+                    </a:ln>
+                  </pic:spPr>
+                </pic:pic>
+              </a:graphicData>
+            </a:graphic>
+          </wp:inline>
+        </w:drawing>
+      </w:r>
+      <w:r>
+        <w:rPr>
+          <w:rFonts w:ascii="Times New Roman" w:hAnsi="Times New Roman" w:eastAsia="Times New Roman" w:cs="Times New Roman"/>
+        </w:rPr>
+        <w:t xml:space="preserve"> </w:t>
+      </w:r>
+      <w:r>
+        <w:rPr>
+          <w:rFonts w:ascii="Times New Roman" w:hAnsi="Times New Roman" w:eastAsia="Times New Roman" w:cs="Times New Roman"/>
+        </w:rPr>
+        <w:t xml:space="preserve">&gt;</w:t>
+      </w:r>
+      <w:r>
+        <w:rPr>
+          <w:rFonts w:ascii="Times New Roman" w:hAnsi="Times New Roman" w:eastAsia="Times New Roman" w:cs="Times New Roman"/>
+        </w:rPr>
+        <w:t xml:space="preserve"> </w:t>
+      </w:r>
+      <w:r>
+        <w:rPr>
+          <w:rFonts w:hint="eastAsia" w:ascii="Times New Roman" w:hAnsi="Times New Roman" w:eastAsia="FangSong" w:cs="Times New Roman"/>
+          <w:i/>
+          <w:iCs/>
+        </w:rPr>
+        <w:t xml:space="preserve">图</w:t>
+      </w:r>
+      <w:r>
+        <w:rPr>
+          <w:rFonts w:ascii="Times New Roman" w:hAnsi="Times New Roman" w:eastAsia="Times New Roman" w:cs="Times New Roman"/>
+          <w:i/>
+          <w:iCs/>
+        </w:rPr>
+        <w:t xml:space="preserve"> </w:t>
+      </w:r>
+      <w:r>
+        <w:rPr>
+          <w:rFonts w:hint="eastAsia" w:ascii="Times New Roman" w:hAnsi="Times New Roman" w:eastAsia="FangSong" w:cs="Times New Roman"/>
+          <w:i/>
+          <w:iCs/>
+        </w:rPr>
+        <w:t xml:space="preserve">共轭二烯质子化所得烯丙基碳正离子共振式与</w:t>
+      </w:r>
+      <w:r>
+        <w:rPr>
+          <w:rFonts w:ascii="Times New Roman" w:hAnsi="Times New Roman" w:eastAsia="Times New Roman" w:cs="Times New Roman"/>
+          <w:i/>
+          <w:iCs/>
+        </w:rPr>
+        <w:t xml:space="preserve"> </w:t>
+      </w:r>
+      <w:r>
+        <w:rPr>
+          <w:rFonts w:hint="eastAsia" w:ascii="Times New Roman" w:hAnsi="Times New Roman" w:eastAsia="Times New Roman" w:cs="Times New Roman"/>
+          <w:i/>
+          <w:iCs/>
+        </w:rPr>
+        <w:t>1,2-/1,4-</w:t>
+      </w:r>
+      <w:r>
+        <w:rPr>
+          <w:rFonts w:hint="eastAsia" w:ascii="Times New Roman" w:hAnsi="Times New Roman" w:eastAsia="FangSong" w:cs="Times New Roman"/>
+          <w:i/>
+          <w:iCs/>
+        </w:rPr>
+        <w:t>二溴化物</w:t>
+      </w:r>
+      <w:r>
+        <w:rPr>
+          <w:rFonts w:hint="eastAsia" w:ascii="Times New Roman" w:hAnsi="Times New Roman" w:eastAsia="Times New Roman" w:cs="Times New Roman"/>
+          <w:i/>
+          <w:iCs/>
+        </w:rPr>
+        <w:t>（</w:t>
+      </w:r>
+      <w:r>
+        <w:rPr>
+          <w:rFonts w:hint="eastAsia" w:ascii="Times New Roman" w:hAnsi="Times New Roman" w:eastAsia="FangSong" w:cs="Times New Roman"/>
+          <w:i/>
+          <w:iCs/>
+        </w:rPr>
+        <w:t>源自</w:t>
+      </w:r>
+      <w:r>
+        <w:rPr>
+          <w:rFonts w:ascii="Times New Roman" w:hAnsi="Times New Roman" w:eastAsia="Times New Roman" w:cs="Times New Roman"/>
+          <w:i/>
+          <w:iCs/>
+        </w:rPr>
+        <w:t xml:space="preserve"> Clayden </w:t>
+      </w:r>
+      <w:r>
+        <w:rPr>
+          <w:rFonts w:hint="eastAsia" w:ascii="Times New Roman" w:hAnsi="Times New Roman" w:eastAsia="FangSong" w:cs="Times New Roman"/>
+          <w:i/>
+          <w:iCs/>
+        </w:rPr>
+        <w:t>中文版第</w:t>
+      </w:r>
+      <w:r>
+        <w:rPr>
+          <w:rFonts w:hint="eastAsia" w:ascii="Times New Roman" w:hAnsi="Times New Roman" w:eastAsia="Times New Roman" w:cs="Times New Roman"/>
+          <w:i/>
+          <w:iCs/>
+        </w:rPr>
+        <w:t>19</w:t>
+      </w:r>
+      <w:r>
+        <w:rPr>
+          <w:rFonts w:hint="eastAsia" w:ascii="Times New Roman" w:hAnsi="Times New Roman" w:eastAsia="FangSong" w:cs="Times New Roman"/>
+          <w:i/>
+          <w:iCs/>
+        </w:rPr>
+        <w:t>章</w:t>
+      </w:r>
+      <w:r>
+        <w:rPr>
+          <w:rFonts w:hint="eastAsia" w:ascii="Times New Roman" w:hAnsi="Times New Roman" w:eastAsia="Times New Roman" w:cs="Times New Roman"/>
+          <w:i/>
+          <w:iCs/>
+        </w:rPr>
+        <w:t>）</w:t>
+      </w:r>
+      <w:r>
+        <w:rPr>
+          <w:rFonts w:ascii="Times New Roman" w:hAnsi="Times New Roman" w:eastAsia="Times New Roman" w:cs="Times New Roman"/>
+        </w:rPr>
+        <w:t xml:space="preserve"> </w:t>
+      </w:r>
+      <w:r>
+        <w:rPr>
+          <w:rFonts w:ascii="Times New Roman" w:hAnsi="Times New Roman" w:eastAsia="Times New Roman" w:cs="Times New Roman"/>
+        </w:rPr>
+        <w:t xml:space="preserve">&gt;</w:t>
+      </w:r>
+    </w:p>
+    <w:p>
+      <w:pPr>
+        <w:pStyle w:val="BlockText"/>
+        <w:ind w:firstLine="420"/>
+      </w:pPr>
+      <w:r>
+        <w:rPr>
+          <w:rFonts w:hint="eastAsia" w:ascii="Times New Roman" w:hAnsi="Times New Roman" w:eastAsia="FangSong" w:cs="Times New Roman"/>
+          <w:b/>
+          <w:bCs/>
+        </w:rPr>
+        <w:t xml:space="preserve">专题页</w:t>
+      </w:r>
+      <w:r>
+        <w:rPr>
+          <w:rFonts w:hint="eastAsia" w:ascii="Times New Roman" w:hAnsi="Times New Roman" w:eastAsia="Times New Roman" w:cs="Times New Roman"/>
+        </w:rPr>
+        <w:t>：04-</w:t>
+      </w:r>
+      <w:r>
+        <w:rPr>
+          <w:rFonts w:hint="eastAsia" w:ascii="Times New Roman" w:hAnsi="Times New Roman" w:eastAsia="FangSong" w:cs="Times New Roman"/>
+        </w:rPr>
+        <w:t>专题与题型</w:t>
+      </w:r>
+      <w:r>
+        <w:rPr>
+          <w:rFonts w:hint="eastAsia" w:ascii="Times New Roman" w:hAnsi="Times New Roman" w:eastAsia="Times New Roman" w:cs="Times New Roman"/>
+        </w:rPr>
+        <w:t>/</w:t>
+      </w:r>
+      <w:r>
+        <w:rPr>
+          <w:rFonts w:hint="eastAsia" w:ascii="Times New Roman" w:hAnsi="Times New Roman" w:eastAsia="FangSong" w:cs="Times New Roman"/>
+        </w:rPr>
+        <w:t>专题</w:t>
+      </w:r>
+      <w:r>
+        <w:rPr>
+          <w:rFonts w:hint="eastAsia" w:ascii="Times New Roman" w:hAnsi="Times New Roman" w:eastAsia="Times New Roman" w:cs="Times New Roman"/>
+        </w:rPr>
+        <w:t>/</w:t>
+      </w:r>
+      <w:r>
+        <w:rPr>
+          <w:rFonts w:hint="eastAsia" w:ascii="Times New Roman" w:hAnsi="Times New Roman" w:eastAsia="FangSong" w:cs="Times New Roman"/>
+        </w:rPr>
+        <w:t>专题</w:t>
+      </w:r>
+      <w:r>
+        <w:rPr>
+          <w:rFonts w:hint="eastAsia" w:ascii="Times New Roman" w:hAnsi="Times New Roman" w:eastAsia="Times New Roman" w:cs="Times New Roman"/>
+        </w:rPr>
+        <w:t>-</w:t>
+      </w:r>
+      <w:r>
+        <w:rPr>
+          <w:rFonts w:hint="eastAsia" w:ascii="Times New Roman" w:hAnsi="Times New Roman" w:eastAsia="FangSong" w:cs="Times New Roman"/>
+        </w:rPr>
+        <w:t>加成反应</w:t>
+      </w:r>
+    </w:p>
+    <w:p>
+      <w:pPr>
+        <w:pStyle w:val="BlockText"/>
+        <w:ind w:firstLine="420"/>
+      </w:pPr>
+      <w:r>
+        <w:rPr>
+          <w:rFonts w:hint="eastAsia" w:ascii="Times New Roman" w:hAnsi="Times New Roman" w:eastAsia="FangSong" w:cs="Times New Roman"/>
+        </w:rPr>
+        <w:t>本讲核心目标</w:t>
+      </w:r>
+      <w:r>
+        <w:rPr>
+          <w:rFonts w:hint="eastAsia" w:ascii="Times New Roman" w:hAnsi="Times New Roman" w:eastAsia="Times New Roman" w:cs="Times New Roman"/>
+        </w:rPr>
+        <w:t>：</w:t>
+      </w:r>
+      <w:r>
+        <w:rPr>
+          <w:rFonts w:hint="eastAsia" w:ascii="Times New Roman" w:hAnsi="Times New Roman" w:eastAsia="FangSong" w:cs="Times New Roman"/>
+        </w:rPr>
+        <w:t>把加成反应从</w:t>
+      </w:r>
+      <w:r>
+        <w:rPr>
+          <w:rFonts w:hint="eastAsia" w:ascii="Times New Roman" w:hAnsi="Times New Roman" w:eastAsia="Times New Roman" w:cs="Times New Roman"/>
+        </w:rPr>
+        <w:t>”</w:t>
+      </w:r>
+      <w:r>
+        <w:rPr>
+          <w:rFonts w:hint="eastAsia" w:ascii="Times New Roman" w:hAnsi="Times New Roman" w:eastAsia="FangSong" w:cs="Times New Roman"/>
+        </w:rPr>
+        <w:t>背规则</w:t>
+      </w:r>
+      <w:r>
+        <w:rPr>
+          <w:rFonts w:hint="eastAsia" w:ascii="Times New Roman" w:hAnsi="Times New Roman" w:eastAsia="Times New Roman" w:cs="Times New Roman"/>
+        </w:rPr>
+        <w:t>”</w:t>
+      </w:r>
+      <w:r>
+        <w:rPr>
+          <w:rFonts w:hint="eastAsia" w:ascii="Times New Roman" w:hAnsi="Times New Roman" w:eastAsia="FangSong" w:cs="Times New Roman"/>
+        </w:rPr>
+        <w:t>升级为由</w:t>
+      </w:r>
+      <w:r>
+        <w:rPr>
+          <w:rFonts w:hint="eastAsia" w:ascii="Times New Roman" w:hAnsi="Times New Roman" w:eastAsia="FangSong" w:cs="Times New Roman"/>
+          <w:b/>
+          <w:bCs/>
+        </w:rPr>
+        <w:t xml:space="preserve">底物类型</w:t>
+      </w:r>
+      <w:r>
+        <w:rPr>
+          <w:rFonts w:ascii="Times New Roman" w:hAnsi="Times New Roman" w:eastAsia="Times New Roman" w:cs="Times New Roman"/>
+          <w:b/>
+          <w:bCs/>
+        </w:rPr>
+        <w:t xml:space="preserve"> + </w:t>
+      </w:r>
+      <w:r>
+        <w:rPr>
+          <w:rFonts w:hint="eastAsia" w:ascii="Times New Roman" w:hAnsi="Times New Roman" w:eastAsia="FangSong" w:cs="Times New Roman"/>
+          <w:b/>
+          <w:bCs/>
+        </w:rPr>
+        <w:t xml:space="preserve">试剂类型</w:t>
+      </w:r>
+      <w:r>
+        <w:rPr>
+          <w:rFonts w:ascii="Times New Roman" w:hAnsi="Times New Roman" w:eastAsia="Times New Roman" w:cs="Times New Roman"/>
+          <w:b/>
+          <w:bCs/>
+        </w:rPr>
+        <w:t xml:space="preserve"> + </w:t>
+      </w:r>
+      <w:r>
+        <w:rPr>
+          <w:rFonts w:hint="eastAsia" w:ascii="Times New Roman" w:hAnsi="Times New Roman" w:eastAsia="FangSong" w:cs="Times New Roman"/>
+          <w:b/>
+          <w:bCs/>
+        </w:rPr>
+        <w:t>中间体</w:t>
+      </w:r>
+      <w:r>
+        <w:rPr>
+          <w:rFonts w:hint="eastAsia" w:ascii="Times New Roman" w:hAnsi="Times New Roman" w:eastAsia="Times New Roman" w:cs="Times New Roman"/>
+          <w:b/>
+          <w:bCs/>
+        </w:rPr>
+        <w:t>/</w:t>
+      </w:r>
+      <w:r>
+        <w:rPr>
+          <w:rFonts w:hint="eastAsia" w:ascii="Times New Roman" w:hAnsi="Times New Roman" w:eastAsia="FangSong" w:cs="Times New Roman"/>
+          <w:b/>
+          <w:bCs/>
+        </w:rPr>
+        <w:t>过渡态</w:t>
+      </w:r>
+      <w:r>
+        <w:rPr>
+          <w:rFonts w:hint="eastAsia" w:ascii="Times New Roman" w:hAnsi="Times New Roman" w:eastAsia="FangSong" w:cs="Times New Roman"/>
+        </w:rPr>
+        <w:t>共同决定的判断系统</w:t>
+      </w:r>
+      <w:r>
+        <w:rPr>
+          <w:rFonts w:hint="eastAsia" w:ascii="Times New Roman" w:hAnsi="Times New Roman" w:eastAsia="Times New Roman" w:cs="Times New Roman"/>
+        </w:rPr>
+        <w:t>。</w:t>
+      </w:r>
+      <w:r>
+        <w:rPr>
+          <w:rFonts w:hint="eastAsia" w:ascii="Times New Roman" w:hAnsi="Times New Roman" w:eastAsia="FangSong" w:cs="Times New Roman"/>
+        </w:rPr>
+        <w:t>你将在第三轮建立</w:t>
+      </w:r>
+      <w:r>
+        <w:rPr>
+          <w:rFonts w:hint="eastAsia" w:ascii="Times New Roman" w:hAnsi="Times New Roman" w:eastAsia="Times New Roman" w:cs="Times New Roman"/>
+        </w:rPr>
+        <w:t>”</w:t>
+      </w:r>
+      <w:r>
+        <w:rPr>
+          <w:rFonts w:hint="eastAsia" w:ascii="Times New Roman" w:hAnsi="Times New Roman" w:eastAsia="FangSong" w:cs="Times New Roman"/>
+        </w:rPr>
+        <w:t>亲电加成</w:t>
+      </w:r>
+      <w:r>
+        <w:rPr>
+          <w:rFonts w:hint="eastAsia" w:ascii="Times New Roman" w:hAnsi="Times New Roman" w:eastAsia="Times New Roman" w:cs="Times New Roman"/>
+        </w:rPr>
+        <w:t>、</w:t>
+      </w:r>
+      <w:r>
+        <w:rPr>
+          <w:rFonts w:hint="eastAsia" w:ascii="Times New Roman" w:hAnsi="Times New Roman" w:eastAsia="FangSong" w:cs="Times New Roman"/>
+        </w:rPr>
+        <w:t>亲核加成</w:t>
+      </w:r>
+      <w:r>
+        <w:rPr>
+          <w:rFonts w:hint="eastAsia" w:ascii="Times New Roman" w:hAnsi="Times New Roman" w:eastAsia="Times New Roman" w:cs="Times New Roman"/>
+        </w:rPr>
+        <w:t>、</w:t>
+      </w:r>
+      <w:r>
+        <w:rPr>
+          <w:rFonts w:hint="eastAsia" w:ascii="Times New Roman" w:hAnsi="Times New Roman" w:eastAsia="FangSong" w:cs="Times New Roman"/>
+        </w:rPr>
+        <w:t>共轭加成</w:t>
+      </w:r>
+      <w:r>
+        <w:rPr>
+          <w:rFonts w:hint="eastAsia" w:ascii="Times New Roman" w:hAnsi="Times New Roman" w:eastAsia="Times New Roman" w:cs="Times New Roman"/>
+        </w:rPr>
+        <w:t>、</w:t>
+      </w:r>
+      <w:r>
+        <w:rPr>
+          <w:rFonts w:hint="eastAsia" w:ascii="Times New Roman" w:hAnsi="Times New Roman" w:eastAsia="FangSong" w:cs="Times New Roman"/>
+        </w:rPr>
+        <w:t>环加成</w:t>
+      </w:r>
+      <w:r>
+        <w:rPr>
+          <w:rFonts w:hint="eastAsia" w:ascii="Times New Roman" w:hAnsi="Times New Roman" w:eastAsia="Times New Roman" w:cs="Times New Roman"/>
+        </w:rPr>
+        <w:t>”</w:t>
+      </w:r>
+      <w:r>
+        <w:rPr>
+          <w:rFonts w:hint="eastAsia" w:ascii="Times New Roman" w:hAnsi="Times New Roman" w:eastAsia="FangSong" w:cs="Times New Roman"/>
+        </w:rPr>
+        <w:t>四站式判断框架</w:t>
+      </w:r>
+      <w:r>
+        <w:rPr>
+          <w:rFonts w:hint="eastAsia" w:ascii="Times New Roman" w:hAnsi="Times New Roman" w:eastAsia="Times New Roman" w:cs="Times New Roman"/>
+        </w:rPr>
+        <w:t>。</w:t>
+      </w:r>
+    </w:p>
+    <w:p>
+      <w:pPr>
+        <w:spacing w:before="160" w:after="80"/>
+      </w:pPr>
+      <w:r>
+        <w:pict>
+          <v:rect style="width:0;height:1.5pt" o:hralign="center" o:hrstd="t" o:hr="t"/>
+        </w:pict>
+      </w:r>
+    </w:p>
+    <w:bookmarkStart w:id="24" w:name="学习目标"/>
+    <w:p>
+      <w:pPr>
+        <w:pStyle w:val="Heading2"/>
+        <w:spacing w:before="280" w:after="120"/>
+      </w:pPr>
+      <w:r>
+        <w:rPr>
+          <w:rFonts w:hint="eastAsia" w:ascii="Times New Roman" w:hAnsi="Times New Roman" w:eastAsia="SimHei" w:cs="Times New Roman"/>
+        </w:rPr>
+        <w:t xml:space="preserve">学习目标</w:t>
+      </w:r>
+    </w:p>
+    <w:p>
+      <w:pPr>
+        <w:pStyle w:val="BlockText"/>
+        <w:spacing w:after="80"/>
+        <w:ind w:firstLine="420"/>
+      </w:pPr>
+      <w:r>
+        <w:rPr>
+          <w:rFonts w:hint="eastAsia" w:ascii="Times New Roman" w:hAnsi="Times New Roman" w:eastAsia="FangSong" w:cs="Times New Roman"/>
+        </w:rPr>
+        <w:t>对齐考纲</w:t>
+      </w:r>
+      <w:r>
+        <w:rPr>
+          <w:rFonts w:hint="eastAsia" w:ascii="Times New Roman" w:hAnsi="Times New Roman" w:eastAsia="Times New Roman" w:cs="Times New Roman"/>
+        </w:rPr>
+        <w:t>：§37</w:t>
+      </w:r>
+      <w:r>
+        <w:rPr>
+          <w:rFonts w:ascii="Times New Roman" w:hAnsi="Times New Roman" w:eastAsia="Times New Roman" w:cs="Times New Roman"/>
+        </w:rPr>
+        <w:t xml:space="preserve"> </w:t>
+      </w:r>
+      <w:r>
+        <w:rPr>
+          <w:rFonts w:hint="eastAsia" w:ascii="Times New Roman" w:hAnsi="Times New Roman" w:eastAsia="FangSong" w:cs="Times New Roman"/>
+        </w:rPr>
+        <w:t xml:space="preserve">加成反应</w:t>
+      </w:r>
+      <w:r>
+        <w:rPr>
+          <w:rFonts w:ascii="Times New Roman" w:hAnsi="Times New Roman" w:eastAsia="Times New Roman" w:cs="Times New Roman"/>
+        </w:rPr>
+        <w:t xml:space="preserve"> · §43 </w:t>
+      </w:r>
+      <w:r>
+        <w:rPr>
+          <w:rFonts w:hint="eastAsia" w:ascii="Times New Roman" w:hAnsi="Times New Roman" w:eastAsia="FangSong" w:cs="Times New Roman"/>
+        </w:rPr>
+        <w:t xml:space="preserve">亲电加成反应</w:t>
+      </w:r>
+      <w:r>
+        <w:rPr>
+          <w:rFonts w:ascii="Times New Roman" w:hAnsi="Times New Roman" w:eastAsia="Times New Roman" w:cs="Times New Roman"/>
+        </w:rPr>
+        <w:t xml:space="preserve"> · §45 </w:t>
+      </w:r>
+      <w:r>
+        <w:rPr>
+          <w:rFonts w:hint="eastAsia" w:ascii="Times New Roman" w:hAnsi="Times New Roman" w:eastAsia="FangSong" w:cs="Times New Roman"/>
+        </w:rPr>
+        <w:t xml:space="preserve">亲核加成反应</w:t>
+      </w:r>
+      <w:r>
+        <w:rPr>
+          <w:rFonts w:ascii="Times New Roman" w:hAnsi="Times New Roman" w:eastAsia="Times New Roman" w:cs="Times New Roman"/>
+        </w:rPr>
+        <w:t xml:space="preserve"> · §49 </w:t>
+      </w:r>
+      <w:r>
+        <w:rPr>
+          <w:rFonts w:hint="eastAsia" w:ascii="Times New Roman" w:hAnsi="Times New Roman" w:eastAsia="FangSong" w:cs="Times New Roman"/>
+        </w:rPr>
+        <w:t xml:space="preserve">周环反应</w:t>
+      </w:r>
+    </w:p>
+    <w:tbl>
+      <w:tblPr>
+        <w:tblStyle w:val="Table"/>
+        <w:tblW w:type="pct" w:w="5000"/>
+        <w:tblLayout w:type="fixed"/>
+        <w:tblLook w:firstRow="1" w:lastRow="0" w:firstColumn="0" w:lastColumn="0" w:noHBand="0" w:noVBand="0" w:val="0020"/>
+        <w:jc w:val="center"/>
+        <w:tblBorders>
+          <w:top w:val="single" w:sz="12" w:space="0" w:color="333333"/>
+          <w:bottom w:val="single" w:sz="12" w:space="0" w:color="333333"/>
+          <w:left w:val="none"/>
+          <w:right w:val="none"/>
+          <w:insideH w:val="none"/>
+          <w:insideV w:val="none"/>
+        </w:tblBorders>
+      </w:tblPr>
+      <w:tblGrid>
+        <w:gridCol w:w="3960"/>
+        <w:gridCol w:w="3960"/>
+      </w:tblGrid>
+      <w:tr>
+        <w:trPr>
+          <w:tblHeader w:val="on"/>
+        </w:trPr>
+        <w:tc>
+          <w:tcPr>
+            <w:tcBorders>
+              <w:bottom w:val="single" w:sz="6" w:space="0" w:color="333333"/>
+            </w:tcBorders>
+          </w:tcPr>
+          <w:p>
+            <w:pPr>
+              <w:pStyle w:val="Compact"/>
+              <w:jc w:val="center"/>
+            </w:pPr>
+            <w:r>
+              <w:rPr>
+                <w:rFonts w:hint="eastAsia" w:ascii="Times New Roman" w:hAnsi="Times New Roman" w:eastAsia="SimHei" w:cs="Times New Roman"/>
+                <w:b/>
+              </w:rPr>
+              <w:t xml:space="preserve">考纲条目</w:t>
+            </w:r>
+          </w:p>
+        </w:tc>
+        <w:tc>
+          <w:tcPr>
+            <w:tcBorders>
+              <w:bottom w:val="single" w:sz="6" w:space="0" w:color="333333"/>
+            </w:tcBorders>
+          </w:tcPr>
+          <w:p>
+            <w:pPr>
+              <w:pStyle w:val="Compact"/>
+              <w:jc w:val="center"/>
+            </w:pPr>
+            <w:r>
+              <w:rPr>
+                <w:rFonts w:hint="eastAsia" w:ascii="Times New Roman" w:hAnsi="Times New Roman" w:eastAsia="SimHei" w:cs="Times New Roman"/>
+                <w:b/>
+              </w:rPr>
+              <w:t xml:space="preserve">学完本讲你应能</w:t>
+            </w:r>
+          </w:p>
+        </w:tc>
+      </w:tr>
+      <w:tr>
+        <w:tc>
+          <w:tcPr/>
+          <w:p>
+            <w:pPr>
+              <w:pStyle w:val="Compact"/>
+              <w:jc w:val="center"/>
+            </w:pPr>
+            <w:r>
+              <w:rPr>
+                <w:rFonts w:ascii="Times New Roman" w:hAnsi="Times New Roman" w:eastAsia="Times New Roman" w:cs="Times New Roman"/>
+              </w:rPr>
+              <w:t xml:space="preserve">§37 </w:t>
+            </w:r>
+            <w:r>
+              <w:rPr>
+                <w:rFonts w:hint="eastAsia" w:ascii="Times New Roman" w:hAnsi="Times New Roman" w:eastAsia="FangSong" w:cs="Times New Roman"/>
+              </w:rPr>
+              <w:t xml:space="preserve">加成反应</w:t>
+            </w:r>
+            <w:r>
+              <w:rPr>
+                <w:rFonts w:ascii="Times New Roman" w:hAnsi="Times New Roman" w:eastAsia="Times New Roman" w:cs="Times New Roman"/>
+              </w:rPr>
+              <w:t xml:space="preserve"> · </w:t>
+            </w:r>
+            <w:r>
+              <w:rPr>
+                <w:rFonts w:hint="eastAsia" w:ascii="Times New Roman" w:hAnsi="Times New Roman" w:eastAsia="FangSong" w:cs="Times New Roman"/>
+              </w:rPr>
+              <w:t xml:space="preserve">加成框架总览</w:t>
+            </w:r>
+          </w:p>
+        </w:tc>
+        <w:tc>
+          <w:tcPr/>
+          <w:p>
+            <w:pPr>
+              <w:pStyle w:val="Compact"/>
+              <w:jc w:val="center"/>
+            </w:pPr>
+            <w:r>
+              <w:rPr>
+                <w:rFonts w:hint="eastAsia" w:ascii="Times New Roman" w:hAnsi="Times New Roman" w:eastAsia="FangSong" w:cs="Times New Roman"/>
+              </w:rPr>
+              <w:t>能先按底物类型区分烯烃</w:t>
+            </w:r>
+            <w:r>
+              <w:rPr>
+                <w:rFonts w:hint="eastAsia" w:ascii="Times New Roman" w:hAnsi="Times New Roman" w:eastAsia="Times New Roman" w:cs="Times New Roman"/>
+              </w:rPr>
+              <w:t>/</w:t>
+            </w:r>
+            <w:r>
+              <w:rPr>
+                <w:rFonts w:hint="eastAsia" w:ascii="Times New Roman" w:hAnsi="Times New Roman" w:eastAsia="FangSong" w:cs="Times New Roman"/>
+              </w:rPr>
+              <w:t>炔烃</w:t>
+            </w:r>
+            <w:r>
+              <w:rPr>
+                <w:rFonts w:hint="eastAsia" w:ascii="Times New Roman" w:hAnsi="Times New Roman" w:eastAsia="Times New Roman" w:cs="Times New Roman"/>
+              </w:rPr>
+              <w:t>/</w:t>
+            </w:r>
+            <w:r>
+              <w:rPr>
+                <w:rFonts w:hint="eastAsia" w:ascii="Times New Roman" w:hAnsi="Times New Roman" w:eastAsia="FangSong" w:cs="Times New Roman"/>
+              </w:rPr>
+              <w:t>羰基</w:t>
+            </w:r>
+            <w:r>
+              <w:rPr>
+                <w:rFonts w:hint="eastAsia" w:ascii="Times New Roman" w:hAnsi="Times New Roman" w:eastAsia="Times New Roman" w:cs="Times New Roman"/>
+              </w:rPr>
+              <w:t>/</w:t>
+            </w:r>
+            <w:r>
+              <w:rPr>
+                <w:rFonts w:hint="eastAsia" w:ascii="Times New Roman" w:hAnsi="Times New Roman" w:eastAsia="FangSong" w:cs="Times New Roman"/>
+              </w:rPr>
+              <w:t>共轭体系</w:t>
+            </w:r>
+            <w:r>
+              <w:rPr>
+                <w:rFonts w:hint="eastAsia" w:ascii="Times New Roman" w:hAnsi="Times New Roman" w:eastAsia="Times New Roman" w:cs="Times New Roman"/>
+              </w:rPr>
+              <w:t>，</w:t>
+            </w:r>
+            <w:r>
+              <w:rPr>
+                <w:rFonts w:hint="eastAsia" w:ascii="Times New Roman" w:hAnsi="Times New Roman" w:eastAsia="FangSong" w:cs="Times New Roman"/>
+              </w:rPr>
+              <w:t>再选择对应的加成框架</w:t>
+            </w:r>
+          </w:p>
+        </w:tc>
+      </w:tr>
+      <w:tr>
+        <w:tc>
+          <w:tcPr/>
+          <w:p>
+            <w:pPr>
+              <w:pStyle w:val="Compact"/>
+              <w:jc w:val="center"/>
+            </w:pPr>
+            <w:r>
+              <w:rPr>
+                <w:rFonts w:ascii="Times New Roman" w:hAnsi="Times New Roman" w:eastAsia="Times New Roman" w:cs="Times New Roman"/>
+              </w:rPr>
+              <w:t xml:space="preserve">§37 </w:t>
+            </w:r>
+            <w:r>
+              <w:rPr>
+                <w:rFonts w:hint="eastAsia" w:ascii="Times New Roman" w:hAnsi="Times New Roman" w:eastAsia="FangSong" w:cs="Times New Roman"/>
+              </w:rPr>
+              <w:t xml:space="preserve">加成反应</w:t>
+            </w:r>
+            <w:r>
+              <w:rPr>
+                <w:rFonts w:ascii="Times New Roman" w:hAnsi="Times New Roman" w:eastAsia="Times New Roman" w:cs="Times New Roman"/>
+              </w:rPr>
+              <w:t xml:space="preserve"> · </w:t>
+            </w:r>
+            <w:r>
+              <w:rPr>
+                <w:rFonts w:hint="eastAsia" w:ascii="Times New Roman" w:hAnsi="Times New Roman" w:eastAsia="FangSong" w:cs="Times New Roman"/>
+              </w:rPr>
+              <w:t xml:space="preserve">加成与后处理的联动思考</w:t>
+            </w:r>
+          </w:p>
+        </w:tc>
+        <w:tc>
+          <w:tcPr/>
+          <w:p>
+            <w:pPr>
+              <w:pStyle w:val="Compact"/>
+              <w:jc w:val="center"/>
+            </w:pPr>
+            <w:r>
+              <w:rPr>
+                <w:rFonts w:hint="eastAsia" w:ascii="Times New Roman" w:hAnsi="Times New Roman" w:eastAsia="FangSong" w:cs="Times New Roman"/>
+              </w:rPr>
+              <w:t>能把</w:t>
+            </w:r>
+            <w:r>
+              <w:rPr>
+                <w:rFonts w:hint="eastAsia" w:ascii="Times New Roman" w:hAnsi="Times New Roman" w:eastAsia="Times New Roman" w:cs="Times New Roman"/>
+              </w:rPr>
+              <w:t>”</w:t>
+            </w:r>
+            <w:r>
+              <w:rPr>
+                <w:rFonts w:hint="eastAsia" w:ascii="Times New Roman" w:hAnsi="Times New Roman" w:eastAsia="FangSong" w:cs="Times New Roman"/>
+              </w:rPr>
+              <w:t>加成结果</w:t>
+            </w:r>
+            <w:r>
+              <w:rPr>
+                <w:rFonts w:hint="eastAsia" w:ascii="Times New Roman" w:hAnsi="Times New Roman" w:eastAsia="Times New Roman" w:cs="Times New Roman"/>
+              </w:rPr>
+              <w:t>”</w:t>
+            </w:r>
+            <w:r>
+              <w:rPr>
+                <w:rFonts w:hint="eastAsia" w:ascii="Times New Roman" w:hAnsi="Times New Roman" w:eastAsia="FangSong" w:cs="Times New Roman"/>
+              </w:rPr>
+              <w:t>与</w:t>
+            </w:r>
+            <w:r>
+              <w:rPr>
+                <w:rFonts w:hint="eastAsia" w:ascii="Times New Roman" w:hAnsi="Times New Roman" w:eastAsia="Times New Roman" w:cs="Times New Roman"/>
+              </w:rPr>
+              <w:t>”</w:t>
+            </w:r>
+            <w:r>
+              <w:rPr>
+                <w:rFonts w:hint="eastAsia" w:ascii="Times New Roman" w:hAnsi="Times New Roman" w:eastAsia="FangSong" w:cs="Times New Roman"/>
+              </w:rPr>
+              <w:t>后处理</w:t>
+            </w:r>
+            <w:r>
+              <w:rPr>
+                <w:rFonts w:hint="eastAsia" w:ascii="Times New Roman" w:hAnsi="Times New Roman" w:eastAsia="Times New Roman" w:cs="Times New Roman"/>
+              </w:rPr>
+              <w:t>/</w:t>
+            </w:r>
+            <w:r>
+              <w:rPr>
+                <w:rFonts w:hint="eastAsia" w:ascii="Times New Roman" w:hAnsi="Times New Roman" w:eastAsia="FangSong" w:cs="Times New Roman"/>
+              </w:rPr>
+              <w:t>继续加成</w:t>
+            </w:r>
+            <w:r>
+              <w:rPr>
+                <w:rFonts w:hint="eastAsia" w:ascii="Times New Roman" w:hAnsi="Times New Roman" w:eastAsia="Times New Roman" w:cs="Times New Roman"/>
+              </w:rPr>
+              <w:t>/</w:t>
+            </w:r>
+            <w:r>
+              <w:rPr>
+                <w:rFonts w:hint="eastAsia" w:ascii="Times New Roman" w:hAnsi="Times New Roman" w:eastAsia="FangSong" w:cs="Times New Roman"/>
+              </w:rPr>
+              <w:t>重排可能</w:t>
+            </w:r>
+            <w:r>
+              <w:rPr>
+                <w:rFonts w:hint="eastAsia" w:ascii="Times New Roman" w:hAnsi="Times New Roman" w:eastAsia="Times New Roman" w:cs="Times New Roman"/>
+              </w:rPr>
+              <w:t>”</w:t>
+            </w:r>
+            <w:r>
+              <w:rPr>
+                <w:rFonts w:hint="eastAsia" w:ascii="Times New Roman" w:hAnsi="Times New Roman" w:eastAsia="FangSong" w:cs="Times New Roman"/>
+              </w:rPr>
+              <w:t>分开思考</w:t>
+            </w:r>
+          </w:p>
+        </w:tc>
+      </w:tr>
+      <w:tr>
+        <w:tc>
+          <w:tcPr/>
+          <w:p>
+            <w:pPr>
+              <w:pStyle w:val="Compact"/>
+              <w:jc w:val="center"/>
+            </w:pPr>
+            <w:r>
+              <w:rPr>
+                <w:rFonts w:ascii="Times New Roman" w:hAnsi="Times New Roman" w:eastAsia="Times New Roman" w:cs="Times New Roman"/>
+              </w:rPr>
+              <w:t xml:space="preserve">§43 </w:t>
+            </w:r>
+            <w:r>
+              <w:rPr>
+                <w:rFonts w:hint="eastAsia" w:ascii="Times New Roman" w:hAnsi="Times New Roman" w:eastAsia="FangSong" w:cs="Times New Roman"/>
+              </w:rPr>
+              <w:t xml:space="preserve">亲电加成反应</w:t>
+            </w:r>
+            <w:r>
+              <w:rPr>
+                <w:rFonts w:ascii="Times New Roman" w:hAnsi="Times New Roman" w:eastAsia="Times New Roman" w:cs="Times New Roman"/>
+              </w:rPr>
+              <w:t xml:space="preserve"> · </w:t>
+            </w:r>
+            <w:r>
+              <w:rPr>
+                <w:rFonts w:hint="eastAsia" w:ascii="Times New Roman" w:hAnsi="Times New Roman" w:eastAsia="FangSong" w:cs="Times New Roman"/>
+              </w:rPr>
+              <w:t xml:space="preserve">机理与马氏规则</w:t>
+            </w:r>
+          </w:p>
+        </w:tc>
+        <w:tc>
+          <w:tcPr/>
+          <w:p>
+            <w:pPr>
+              <w:pStyle w:val="Compact"/>
+              <w:jc w:val="center"/>
+            </w:pPr>
+            <w:r>
+              <w:rPr>
+                <w:rFonts w:hint="eastAsia" w:ascii="Times New Roman" w:hAnsi="Times New Roman" w:eastAsia="FangSong" w:cs="Times New Roman"/>
+              </w:rPr>
+              <w:t>能用碳正离子稳定性解释马氏规则</w:t>
+            </w:r>
+            <w:r>
+              <w:rPr>
+                <w:rFonts w:hint="eastAsia" w:ascii="Times New Roman" w:hAnsi="Times New Roman" w:eastAsia="Times New Roman" w:cs="Times New Roman"/>
+              </w:rPr>
+              <w:t>，</w:t>
+            </w:r>
+            <w:r>
+              <w:rPr>
+                <w:rFonts w:hint="eastAsia" w:ascii="Times New Roman" w:hAnsi="Times New Roman" w:eastAsia="FangSong" w:cs="Times New Roman"/>
+              </w:rPr>
+              <w:t>用鎓离子机理解释反式加成</w:t>
+            </w:r>
+            <w:r>
+              <w:rPr>
+                <w:rFonts w:hint="eastAsia" w:ascii="Times New Roman" w:hAnsi="Times New Roman" w:eastAsia="Times New Roman" w:cs="Times New Roman"/>
+              </w:rPr>
+              <w:t>，</w:t>
+            </w:r>
+            <w:r>
+              <w:rPr>
+                <w:rFonts w:hint="eastAsia" w:ascii="Times New Roman" w:hAnsi="Times New Roman" w:eastAsia="FangSong" w:cs="Times New Roman"/>
+              </w:rPr>
+              <w:t>用四中心过渡态解释硼氢化反马氏</w:t>
+            </w:r>
+            <w:r>
+              <w:rPr>
+                <w:rFonts w:hint="eastAsia" w:ascii="Times New Roman" w:hAnsi="Times New Roman" w:eastAsia="Times New Roman" w:cs="Times New Roman"/>
+              </w:rPr>
+              <w:t>+syn</w:t>
+            </w:r>
+          </w:p>
+        </w:tc>
+      </w:tr>
+      <w:tr>
+        <w:tc>
+          <w:tcPr/>
+          <w:p>
+            <w:pPr>
+              <w:pStyle w:val="Compact"/>
+              <w:jc w:val="center"/>
+            </w:pPr>
+            <w:r>
+              <w:rPr>
+                <w:rFonts w:ascii="Times New Roman" w:hAnsi="Times New Roman" w:eastAsia="Times New Roman" w:cs="Times New Roman"/>
+              </w:rPr>
+              <w:t xml:space="preserve">§43 </w:t>
+            </w:r>
+            <w:r>
+              <w:rPr>
+                <w:rFonts w:hint="eastAsia" w:ascii="Times New Roman" w:hAnsi="Times New Roman" w:eastAsia="FangSong" w:cs="Times New Roman"/>
+              </w:rPr>
+              <w:t xml:space="preserve">亲电加成反应</w:t>
+            </w:r>
+            <w:r>
+              <w:rPr>
+                <w:rFonts w:ascii="Times New Roman" w:hAnsi="Times New Roman" w:eastAsia="Times New Roman" w:cs="Times New Roman"/>
+              </w:rPr>
+              <w:t xml:space="preserve"> · </w:t>
+            </w:r>
+            <w:r>
+              <w:rPr>
+                <w:rFonts w:hint="eastAsia" w:ascii="Times New Roman" w:hAnsi="Times New Roman" w:eastAsia="FangSong" w:cs="Times New Roman"/>
+              </w:rPr>
+              <w:t xml:space="preserve">典型加成的立体区域结果</w:t>
+            </w:r>
+          </w:p>
+        </w:tc>
+        <w:tc>
+          <w:tcPr/>
+          <w:p>
+            <w:pPr>
+              <w:pStyle w:val="Compact"/>
+              <w:jc w:val="center"/>
+            </w:pPr>
+            <w:r>
+              <w:rPr>
+                <w:rFonts w:hint="eastAsia" w:ascii="Times New Roman" w:hAnsi="Times New Roman" w:eastAsia="FangSong" w:cs="Times New Roman"/>
+              </w:rPr>
+              <w:t>能判断</w:t>
+            </w:r>
+            <w:r>
+              <w:rPr>
+                <w:rFonts w:hint="eastAsia" w:ascii="Times New Roman" w:hAnsi="Times New Roman" w:eastAsia="Times New Roman" w:cs="Times New Roman"/>
+              </w:rPr>
+              <w:t>Br</w:t>
+            </w:r>
+            <w:r>
+              <w:rPr>
+                <w:rFonts w:hint="eastAsia" w:ascii="Times New Roman" w:hAnsi="Times New Roman" w:eastAsia="Times New Roman" w:cs="Times New Roman"/>
+                <w:vertAlign w:val="subscript"/>
+              </w:rPr>
+              <w:t>2</w:t>
+            </w:r>
+            <w:r>
+              <w:rPr>
+                <w:rFonts w:hint="eastAsia" w:ascii="Times New Roman" w:hAnsi="Times New Roman" w:eastAsia="Times New Roman" w:cs="Times New Roman"/>
+              </w:rPr>
+              <w:t>、</w:t>
+            </w:r>
+            <w:r>
+              <w:rPr>
+                <w:rFonts w:hint="eastAsia" w:ascii="Times New Roman" w:hAnsi="Times New Roman" w:eastAsia="FangSong" w:cs="Times New Roman"/>
+              </w:rPr>
+              <w:t>硼氢化</w:t>
+            </w:r>
+            <w:r>
+              <w:rPr>
+                <w:rFonts w:hint="eastAsia" w:ascii="Times New Roman" w:hAnsi="Times New Roman" w:eastAsia="Times New Roman" w:cs="Times New Roman"/>
+              </w:rPr>
+              <w:t>-</w:t>
+            </w:r>
+            <w:r>
+              <w:rPr>
+                <w:rFonts w:hint="eastAsia" w:ascii="Times New Roman" w:hAnsi="Times New Roman" w:eastAsia="FangSong" w:cs="Times New Roman"/>
+              </w:rPr>
+              <w:t>氧化</w:t>
+            </w:r>
+            <w:r>
+              <w:rPr>
+                <w:rFonts w:hint="eastAsia" w:ascii="Times New Roman" w:hAnsi="Times New Roman" w:eastAsia="Times New Roman" w:cs="Times New Roman"/>
+              </w:rPr>
+              <w:t>、</w:t>
+            </w:r>
+            <w:r>
+              <w:rPr>
+                <w:rFonts w:hint="eastAsia" w:ascii="Times New Roman" w:hAnsi="Times New Roman" w:eastAsia="FangSong" w:cs="Times New Roman"/>
+              </w:rPr>
+              <w:t>共轭二烯加成的立体与区域结果</w:t>
+            </w:r>
+          </w:p>
+        </w:tc>
+      </w:tr>
+      <w:tr>
+        <w:tc>
+          <w:tcPr/>
+          <w:p>
+            <w:pPr>
+              <w:pStyle w:val="Compact"/>
+              <w:jc w:val="center"/>
+            </w:pPr>
+            <w:r>
+              <w:rPr>
+                <w:rFonts w:ascii="Times New Roman" w:hAnsi="Times New Roman" w:eastAsia="Times New Roman" w:cs="Times New Roman"/>
+              </w:rPr>
+              <w:t xml:space="preserve">§43 </w:t>
+            </w:r>
+            <w:r>
+              <w:rPr>
+                <w:rFonts w:hint="eastAsia" w:ascii="Times New Roman" w:hAnsi="Times New Roman" w:eastAsia="FangSong" w:cs="Times New Roman"/>
+              </w:rPr>
+              <w:t xml:space="preserve">亲电加成反应</w:t>
+            </w:r>
+            <w:r>
+              <w:rPr>
+                <w:rFonts w:ascii="Times New Roman" w:hAnsi="Times New Roman" w:eastAsia="Times New Roman" w:cs="Times New Roman"/>
+              </w:rPr>
+              <w:t xml:space="preserve"> · </w:t>
+            </w:r>
+            <w:r>
+              <w:rPr>
+                <w:rFonts w:hint="eastAsia" w:ascii="Times New Roman" w:hAnsi="Times New Roman" w:eastAsia="FangSong" w:cs="Times New Roman"/>
+              </w:rPr>
+              <w:t xml:space="preserve">烯烃氧化加成三件套</w:t>
+            </w:r>
+          </w:p>
+        </w:tc>
+        <w:tc>
+          <w:tcPr/>
+          <w:p>
+            <w:pPr>
+              <w:pStyle w:val="Compact"/>
+              <w:jc w:val="center"/>
+            </w:pPr>
+            <w:r>
+              <w:rPr>
+                <w:rFonts w:hint="eastAsia" w:ascii="Times New Roman" w:hAnsi="Times New Roman" w:eastAsia="FangSong" w:cs="Times New Roman"/>
+              </w:rPr>
+              <w:t>能用臭氧化</w:t>
+            </w:r>
+            <w:r>
+              <w:rPr>
+                <w:rFonts w:hint="eastAsia" w:ascii="Times New Roman" w:hAnsi="Times New Roman" w:eastAsia="Times New Roman" w:cs="Times New Roman"/>
+              </w:rPr>
+              <w:t>/</w:t>
+            </w:r>
+            <w:r>
+              <w:rPr>
+                <w:rFonts w:hint="eastAsia" w:ascii="Times New Roman" w:hAnsi="Times New Roman" w:eastAsia="FangSong" w:cs="Times New Roman"/>
+              </w:rPr>
+              <w:t>环氧化</w:t>
+            </w:r>
+            <w:r>
+              <w:rPr>
+                <w:rFonts w:hint="eastAsia" w:ascii="Times New Roman" w:hAnsi="Times New Roman" w:eastAsia="Times New Roman" w:cs="Times New Roman"/>
+              </w:rPr>
+              <w:t>/</w:t>
+            </w:r>
+            <w:r>
+              <w:rPr>
+                <w:rFonts w:hint="eastAsia" w:ascii="Times New Roman" w:hAnsi="Times New Roman" w:eastAsia="FangSong" w:cs="Times New Roman"/>
+              </w:rPr>
+              <w:t>双羟基化三件套推断烯烃结构</w:t>
+            </w:r>
+            <w:r>
+              <w:rPr>
+                <w:rFonts w:hint="eastAsia" w:ascii="Times New Roman" w:hAnsi="Times New Roman" w:eastAsia="Times New Roman" w:cs="Times New Roman"/>
+              </w:rPr>
+              <w:t>，</w:t>
+            </w:r>
+            <w:r>
+              <w:rPr>
+                <w:rFonts w:hint="eastAsia" w:ascii="Times New Roman" w:hAnsi="Times New Roman" w:eastAsia="FangSong" w:cs="Times New Roman"/>
+              </w:rPr>
+              <w:t>区分还原</w:t>
+            </w:r>
+            <w:r>
+              <w:rPr>
+                <w:rFonts w:ascii="Times New Roman" w:hAnsi="Times New Roman" w:eastAsia="Times New Roman" w:cs="Times New Roman"/>
+              </w:rPr>
+              <w:t xml:space="preserve"> vs </w:t>
+            </w:r>
+            <w:r>
+              <w:rPr>
+                <w:rFonts w:hint="eastAsia" w:ascii="Times New Roman" w:hAnsi="Times New Roman" w:eastAsia="FangSong" w:cs="Times New Roman"/>
+              </w:rPr>
+              <w:t xml:space="preserve">氧化后处理</w:t>
+            </w:r>
+          </w:p>
+        </w:tc>
+      </w:tr>
+      <w:tr>
+        <w:tc>
+          <w:tcPr/>
+          <w:p>
+            <w:pPr>
+              <w:pStyle w:val="Compact"/>
+              <w:jc w:val="center"/>
+            </w:pPr>
+            <w:r>
+              <w:rPr>
+                <w:rFonts w:ascii="Times New Roman" w:hAnsi="Times New Roman" w:eastAsia="Times New Roman" w:cs="Times New Roman"/>
+              </w:rPr>
+              <w:t xml:space="preserve">§45 </w:t>
+            </w:r>
+            <w:r>
+              <w:rPr>
+                <w:rFonts w:hint="eastAsia" w:ascii="Times New Roman" w:hAnsi="Times New Roman" w:eastAsia="FangSong" w:cs="Times New Roman"/>
+              </w:rPr>
+              <w:t xml:space="preserve">亲核加成反应</w:t>
+            </w:r>
+            <w:r>
+              <w:rPr>
+                <w:rFonts w:ascii="Times New Roman" w:hAnsi="Times New Roman" w:eastAsia="Times New Roman" w:cs="Times New Roman"/>
+              </w:rPr>
+              <w:t xml:space="preserve"> · 1,2- </w:t>
+            </w:r>
+            <w:r>
+              <w:rPr>
+                <w:rFonts w:hint="eastAsia" w:ascii="Times New Roman" w:hAnsi="Times New Roman" w:eastAsia="FangSong" w:cs="Times New Roman"/>
+              </w:rPr>
+              <w:t xml:space="preserve">与</w:t>
+            </w:r>
+            <w:r>
+              <w:rPr>
+                <w:rFonts w:ascii="Times New Roman" w:hAnsi="Times New Roman" w:eastAsia="Times New Roman" w:cs="Times New Roman"/>
+              </w:rPr>
+              <w:t xml:space="preserve"> 1,4- </w:t>
+            </w:r>
+            <w:r>
+              <w:rPr>
+                <w:rFonts w:hint="eastAsia" w:ascii="Times New Roman" w:hAnsi="Times New Roman" w:eastAsia="FangSong" w:cs="Times New Roman"/>
+              </w:rPr>
+              <w:t xml:space="preserve">路径</w:t>
+            </w:r>
+          </w:p>
+        </w:tc>
+        <w:tc>
+          <w:tcPr/>
+          <w:p>
+            <w:pPr>
+              <w:pStyle w:val="Compact"/>
+              <w:jc w:val="center"/>
+            </w:pPr>
+            <w:r>
+              <w:rPr>
+                <w:rFonts w:hint="eastAsia" w:ascii="Times New Roman" w:hAnsi="Times New Roman" w:eastAsia="FangSong" w:cs="Times New Roman"/>
+              </w:rPr>
+              <w:t>能区分羰基亲核加成的</w:t>
+            </w:r>
+            <w:r>
+              <w:rPr>
+                <w:rFonts w:hint="eastAsia" w:ascii="Times New Roman" w:hAnsi="Times New Roman" w:eastAsia="Times New Roman" w:cs="Times New Roman"/>
+              </w:rPr>
+              <w:t>1,2-</w:t>
+            </w:r>
+            <w:r>
+              <w:rPr>
+                <w:rFonts w:hint="eastAsia" w:ascii="Times New Roman" w:hAnsi="Times New Roman" w:eastAsia="FangSong" w:cs="Times New Roman"/>
+              </w:rPr>
+              <w:t>与</w:t>
+            </w:r>
+            <w:r>
+              <w:rPr>
+                <w:rFonts w:hint="eastAsia" w:ascii="Times New Roman" w:hAnsi="Times New Roman" w:eastAsia="Times New Roman" w:cs="Times New Roman"/>
+              </w:rPr>
+              <w:t>1,4-</w:t>
+            </w:r>
+            <w:r>
+              <w:rPr>
+                <w:rFonts w:hint="eastAsia" w:ascii="Times New Roman" w:hAnsi="Times New Roman" w:eastAsia="FangSong" w:cs="Times New Roman"/>
+              </w:rPr>
+              <w:t>路径</w:t>
+            </w:r>
+            <w:r>
+              <w:rPr>
+                <w:rFonts w:hint="eastAsia" w:ascii="Times New Roman" w:hAnsi="Times New Roman" w:eastAsia="Times New Roman" w:cs="Times New Roman"/>
+              </w:rPr>
+              <w:t>，</w:t>
+            </w:r>
+            <w:r>
+              <w:rPr>
+                <w:rFonts w:hint="eastAsia" w:ascii="Times New Roman" w:hAnsi="Times New Roman" w:eastAsia="FangSong" w:cs="Times New Roman"/>
+              </w:rPr>
+              <w:t>并与硬软亲核试剂关联</w:t>
+            </w:r>
+          </w:p>
+        </w:tc>
+      </w:tr>
+      <w:tr>
+        <w:tc>
+          <w:tcPr/>
+          <w:p>
+            <w:pPr>
+              <w:pStyle w:val="Compact"/>
+              <w:jc w:val="center"/>
+            </w:pPr>
+            <w:r>
+              <w:rPr>
+                <w:rFonts w:ascii="Times New Roman" w:hAnsi="Times New Roman" w:eastAsia="Times New Roman" w:cs="Times New Roman"/>
+              </w:rPr>
+              <w:t xml:space="preserve">§49 </w:t>
+            </w:r>
+            <w:r>
+              <w:rPr>
+                <w:rFonts w:hint="eastAsia" w:ascii="Times New Roman" w:hAnsi="Times New Roman" w:eastAsia="FangSong" w:cs="Times New Roman"/>
+              </w:rPr>
+              <w:t xml:space="preserve">周环反应</w:t>
+            </w:r>
+            <w:r>
+              <w:rPr>
+                <w:rFonts w:ascii="Times New Roman" w:hAnsi="Times New Roman" w:eastAsia="Times New Roman" w:cs="Times New Roman"/>
+              </w:rPr>
+              <w:t xml:space="preserve"> · </w:t>
+            </w:r>
+            <w:r>
+              <w:rPr>
+                <w:rFonts w:hint="eastAsia" w:ascii="Times New Roman" w:hAnsi="Times New Roman" w:eastAsia="FangSong" w:cs="Times New Roman"/>
+              </w:rPr>
+              <w:t xml:space="preserve">环加成允许性差异</w:t>
+            </w:r>
+          </w:p>
+        </w:tc>
+        <w:tc>
+          <w:tcPr/>
+          <w:p>
+            <w:pPr>
+              <w:pStyle w:val="Compact"/>
+              <w:jc w:val="center"/>
+            </w:pPr>
+            <w:r>
+              <w:rPr>
+                <w:rFonts w:hint="eastAsia" w:ascii="Times New Roman" w:hAnsi="Times New Roman" w:eastAsia="FangSong" w:cs="Times New Roman"/>
+              </w:rPr>
+              <w:t>能画出</w:t>
+            </w:r>
+            <w:r>
+              <w:rPr>
+                <w:rFonts w:hint="eastAsia" w:ascii="Times New Roman" w:hAnsi="Times New Roman" w:eastAsia="Times New Roman" w:cs="Times New Roman"/>
+              </w:rPr>
+              <w:t>Diels-Alder</w:t>
+            </w:r>
+            <w:r>
+              <w:rPr>
+                <w:rFonts w:hint="eastAsia" w:ascii="Times New Roman" w:hAnsi="Times New Roman" w:eastAsia="FangSong" w:cs="Times New Roman"/>
+              </w:rPr>
+              <w:t>反应的立体化学</w:t>
+            </w:r>
+            <w:r>
+              <w:rPr>
+                <w:rFonts w:hint="eastAsia" w:ascii="Times New Roman" w:hAnsi="Times New Roman" w:eastAsia="Times New Roman" w:cs="Times New Roman"/>
+              </w:rPr>
+              <w:t>，</w:t>
+            </w:r>
+            <w:r>
+              <w:rPr>
+                <w:rFonts w:hint="eastAsia" w:ascii="Times New Roman" w:hAnsi="Times New Roman" w:eastAsia="FangSong" w:cs="Times New Roman"/>
+              </w:rPr>
+              <w:t>识别</w:t>
+            </w:r>
+            <w:r>
+              <w:rPr>
+                <w:rFonts w:hint="eastAsia" w:ascii="Times New Roman" w:hAnsi="Times New Roman" w:eastAsia="Times New Roman" w:cs="Times New Roman"/>
+              </w:rPr>
+              <w:t>[2+2]</w:t>
+            </w:r>
+            <w:r>
+              <w:rPr>
+                <w:rFonts w:hint="eastAsia" w:ascii="Times New Roman" w:hAnsi="Times New Roman" w:eastAsia="FangSong" w:cs="Times New Roman"/>
+              </w:rPr>
+              <w:t>与</w:t>
+            </w:r>
+            <w:r>
+              <w:rPr>
+                <w:rFonts w:hint="eastAsia" w:ascii="Times New Roman" w:hAnsi="Times New Roman" w:eastAsia="Times New Roman" w:cs="Times New Roman"/>
+              </w:rPr>
+              <w:t>[4+2]</w:t>
+            </w:r>
+            <w:r>
+              <w:rPr>
+                <w:rFonts w:hint="eastAsia" w:ascii="Times New Roman" w:hAnsi="Times New Roman" w:eastAsia="FangSong" w:cs="Times New Roman"/>
+              </w:rPr>
+              <w:t>的允许性差异</w:t>
+            </w:r>
+          </w:p>
+        </w:tc>
+      </w:tr>
+    </w:tbl>
+    <w:p>
+      <w:pPr>
+        <w:spacing w:before="160" w:after="80"/>
+      </w:pPr>
+      <w:r>
+        <w:pict>
+          <v:rect style="width:0;height:1.5pt" o:hralign="center" o:hrstd="t" o:hr="t"/>
+        </w:pict>
+      </w:r>
+    </w:p>
+    <w:bookmarkEnd w:id="24"/>
+    <w:bookmarkStart w:id="30" w:name="一加成反应总框架"/>
+    <w:p>
+      <w:pPr>
+        <w:pStyle w:val="Heading2"/>
+        <w:spacing w:before="280" w:after="120"/>
+      </w:pPr>
+      <w:r>
+        <w:rPr>
+          <w:rFonts w:hint="eastAsia" w:ascii="Times New Roman" w:hAnsi="Times New Roman" w:eastAsia="SimHei" w:cs="Times New Roman"/>
+        </w:rPr>
+        <w:t>一</w:t>
+      </w:r>
+      <w:r>
+        <w:rPr>
+          <w:rFonts w:hint="eastAsia" w:ascii="Times New Roman" w:hAnsi="Times New Roman" w:eastAsia="Times New Roman" w:cs="Times New Roman"/>
+        </w:rPr>
+        <w:t>、</w:t>
+      </w:r>
+      <w:r>
+        <w:rPr>
+          <w:rFonts w:hint="eastAsia" w:ascii="Times New Roman" w:hAnsi="Times New Roman" w:eastAsia="SimHei" w:cs="Times New Roman"/>
+        </w:rPr>
+        <w:t>加成反应总框架</w:t>
+      </w:r>
+    </w:p>
+    <w:p>
+      <w:pPr>
+        <w:pStyle w:val="CaptionedFigure"/>
+        <w:spacing w:before="160" w:after="80"/>
+        <w:jc w:val="center"/>
+      </w:pPr>
+      <w:r>
+        <w:rPr>
+          <w:rFonts w:ascii="Times New Roman" w:hAnsi="Times New Roman" w:eastAsia="Times New Roman" w:cs="Times New Roman"/>
+        </w:rPr>
+        <w:drawing>
+          <wp:inline>
+            <wp:extent cx="2667000" cy="2366554"/>
+            <wp:effectExtent b="0" l="0" r="0" t="0"/>
+            <wp:docPr descr="反应坐标图——亲电加成的能垒与过渡态示意" title="" id="26" name="Picture"/>
+            <a:graphic>
+              <a:graphicData uri="http://schemas.openxmlformats.org/drawingml/2006/picture">
+                <pic:pic>
+                  <pic:nvPicPr>
+                    <pic:cNvPr descr="b65ca80cb864871feb5ed80b7804c174484dc908169866d06e07008e3be7a0d6.jpg" id="27" name="Picture"/>
+                    <pic:cNvPicPr>
+                      <a:picLocks noChangeArrowheads="1" noChangeAspect="1"/>
+                    </pic:cNvPicPr>
+                  </pic:nvPicPr>
+                  <pic:blipFill>
+                    <a:blip r:embed="rId25"/>
+                    <a:stretch>
+                      <a:fillRect/>
+                    </a:stretch>
+                  </pic:blipFill>
+                  <pic:spPr bwMode="auto">
+                    <a:xfrm>
+                      <a:off x="0" y="0"/>
+                      <a:ext cx="2667000" cy="2366554"/>
+                    </a:xfrm>
+                    <a:prstGeom prst="rect">
+                      <a:avLst/>
+                    </a:prstGeom>
+                    <a:noFill/>
+                    <a:ln w="9525">
+                      <a:noFill/>
+                      <a:headEnd/>
+                      <a:tailEnd/>
+                    </a:ln>
+                  </pic:spPr>
+                </pic:pic>
+              </a:graphicData>
+            </a:graphic>
+          </wp:inline>
+        </w:drawing>
+      </w:r>
     </w:p>
     <w:p>
       <w:pPr>
         <w:pStyle w:val="ImageCaption"/>
+        <w:ind w:firstLine="420"/>
       </w:pPr>
       <w:r>
         <w:rPr>
@@ -1330,7 +2338,7 @@
         <w:t xml:space="preserve">Commons）</w:t>
       </w:r>
     </w:p>
-    <w:bookmarkStart w:id="13" w:name="为什么要按底物分类不按反应名背诵"/>
+    <w:bookmarkStart w:id="28" w:name="为什么要按底物分类不按反应名背诵"/>
     <w:p>
       <w:pPr>
         <w:pStyle w:val="Heading3"/>
@@ -1418,6 +2426,7 @@
     <w:p>
       <w:pPr>
         <w:pStyle w:val="FirstParagraph"/>
+        <w:ind w:firstLine="420"/>
       </w:pPr>
       <w:r>
         <w:rPr>
@@ -1481,6 +2490,7 @@
     <w:p>
       <w:pPr>
         <w:pStyle w:val="BodyText"/>
+        <w:ind w:firstLine="420"/>
       </w:pPr>
       <w:r>
         <w:rPr>
@@ -1498,6 +2508,7 @@
     <w:p>
       <w:pPr>
         <w:pStyle w:val="BodyText"/>
+        <w:ind w:firstLine="420"/>
       </w:pPr>
       <w:r>
         <w:rPr>
@@ -1533,6 +2544,7 @@
     <w:p>
       <w:pPr>
         <w:pStyle w:val="BodyText"/>
+        <w:ind w:firstLine="420"/>
       </w:pPr>
       <w:r>
         <w:rPr>
@@ -1610,6 +2622,7 @@
     <w:p>
       <w:pPr>
         <w:pStyle w:val="BodyText"/>
+        <w:ind w:firstLine="420"/>
       </w:pPr>
       <w:r>
         <w:rPr>
@@ -1688,6 +2701,7 @@
       <w:pPr>
         <w:pStyle w:val="BodyText"/>
         <w:spacing w:after="80"/>
+        <w:ind w:firstLine="420"/>
       </w:pPr>
       <w:r>
         <w:rPr>
@@ -1779,6 +2793,15 @@
         <w:tblStyle w:val="Table"/>
         <w:tblW w:type="auto" w:w="0"/>
         <w:tblLook w:firstRow="1" w:lastRow="0" w:firstColumn="0" w:lastColumn="0" w:noHBand="0" w:noVBand="0" w:val="0020"/>
+        <w:jc w:val="center"/>
+        <w:tblBorders>
+          <w:top w:val="single" w:sz="12" w:space="0" w:color="333333"/>
+          <w:bottom w:val="single" w:sz="12" w:space="0" w:color="333333"/>
+          <w:left w:val="none"/>
+          <w:right w:val="none"/>
+          <w:insideH w:val="none"/>
+          <w:insideV w:val="none"/>
+        </w:tblBorders>
       </w:tblPr>
       <w:tblGrid>
         <w:gridCol w:w="2640"/>
@@ -1790,7 +2813,11 @@
           <w:tblHeader w:val="on"/>
         </w:trPr>
         <w:tc>
-          <w:tcPr/>
+          <w:tcPr>
+            <w:tcBorders>
+              <w:bottom w:val="single" w:sz="6" w:space="0" w:color="333333"/>
+            </w:tcBorders>
+          </w:tcPr>
           <w:p>
             <w:pPr>
               <w:pStyle w:val="Compact"/>
@@ -1806,7 +2833,11 @@
           </w:p>
         </w:tc>
         <w:tc>
-          <w:tcPr/>
+          <w:tcPr>
+            <w:tcBorders>
+              <w:bottom w:val="single" w:sz="6" w:space="0" w:color="333333"/>
+            </w:tcBorders>
+          </w:tcPr>
           <w:p>
             <w:pPr>
               <w:pStyle w:val="Compact"/>
@@ -1822,7 +2853,11 @@
           </w:p>
         </w:tc>
         <w:tc>
-          <w:tcPr/>
+          <w:tcPr>
+            <w:tcBorders>
+              <w:bottom w:val="single" w:sz="6" w:space="0" w:color="333333"/>
+            </w:tcBorders>
+          </w:tcPr>
           <w:p>
             <w:pPr>
               <w:pStyle w:val="Compact"/>
@@ -2188,8 +3223,8 @@
         </w:tc>
       </w:tr>
     </w:tbl>
-    <w:bookmarkEnd w:id="13"/>
-    <w:bookmarkStart w:id="14" w:name="五维控制因素速览"/>
+    <w:bookmarkEnd w:id="28"/>
+    <w:bookmarkStart w:id="29" w:name="五维控制因素速览"/>
     <w:p>
       <w:pPr>
         <w:pStyle w:val="Heading3"/>
@@ -2213,6 +3248,15 @@
         <w:tblStyle w:val="Table"/>
         <w:tblW w:type="auto" w:w="0"/>
         <w:tblLook w:firstRow="1" w:lastRow="0" w:firstColumn="0" w:lastColumn="0" w:noHBand="0" w:noVBand="0" w:val="0020"/>
+        <w:jc w:val="center"/>
+        <w:tblBorders>
+          <w:top w:val="single" w:sz="12" w:space="0" w:color="333333"/>
+          <w:bottom w:val="single" w:sz="12" w:space="0" w:color="333333"/>
+          <w:left w:val="none"/>
+          <w:right w:val="none"/>
+          <w:insideH w:val="none"/>
+          <w:insideV w:val="none"/>
+        </w:tblBorders>
       </w:tblPr>
       <w:tblGrid>
         <w:gridCol w:w="2640"/>
@@ -2224,7 +3268,11 @@
           <w:tblHeader w:val="on"/>
         </w:trPr>
         <w:tc>
-          <w:tcPr/>
+          <w:tcPr>
+            <w:tcBorders>
+              <w:bottom w:val="single" w:sz="6" w:space="0" w:color="333333"/>
+            </w:tcBorders>
+          </w:tcPr>
           <w:p>
             <w:pPr>
               <w:pStyle w:val="Compact"/>
@@ -2240,7 +3288,11 @@
           </w:p>
         </w:tc>
         <w:tc>
-          <w:tcPr/>
+          <w:tcPr>
+            <w:tcBorders>
+              <w:bottom w:val="single" w:sz="6" w:space="0" w:color="333333"/>
+            </w:tcBorders>
+          </w:tcPr>
           <w:p>
             <w:pPr>
               <w:pStyle w:val="Compact"/>
@@ -2256,7 +3308,11 @@
           </w:p>
         </w:tc>
         <w:tc>
-          <w:tcPr/>
+          <w:tcPr>
+            <w:tcBorders>
+              <w:bottom w:val="single" w:sz="6" w:space="0" w:color="333333"/>
+            </w:tcBorders>
+          </w:tcPr>
           <w:p>
             <w:pPr>
               <w:pStyle w:val="Compact"/>
@@ -2653,6 +3709,7 @@
       <w:pPr>
         <w:pStyle w:val="BlockText"/>
         <w:spacing w:before="120"/>
+        <w:ind w:firstLine="420"/>
       </w:pPr>
       <w:r>
         <w:rPr>
@@ -2843,9 +3900,9 @@
         </w:pict>
       </w:r>
     </w:p>
-    <w:bookmarkEnd w:id="14"/>
-    <w:bookmarkEnd w:id="15"/>
-    <w:bookmarkStart w:id="21" w:name="二亲电加成烯烃炔烃的电子控制主线"/>
+    <w:bookmarkEnd w:id="29"/>
+    <w:bookmarkEnd w:id="30"/>
+    <w:bookmarkStart w:id="36" w:name="二亲电加成烯烃炔烃的电子控制主线"/>
     <w:p>
       <w:pPr>
         <w:pStyle w:val="Heading2"/>
@@ -2894,7 +3951,7 @@
         <w:t>炔烃的电子控制主线</w:t>
       </w:r>
     </w:p>
-    <w:bookmarkStart w:id="16" w:name="通用机理框架"/>
+    <w:bookmarkStart w:id="31" w:name="通用机理框架"/>
     <w:p>
       <w:pPr>
         <w:pStyle w:val="Heading3"/>
@@ -2916,6 +3973,7 @@
     <w:p>
       <w:pPr>
         <w:pStyle w:val="FirstParagraph"/>
+        <w:ind w:firstLine="420"/>
       </w:pPr>
       <w:r>
         <w:rPr>
@@ -2991,6 +4049,7 @@
     <w:p>
       <w:pPr>
         <w:pStyle w:val="BodyText"/>
+        <w:ind w:firstLine="420"/>
       </w:pPr>
       <w:r>
         <w:rPr>
@@ -3256,6 +4315,7 @@
     <w:p>
       <w:pPr>
         <w:pStyle w:val="BodyText"/>
+        <w:ind w:firstLine="420"/>
       </w:pPr>
       <w:r>
         <w:rPr>
@@ -3309,8 +4369,8 @@
         <w:t>完成加成</w:t>
       </w:r>
     </w:p>
-    <w:bookmarkEnd w:id="16"/>
-    <w:bookmarkStart w:id="17" w:name="碳正离子路径-vs-鎓离子路径核心对比"/>
+    <w:bookmarkEnd w:id="31"/>
+    <w:bookmarkStart w:id="32" w:name="碳正离子路径-vs-鎓离子路径核心对比"/>
     <w:p>
       <w:pPr>
         <w:pStyle w:val="Heading3"/>
@@ -3358,6 +4418,15 @@
         <w:tblStyle w:val="Table"/>
         <w:tblW w:type="auto" w:w="0"/>
         <w:tblLook w:firstRow="1" w:lastRow="0" w:firstColumn="0" w:lastColumn="0" w:noHBand="0" w:noVBand="0" w:val="0020"/>
+        <w:jc w:val="center"/>
+        <w:tblBorders>
+          <w:top w:val="single" w:sz="12" w:space="0" w:color="333333"/>
+          <w:bottom w:val="single" w:sz="12" w:space="0" w:color="333333"/>
+          <w:left w:val="none"/>
+          <w:right w:val="none"/>
+          <w:insideH w:val="none"/>
+          <w:insideV w:val="none"/>
+        </w:tblBorders>
       </w:tblPr>
       <w:tblGrid>
         <w:gridCol w:w="2640"/>
@@ -3369,7 +4438,11 @@
           <w:tblHeader w:val="on"/>
         </w:trPr>
         <w:tc>
-          <w:tcPr/>
+          <w:tcPr>
+            <w:tcBorders>
+              <w:bottom w:val="single" w:sz="6" w:space="0" w:color="333333"/>
+            </w:tcBorders>
+          </w:tcPr>
           <w:p>
             <w:pPr>
               <w:pStyle w:val="Compact"/>
@@ -3385,7 +4458,11 @@
           </w:p>
         </w:tc>
         <w:tc>
-          <w:tcPr/>
+          <w:tcPr>
+            <w:tcBorders>
+              <w:bottom w:val="single" w:sz="6" w:space="0" w:color="333333"/>
+            </w:tcBorders>
+          </w:tcPr>
           <w:p>
             <w:pPr>
               <w:pStyle w:val="Compact"/>
@@ -3401,7 +4478,11 @@
           </w:p>
         </w:tc>
         <w:tc>
-          <w:tcPr/>
+          <w:tcPr>
+            <w:tcBorders>
+              <w:bottom w:val="single" w:sz="6" w:space="0" w:color="333333"/>
+            </w:tcBorders>
+          </w:tcPr>
           <w:p>
             <w:pPr>
               <w:pStyle w:val="Compact"/>
@@ -3906,6 +4987,7 @@
       <w:pPr>
         <w:pStyle w:val="BlockText"/>
         <w:spacing w:before="120"/>
+        <w:ind w:firstLine="420"/>
       </w:pPr>
       <w:r>
         <w:rPr>
@@ -3975,6 +5057,7 @@
     <w:p>
       <w:pPr>
         <w:pStyle w:val="FirstParagraph"/>
+        <w:ind w:firstLine="420"/>
       </w:pPr>
       <w:r>
         <w:rPr>
@@ -4155,6 +5238,7 @@
       <w:pPr>
         <w:pStyle w:val="BodyText"/>
         <w:spacing w:after="80"/>
+        <w:ind w:firstLine="420"/>
       </w:pPr>
       <w:r>
         <w:rPr>
@@ -4331,6 +5415,15 @@
         <w:tblW w:type="pct" w:w="5000"/>
         <w:tblLayout w:type="fixed"/>
         <w:tblLook w:firstRow="1" w:lastRow="0" w:firstColumn="0" w:lastColumn="0" w:noHBand="0" w:noVBand="0" w:val="0020"/>
+        <w:jc w:val="center"/>
+        <w:tblBorders>
+          <w:top w:val="single" w:sz="12" w:space="0" w:color="333333"/>
+          <w:bottom w:val="single" w:sz="12" w:space="0" w:color="333333"/>
+          <w:left w:val="none"/>
+          <w:right w:val="none"/>
+          <w:insideH w:val="none"/>
+          <w:insideV w:val="none"/>
+        </w:tblBorders>
       </w:tblPr>
       <w:tblGrid>
         <w:gridCol w:w="1980"/>
@@ -4343,7 +5436,11 @@
           <w:tblHeader w:val="on"/>
         </w:trPr>
         <w:tc>
-          <w:tcPr/>
+          <w:tcPr>
+            <w:tcBorders>
+              <w:bottom w:val="single" w:sz="6" w:space="0" w:color="333333"/>
+            </w:tcBorders>
+          </w:tcPr>
           <w:p>
             <w:pPr>
               <w:pStyle w:val="Compact"/>
@@ -4359,7 +5456,11 @@
           </w:p>
         </w:tc>
         <w:tc>
-          <w:tcPr/>
+          <w:tcPr>
+            <w:tcBorders>
+              <w:bottom w:val="single" w:sz="6" w:space="0" w:color="333333"/>
+            </w:tcBorders>
+          </w:tcPr>
           <w:p>
             <w:pPr>
               <w:pStyle w:val="Compact"/>
@@ -4375,7 +5476,11 @@
           </w:p>
         </w:tc>
         <w:tc>
-          <w:tcPr/>
+          <w:tcPr>
+            <w:tcBorders>
+              <w:bottom w:val="single" w:sz="6" w:space="0" w:color="333333"/>
+            </w:tcBorders>
+          </w:tcPr>
           <w:p>
             <w:pPr>
               <w:pStyle w:val="Compact"/>
@@ -4391,7 +5496,11 @@
           </w:p>
         </w:tc>
         <w:tc>
-          <w:tcPr/>
+          <w:tcPr>
+            <w:tcBorders>
+              <w:bottom w:val="single" w:sz="6" w:space="0" w:color="333333"/>
+            </w:tcBorders>
+          </w:tcPr>
           <w:p>
             <w:pPr>
               <w:pStyle w:val="Compact"/>
@@ -4900,8 +6009,8 @@
         </w:tc>
       </w:tr>
     </w:tbl>
-    <w:bookmarkEnd w:id="17"/>
-    <w:bookmarkStart w:id="18" w:name="马氏规则-vs-反马氏规则三机理对比"/>
+    <w:bookmarkEnd w:id="32"/>
+    <w:bookmarkStart w:id="33" w:name="马氏规则-vs-反马氏规则三机理对比"/>
     <w:p>
       <w:pPr>
         <w:pStyle w:val="Heading3"/>
@@ -4950,6 +6059,15 @@
         <w:tblW w:type="pct" w:w="5000"/>
         <w:tblLayout w:type="fixed"/>
         <w:tblLook w:firstRow="1" w:lastRow="0" w:firstColumn="0" w:lastColumn="0" w:noHBand="0" w:noVBand="0" w:val="0020"/>
+        <w:jc w:val="center"/>
+        <w:tblBorders>
+          <w:top w:val="single" w:sz="12" w:space="0" w:color="333333"/>
+          <w:bottom w:val="single" w:sz="12" w:space="0" w:color="333333"/>
+          <w:left w:val="none"/>
+          <w:right w:val="none"/>
+          <w:insideH w:val="none"/>
+          <w:insideV w:val="none"/>
+        </w:tblBorders>
       </w:tblPr>
       <w:tblGrid>
         <w:gridCol w:w="1980"/>
@@ -4962,7 +6080,11 @@
           <w:tblHeader w:val="on"/>
         </w:trPr>
         <w:tc>
-          <w:tcPr/>
+          <w:tcPr>
+            <w:tcBorders>
+              <w:bottom w:val="single" w:sz="6" w:space="0" w:color="333333"/>
+            </w:tcBorders>
+          </w:tcPr>
           <w:p>
             <w:pPr>
               <w:pStyle w:val="Compact"/>
@@ -4978,7 +6100,11 @@
           </w:p>
         </w:tc>
         <w:tc>
-          <w:tcPr/>
+          <w:tcPr>
+            <w:tcBorders>
+              <w:bottom w:val="single" w:sz="6" w:space="0" w:color="333333"/>
+            </w:tcBorders>
+          </w:tcPr>
           <w:p>
             <w:pPr>
               <w:pStyle w:val="Compact"/>
@@ -4994,7 +6120,11 @@
           </w:p>
         </w:tc>
         <w:tc>
-          <w:tcPr/>
+          <w:tcPr>
+            <w:tcBorders>
+              <w:bottom w:val="single" w:sz="6" w:space="0" w:color="333333"/>
+            </w:tcBorders>
+          </w:tcPr>
           <w:p>
             <w:pPr>
               <w:pStyle w:val="Compact"/>
@@ -5010,7 +6140,11 @@
           </w:p>
         </w:tc>
         <w:tc>
-          <w:tcPr/>
+          <w:tcPr>
+            <w:tcBorders>
+              <w:bottom w:val="single" w:sz="6" w:space="0" w:color="333333"/>
+            </w:tcBorders>
+          </w:tcPr>
           <w:p>
             <w:pPr>
               <w:pStyle w:val="Compact"/>
@@ -5708,6 +6842,7 @@
       <w:pPr>
         <w:pStyle w:val="BodyText"/>
         <w:spacing w:before="120"/>
+        <w:ind w:firstLine="420"/>
       </w:pPr>
       <w:r>
         <w:rPr>
@@ -5955,6 +7090,7 @@
     <w:p>
       <w:pPr>
         <w:pStyle w:val="BodyText"/>
+        <w:ind w:firstLine="420"/>
       </w:pPr>
       <w:r>
         <w:rPr>
@@ -6103,8 +7239,8 @@
         <w:t>)。</w:t>
       </w:r>
     </w:p>
-    <w:bookmarkEnd w:id="18"/>
-    <w:bookmarkStart w:id="19" w:name="碳正离子重排亲电加成中的经典陷阱"/>
+    <w:bookmarkEnd w:id="33"/>
+    <w:bookmarkStart w:id="34" w:name="碳正离子重排亲电加成中的经典陷阱"/>
     <w:p>
       <w:pPr>
         <w:pStyle w:val="Heading3"/>
@@ -6138,6 +7274,7 @@
     <w:p>
       <w:pPr>
         <w:pStyle w:val="FirstParagraph"/>
+        <w:ind w:firstLine="420"/>
       </w:pPr>
       <w:r>
         <w:rPr>
@@ -6213,6 +7350,7 @@
     <w:p>
       <w:pPr>
         <w:pStyle w:val="BodyText"/>
+        <w:ind w:firstLine="420"/>
       </w:pPr>
       <w:r>
         <w:rPr>
@@ -6276,6 +7414,7 @@
           <w:ilvl w:val="0"/>
           <w:numId w:val="1001"/>
         </w:numPr>
+        <w:ind w:firstLine="420"/>
       </w:pPr>
       <w:r>
         <w:rPr>
@@ -6392,6 +7531,7 @@
           <w:ilvl w:val="0"/>
           <w:numId w:val="1001"/>
         </w:numPr>
+        <w:ind w:firstLine="420"/>
       </w:pPr>
       <w:r>
         <w:rPr>
@@ -6514,6 +7654,7 @@
           <w:ilvl w:val="0"/>
           <w:numId w:val="1001"/>
         </w:numPr>
+        <w:ind w:firstLine="420"/>
       </w:pPr>
       <w:r>
         <w:rPr>
@@ -6601,6 +7742,7 @@
       <w:pPr>
         <w:pStyle w:val="FirstParagraph"/>
         <w:spacing w:after="80"/>
+        <w:ind w:firstLine="420"/>
       </w:pPr>
       <w:r>
         <w:rPr>
@@ -6695,6 +7837,15 @@
         <w:tblW w:type="pct" w:w="5000"/>
         <w:tblLayout w:type="fixed"/>
         <w:tblLook w:firstRow="1" w:lastRow="0" w:firstColumn="0" w:lastColumn="0" w:noHBand="0" w:noVBand="0" w:val="0020"/>
+        <w:jc w:val="center"/>
+        <w:tblBorders>
+          <w:top w:val="single" w:sz="12" w:space="0" w:color="333333"/>
+          <w:bottom w:val="single" w:sz="12" w:space="0" w:color="333333"/>
+          <w:left w:val="none"/>
+          <w:right w:val="none"/>
+          <w:insideH w:val="none"/>
+          <w:insideV w:val="none"/>
+        </w:tblBorders>
       </w:tblPr>
       <w:tblGrid>
         <w:gridCol w:w="2640"/>
@@ -6706,7 +7857,11 @@
           <w:tblHeader w:val="on"/>
         </w:trPr>
         <w:tc>
-          <w:tcPr/>
+          <w:tcPr>
+            <w:tcBorders>
+              <w:bottom w:val="single" w:sz="6" w:space="0" w:color="333333"/>
+            </w:tcBorders>
+          </w:tcPr>
           <w:p>
             <w:pPr>
               <w:pStyle w:val="Compact"/>
@@ -6722,7 +7877,11 @@
           </w:p>
         </w:tc>
         <w:tc>
-          <w:tcPr/>
+          <w:tcPr>
+            <w:tcBorders>
+              <w:bottom w:val="single" w:sz="6" w:space="0" w:color="333333"/>
+            </w:tcBorders>
+          </w:tcPr>
           <w:p>
             <w:pPr>
               <w:pStyle w:val="Compact"/>
@@ -6738,7 +7897,11 @@
           </w:p>
         </w:tc>
         <w:tc>
-          <w:tcPr/>
+          <w:tcPr>
+            <w:tcBorders>
+              <w:bottom w:val="single" w:sz="6" w:space="0" w:color="333333"/>
+            </w:tcBorders>
+          </w:tcPr>
           <w:p>
             <w:pPr>
               <w:pStyle w:val="Compact"/>
@@ -6994,8 +8157,8 @@
         </w:tc>
       </w:tr>
     </w:tbl>
-    <w:bookmarkEnd w:id="19"/>
-    <w:bookmarkStart w:id="20" w:name="炔烃亲电加成的特殊性"/>
+    <w:bookmarkEnd w:id="34"/>
+    <w:bookmarkStart w:id="35" w:name="炔烃亲电加成的特殊性"/>
     <w:p>
       <w:pPr>
         <w:pStyle w:val="Heading3"/>
@@ -7019,6 +8182,15 @@
         <w:tblStyle w:val="Table"/>
         <w:tblW w:type="auto" w:w="0"/>
         <w:tblLook w:firstRow="1" w:lastRow="0" w:firstColumn="0" w:lastColumn="0" w:noHBand="0" w:noVBand="0" w:val="0020"/>
+        <w:jc w:val="center"/>
+        <w:tblBorders>
+          <w:top w:val="single" w:sz="12" w:space="0" w:color="333333"/>
+          <w:bottom w:val="single" w:sz="12" w:space="0" w:color="333333"/>
+          <w:left w:val="none"/>
+          <w:right w:val="none"/>
+          <w:insideH w:val="none"/>
+          <w:insideV w:val="none"/>
+        </w:tblBorders>
       </w:tblPr>
       <w:tblGrid>
         <w:gridCol w:w="3960"/>
@@ -7029,7 +8201,11 @@
           <w:tblHeader w:val="on"/>
         </w:trPr>
         <w:tc>
-          <w:tcPr/>
+          <w:tcPr>
+            <w:tcBorders>
+              <w:bottom w:val="single" w:sz="6" w:space="0" w:color="333333"/>
+            </w:tcBorders>
+          </w:tcPr>
           <w:p>
             <w:pPr>
               <w:pStyle w:val="Compact"/>
@@ -7045,7 +8221,11 @@
           </w:p>
         </w:tc>
         <w:tc>
-          <w:tcPr/>
+          <w:tcPr>
+            <w:tcBorders>
+              <w:bottom w:val="single" w:sz="6" w:space="0" w:color="333333"/>
+            </w:tcBorders>
+          </w:tcPr>
           <w:p>
             <w:pPr>
               <w:pStyle w:val="Compact"/>
@@ -7412,6 +8592,7 @@
       <w:pPr>
         <w:pStyle w:val="BlockText"/>
         <w:spacing w:before="120"/>
+        <w:ind w:firstLine="420"/>
       </w:pPr>
       <w:r>
         <w:rPr>
@@ -7535,9 +8716,9 @@
         </w:pict>
       </w:r>
     </w:p>
-    <w:bookmarkEnd w:id="20"/>
-    <w:bookmarkEnd w:id="21"/>
-    <w:bookmarkStart w:id="24" w:name="三硼氢化-氧化反马氏syn的经典"/>
+    <w:bookmarkEnd w:id="35"/>
+    <w:bookmarkEnd w:id="36"/>
+    <w:bookmarkStart w:id="39" w:name="三硼氢化-氧化反马氏syn的经典"/>
     <w:p>
       <w:pPr>
         <w:pStyle w:val="Heading2"/>
@@ -7598,7 +8779,7 @@
         <w:t>的经典</w:t>
       </w:r>
     </w:p>
-    <w:bookmarkStart w:id="22" w:name="机理要点"/>
+    <w:bookmarkStart w:id="37" w:name="机理要点"/>
     <w:p>
       <w:pPr>
         <w:pStyle w:val="Heading3"/>
@@ -7620,6 +8801,7 @@
     <w:p>
       <w:pPr>
         <w:pStyle w:val="FirstParagraph"/>
+        <w:ind w:firstLine="420"/>
       </w:pPr>
       <w:r>
         <w:rPr>
@@ -7697,6 +8879,7 @@
           <w:ilvl w:val="0"/>
           <w:numId w:val="1002"/>
         </w:numPr>
+        <w:ind w:firstLine="420"/>
       </w:pPr>
       <w:r>
         <w:rPr>
@@ -7753,6 +8936,7 @@
           <w:ilvl w:val="0"/>
           <w:numId w:val="1002"/>
         </w:numPr>
+        <w:ind w:firstLine="420"/>
       </w:pPr>
       <w:r>
         <w:rPr>
@@ -8067,6 +9251,7 @@
           <w:ilvl w:val="0"/>
           <w:numId w:val="1002"/>
         </w:numPr>
+        <w:ind w:firstLine="420"/>
       </w:pPr>
       <w:r>
         <w:rPr>
@@ -8218,6 +9403,7 @@
     <w:p>
       <w:pPr>
         <w:pStyle w:val="FirstParagraph"/>
+        <w:ind w:firstLine="420"/>
       </w:pPr>
       <w:r>
         <w:rPr>
@@ -8448,6 +9634,7 @@
     <w:p>
       <w:pPr>
         <w:pStyle w:val="BodyText"/>
+        <w:ind w:firstLine="420"/>
       </w:pPr>
       <w:r>
         <w:rPr>
@@ -8557,6 +9744,7 @@
     <w:p>
       <w:pPr>
         <w:pStyle w:val="BodyText"/>
+        <w:ind w:firstLine="420"/>
       </w:pPr>
       <w:r>
         <w:rPr>
@@ -8878,8 +10066,8 @@
         <w:t>产物仍是反马氏醇</w:t>
       </w:r>
     </w:p>
-    <w:bookmarkEnd w:id="22"/>
-    <w:bookmarkStart w:id="23" w:name="硼氢化-vs-羟汞化"/>
+    <w:bookmarkEnd w:id="37"/>
+    <w:bookmarkStart w:id="38" w:name="硼氢化-vs-羟汞化"/>
     <w:p>
       <w:pPr>
         <w:pStyle w:val="Heading3"/>
@@ -8915,6 +10103,15 @@
         <w:tblStyle w:val="Table"/>
         <w:tblW w:type="auto" w:w="0"/>
         <w:tblLook w:firstRow="1" w:lastRow="0" w:firstColumn="0" w:lastColumn="0" w:noHBand="0" w:noVBand="0" w:val="0020"/>
+        <w:jc w:val="center"/>
+        <w:tblBorders>
+          <w:top w:val="single" w:sz="12" w:space="0" w:color="333333"/>
+          <w:bottom w:val="single" w:sz="12" w:space="0" w:color="333333"/>
+          <w:left w:val="none"/>
+          <w:right w:val="none"/>
+          <w:insideH w:val="none"/>
+          <w:insideV w:val="none"/>
+        </w:tblBorders>
       </w:tblPr>
       <w:tblGrid>
         <w:gridCol w:w="2640"/>
@@ -8926,7 +10123,11 @@
           <w:tblHeader w:val="on"/>
         </w:trPr>
         <w:tc>
-          <w:tcPr/>
+          <w:tcPr>
+            <w:tcBorders>
+              <w:bottom w:val="single" w:sz="6" w:space="0" w:color="333333"/>
+            </w:tcBorders>
+          </w:tcPr>
           <w:p>
             <w:pPr>
               <w:pStyle w:val="Compact"/>
@@ -8942,7 +10143,11 @@
           </w:p>
         </w:tc>
         <w:tc>
-          <w:tcPr/>
+          <w:tcPr>
+            <w:tcBorders>
+              <w:bottom w:val="single" w:sz="6" w:space="0" w:color="333333"/>
+            </w:tcBorders>
+          </w:tcPr>
           <w:p>
             <w:pPr>
               <w:pStyle w:val="Compact"/>
@@ -8972,7 +10177,11 @@
           </w:p>
         </w:tc>
         <w:tc>
-          <w:tcPr/>
+          <w:tcPr>
+            <w:tcBorders>
+              <w:bottom w:val="single" w:sz="6" w:space="0" w:color="333333"/>
+            </w:tcBorders>
+          </w:tcPr>
           <w:p>
             <w:pPr>
               <w:pStyle w:val="Compact"/>
@@ -9338,9 +10547,9 @@
         </w:pict>
       </w:r>
     </w:p>
-    <w:bookmarkEnd w:id="23"/>
-    <w:bookmarkEnd w:id="24"/>
-    <w:bookmarkStart w:id="28" w:name="四共轭体系动力学-vs-热力学控制"/>
+    <w:bookmarkEnd w:id="38"/>
+    <w:bookmarkEnd w:id="39"/>
+    <w:bookmarkStart w:id="43" w:name="四共轭体系动力学-vs-热力学控制"/>
     <w:p>
       <w:pPr>
         <w:pStyle w:val="Heading2"/>
@@ -9389,7 +10598,7 @@
         <w:t xml:space="preserve">热力学控制</w:t>
       </w:r>
     </w:p>
-    <w:bookmarkStart w:id="25" w:name="共轭二烯的12--vs-14-加成"/>
+    <w:bookmarkStart w:id="40" w:name="共轭二烯的12--vs-14-加成"/>
     <w:p>
       <w:pPr>
         <w:pStyle w:val="Heading3"/>
@@ -9435,6 +10644,7 @@
     <w:p>
       <w:pPr>
         <w:pStyle w:val="FirstParagraph"/>
+        <w:ind w:firstLine="420"/>
       </w:pPr>
       <w:r>
         <w:rPr>
@@ -9482,6 +10692,7 @@
     <w:p>
       <w:pPr>
         <w:pStyle w:val="BodyText"/>
+        <w:ind w:firstLine="420"/>
       </w:pPr>
       <w:r>
         <w:rPr>
@@ -9599,6 +10810,7 @@
       <w:pPr>
         <w:pStyle w:val="BodyText"/>
         <w:spacing w:after="80"/>
+        <w:ind w:firstLine="420"/>
       </w:pPr>
       <w:r>
         <w:rPr>
@@ -9899,6 +11111,15 @@
         <w:tblW w:type="pct" w:w="5000"/>
         <w:tblLayout w:type="fixed"/>
         <w:tblLook w:firstRow="1" w:lastRow="0" w:firstColumn="0" w:lastColumn="0" w:noHBand="0" w:noVBand="0" w:val="0020"/>
+        <w:jc w:val="center"/>
+        <w:tblBorders>
+          <w:top w:val="single" w:sz="12" w:space="0" w:color="333333"/>
+          <w:bottom w:val="single" w:sz="12" w:space="0" w:color="333333"/>
+          <w:left w:val="none"/>
+          <w:right w:val="none"/>
+          <w:insideH w:val="none"/>
+          <w:insideV w:val="none"/>
+        </w:tblBorders>
       </w:tblPr>
       <w:tblGrid>
         <w:gridCol w:w="2200"/>
@@ -9911,7 +11132,11 @@
           <w:tblHeader w:val="on"/>
         </w:trPr>
         <w:tc>
-          <w:tcPr/>
+          <w:tcPr>
+            <w:tcBorders>
+              <w:bottom w:val="single" w:sz="6" w:space="0" w:color="333333"/>
+            </w:tcBorders>
+          </w:tcPr>
           <w:p>
             <w:pPr>
               <w:pStyle w:val="Compact"/>
@@ -9927,7 +11152,11 @@
           </w:p>
         </w:tc>
         <w:tc>
-          <w:tcPr/>
+          <w:tcPr>
+            <w:tcBorders>
+              <w:bottom w:val="single" w:sz="6" w:space="0" w:color="333333"/>
+            </w:tcBorders>
+          </w:tcPr>
           <w:p>
             <w:pPr>
               <w:pStyle w:val="Compact"/>
@@ -9943,7 +11172,11 @@
           </w:p>
         </w:tc>
         <w:tc>
-          <w:tcPr/>
+          <w:tcPr>
+            <w:tcBorders>
+              <w:bottom w:val="single" w:sz="6" w:space="0" w:color="333333"/>
+            </w:tcBorders>
+          </w:tcPr>
           <w:p>
             <w:pPr>
               <w:pStyle w:val="Compact"/>
@@ -9959,7 +11192,11 @@
           </w:p>
         </w:tc>
         <w:tc>
-          <w:tcPr/>
+          <w:tcPr>
+            <w:tcBorders>
+              <w:bottom w:val="single" w:sz="6" w:space="0" w:color="333333"/>
+            </w:tcBorders>
+          </w:tcPr>
           <w:p>
             <w:pPr>
               <w:pStyle w:val="Compact"/>
@@ -10174,6 +11411,7 @@
       <w:pPr>
         <w:pStyle w:val="BlockText"/>
         <w:spacing w:before="120"/>
+        <w:ind w:firstLine="420"/>
       </w:pPr>
       <w:r>
         <w:rPr>
@@ -10370,8 +11608,8 @@
         <w:t>)。</w:t>
       </w:r>
     </w:p>
-    <w:bookmarkEnd w:id="25"/>
-    <w:bookmarkStart w:id="26" w:name="αβ-不饱和羰基的12--vs-14-加成"/>
+    <w:bookmarkEnd w:id="40"/>
+    <w:bookmarkStart w:id="41" w:name="αβ-不饱和羰基的12--vs-14-加成"/>
     <w:p>
       <w:pPr>
         <w:pStyle w:val="Heading3"/>
@@ -10426,6 +11664,15 @@
         <w:tblW w:type="pct" w:w="5000"/>
         <w:tblLayout w:type="fixed"/>
         <w:tblLook w:firstRow="1" w:lastRow="0" w:firstColumn="0" w:lastColumn="0" w:noHBand="0" w:noVBand="0" w:val="0020"/>
+        <w:jc w:val="center"/>
+        <w:tblBorders>
+          <w:top w:val="single" w:sz="12" w:space="0" w:color="333333"/>
+          <w:bottom w:val="single" w:sz="12" w:space="0" w:color="333333"/>
+          <w:left w:val="none"/>
+          <w:right w:val="none"/>
+          <w:insideH w:val="none"/>
+          <w:insideV w:val="none"/>
+        </w:tblBorders>
       </w:tblPr>
       <w:tblGrid>
         <w:gridCol w:w="2640"/>
@@ -10437,7 +11684,11 @@
           <w:tblHeader w:val="on"/>
         </w:trPr>
         <w:tc>
-          <w:tcPr/>
+          <w:tcPr>
+            <w:tcBorders>
+              <w:bottom w:val="single" w:sz="6" w:space="0" w:color="333333"/>
+            </w:tcBorders>
+          </w:tcPr>
           <w:p>
             <w:pPr>
               <w:pStyle w:val="Compact"/>
@@ -10453,7 +11704,11 @@
           </w:p>
         </w:tc>
         <w:tc>
-          <w:tcPr/>
+          <w:tcPr>
+            <w:tcBorders>
+              <w:bottom w:val="single" w:sz="6" w:space="0" w:color="333333"/>
+            </w:tcBorders>
+          </w:tcPr>
           <w:p>
             <w:pPr>
               <w:pStyle w:val="Compact"/>
@@ -10497,7 +11752,11 @@
           </w:p>
         </w:tc>
         <w:tc>
-          <w:tcPr/>
+          <w:tcPr>
+            <w:tcBorders>
+              <w:bottom w:val="single" w:sz="6" w:space="0" w:color="333333"/>
+            </w:tcBorders>
+          </w:tcPr>
           <w:p>
             <w:pPr>
               <w:pStyle w:val="Compact"/>
@@ -10964,6 +12223,7 @@
       <w:pPr>
         <w:pStyle w:val="BodyText"/>
         <w:spacing w:before="120"/>
+        <w:ind w:firstLine="420"/>
       </w:pPr>
       <w:r>
         <w:rPr>
@@ -11122,6 +12382,7 @@
       <w:pPr>
         <w:pStyle w:val="BodyText"/>
         <w:spacing w:after="80"/>
+        <w:ind w:firstLine="420"/>
       </w:pPr>
       <w:r>
         <w:rPr>
@@ -11159,6 +12420,15 @@
         <w:tblStyle w:val="Table"/>
         <w:tblW w:type="auto" w:w="0"/>
         <w:tblLook w:firstRow="1" w:lastRow="0" w:firstColumn="0" w:lastColumn="0" w:noHBand="0" w:noVBand="0" w:val="0020"/>
+        <w:jc w:val="center"/>
+        <w:tblBorders>
+          <w:top w:val="single" w:sz="12" w:space="0" w:color="333333"/>
+          <w:bottom w:val="single" w:sz="12" w:space="0" w:color="333333"/>
+          <w:left w:val="none"/>
+          <w:right w:val="none"/>
+          <w:insideH w:val="none"/>
+          <w:insideV w:val="none"/>
+        </w:tblBorders>
       </w:tblPr>
       <w:tblGrid>
         <w:gridCol w:w="1980"/>
@@ -11171,7 +12441,11 @@
           <w:tblHeader w:val="on"/>
         </w:trPr>
         <w:tc>
-          <w:tcPr/>
+          <w:tcPr>
+            <w:tcBorders>
+              <w:bottom w:val="single" w:sz="6" w:space="0" w:color="333333"/>
+            </w:tcBorders>
+          </w:tcPr>
           <w:p>
             <w:pPr>
               <w:pStyle w:val="Compact"/>
@@ -11187,7 +12461,11 @@
           </w:p>
         </w:tc>
         <w:tc>
-          <w:tcPr/>
+          <w:tcPr>
+            <w:tcBorders>
+              <w:bottom w:val="single" w:sz="6" w:space="0" w:color="333333"/>
+            </w:tcBorders>
+          </w:tcPr>
           <w:p>
             <w:pPr>
               <w:pStyle w:val="Compact"/>
@@ -11203,7 +12481,11 @@
           </w:p>
         </w:tc>
         <w:tc>
-          <w:tcPr/>
+          <w:tcPr>
+            <w:tcBorders>
+              <w:bottom w:val="single" w:sz="6" w:space="0" w:color="333333"/>
+            </w:tcBorders>
+          </w:tcPr>
           <w:p>
             <w:pPr>
               <w:pStyle w:val="Compact"/>
@@ -11219,7 +12501,11 @@
           </w:p>
         </w:tc>
         <w:tc>
-          <w:tcPr/>
+          <w:tcPr>
+            <w:tcBorders>
+              <w:bottom w:val="single" w:sz="6" w:space="0" w:color="333333"/>
+            </w:tcBorders>
+          </w:tcPr>
           <w:p>
             <w:pPr>
               <w:pStyle w:val="Compact"/>
@@ -11425,8 +12711,8 @@
         </w:tc>
       </w:tr>
     </w:tbl>
-    <w:bookmarkEnd w:id="26"/>
-    <w:bookmarkStart w:id="27" w:name="动力学热力学控制的跨反应比较"/>
+    <w:bookmarkEnd w:id="41"/>
+    <w:bookmarkStart w:id="42" w:name="动力学热力学控制的跨反应比较"/>
     <w:p>
       <w:pPr>
         <w:pStyle w:val="Heading3"/>
@@ -11462,6 +12748,15 @@
         <w:tblStyle w:val="Table"/>
         <w:tblW w:type="auto" w:w="0"/>
         <w:tblLook w:firstRow="1" w:lastRow="0" w:firstColumn="0" w:lastColumn="0" w:noHBand="0" w:noVBand="0" w:val="0020"/>
+        <w:jc w:val="center"/>
+        <w:tblBorders>
+          <w:top w:val="single" w:sz="12" w:space="0" w:color="333333"/>
+          <w:bottom w:val="single" w:sz="12" w:space="0" w:color="333333"/>
+          <w:left w:val="none"/>
+          <w:right w:val="none"/>
+          <w:insideH w:val="none"/>
+          <w:insideV w:val="none"/>
+        </w:tblBorders>
       </w:tblPr>
       <w:tblGrid>
         <w:gridCol w:w="1980"/>
@@ -11474,7 +12769,11 @@
           <w:tblHeader w:val="on"/>
         </w:trPr>
         <w:tc>
-          <w:tcPr/>
+          <w:tcPr>
+            <w:tcBorders>
+              <w:bottom w:val="single" w:sz="6" w:space="0" w:color="333333"/>
+            </w:tcBorders>
+          </w:tcPr>
           <w:p>
             <w:pPr>
               <w:pStyle w:val="Compact"/>
@@ -11490,7 +12789,11 @@
           </w:p>
         </w:tc>
         <w:tc>
-          <w:tcPr/>
+          <w:tcPr>
+            <w:tcBorders>
+              <w:bottom w:val="single" w:sz="6" w:space="0" w:color="333333"/>
+            </w:tcBorders>
+          </w:tcPr>
           <w:p>
             <w:pPr>
               <w:pStyle w:val="Compact"/>
@@ -11506,7 +12809,11 @@
           </w:p>
         </w:tc>
         <w:tc>
-          <w:tcPr/>
+          <w:tcPr>
+            <w:tcBorders>
+              <w:bottom w:val="single" w:sz="6" w:space="0" w:color="333333"/>
+            </w:tcBorders>
+          </w:tcPr>
           <w:p>
             <w:pPr>
               <w:pStyle w:val="Compact"/>
@@ -11522,7 +12829,11 @@
           </w:p>
         </w:tc>
         <w:tc>
-          <w:tcPr/>
+          <w:tcPr>
+            <w:tcBorders>
+              <w:bottom w:val="single" w:sz="6" w:space="0" w:color="333333"/>
+            </w:tcBorders>
+          </w:tcPr>
           <w:p>
             <w:pPr>
               <w:pStyle w:val="Compact"/>
@@ -11942,6 +13253,7 @@
       <w:pPr>
         <w:pStyle w:val="BodyText"/>
         <w:spacing w:before="120"/>
+        <w:ind w:firstLine="420"/>
       </w:pPr>
       <w:r>
         <w:rPr>
@@ -12074,9 +13386,9 @@
         </w:pict>
       </w:r>
     </w:p>
-    <w:bookmarkEnd w:id="27"/>
-    <w:bookmarkEnd w:id="28"/>
-    <w:bookmarkStart w:id="33" w:name="五亲核加成羰基的电子控制"/>
+    <w:bookmarkEnd w:id="42"/>
+    <w:bookmarkEnd w:id="43"/>
+    <w:bookmarkStart w:id="48" w:name="五亲核加成羰基的电子控制"/>
     <w:p>
       <w:pPr>
         <w:pStyle w:val="Heading2"/>
@@ -12113,7 +13425,7 @@
         <w:t>羰基的电子控制</w:t>
       </w:r>
     </w:p>
-    <w:bookmarkStart w:id="29" w:name="羰基极性来源"/>
+    <w:bookmarkStart w:id="44" w:name="羰基极性来源"/>
     <w:p>
       <w:pPr>
         <w:pStyle w:val="Heading3"/>
@@ -12211,6 +13523,7 @@
           <w:ilvl w:val="0"/>
           <w:numId w:val="1003"/>
         </w:numPr>
+        <w:ind w:firstLine="420"/>
       </w:pPr>
       <w:r>
         <w:rPr>
@@ -12282,6 +13595,7 @@
           <w:ilvl w:val="0"/>
           <w:numId w:val="1003"/>
         </w:numPr>
+        <w:ind w:firstLine="420"/>
       </w:pPr>
       <w:r>
         <w:rPr>
@@ -12305,6 +13619,7 @@
           <w:ilvl w:val="0"/>
           <w:numId w:val="1003"/>
         </w:numPr>
+        <w:ind w:firstLine="420"/>
       </w:pPr>
       <w:r>
         <w:rPr>
@@ -12313,8 +13628,8 @@
         <w:t xml:space="preserve">质子化羰基氧进一步增强亲电性</w:t>
       </w:r>
     </w:p>
-    <w:bookmarkEnd w:id="29"/>
-    <w:bookmarkStart w:id="30" w:name="羰基反应性排序"/>
+    <w:bookmarkEnd w:id="44"/>
+    <w:bookmarkStart w:id="45" w:name="羰基反应性排序"/>
     <w:p>
       <w:pPr>
         <w:pStyle w:val="Heading3"/>
@@ -12489,6 +13804,15 @@
         <w:tblStyle w:val="Table"/>
         <w:tblW w:type="auto" w:w="0"/>
         <w:tblLook w:firstRow="1" w:lastRow="0" w:firstColumn="0" w:lastColumn="0" w:noHBand="0" w:noVBand="0" w:val="0020"/>
+        <w:jc w:val="center"/>
+        <w:tblBorders>
+          <w:top w:val="single" w:sz="12" w:space="0" w:color="333333"/>
+          <w:bottom w:val="single" w:sz="12" w:space="0" w:color="333333"/>
+          <w:left w:val="none"/>
+          <w:right w:val="none"/>
+          <w:insideH w:val="none"/>
+          <w:insideV w:val="none"/>
+        </w:tblBorders>
       </w:tblPr>
       <w:tblGrid>
         <w:gridCol w:w="2640"/>
@@ -12500,7 +13824,11 @@
           <w:tblHeader w:val="on"/>
         </w:trPr>
         <w:tc>
-          <w:tcPr/>
+          <w:tcPr>
+            <w:tcBorders>
+              <w:bottom w:val="single" w:sz="6" w:space="0" w:color="333333"/>
+            </w:tcBorders>
+          </w:tcPr>
           <w:p>
             <w:pPr>
               <w:pStyle w:val="Compact"/>
@@ -12516,7 +13844,11 @@
           </w:p>
         </w:tc>
         <w:tc>
-          <w:tcPr/>
+          <w:tcPr>
+            <w:tcBorders>
+              <w:bottom w:val="single" w:sz="6" w:space="0" w:color="333333"/>
+            </w:tcBorders>
+          </w:tcPr>
           <w:p>
             <w:pPr>
               <w:pStyle w:val="Compact"/>
@@ -12532,7 +13864,11 @@
           </w:p>
         </w:tc>
         <w:tc>
-          <w:tcPr/>
+          <w:tcPr>
+            <w:tcBorders>
+              <w:bottom w:val="single" w:sz="6" w:space="0" w:color="333333"/>
+            </w:tcBorders>
+          </w:tcPr>
           <w:p>
             <w:pPr>
               <w:pStyle w:val="Compact"/>
@@ -12915,8 +14251,8 @@
         </w:tc>
       </w:tr>
     </w:tbl>
-    <w:bookmarkEnd w:id="30"/>
-    <w:bookmarkStart w:id="31" w:name="亲核加成典型反应"/>
+    <w:bookmarkEnd w:id="45"/>
+    <w:bookmarkStart w:id="46" w:name="亲核加成典型反应"/>
     <w:p>
       <w:pPr>
         <w:pStyle w:val="Heading3"/>
@@ -12941,6 +14277,15 @@
         <w:tblW w:type="pct" w:w="5000"/>
         <w:tblLayout w:type="fixed"/>
         <w:tblLook w:firstRow="1" w:lastRow="0" w:firstColumn="0" w:lastColumn="0" w:noHBand="0" w:noVBand="0" w:val="0020"/>
+        <w:jc w:val="center"/>
+        <w:tblBorders>
+          <w:top w:val="single" w:sz="12" w:space="0" w:color="333333"/>
+          <w:bottom w:val="single" w:sz="12" w:space="0" w:color="333333"/>
+          <w:left w:val="none"/>
+          <w:right w:val="none"/>
+          <w:insideH w:val="none"/>
+          <w:insideV w:val="none"/>
+        </w:tblBorders>
       </w:tblPr>
       <w:tblGrid>
         <w:gridCol w:w="1863"/>
@@ -12953,7 +14298,11 @@
           <w:tblHeader w:val="on"/>
         </w:trPr>
         <w:tc>
-          <w:tcPr/>
+          <w:tcPr>
+            <w:tcBorders>
+              <w:bottom w:val="single" w:sz="6" w:space="0" w:color="333333"/>
+            </w:tcBorders>
+          </w:tcPr>
           <w:p>
             <w:pPr>
               <w:pStyle w:val="Compact"/>
@@ -12969,7 +14318,11 @@
           </w:p>
         </w:tc>
         <w:tc>
-          <w:tcPr/>
+          <w:tcPr>
+            <w:tcBorders>
+              <w:bottom w:val="single" w:sz="6" w:space="0" w:color="333333"/>
+            </w:tcBorders>
+          </w:tcPr>
           <w:p>
             <w:pPr>
               <w:pStyle w:val="Compact"/>
@@ -12985,7 +14338,11 @@
           </w:p>
         </w:tc>
         <w:tc>
-          <w:tcPr/>
+          <w:tcPr>
+            <w:tcBorders>
+              <w:bottom w:val="single" w:sz="6" w:space="0" w:color="333333"/>
+            </w:tcBorders>
+          </w:tcPr>
           <w:p>
             <w:pPr>
               <w:pStyle w:val="Compact"/>
@@ -13001,7 +14358,11 @@
           </w:p>
         </w:tc>
         <w:tc>
-          <w:tcPr/>
+          <w:tcPr>
+            <w:tcBorders>
+              <w:bottom w:val="single" w:sz="6" w:space="0" w:color="333333"/>
+            </w:tcBorders>
+          </w:tcPr>
           <w:p>
             <w:pPr>
               <w:pStyle w:val="Compact"/>
@@ -13628,8 +14989,8 @@
         </w:tc>
       </w:tr>
     </w:tbl>
-    <w:bookmarkEnd w:id="31"/>
-    <w:bookmarkStart w:id="32" w:name="立体化学cram规则与felkin-anh模型"/>
+    <w:bookmarkEnd w:id="46"/>
+    <w:bookmarkStart w:id="47" w:name="立体化学cram规则与felkin-anh模型"/>
     <w:p>
       <w:pPr>
         <w:pStyle w:val="Heading3"/>
@@ -13675,6 +15036,7 @@
     <w:p>
       <w:pPr>
         <w:pStyle w:val="FirstParagraph"/>
+        <w:ind w:firstLine="420"/>
       </w:pPr>
       <w:r>
         <w:rPr>
@@ -13806,6 +15168,7 @@
     <w:p>
       <w:pPr>
         <w:pStyle w:val="BodyText"/>
+        <w:ind w:firstLine="420"/>
       </w:pPr>
       <w:r>
         <w:rPr>
@@ -13985,6 +15348,7 @@
     <w:p>
       <w:pPr>
         <w:pStyle w:val="BodyText"/>
+        <w:ind w:firstLine="420"/>
       </w:pPr>
       <w:r>
         <w:rPr>
@@ -14224,6 +15588,7 @@
     <w:p>
       <w:pPr>
         <w:pStyle w:val="BlockText"/>
+        <w:ind w:firstLine="420"/>
       </w:pPr>
       <w:r>
         <w:rPr>
@@ -14491,9 +15856,9 @@
         </w:pict>
       </w:r>
     </w:p>
-    <w:bookmarkEnd w:id="32"/>
-    <w:bookmarkEnd w:id="33"/>
-    <w:bookmarkStart w:id="36" w:name="六环加成协同加成的轨道语言"/>
+    <w:bookmarkEnd w:id="47"/>
+    <w:bookmarkEnd w:id="48"/>
+    <w:bookmarkStart w:id="51" w:name="六环加成协同加成的轨道语言"/>
     <w:p>
       <w:pPr>
         <w:pStyle w:val="Heading2"/>
@@ -14530,7 +15895,7 @@
         <w:t>协同加成的轨道语言</w:t>
       </w:r>
     </w:p>
-    <w:bookmarkStart w:id="34" w:name="diels-alder-42-环加成"/>
+    <w:bookmarkStart w:id="49" w:name="diels-alder-42-环加成"/>
     <w:p>
       <w:pPr>
         <w:pStyle w:val="Heading3"/>
@@ -14552,6 +15917,7 @@
     <w:p>
       <w:pPr>
         <w:pStyle w:val="FirstParagraph"/>
+        <w:ind w:firstLine="420"/>
       </w:pPr>
       <w:r>
         <w:rPr>
@@ -14731,6 +16097,7 @@
     <w:p>
       <w:pPr>
         <w:pStyle w:val="BodyText"/>
+        <w:ind w:firstLine="420"/>
       </w:pPr>
       <w:r>
         <w:rPr>
@@ -14859,6 +16226,7 @@
       <w:pPr>
         <w:pStyle w:val="BodyText"/>
         <w:spacing w:after="80"/>
+        <w:ind w:firstLine="420"/>
       </w:pPr>
       <w:r>
         <w:rPr>
@@ -14976,6 +16344,15 @@
         <w:tblStyle w:val="Table"/>
         <w:tblW w:type="auto" w:w="0"/>
         <w:tblLook w:firstRow="1" w:lastRow="0" w:firstColumn="0" w:lastColumn="0" w:noHBand="0" w:noVBand="0" w:val="0020"/>
+        <w:jc w:val="center"/>
+        <w:tblBorders>
+          <w:top w:val="single" w:sz="12" w:space="0" w:color="333333"/>
+          <w:bottom w:val="single" w:sz="12" w:space="0" w:color="333333"/>
+          <w:left w:val="none"/>
+          <w:right w:val="none"/>
+          <w:insideH w:val="none"/>
+          <w:insideV w:val="none"/>
+        </w:tblBorders>
       </w:tblPr>
       <w:tblGrid>
         <w:gridCol w:w="3960"/>
@@ -14986,7 +16363,11 @@
           <w:tblHeader w:val="on"/>
         </w:trPr>
         <w:tc>
-          <w:tcPr/>
+          <w:tcPr>
+            <w:tcBorders>
+              <w:bottom w:val="single" w:sz="6" w:space="0" w:color="333333"/>
+            </w:tcBorders>
+          </w:tcPr>
           <w:p>
             <w:pPr>
               <w:pStyle w:val="Compact"/>
@@ -15009,7 +16390,11 @@
           </w:p>
         </w:tc>
         <w:tc>
-          <w:tcPr/>
+          <w:tcPr>
+            <w:tcBorders>
+              <w:bottom w:val="single" w:sz="6" w:space="0" w:color="333333"/>
+            </w:tcBorders>
+          </w:tcPr>
           <w:p>
             <w:pPr>
               <w:pStyle w:val="Compact"/>
@@ -15294,6 +16679,7 @@
       <w:pPr>
         <w:pStyle w:val="BodyText"/>
         <w:spacing w:before="120"/>
+        <w:ind w:firstLine="420"/>
       </w:pPr>
       <w:r>
         <w:rPr>
@@ -15373,6 +16759,7 @@
     <w:p>
       <w:pPr>
         <w:pStyle w:val="BodyText"/>
+        <w:ind w:firstLine="420"/>
       </w:pPr>
       <w:r>
         <w:rPr>
@@ -15697,8 +17084,8 @@
         <w:t>（exo）</w:t>
       </w:r>
     </w:p>
-    <w:bookmarkEnd w:id="34"/>
-    <w:bookmarkStart w:id="35" w:name="环加成与42对比"/>
+    <w:bookmarkEnd w:id="49"/>
+    <w:bookmarkStart w:id="50" w:name="环加成与42对比"/>
     <w:p>
       <w:pPr>
         <w:pStyle w:val="Heading3"/>
@@ -15746,6 +17133,15 @@
         <w:tblStyle w:val="Table"/>
         <w:tblW w:type="auto" w:w="0"/>
         <w:tblLook w:firstRow="1" w:lastRow="0" w:firstColumn="0" w:lastColumn="0" w:noHBand="0" w:noVBand="0" w:val="0020"/>
+        <w:jc w:val="center"/>
+        <w:tblBorders>
+          <w:top w:val="single" w:sz="12" w:space="0" w:color="333333"/>
+          <w:bottom w:val="single" w:sz="12" w:space="0" w:color="333333"/>
+          <w:left w:val="none"/>
+          <w:right w:val="none"/>
+          <w:insideH w:val="none"/>
+          <w:insideV w:val="none"/>
+        </w:tblBorders>
       </w:tblPr>
       <w:tblGrid>
         <w:gridCol w:w="2640"/>
@@ -15757,7 +17153,11 @@
           <w:tblHeader w:val="on"/>
         </w:trPr>
         <w:tc>
-          <w:tcPr/>
+          <w:tcPr>
+            <w:tcBorders>
+              <w:bottom w:val="single" w:sz="6" w:space="0" w:color="333333"/>
+            </w:tcBorders>
+          </w:tcPr>
           <w:p>
             <w:pPr>
               <w:pStyle w:val="Compact"/>
@@ -15773,7 +17173,11 @@
           </w:p>
         </w:tc>
         <w:tc>
-          <w:tcPr/>
+          <w:tcPr>
+            <w:tcBorders>
+              <w:bottom w:val="single" w:sz="6" w:space="0" w:color="333333"/>
+            </w:tcBorders>
+          </w:tcPr>
           <w:p>
             <w:pPr>
               <w:pStyle w:val="Compact"/>
@@ -15789,7 +17193,11 @@
           </w:p>
         </w:tc>
         <w:tc>
-          <w:tcPr/>
+          <w:tcPr>
+            <w:tcBorders>
+              <w:bottom w:val="single" w:sz="6" w:space="0" w:color="333333"/>
+            </w:tcBorders>
+          </w:tcPr>
           <w:p>
             <w:pPr>
               <w:pStyle w:val="Compact"/>
@@ -16243,6 +17651,7 @@
       <w:pPr>
         <w:pStyle w:val="BodyText"/>
         <w:spacing w:before="120"/>
+        <w:ind w:firstLine="420"/>
       </w:pPr>
       <w:r>
         <w:rPr>
@@ -16502,6 +17911,7 @@
     <w:p>
       <w:pPr>
         <w:pStyle w:val="BlockText"/>
+        <w:ind w:firstLine="420"/>
       </w:pPr>
       <w:r>
         <w:rPr>
@@ -16600,9 +18010,9 @@
         </w:pict>
       </w:r>
     </w:p>
-    <w:bookmarkEnd w:id="35"/>
-    <w:bookmarkEnd w:id="36"/>
-    <w:bookmarkStart w:id="37" w:name="七四大加成类型总对比"/>
+    <w:bookmarkEnd w:id="50"/>
+    <w:bookmarkEnd w:id="51"/>
+    <w:bookmarkStart w:id="52" w:name="七四大加成类型总对比"/>
     <w:p>
       <w:pPr>
         <w:pStyle w:val="Heading2"/>
@@ -16633,6 +18043,15 @@
         <w:tblW w:type="pct" w:w="5000"/>
         <w:tblLayout w:type="fixed"/>
         <w:tblLook w:firstRow="1" w:lastRow="0" w:firstColumn="0" w:lastColumn="0" w:noHBand="0" w:noVBand="0" w:val="0020"/>
+        <w:jc w:val="center"/>
+        <w:tblBorders>
+          <w:top w:val="single" w:sz="12" w:space="0" w:color="333333"/>
+          <w:bottom w:val="single" w:sz="12" w:space="0" w:color="333333"/>
+          <w:left w:val="none"/>
+          <w:right w:val="none"/>
+          <w:insideH w:val="none"/>
+          <w:insideV w:val="none"/>
+        </w:tblBorders>
       </w:tblPr>
       <w:tblGrid>
         <w:gridCol w:w="1584"/>
@@ -16646,7 +18065,11 @@
           <w:tblHeader w:val="on"/>
         </w:trPr>
         <w:tc>
-          <w:tcPr/>
+          <w:tcPr>
+            <w:tcBorders>
+              <w:bottom w:val="single" w:sz="6" w:space="0" w:color="333333"/>
+            </w:tcBorders>
+          </w:tcPr>
           <w:p>
             <w:pPr>
               <w:pStyle w:val="Compact"/>
@@ -16662,7 +18085,11 @@
           </w:p>
         </w:tc>
         <w:tc>
-          <w:tcPr/>
+          <w:tcPr>
+            <w:tcBorders>
+              <w:bottom w:val="single" w:sz="6" w:space="0" w:color="333333"/>
+            </w:tcBorders>
+          </w:tcPr>
           <w:p>
             <w:pPr>
               <w:pStyle w:val="Compact"/>
@@ -16685,7 +18112,11 @@
           </w:p>
         </w:tc>
         <w:tc>
-          <w:tcPr/>
+          <w:tcPr>
+            <w:tcBorders>
+              <w:bottom w:val="single" w:sz="6" w:space="0" w:color="333333"/>
+            </w:tcBorders>
+          </w:tcPr>
           <w:p>
             <w:pPr>
               <w:pStyle w:val="Compact"/>
@@ -16708,7 +18139,11 @@
           </w:p>
         </w:tc>
         <w:tc>
-          <w:tcPr/>
+          <w:tcPr>
+            <w:tcBorders>
+              <w:bottom w:val="single" w:sz="6" w:space="0" w:color="333333"/>
+            </w:tcBorders>
+          </w:tcPr>
           <w:p>
             <w:pPr>
               <w:pStyle w:val="Compact"/>
@@ -16731,7 +18166,11 @@
           </w:p>
         </w:tc>
         <w:tc>
-          <w:tcPr/>
+          <w:tcPr>
+            <w:tcBorders>
+              <w:bottom w:val="single" w:sz="6" w:space="0" w:color="333333"/>
+            </w:tcBorders>
+          </w:tcPr>
           <w:p>
             <w:pPr>
               <w:pStyle w:val="Compact"/>
@@ -17710,8 +19149,8 @@
         </w:pict>
       </w:r>
     </w:p>
-    <w:bookmarkEnd w:id="37"/>
-    <w:bookmarkStart w:id="42" w:name="八氧化性加成臭氧化-环氧化-双羟基化"/>
+    <w:bookmarkEnd w:id="52"/>
+    <w:bookmarkStart w:id="57" w:name="八氧化性加成臭氧化-环氧化-双羟基化"/>
     <w:p>
       <w:pPr>
         <w:pStyle w:val="Heading2"/>
@@ -17775,6 +19214,7 @@
     <w:p>
       <w:pPr>
         <w:pStyle w:val="FirstParagraph"/>
+        <w:ind w:firstLine="420"/>
       </w:pPr>
       <w:r>
         <w:rPr>
@@ -17855,7 +19295,7 @@
         <w:t>）。</w:t>
       </w:r>
     </w:p>
-    <w:bookmarkStart w:id="38" w:name="臭氧化ozonolysis"/>
+    <w:bookmarkStart w:id="53" w:name="臭氧化ozonolysis"/>
     <w:p>
       <w:pPr>
         <w:pStyle w:val="Heading3"/>
@@ -17883,6 +19323,7 @@
     <w:p>
       <w:pPr>
         <w:pStyle w:val="FirstParagraph"/>
+        <w:ind w:firstLine="420"/>
       </w:pPr>
       <w:r>
         <w:rPr>
@@ -18120,6 +19561,15 @@
         <w:tblW w:type="pct" w:w="5000"/>
         <w:tblLayout w:type="fixed"/>
         <w:tblLook w:firstRow="1" w:lastRow="0" w:firstColumn="0" w:lastColumn="0" w:noHBand="0" w:noVBand="0" w:val="0020"/>
+        <w:jc w:val="center"/>
+        <w:tblBorders>
+          <w:top w:val="single" w:sz="12" w:space="0" w:color="333333"/>
+          <w:bottom w:val="single" w:sz="12" w:space="0" w:color="333333"/>
+          <w:left w:val="none"/>
+          <w:right w:val="none"/>
+          <w:insideH w:val="none"/>
+          <w:insideV w:val="none"/>
+        </w:tblBorders>
       </w:tblPr>
       <w:tblGrid>
         <w:gridCol w:w="2640"/>
@@ -18131,7 +19581,11 @@
           <w:tblHeader w:val="on"/>
         </w:trPr>
         <w:tc>
-          <w:tcPr/>
+          <w:tcPr>
+            <w:tcBorders>
+              <w:bottom w:val="single" w:sz="6" w:space="0" w:color="333333"/>
+            </w:tcBorders>
+          </w:tcPr>
           <w:p>
             <w:pPr>
               <w:pStyle w:val="Compact"/>
@@ -18147,7 +19601,11 @@
           </w:p>
         </w:tc>
         <w:tc>
-          <w:tcPr/>
+          <w:tcPr>
+            <w:tcBorders>
+              <w:bottom w:val="single" w:sz="6" w:space="0" w:color="333333"/>
+            </w:tcBorders>
+          </w:tcPr>
           <w:p>
             <w:pPr>
               <w:pStyle w:val="Compact"/>
@@ -18163,7 +19621,11 @@
           </w:p>
         </w:tc>
         <w:tc>
-          <w:tcPr/>
+          <w:tcPr>
+            <w:tcBorders>
+              <w:bottom w:val="single" w:sz="6" w:space="0" w:color="333333"/>
+            </w:tcBorders>
+          </w:tcPr>
           <w:p>
             <w:pPr>
               <w:pStyle w:val="Compact"/>
@@ -18474,6 +19936,7 @@
       <w:pPr>
         <w:pStyle w:val="BodyText"/>
         <w:spacing w:before="120"/>
+        <w:ind w:firstLine="420"/>
       </w:pPr>
       <w:r>
         <w:rPr>
@@ -18616,6 +20079,7 @@
     <w:p>
       <w:pPr>
         <w:pStyle w:val="BodyText"/>
+        <w:ind w:firstLine="420"/>
       </w:pPr>
       <w:r>
         <w:rPr>
@@ -18683,6 +20147,7 @@
     <w:p>
       <w:pPr>
         <w:pStyle w:val="BodyText"/>
+        <w:ind w:firstLine="420"/>
       </w:pPr>
       <w:r>
         <w:rPr>
@@ -18985,6 +20450,7 @@
     <w:p>
       <w:pPr>
         <w:pStyle w:val="BodyText"/>
+        <w:ind w:firstLine="420"/>
       </w:pPr>
       <w:r>
         <w:rPr>
@@ -19253,8 +20719,8 @@
         <w:t>与两种后处理的产物差异</w:t>
       </w:r>
     </w:p>
-    <w:bookmarkEnd w:id="38"/>
-    <w:bookmarkStart w:id="39" w:name="环氧化mcpba-过氧酸"/>
+    <w:bookmarkEnd w:id="53"/>
+    <w:bookmarkStart w:id="54" w:name="环氧化mcpba-过氧酸"/>
     <w:p>
       <w:pPr>
         <w:pStyle w:val="Heading3"/>
@@ -19406,6 +20872,7 @@
           <w:ilvl w:val="0"/>
           <w:numId w:val="1004"/>
         </w:numPr>
+        <w:ind w:firstLine="420"/>
       </w:pPr>
       <w:r>
         <w:rPr>
@@ -19527,6 +20994,7 @@
           <w:ilvl w:val="0"/>
           <w:numId w:val="1004"/>
         </w:numPr>
+        <w:ind w:firstLine="420"/>
       </w:pPr>
       <w:r>
         <w:rPr>
@@ -19825,6 +21293,7 @@
           <w:ilvl w:val="0"/>
           <w:numId w:val="1004"/>
         </w:numPr>
+        <w:ind w:firstLine="420"/>
       </w:pPr>
       <w:r>
         <w:rPr>
@@ -19901,8 +21370,8 @@
         <w:t>）</w:t>
       </w:r>
     </w:p>
-    <w:bookmarkEnd w:id="39"/>
-    <w:bookmarkStart w:id="40" w:name="双羟基化oso₄-冷稀-kmno₄"/>
+    <w:bookmarkEnd w:id="54"/>
+    <w:bookmarkStart w:id="55" w:name="双羟基化oso₄-冷稀-kmno₄"/>
     <w:p>
       <w:pPr>
         <w:pStyle w:val="Heading3"/>
@@ -19976,6 +21445,15 @@
         <w:tblStyle w:val="Table"/>
         <w:tblW w:type="auto" w:w="0"/>
         <w:tblLook w:firstRow="1" w:lastRow="0" w:firstColumn="0" w:lastColumn="0" w:noHBand="0" w:noVBand="0" w:val="0020"/>
+        <w:jc w:val="center"/>
+        <w:tblBorders>
+          <w:top w:val="single" w:sz="12" w:space="0" w:color="333333"/>
+          <w:bottom w:val="single" w:sz="12" w:space="0" w:color="333333"/>
+          <w:left w:val="none"/>
+          <w:right w:val="none"/>
+          <w:insideH w:val="none"/>
+          <w:insideV w:val="none"/>
+        </w:tblBorders>
       </w:tblPr>
       <w:tblGrid>
         <w:gridCol w:w="2640"/>
@@ -19987,7 +21465,11 @@
           <w:tblHeader w:val="on"/>
         </w:trPr>
         <w:tc>
-          <w:tcPr/>
+          <w:tcPr>
+            <w:tcBorders>
+              <w:bottom w:val="single" w:sz="6" w:space="0" w:color="333333"/>
+            </w:tcBorders>
+          </w:tcPr>
           <w:p>
             <w:pPr>
               <w:pStyle w:val="Compact"/>
@@ -20003,7 +21485,11 @@
           </w:p>
         </w:tc>
         <w:tc>
-          <w:tcPr/>
+          <w:tcPr>
+            <w:tcBorders>
+              <w:bottom w:val="single" w:sz="6" w:space="0" w:color="333333"/>
+            </w:tcBorders>
+          </w:tcPr>
           <w:p>
             <w:pPr>
               <w:pStyle w:val="Compact"/>
@@ -20019,7 +21505,11 @@
           </w:p>
         </w:tc>
         <w:tc>
-          <w:tcPr/>
+          <w:tcPr>
+            <w:tcBorders>
+              <w:bottom w:val="single" w:sz="6" w:space="0" w:color="333333"/>
+            </w:tcBorders>
+          </w:tcPr>
           <w:p>
             <w:pPr>
               <w:pStyle w:val="Compact"/>
@@ -20346,6 +21836,7 @@
       <w:pPr>
         <w:pStyle w:val="BodyText"/>
         <w:spacing w:before="120"/>
+        <w:ind w:firstLine="420"/>
       </w:pPr>
       <w:r>
         <w:rPr>
@@ -20459,8 +21950,8 @@
         <w:t>。</w:t>
       </w:r>
     </w:p>
-    <w:bookmarkEnd w:id="40"/>
-    <w:bookmarkStart w:id="41" w:name="三件套对比速记"/>
+    <w:bookmarkEnd w:id="55"/>
+    <w:bookmarkStart w:id="56" w:name="三件套对比速记"/>
     <w:p>
       <w:pPr>
         <w:pStyle w:val="Heading3"/>
@@ -20485,6 +21976,15 @@
         <w:tblW w:type="pct" w:w="5000"/>
         <w:tblLayout w:type="fixed"/>
         <w:tblLook w:firstRow="1" w:lastRow="0" w:firstColumn="0" w:lastColumn="0" w:noHBand="0" w:noVBand="0" w:val="0020"/>
+        <w:jc w:val="center"/>
+        <w:tblBorders>
+          <w:top w:val="single" w:sz="12" w:space="0" w:color="333333"/>
+          <w:bottom w:val="single" w:sz="12" w:space="0" w:color="333333"/>
+          <w:left w:val="none"/>
+          <w:right w:val="none"/>
+          <w:insideH w:val="none"/>
+          <w:insideV w:val="none"/>
+        </w:tblBorders>
       </w:tblPr>
       <w:tblGrid>
         <w:gridCol w:w="1584"/>
@@ -20498,7 +21998,11 @@
           <w:tblHeader w:val="on"/>
         </w:trPr>
         <w:tc>
-          <w:tcPr/>
+          <w:tcPr>
+            <w:tcBorders>
+              <w:bottom w:val="single" w:sz="6" w:space="0" w:color="333333"/>
+            </w:tcBorders>
+          </w:tcPr>
           <w:p>
             <w:pPr>
               <w:pStyle w:val="Compact"/>
@@ -20514,7 +22018,11 @@
           </w:p>
         </w:tc>
         <w:tc>
-          <w:tcPr/>
+          <w:tcPr>
+            <w:tcBorders>
+              <w:bottom w:val="single" w:sz="6" w:space="0" w:color="333333"/>
+            </w:tcBorders>
+          </w:tcPr>
           <w:p>
             <w:pPr>
               <w:pStyle w:val="Compact"/>
@@ -20544,7 +22052,11 @@
           </w:p>
         </w:tc>
         <w:tc>
-          <w:tcPr/>
+          <w:tcPr>
+            <w:tcBorders>
+              <w:bottom w:val="single" w:sz="6" w:space="0" w:color="333333"/>
+            </w:tcBorders>
+          </w:tcPr>
           <w:p>
             <w:pPr>
               <w:pStyle w:val="Compact"/>
@@ -20560,7 +22072,11 @@
           </w:p>
         </w:tc>
         <w:tc>
-          <w:tcPr/>
+          <w:tcPr>
+            <w:tcBorders>
+              <w:bottom w:val="single" w:sz="6" w:space="0" w:color="333333"/>
+            </w:tcBorders>
+          </w:tcPr>
           <w:p>
             <w:pPr>
               <w:pStyle w:val="Compact"/>
@@ -20576,7 +22092,11 @@
           </w:p>
         </w:tc>
         <w:tc>
-          <w:tcPr/>
+          <w:tcPr>
+            <w:tcBorders>
+              <w:bottom w:val="single" w:sz="6" w:space="0" w:color="333333"/>
+            </w:tcBorders>
+          </w:tcPr>
           <w:p>
             <w:pPr>
               <w:pStyle w:val="Compact"/>
@@ -21091,9 +22611,9 @@
         </w:tc>
       </w:tr>
     </w:tbl>
-    <w:bookmarkEnd w:id="41"/>
-    <w:bookmarkEnd w:id="42"/>
-    <w:bookmarkStart w:id="49" w:name="九典型例题"/>
+    <w:bookmarkEnd w:id="56"/>
+    <w:bookmarkEnd w:id="57"/>
+    <w:bookmarkStart w:id="64" w:name="九典型例题"/>
     <w:p>
       <w:pPr>
         <w:pStyle w:val="Heading2"/>
@@ -21118,7 +22638,7 @@
         <w:t>典型例题</w:t>
       </w:r>
     </w:p>
-    <w:bookmarkStart w:id="43" w:name="例1-亲电加成与重排进阶"/>
+    <w:bookmarkStart w:id="58" w:name="例1-亲电加成与重排进阶"/>
     <w:p>
       <w:pPr>
         <w:pStyle w:val="Heading3"/>
@@ -21170,6 +22690,7 @@
     <w:p>
       <w:pPr>
         <w:pStyle w:val="FirstParagraph"/>
+        <w:ind w:firstLine="420"/>
       </w:pPr>
       <w:r>
         <w:rPr>
@@ -21249,6 +22770,7 @@
     <w:p>
       <w:pPr>
         <w:pStyle w:val="BodyText"/>
+        <w:ind w:firstLine="420"/>
       </w:pPr>
       <w:r>
         <w:rPr>
@@ -21413,6 +22935,7 @@
     <w:p>
       <w:pPr>
         <w:pStyle w:val="BodyText"/>
+        <w:ind w:firstLine="420"/>
       </w:pPr>
       <w:r>
         <w:rPr>
@@ -21813,6 +23336,7 @@
     <w:p>
       <w:pPr>
         <w:pStyle w:val="BodyText"/>
+        <w:ind w:firstLine="420"/>
       </w:pPr>
       <w:r>
         <w:rPr>
@@ -21935,8 +23459,8 @@
         </w:pict>
       </w:r>
     </w:p>
-    <w:bookmarkEnd w:id="43"/>
-    <w:bookmarkStart w:id="44" w:name="例2-立体化学br₂加成的反式特征进阶"/>
+    <w:bookmarkEnd w:id="58"/>
+    <w:bookmarkStart w:id="59" w:name="例2-立体化学br₂加成的反式特征进阶"/>
     <w:p>
       <w:pPr>
         <w:pStyle w:val="Heading3"/>
@@ -22007,6 +23531,7 @@
     <w:p>
       <w:pPr>
         <w:pStyle w:val="FirstParagraph"/>
+        <w:ind w:firstLine="420"/>
       </w:pPr>
       <w:r>
         <w:rPr>
@@ -22094,6 +23619,7 @@
     <w:p>
       <w:pPr>
         <w:pStyle w:val="BodyText"/>
+        <w:ind w:firstLine="420"/>
       </w:pPr>
       <w:r>
         <w:rPr>
@@ -22192,6 +23718,7 @@
     <w:p>
       <w:pPr>
         <w:pStyle w:val="BodyText"/>
+        <w:ind w:firstLine="420"/>
       </w:pPr>
       <w:r>
         <w:rPr>
@@ -22447,6 +23974,7 @@
     <w:p>
       <w:pPr>
         <w:pStyle w:val="BlockText"/>
+        <w:ind w:firstLine="420"/>
       </w:pPr>
       <w:r>
         <w:rPr>
@@ -22555,6 +24083,7 @@
     <w:p>
       <w:pPr>
         <w:pStyle w:val="FirstParagraph"/>
+        <w:ind w:firstLine="420"/>
       </w:pPr>
       <w:r>
         <w:rPr>
@@ -22664,8 +24193,8 @@
         </w:pict>
       </w:r>
     </w:p>
-    <w:bookmarkEnd w:id="44"/>
-    <w:bookmarkStart w:id="45" w:name="例3-硼氢化与羟汞化的对比进阶"/>
+    <w:bookmarkEnd w:id="59"/>
+    <w:bookmarkStart w:id="60" w:name="例3-硼氢化与羟汞化的对比进阶"/>
     <w:p>
       <w:pPr>
         <w:pStyle w:val="Heading3"/>
@@ -22717,6 +24246,7 @@
     <w:p>
       <w:pPr>
         <w:pStyle w:val="FirstParagraph"/>
+        <w:ind w:firstLine="420"/>
       </w:pPr>
       <w:r>
         <w:rPr>
@@ -22808,6 +24338,7 @@
     <w:p>
       <w:pPr>
         <w:pStyle w:val="BodyText"/>
+        <w:ind w:firstLine="420"/>
       </w:pPr>
       <w:r>
         <w:rPr>
@@ -22899,6 +24430,7 @@
     <w:p>
       <w:pPr>
         <w:pStyle w:val="BodyText"/>
+        <w:ind w:firstLine="420"/>
       </w:pPr>
       <w:r>
         <w:rPr>
@@ -22922,6 +24454,7 @@
           <w:ilvl w:val="0"/>
           <w:numId w:val="1005"/>
         </w:numPr>
+        <w:ind w:firstLine="420"/>
       </w:pPr>
       <w:r>
         <w:rPr>
@@ -22955,6 +24488,7 @@
           <w:ilvl w:val="0"/>
           <w:numId w:val="1006"/>
         </w:numPr>
+        <w:ind w:firstLine="420"/>
       </w:pPr>
       <w:r>
         <w:rPr>
@@ -23031,6 +24565,7 @@
           <w:ilvl w:val="0"/>
           <w:numId w:val="1006"/>
         </w:numPr>
+        <w:ind w:firstLine="420"/>
       </w:pPr>
       <w:r>
         <w:rPr>
@@ -23112,6 +24647,7 @@
           <w:ilvl w:val="0"/>
           <w:numId w:val="1007"/>
         </w:numPr>
+        <w:ind w:firstLine="420"/>
       </w:pPr>
       <w:r>
         <w:rPr>
@@ -23145,6 +24681,7 @@
           <w:ilvl w:val="0"/>
           <w:numId w:val="1008"/>
         </w:numPr>
+        <w:ind w:firstLine="420"/>
       </w:pPr>
       <w:r>
         <w:rPr>
@@ -23222,6 +24759,7 @@
           <w:ilvl w:val="0"/>
           <w:numId w:val="1008"/>
         </w:numPr>
+        <w:ind w:firstLine="420"/>
       </w:pPr>
       <w:r>
         <w:rPr>
@@ -23304,6 +24842,7 @@
     <w:p>
       <w:pPr>
         <w:pStyle w:val="FirstParagraph"/>
+        <w:ind w:firstLine="420"/>
       </w:pPr>
       <w:r>
         <w:rPr>
@@ -23426,8 +24965,8 @@
         </w:pict>
       </w:r>
     </w:p>
-    <w:bookmarkEnd w:id="45"/>
-    <w:bookmarkStart w:id="46" w:name="例4-共轭二烯的动力学热力学控制进阶"/>
+    <w:bookmarkEnd w:id="60"/>
+    <w:bookmarkStart w:id="61" w:name="例4-共轭二烯的动力学热力学控制进阶"/>
     <w:p>
       <w:pPr>
         <w:pStyle w:val="Heading3"/>
@@ -23491,6 +25030,7 @@
     <w:p>
       <w:pPr>
         <w:pStyle w:val="FirstParagraph"/>
+        <w:ind w:firstLine="420"/>
       </w:pPr>
       <w:r>
         <w:rPr>
@@ -23582,6 +25122,7 @@
     <w:p>
       <w:pPr>
         <w:pStyle w:val="BodyText"/>
+        <w:ind w:firstLine="420"/>
       </w:pPr>
       <w:r>
         <w:rPr>
@@ -23685,6 +25226,7 @@
     <w:p>
       <w:pPr>
         <w:pStyle w:val="BodyText"/>
+        <w:ind w:firstLine="420"/>
       </w:pPr>
       <w:r>
         <w:rPr>
@@ -23704,6 +25246,7 @@
     <w:p>
       <w:pPr>
         <w:pStyle w:val="BodyText"/>
+        <w:ind w:firstLine="420"/>
       </w:pPr>
       <w:r>
         <w:rPr>
@@ -23905,6 +25448,7 @@
     <w:p>
       <w:pPr>
         <w:pStyle w:val="BodyText"/>
+        <w:ind w:firstLine="420"/>
       </w:pPr>
       <w:r>
         <w:rPr>
@@ -24186,6 +25730,7 @@
     <w:p>
       <w:pPr>
         <w:pStyle w:val="BodyText"/>
+        <w:ind w:firstLine="420"/>
       </w:pPr>
       <w:r>
         <w:rPr>
@@ -24260,8 +25805,8 @@
         </w:pict>
       </w:r>
     </w:p>
-    <w:bookmarkEnd w:id="46"/>
-    <w:bookmarkStart w:id="47" w:name="例5-12--vs-14-亲核加成硬软试剂挑战"/>
+    <w:bookmarkEnd w:id="61"/>
+    <w:bookmarkStart w:id="62" w:name="例5-12--vs-14-亲核加成硬软试剂挑战"/>
     <w:p>
       <w:pPr>
         <w:pStyle w:val="Heading3"/>
@@ -24331,6 +25876,7 @@
     <w:p>
       <w:pPr>
         <w:pStyle w:val="FirstParagraph"/>
+        <w:ind w:firstLine="420"/>
       </w:pPr>
       <w:r>
         <w:rPr>
@@ -24523,6 +26069,7 @@
     <w:p>
       <w:pPr>
         <w:pStyle w:val="BodyText"/>
+        <w:ind w:firstLine="420"/>
       </w:pPr>
       <w:r>
         <w:rPr>
@@ -24662,6 +26209,7 @@
     <w:p>
       <w:pPr>
         <w:pStyle w:val="BodyText"/>
+        <w:ind w:firstLine="420"/>
       </w:pPr>
       <w:r>
         <w:rPr>
@@ -24685,6 +26233,7 @@
           <w:ilvl w:val="0"/>
           <w:numId w:val="1009"/>
         </w:numPr>
+        <w:ind w:firstLine="420"/>
       </w:pPr>
       <w:r>
         <w:rPr>
@@ -24725,6 +26274,7 @@
           <w:ilvl w:val="0"/>
           <w:numId w:val="1010"/>
         </w:numPr>
+        <w:ind w:firstLine="420"/>
       </w:pPr>
       <w:r>
         <w:rPr>
@@ -24779,6 +26329,7 @@
           <w:ilvl w:val="0"/>
           <w:numId w:val="1010"/>
         </w:numPr>
+        <w:ind w:firstLine="420"/>
       </w:pPr>
       <w:r>
         <w:rPr>
@@ -24951,6 +26502,7 @@
           <w:ilvl w:val="0"/>
           <w:numId w:val="1011"/>
         </w:numPr>
+        <w:ind w:firstLine="420"/>
       </w:pPr>
       <w:r>
         <w:rPr>
@@ -25016,6 +26568,7 @@
           <w:ilvl w:val="0"/>
           <w:numId w:val="1012"/>
         </w:numPr>
+        <w:ind w:firstLine="420"/>
       </w:pPr>
       <w:r>
         <w:rPr>
@@ -25081,6 +26634,7 @@
           <w:ilvl w:val="0"/>
           <w:numId w:val="1012"/>
         </w:numPr>
+        <w:ind w:firstLine="420"/>
       </w:pPr>
       <w:r>
         <w:rPr>
@@ -25220,6 +26774,7 @@
     <w:p>
       <w:pPr>
         <w:pStyle w:val="FirstParagraph"/>
+        <w:ind w:firstLine="420"/>
       </w:pPr>
       <w:r>
         <w:rPr>
@@ -25347,8 +26902,8 @@
         </w:pict>
       </w:r>
     </w:p>
-    <w:bookmarkEnd w:id="47"/>
-    <w:bookmarkStart w:id="48" w:name="例6-diels-alder反应的立体专一性挑战"/>
+    <w:bookmarkEnd w:id="62"/>
+    <w:bookmarkStart w:id="63" w:name="例6-diels-alder反应的立体专一性挑战"/>
     <w:p>
       <w:pPr>
         <w:pStyle w:val="Heading3"/>
@@ -25406,6 +26961,7 @@
     <w:p>
       <w:pPr>
         <w:pStyle w:val="FirstParagraph"/>
+        <w:ind w:firstLine="420"/>
       </w:pPr>
       <w:r>
         <w:rPr>
@@ -25497,6 +27053,7 @@
     <w:p>
       <w:pPr>
         <w:pStyle w:val="BodyText"/>
+        <w:ind w:firstLine="420"/>
       </w:pPr>
       <w:r>
         <w:rPr>
@@ -25582,6 +27139,7 @@
     <w:p>
       <w:pPr>
         <w:pStyle w:val="BodyText"/>
+        <w:ind w:firstLine="420"/>
       </w:pPr>
       <w:r>
         <w:rPr>
@@ -25957,6 +27515,7 @@
     <w:p>
       <w:pPr>
         <w:pStyle w:val="BodyText"/>
+        <w:ind w:firstLine="420"/>
       </w:pPr>
       <w:r>
         <w:rPr>
@@ -26070,6 +27629,7 @@
     <w:p>
       <w:pPr>
         <w:pStyle w:val="BodyText"/>
+        <w:ind w:firstLine="420"/>
       </w:pPr>
       <w:r>
         <w:rPr>
@@ -26152,9 +27712,9 @@
         </w:pict>
       </w:r>
     </w:p>
-    <w:bookmarkEnd w:id="48"/>
-    <w:bookmarkEnd w:id="49"/>
-    <w:bookmarkStart w:id="50" w:name="十常见误区"/>
+    <w:bookmarkEnd w:id="63"/>
+    <w:bookmarkEnd w:id="64"/>
+    <w:bookmarkStart w:id="65" w:name="十常见误区"/>
     <w:p>
       <w:pPr>
         <w:pStyle w:val="Heading2"/>
@@ -26181,7 +27741,8 @@
     </w:p>
     <w:p>
       <w:pPr>
-        <w:pStyle w:val="MistakeBlock"/>
+        <w:pStyle w:val="FirstParagraph"/>
+        <w:ind w:firstLine="420"/>
       </w:pPr>
       <w:r>
         <w:rPr>
@@ -26228,6 +27789,12 @@
           <w:rFonts w:ascii="Times New Roman" w:hAnsi="Times New Roman" w:eastAsia="Times New Roman" w:cs="Times New Roman"/>
         </w:rPr>
         <w:t xml:space="preserve"> </w:t>
+      </w:r>
+      <w:r>
+        <w:rPr>
+          <w:rFonts w:ascii="Times New Roman" w:hAnsi="Times New Roman" w:eastAsia="Times New Roman" w:cs="Times New Roman"/>
+        </w:rPr>
+        <w:t xml:space="preserve">&gt; </w:t>
       </w:r>
       <w:r>
         <w:rPr>
@@ -26414,7 +27981,8 @@
     </w:p>
     <w:p>
       <w:pPr>
-        <w:pStyle w:val="MistakeBlock"/>
+        <w:pStyle w:val="BodyText"/>
+        <w:ind w:firstLine="420"/>
       </w:pPr>
       <w:r>
         <w:rPr>
@@ -26493,6 +28061,12 @@
           <w:rFonts w:ascii="Times New Roman" w:hAnsi="Times New Roman" w:eastAsia="Times New Roman" w:cs="Times New Roman"/>
         </w:rPr>
         <w:t xml:space="preserve"> </w:t>
+      </w:r>
+      <w:r>
+        <w:rPr>
+          <w:rFonts w:ascii="Times New Roman" w:hAnsi="Times New Roman" w:eastAsia="Times New Roman" w:cs="Times New Roman"/>
+        </w:rPr>
+        <w:t xml:space="preserve">&gt; </w:t>
       </w:r>
       <w:r>
         <w:rPr>
@@ -26578,7 +28152,8 @@
     </w:p>
     <w:p>
       <w:pPr>
-        <w:pStyle w:val="MistakeBlock"/>
+        <w:pStyle w:val="BodyText"/>
+        <w:ind w:firstLine="420"/>
       </w:pPr>
       <w:r>
         <w:rPr>
@@ -26609,6 +28184,12 @@
           <w:rFonts w:ascii="Times New Roman" w:hAnsi="Times New Roman" w:eastAsia="Times New Roman" w:cs="Times New Roman"/>
         </w:rPr>
         <w:t xml:space="preserve"> </w:t>
+      </w:r>
+      <w:r>
+        <w:rPr>
+          <w:rFonts w:ascii="Times New Roman" w:hAnsi="Times New Roman" w:eastAsia="Times New Roman" w:cs="Times New Roman"/>
+        </w:rPr>
+        <w:t xml:space="preserve">&gt; </w:t>
       </w:r>
       <w:r>
         <w:rPr>
@@ -26760,7 +28341,8 @@
     </w:p>
     <w:p>
       <w:pPr>
-        <w:pStyle w:val="MistakeBlock"/>
+        <w:pStyle w:val="BodyText"/>
+        <w:ind w:firstLine="420"/>
       </w:pPr>
       <w:r>
         <w:rPr>
@@ -26815,6 +28397,12 @@
           <w:rFonts w:ascii="Times New Roman" w:hAnsi="Times New Roman" w:eastAsia="Times New Roman" w:cs="Times New Roman"/>
         </w:rPr>
         <w:t xml:space="preserve"> </w:t>
+      </w:r>
+      <w:r>
+        <w:rPr>
+          <w:rFonts w:ascii="Times New Roman" w:hAnsi="Times New Roman" w:eastAsia="Times New Roman" w:cs="Times New Roman"/>
+        </w:rPr>
+        <w:t xml:space="preserve">&gt; </w:t>
       </w:r>
       <w:r>
         <w:rPr>
@@ -26978,7 +28566,8 @@
     </w:p>
     <w:p>
       <w:pPr>
-        <w:pStyle w:val="MistakeBlock"/>
+        <w:pStyle w:val="BodyText"/>
+        <w:ind w:firstLine="420"/>
       </w:pPr>
       <w:r>
         <w:rPr>
@@ -27025,6 +28614,12 @@
           <w:rFonts w:ascii="Times New Roman" w:hAnsi="Times New Roman" w:eastAsia="Times New Roman" w:cs="Times New Roman"/>
         </w:rPr>
         <w:t xml:space="preserve"> </w:t>
+      </w:r>
+      <w:r>
+        <w:rPr>
+          <w:rFonts w:ascii="Times New Roman" w:hAnsi="Times New Roman" w:eastAsia="Times New Roman" w:cs="Times New Roman"/>
+        </w:rPr>
+        <w:t xml:space="preserve">&gt; </w:t>
       </w:r>
       <w:r>
         <w:rPr>
@@ -27141,7 +28736,8 @@
     </w:p>
     <w:p>
       <w:pPr>
-        <w:pStyle w:val="MistakeBlock"/>
+        <w:pStyle w:val="BodyText"/>
+        <w:ind w:firstLine="420"/>
       </w:pPr>
       <w:r>
         <w:rPr>
@@ -27216,6 +28812,12 @@
       </w:r>
       <w:r>
         <w:rPr>
+          <w:rFonts w:ascii="Times New Roman" w:hAnsi="Times New Roman" w:eastAsia="Times New Roman" w:cs="Times New Roman"/>
+        </w:rPr>
+        <w:t xml:space="preserve">&gt; </w:t>
+      </w:r>
+      <w:r>
+        <w:rPr>
           <w:rFonts w:hint="eastAsia" w:ascii="Times New Roman" w:hAnsi="Times New Roman" w:eastAsia="FangSong" w:cs="Times New Roman"/>
         </w:rPr>
         <w:t>环丙烷也能使</w:t>
@@ -27303,7 +28905,8 @@
     </w:p>
     <w:p>
       <w:pPr>
-        <w:pStyle w:val="MistakeBlock"/>
+        <w:pStyle w:val="BodyText"/>
+        <w:ind w:firstLine="420"/>
       </w:pPr>
       <w:r>
         <w:rPr>
@@ -27334,6 +28937,12 @@
           <w:rFonts w:ascii="Times New Roman" w:hAnsi="Times New Roman" w:eastAsia="Times New Roman" w:cs="Times New Roman"/>
         </w:rPr>
         <w:t xml:space="preserve"> </w:t>
+      </w:r>
+      <w:r>
+        <w:rPr>
+          <w:rFonts w:ascii="Times New Roman" w:hAnsi="Times New Roman" w:eastAsia="Times New Roman" w:cs="Times New Roman"/>
+        </w:rPr>
+        <w:t xml:space="preserve">&gt; </w:t>
       </w:r>
       <w:r>
         <w:rPr>
@@ -27447,8 +29056,8 @@
         </w:pict>
       </w:r>
     </w:p>
-    <w:bookmarkEnd w:id="50"/>
-    <w:bookmarkStart w:id="53" w:name="十一方法总结"/>
+    <w:bookmarkEnd w:id="65"/>
+    <w:bookmarkStart w:id="68" w:name="十一方法总结"/>
     <w:p>
       <w:pPr>
         <w:pStyle w:val="Heading2"/>
@@ -27473,7 +29082,7 @@
         <w:t>方法总结</w:t>
       </w:r>
     </w:p>
-    <w:bookmarkStart w:id="51" w:name="加成题三层判断法决策树"/>
+    <w:bookmarkStart w:id="66" w:name="加成题三层判断法决策树"/>
     <w:p>
       <w:pPr>
         <w:pStyle w:val="Heading3"/>
@@ -27499,6 +29108,7 @@
           <w:ilvl w:val="0"/>
           <w:numId w:val="1013"/>
         </w:numPr>
+        <w:ind w:firstLine="420"/>
       </w:pPr>
       <w:r>
         <w:rPr>
@@ -27514,6 +29124,7 @@
           <w:ilvl w:val="1"/>
           <w:numId w:val="1014"/>
         </w:numPr>
+        <w:ind w:firstLine="420"/>
       </w:pPr>
       <w:r>
         <w:rPr>
@@ -27547,6 +29158,7 @@
           <w:ilvl w:val="2"/>
           <w:numId w:val="1015"/>
         </w:numPr>
+        <w:ind w:firstLine="420"/>
       </w:pPr>
       <w:r>
         <w:rPr>
@@ -27586,6 +29198,7 @@
           <w:ilvl w:val="3"/>
           <w:numId w:val="1016"/>
         </w:numPr>
+        <w:ind w:firstLine="420"/>
       </w:pPr>
       <w:r>
         <w:rPr>
@@ -27631,6 +29244,7 @@
           <w:ilvl w:val="3"/>
           <w:numId w:val="1016"/>
         </w:numPr>
+        <w:ind w:firstLine="420"/>
       </w:pPr>
       <w:r>
         <w:rPr>
@@ -27695,6 +29309,7 @@
           <w:ilvl w:val="3"/>
           <w:numId w:val="1016"/>
         </w:numPr>
+        <w:ind w:firstLine="420"/>
       </w:pPr>
       <w:r>
         <w:rPr>
@@ -27759,6 +29374,7 @@
           <w:ilvl w:val="3"/>
           <w:numId w:val="1016"/>
         </w:numPr>
+        <w:ind w:firstLine="420"/>
       </w:pPr>
       <w:r>
         <w:rPr>
@@ -27818,6 +29434,7 @@
           <w:ilvl w:val="4"/>
           <w:numId w:val="1017"/>
         </w:numPr>
+        <w:ind w:firstLine="420"/>
       </w:pPr>
       <w:r>
         <w:rPr>
@@ -27869,6 +29486,7 @@
           <w:ilvl w:val="4"/>
           <w:numId w:val="1017"/>
         </w:numPr>
+        <w:ind w:firstLine="420"/>
       </w:pPr>
       <w:r>
         <w:rPr>
@@ -27915,6 +29533,7 @@
           <w:ilvl w:val="2"/>
           <w:numId w:val="1015"/>
         </w:numPr>
+        <w:ind w:firstLine="420"/>
       </w:pPr>
       <w:r>
         <w:rPr>
@@ -27948,6 +29567,7 @@
           <w:ilvl w:val="3"/>
           <w:numId w:val="1018"/>
         </w:numPr>
+        <w:ind w:firstLine="420"/>
       </w:pPr>
       <w:r>
         <w:rPr>
@@ -27987,6 +29607,7 @@
           <w:ilvl w:val="3"/>
           <w:numId w:val="1018"/>
         </w:numPr>
+        <w:ind w:firstLine="420"/>
       </w:pPr>
       <w:r>
         <w:rPr>
@@ -28026,6 +29647,7 @@
           <w:ilvl w:val="2"/>
           <w:numId w:val="1015"/>
         </w:numPr>
+        <w:ind w:firstLine="420"/>
       </w:pPr>
       <w:r>
         <w:rPr>
@@ -28059,6 +29681,7 @@
           <w:ilvl w:val="3"/>
           <w:numId w:val="1019"/>
         </w:numPr>
+        <w:ind w:firstLine="420"/>
       </w:pPr>
       <w:r>
         <w:rPr>
@@ -28104,6 +29727,7 @@
           <w:ilvl w:val="3"/>
           <w:numId w:val="1019"/>
         </w:numPr>
+        <w:ind w:firstLine="420"/>
       </w:pPr>
       <w:r>
         <w:rPr>
@@ -28167,6 +29791,7 @@
           <w:ilvl w:val="2"/>
           <w:numId w:val="1015"/>
         </w:numPr>
+        <w:ind w:firstLine="420"/>
       </w:pPr>
       <w:r>
         <w:rPr>
@@ -28194,6 +29819,7 @@
           <w:ilvl w:val="3"/>
           <w:numId w:val="1020"/>
         </w:numPr>
+        <w:ind w:firstLine="420"/>
       </w:pPr>
       <w:r>
         <w:rPr>
@@ -28239,6 +29865,7 @@
           <w:ilvl w:val="3"/>
           <w:numId w:val="1020"/>
         </w:numPr>
+        <w:ind w:firstLine="420"/>
       </w:pPr>
       <w:r>
         <w:rPr>
@@ -28310,6 +29937,7 @@
           <w:ilvl w:val="1"/>
           <w:numId w:val="1014"/>
         </w:numPr>
+        <w:ind w:firstLine="420"/>
       </w:pPr>
       <w:r>
         <w:rPr>
@@ -28355,6 +29983,7 @@
           <w:ilvl w:val="2"/>
           <w:numId w:val="1021"/>
         </w:numPr>
+        <w:ind w:firstLine="420"/>
       </w:pPr>
       <w:r>
         <w:rPr>
@@ -28382,6 +30011,7 @@
           <w:ilvl w:val="2"/>
           <w:numId w:val="1021"/>
         </w:numPr>
+        <w:ind w:firstLine="420"/>
       </w:pPr>
       <w:r>
         <w:rPr>
@@ -28414,8 +30044,8 @@
         <w:t>检查后处理步骤</w:t>
       </w:r>
     </w:p>
-    <w:bookmarkEnd w:id="51"/>
-    <w:bookmarkStart w:id="52" w:name="核心口诀"/>
+    <w:bookmarkEnd w:id="66"/>
+    <w:bookmarkStart w:id="67" w:name="核心口诀"/>
     <w:p>
       <w:pPr>
         <w:pStyle w:val="Heading3"/>
@@ -28441,6 +30071,7 @@
           <w:ilvl w:val="0"/>
           <w:numId w:val="1022"/>
         </w:numPr>
+        <w:ind w:firstLine="420"/>
       </w:pPr>
       <w:r>
         <w:rPr>
@@ -28516,6 +30147,7 @@
           <w:ilvl w:val="0"/>
           <w:numId w:val="1022"/>
         </w:numPr>
+        <w:ind w:firstLine="420"/>
       </w:pPr>
       <w:r>
         <w:rPr>
@@ -28591,6 +30223,7 @@
           <w:ilvl w:val="0"/>
           <w:numId w:val="1022"/>
         </w:numPr>
+        <w:ind w:firstLine="420"/>
       </w:pPr>
       <w:r>
         <w:rPr>
@@ -28654,6 +30287,7 @@
           <w:ilvl w:val="0"/>
           <w:numId w:val="1022"/>
         </w:numPr>
+        <w:ind w:firstLine="420"/>
       </w:pPr>
       <w:r>
         <w:rPr>
@@ -28717,6 +30351,7 @@
           <w:ilvl w:val="0"/>
           <w:numId w:val="1022"/>
         </w:numPr>
+        <w:ind w:firstLine="420"/>
       </w:pPr>
       <w:r>
         <w:rPr>
@@ -28771,9 +30406,9 @@
         </w:pict>
       </w:r>
     </w:p>
-    <w:bookmarkEnd w:id="52"/>
-    <w:bookmarkEnd w:id="53"/>
-    <w:bookmarkStart w:id="58" w:name="十二核心速查卡"/>
+    <w:bookmarkEnd w:id="67"/>
+    <w:bookmarkEnd w:id="68"/>
+    <w:bookmarkStart w:id="73" w:name="十二核心速查卡"/>
     <w:p>
       <w:pPr>
         <w:pStyle w:val="Heading2"/>
@@ -28798,7 +30433,7 @@
         <w:t>核心速查卡</w:t>
       </w:r>
     </w:p>
-    <w:bookmarkStart w:id="54" w:name="亲电加成速查"/>
+    <w:bookmarkStart w:id="69" w:name="亲电加成速查"/>
     <w:p>
       <w:pPr>
         <w:pStyle w:val="Heading3"/>
@@ -28816,6 +30451,15 @@
         <w:tblStyle w:val="Table"/>
         <w:tblW w:type="auto" w:w="0"/>
         <w:tblLook w:firstRow="1" w:lastRow="0" w:firstColumn="0" w:lastColumn="0" w:noHBand="0" w:noVBand="0" w:val="0020"/>
+        <w:jc w:val="center"/>
+        <w:tblBorders>
+          <w:top w:val="single" w:sz="12" w:space="0" w:color="333333"/>
+          <w:bottom w:val="single" w:sz="12" w:space="0" w:color="333333"/>
+          <w:left w:val="none"/>
+          <w:right w:val="none"/>
+          <w:insideH w:val="none"/>
+          <w:insideV w:val="none"/>
+        </w:tblBorders>
       </w:tblPr>
       <w:tblGrid>
         <w:gridCol w:w="1584"/>
@@ -28829,7 +30473,11 @@
           <w:tblHeader w:val="on"/>
         </w:trPr>
         <w:tc>
-          <w:tcPr/>
+          <w:tcPr>
+            <w:tcBorders>
+              <w:bottom w:val="single" w:sz="6" w:space="0" w:color="333333"/>
+            </w:tcBorders>
+          </w:tcPr>
           <w:p>
             <w:pPr>
               <w:pStyle w:val="Compact"/>
@@ -28845,7 +30493,11 @@
           </w:p>
         </w:tc>
         <w:tc>
-          <w:tcPr/>
+          <w:tcPr>
+            <w:tcBorders>
+              <w:bottom w:val="single" w:sz="6" w:space="0" w:color="333333"/>
+            </w:tcBorders>
+          </w:tcPr>
           <w:p>
             <w:pPr>
               <w:pStyle w:val="Compact"/>
@@ -28861,7 +30513,11 @@
           </w:p>
         </w:tc>
         <w:tc>
-          <w:tcPr/>
+          <w:tcPr>
+            <w:tcBorders>
+              <w:bottom w:val="single" w:sz="6" w:space="0" w:color="333333"/>
+            </w:tcBorders>
+          </w:tcPr>
           <w:p>
             <w:pPr>
               <w:pStyle w:val="Compact"/>
@@ -28877,7 +30533,11 @@
           </w:p>
         </w:tc>
         <w:tc>
-          <w:tcPr/>
+          <w:tcPr>
+            <w:tcBorders>
+              <w:bottom w:val="single" w:sz="6" w:space="0" w:color="333333"/>
+            </w:tcBorders>
+          </w:tcPr>
           <w:p>
             <w:pPr>
               <w:pStyle w:val="Compact"/>
@@ -28893,7 +30553,11 @@
           </w:p>
         </w:tc>
         <w:tc>
-          <w:tcPr/>
+          <w:tcPr>
+            <w:tcBorders>
+              <w:bottom w:val="single" w:sz="6" w:space="0" w:color="333333"/>
+            </w:tcBorders>
+          </w:tcPr>
           <w:p>
             <w:pPr>
               <w:pStyle w:val="Compact"/>
@@ -29571,8 +31235,8 @@
         </w:tc>
       </w:tr>
     </w:tbl>
-    <w:bookmarkEnd w:id="54"/>
-    <w:bookmarkStart w:id="55" w:name="亲核加成反应性排序"/>
+    <w:bookmarkEnd w:id="69"/>
+    <w:bookmarkStart w:id="70" w:name="亲核加成反应性排序"/>
     <w:p>
       <w:pPr>
         <w:pStyle w:val="Heading3"/>
@@ -29588,6 +31252,7 @@
     <w:p>
       <w:pPr>
         <w:pStyle w:val="FirstParagraph"/>
+        <w:ind w:firstLine="420"/>
       </w:pPr>
       <w:r>
         <w:rPr>
@@ -29645,8 +31310,8 @@
         <w:t>)</w:t>
       </w:r>
     </w:p>
-    <w:bookmarkEnd w:id="55"/>
-    <w:bookmarkStart w:id="56" w:name="共轭加成控制"/>
+    <w:bookmarkEnd w:id="70"/>
+    <w:bookmarkStart w:id="71" w:name="共轭加成控制"/>
     <w:p>
       <w:pPr>
         <w:pStyle w:val="Heading3"/>
@@ -29664,6 +31329,15 @@
         <w:tblStyle w:val="Table"/>
         <w:tblW w:type="auto" w:w="0"/>
         <w:tblLook w:firstRow="1" w:lastRow="0" w:firstColumn="0" w:lastColumn="0" w:noHBand="0" w:noVBand="0" w:val="0020"/>
+        <w:jc w:val="center"/>
+        <w:tblBorders>
+          <w:top w:val="single" w:sz="12" w:space="0" w:color="333333"/>
+          <w:bottom w:val="single" w:sz="12" w:space="0" w:color="333333"/>
+          <w:left w:val="none"/>
+          <w:right w:val="none"/>
+          <w:insideH w:val="none"/>
+          <w:insideV w:val="none"/>
+        </w:tblBorders>
       </w:tblPr>
       <w:tblGrid>
         <w:gridCol w:w="1980"/>
@@ -29676,7 +31350,11 @@
           <w:tblHeader w:val="on"/>
         </w:trPr>
         <w:tc>
-          <w:tcPr/>
+          <w:tcPr>
+            <w:tcBorders>
+              <w:bottom w:val="single" w:sz="6" w:space="0" w:color="333333"/>
+            </w:tcBorders>
+          </w:tcPr>
           <w:p>
             <w:pPr>
               <w:pStyle w:val="Compact"/>
@@ -29692,7 +31370,11 @@
           </w:p>
         </w:tc>
         <w:tc>
-          <w:tcPr/>
+          <w:tcPr>
+            <w:tcBorders>
+              <w:bottom w:val="single" w:sz="6" w:space="0" w:color="333333"/>
+            </w:tcBorders>
+          </w:tcPr>
           <w:p>
             <w:pPr>
               <w:pStyle w:val="Compact"/>
@@ -29708,7 +31390,11 @@
           </w:p>
         </w:tc>
         <w:tc>
-          <w:tcPr/>
+          <w:tcPr>
+            <w:tcBorders>
+              <w:bottom w:val="single" w:sz="6" w:space="0" w:color="333333"/>
+            </w:tcBorders>
+          </w:tcPr>
           <w:p>
             <w:pPr>
               <w:pStyle w:val="Compact"/>
@@ -29724,7 +31410,11 @@
           </w:p>
         </w:tc>
         <w:tc>
-          <w:tcPr/>
+          <w:tcPr>
+            <w:tcBorders>
+              <w:bottom w:val="single" w:sz="6" w:space="0" w:color="333333"/>
+            </w:tcBorders>
+          </w:tcPr>
           <w:p>
             <w:pPr>
               <w:pStyle w:val="Compact"/>
@@ -29877,8 +31567,8 @@
         </w:tc>
       </w:tr>
     </w:tbl>
-    <w:bookmarkEnd w:id="56"/>
-    <w:bookmarkStart w:id="57" w:name="环加成允许性"/>
+    <w:bookmarkEnd w:id="71"/>
+    <w:bookmarkStart w:id="72" w:name="环加成允许性"/>
     <w:p>
       <w:pPr>
         <w:pStyle w:val="Heading3"/>
@@ -29896,6 +31586,15 @@
         <w:tblStyle w:val="Table"/>
         <w:tblW w:type="auto" w:w="0"/>
         <w:tblLook w:firstRow="1" w:lastRow="0" w:firstColumn="0" w:lastColumn="0" w:noHBand="0" w:noVBand="0" w:val="0020"/>
+        <w:jc w:val="center"/>
+        <w:tblBorders>
+          <w:top w:val="single" w:sz="12" w:space="0" w:color="333333"/>
+          <w:bottom w:val="single" w:sz="12" w:space="0" w:color="333333"/>
+          <w:left w:val="none"/>
+          <w:right w:val="none"/>
+          <w:insideH w:val="none"/>
+          <w:insideV w:val="none"/>
+        </w:tblBorders>
       </w:tblPr>
       <w:tblGrid>
         <w:gridCol w:w="1980"/>
@@ -29908,7 +31607,11 @@
           <w:tblHeader w:val="on"/>
         </w:trPr>
         <w:tc>
-          <w:tcPr/>
+          <w:tcPr>
+            <w:tcBorders>
+              <w:bottom w:val="single" w:sz="6" w:space="0" w:color="333333"/>
+            </w:tcBorders>
+          </w:tcPr>
           <w:p>
             <w:pPr>
               <w:pStyle w:val="Compact"/>
@@ -29924,7 +31627,11 @@
           </w:p>
         </w:tc>
         <w:tc>
-          <w:tcPr/>
+          <w:tcPr>
+            <w:tcBorders>
+              <w:bottom w:val="single" w:sz="6" w:space="0" w:color="333333"/>
+            </w:tcBorders>
+          </w:tcPr>
           <w:p>
             <w:pPr>
               <w:pStyle w:val="Compact"/>
@@ -29940,7 +31647,11 @@
           </w:p>
         </w:tc>
         <w:tc>
-          <w:tcPr/>
+          <w:tcPr>
+            <w:tcBorders>
+              <w:bottom w:val="single" w:sz="6" w:space="0" w:color="333333"/>
+            </w:tcBorders>
+          </w:tcPr>
           <w:p>
             <w:pPr>
               <w:pStyle w:val="Compact"/>
@@ -29956,7 +31667,11 @@
           </w:p>
         </w:tc>
         <w:tc>
-          <w:tcPr/>
+          <w:tcPr>
+            <w:tcBorders>
+              <w:bottom w:val="single" w:sz="6" w:space="0" w:color="333333"/>
+            </w:tcBorders>
+          </w:tcPr>
           <w:p>
             <w:pPr>
               <w:pStyle w:val="Compact"/>
@@ -30181,9 +31896,9 @@
         </w:pict>
       </w:r>
     </w:p>
-    <w:bookmarkEnd w:id="57"/>
-    <w:bookmarkEnd w:id="58"/>
-    <w:bookmarkStart w:id="62" w:name="十三练习题"/>
+    <w:bookmarkEnd w:id="72"/>
+    <w:bookmarkEnd w:id="73"/>
+    <w:bookmarkStart w:id="77" w:name="十三练习题"/>
     <w:p>
       <w:pPr>
         <w:pStyle w:val="Heading2"/>
@@ -30208,7 +31923,7 @@
         <w:t>练习题</w:t>
       </w:r>
     </w:p>
-    <w:bookmarkStart w:id="59" w:name="基础巩固"/>
+    <w:bookmarkStart w:id="74" w:name="基础巩固"/>
     <w:p>
       <w:pPr>
         <w:pStyle w:val="Heading3"/>
@@ -30230,6 +31945,7 @@
     <w:p>
       <w:pPr>
         <w:pStyle w:val="FirstParagraph"/>
+        <w:ind w:firstLine="420"/>
       </w:pPr>
       <w:r>
         <w:rPr>
@@ -30317,6 +32033,7 @@
     <w:p>
       <w:pPr>
         <w:pStyle w:val="BodyText"/>
+        <w:ind w:firstLine="420"/>
       </w:pPr>
       <w:r>
         <w:rPr>
@@ -30436,6 +32153,7 @@
     <w:p>
       <w:pPr>
         <w:pStyle w:val="BodyText"/>
+        <w:ind w:firstLine="420"/>
       </w:pPr>
       <w:r>
         <w:rPr>
@@ -30519,8 +32237,8 @@
         <w:t>？</w:t>
       </w:r>
     </w:p>
-    <w:bookmarkEnd w:id="59"/>
-    <w:bookmarkStart w:id="60" w:name="提高训练"/>
+    <w:bookmarkEnd w:id="74"/>
+    <w:bookmarkStart w:id="75" w:name="提高训练"/>
     <w:p>
       <w:pPr>
         <w:pStyle w:val="Heading3"/>
@@ -30542,6 +32260,7 @@
     <w:p>
       <w:pPr>
         <w:pStyle w:val="FirstParagraph"/>
+        <w:ind w:firstLine="420"/>
       </w:pPr>
       <w:r>
         <w:rPr>
@@ -30639,6 +32358,7 @@
     <w:p>
       <w:pPr>
         <w:pStyle w:val="BodyText"/>
+        <w:ind w:firstLine="420"/>
       </w:pPr>
       <w:r>
         <w:rPr>
@@ -30767,6 +32487,7 @@
     <w:p>
       <w:pPr>
         <w:pStyle w:val="BodyText"/>
+        <w:ind w:firstLine="420"/>
       </w:pPr>
       <w:r>
         <w:rPr>
@@ -30897,8 +32618,8 @@
         <w:t>。</w:t>
       </w:r>
     </w:p>
-    <w:bookmarkEnd w:id="60"/>
-    <w:bookmarkStart w:id="61" w:name="综合挑战"/>
+    <w:bookmarkEnd w:id="75"/>
+    <w:bookmarkStart w:id="76" w:name="综合挑战"/>
     <w:p>
       <w:pPr>
         <w:pStyle w:val="Heading3"/>
@@ -30920,6 +32641,7 @@
     <w:p>
       <w:pPr>
         <w:pStyle w:val="FirstParagraph"/>
+        <w:ind w:firstLine="420"/>
       </w:pPr>
       <w:r>
         <w:rPr>
@@ -31262,6 +32984,7 @@
     <w:p>
       <w:pPr>
         <w:pStyle w:val="BodyText"/>
+        <w:ind w:firstLine="420"/>
       </w:pPr>
       <w:r>
         <w:rPr>
@@ -31488,6 +33211,7 @@
     <w:p>
       <w:pPr>
         <w:pStyle w:val="BodyText"/>
+        <w:ind w:firstLine="420"/>
       </w:pPr>
       <w:r>
         <w:rPr>
@@ -31651,9 +33375,9 @@
         </w:pict>
       </w:r>
     </w:p>
-    <w:bookmarkEnd w:id="61"/>
-    <w:bookmarkEnd w:id="62"/>
-    <w:bookmarkStart w:id="63" w:name="参考答案"/>
+    <w:bookmarkEnd w:id="76"/>
+    <w:bookmarkEnd w:id="77"/>
+    <w:bookmarkStart w:id="78" w:name="参考答案"/>
     <w:p>
       <w:pPr>
         <w:pStyle w:val="Heading2"/>
@@ -31669,6 +33393,7 @@
     <w:p>
       <w:pPr>
         <w:pStyle w:val="FirstParagraph"/>
+        <w:ind w:firstLine="420"/>
       </w:pPr>
       <w:r>
         <w:rPr>
@@ -31904,6 +33629,7 @@
     <w:p>
       <w:pPr>
         <w:pStyle w:val="BodyText"/>
+        <w:ind w:firstLine="420"/>
       </w:pPr>
       <w:r>
         <w:rPr>
@@ -32110,6 +33836,7 @@
     <w:p>
       <w:pPr>
         <w:pStyle w:val="BodyText"/>
+        <w:ind w:firstLine="420"/>
       </w:pPr>
       <w:r>
         <w:rPr>
@@ -32390,6 +34117,7 @@
     <w:p>
       <w:pPr>
         <w:pStyle w:val="BodyText"/>
+        <w:ind w:firstLine="420"/>
       </w:pPr>
       <w:r>
         <w:rPr>
@@ -32798,6 +34526,7 @@
     <w:p>
       <w:pPr>
         <w:pStyle w:val="BodyText"/>
+        <w:ind w:firstLine="420"/>
       </w:pPr>
       <w:r>
         <w:rPr>
@@ -33066,6 +34795,7 @@
     <w:p>
       <w:pPr>
         <w:pStyle w:val="BodyText"/>
+        <w:ind w:firstLine="420"/>
       </w:pPr>
       <w:r>
         <w:rPr>
@@ -33568,6 +35298,7 @@
     <w:p>
       <w:pPr>
         <w:pStyle w:val="BodyText"/>
+        <w:ind w:firstLine="420"/>
       </w:pPr>
       <w:r>
         <w:rPr>
@@ -34168,6 +35899,7 @@
     <w:p>
       <w:pPr>
         <w:pStyle w:val="BodyText"/>
+        <w:ind w:firstLine="420"/>
       </w:pPr>
       <w:r>
         <w:rPr>
@@ -34501,6 +36233,7 @@
     <w:p>
       <w:pPr>
         <w:pStyle w:val="BodyText"/>
+        <w:ind w:firstLine="420"/>
       </w:pPr>
       <w:r>
         <w:rPr>
@@ -34971,10 +36704,10 @@
         <w:t>。</w:t>
       </w:r>
     </w:p>
-    <w:bookmarkEnd w:id="63"/>
-    <w:bookmarkEnd w:id="64"/>
+    <w:bookmarkEnd w:id="78"/>
+    <w:bookmarkEnd w:id="79"/>
     <w:sectPr>
-      <w:footerReference w:type="default" r:id="rId9"/>
+      <w:footerReference w:type="default" r:id="rId10"/>
       <w:footnotePr>
         <w:numRestart w:val="eachSect"/>
       </w:footnotePr>
@@ -36437,14 +38170,6 @@
       <ns0:color ns0:themeColor="accent1" ns0:themeShade="BF" ns0:val="365F91"/>
     </ns0:rPr>
   </ns0:style>
-  <w:style w:type="paragraph" w:customStyle="1" w:styleId="MistakeBlock">
-    <w:name w:val="Mistake Block"/>
-    <w:basedOn w:val="BodyText"/>
-    <w:qFormat/>
-    <ns0:rPr>
-      <w:rFonts ns0:ascii="Times New Roman" ns0:hAnsi="Times New Roman" ns0:eastAsia="FangSong" ns0:cs="Times New Roman"/>
-    </ns0:rPr>
-  </w:style>
   <w:style w:type="paragraph" w:customStyle="1" w:styleId="SourceCode">
     <w:name w:val="Source Code"/>
     <w:basedOn w:val="Normal"/>
